--- a/6-过程管理/运行记录类文件/060207-淮安生态新城信息系统运维服务项目-连续性计划.docx
+++ b/6-过程管理/运行记录类文件/060207-淮安生态新城信息系统运维服务项目-连续性计划.docx
@@ -5,18 +5,46 @@
     <w:p>
       <w:pPr>
         <w:pStyle w:val="27"/>
+        <w:keepNext w:val="0"/>
+        <w:keepLines w:val="0"/>
+        <w:pageBreakBefore w:val="0"/>
+        <w:widowControl w:val="0"/>
+        <w:kinsoku w:val="0"/>
+        <w:wordWrap/>
+        <w:overflowPunct/>
+        <w:topLinePunct w:val="0"/>
+        <w:autoSpaceDE w:val="0"/>
+        <w:autoSpaceDN w:val="0"/>
+        <w:bidi w:val="0"/>
+        <w:adjustRightInd w:val="0"/>
+        <w:snapToGrid w:val="0"/>
         <w:spacing w:after="1440"/>
+        <w:textAlignment w:val="baseline"/>
       </w:pPr>
     </w:p>
     <w:p>
       <w:pPr>
         <w:pStyle w:val="27"/>
+        <w:keepNext w:val="0"/>
+        <w:keepLines w:val="0"/>
+        <w:pageBreakBefore w:val="0"/>
+        <w:widowControl w:val="0"/>
+        <w:kinsoku w:val="0"/>
+        <w:wordWrap/>
+        <w:overflowPunct/>
+        <w:topLinePunct w:val="0"/>
+        <w:autoSpaceDE w:val="0"/>
+        <w:autoSpaceDN w:val="0"/>
+        <w:bidi w:val="0"/>
+        <w:adjustRightInd w:val="0"/>
+        <w:snapToGrid w:val="0"/>
         <w:spacing w:after="1440"/>
+        <w:textAlignment w:val="baseline"/>
         <w:rPr>
           <w:rFonts w:hint="default"/>
         </w:rPr>
       </w:pPr>
-      <w:bookmarkStart w:id="0" w:name="_Toc34"/>
+      <w:bookmarkStart w:id="0" w:name="_Toc9259"/>
       <w:r>
         <w:t>淮安生态新城信息系统运维服务业务连续性计划</w:t>
       </w:r>
@@ -25,9 +53,23 @@
     <w:p>
       <w:pPr>
         <w:pStyle w:val="29"/>
+        <w:keepNext w:val="0"/>
+        <w:keepLines w:val="0"/>
+        <w:pageBreakBefore w:val="0"/>
+        <w:widowControl w:val="0"/>
+        <w:kinsoku w:val="0"/>
+        <w:wordWrap/>
+        <w:overflowPunct/>
+        <w:topLinePunct w:val="0"/>
+        <w:autoSpaceDE w:val="0"/>
+        <w:autoSpaceDN w:val="0"/>
+        <w:bidi w:val="0"/>
+        <w:adjustRightInd w:val="0"/>
+        <w:snapToGrid w:val="0"/>
         <w:spacing w:after="2160"/>
+        <w:textAlignment w:val="baseline"/>
       </w:pPr>
-      <w:bookmarkStart w:id="1" w:name="_Toc15067"/>
+      <w:bookmarkStart w:id="1" w:name="_Toc16496"/>
       <w:r>
         <w:t>江苏云储智能科技有限公司</w:t>
       </w:r>
@@ -35,8 +77,22 @@
     </w:p>
     <w:p>
       <w:pPr>
+        <w:keepNext w:val="0"/>
+        <w:keepLines w:val="0"/>
+        <w:pageBreakBefore w:val="0"/>
+        <w:widowControl w:val="0"/>
+        <w:kinsoku w:val="0"/>
+        <w:wordWrap/>
+        <w:overflowPunct/>
+        <w:topLinePunct w:val="0"/>
+        <w:autoSpaceDE w:val="0"/>
+        <w:autoSpaceDN w:val="0"/>
+        <w:bidi w:val="0"/>
+        <w:adjustRightInd w:val="0"/>
+        <w:snapToGrid w:val="0"/>
         <w:spacing w:before="117" w:line="219" w:lineRule="auto"/>
         <w:jc w:val="center"/>
+        <w:textAlignment w:val="baseline"/>
         <w:rPr>
           <w:rFonts w:ascii="宋体" w:hAnsi="宋体" w:cs="宋体"/>
           <w:sz w:val="36"/>
@@ -72,6 +128,22 @@
       </w:r>
     </w:p>
     <w:p>
+      <w:pPr>
+        <w:keepNext w:val="0"/>
+        <w:keepLines w:val="0"/>
+        <w:pageBreakBefore w:val="0"/>
+        <w:widowControl w:val="0"/>
+        <w:kinsoku w:val="0"/>
+        <w:wordWrap/>
+        <w:overflowPunct/>
+        <w:topLinePunct w:val="0"/>
+        <w:autoSpaceDE w:val="0"/>
+        <w:autoSpaceDN w:val="0"/>
+        <w:bidi w:val="0"/>
+        <w:adjustRightInd w:val="0"/>
+        <w:snapToGrid w:val="0"/>
+        <w:textAlignment w:val="baseline"/>
+      </w:pPr>
       <w:r>
         <w:br w:type="page"/>
       </w:r>
@@ -131,8 +203,22 @@
           <w:p>
             <w:pPr>
               <w:pStyle w:val="31"/>
+              <w:keepNext w:val="0"/>
+              <w:keepLines w:val="0"/>
+              <w:pageBreakBefore w:val="0"/>
+              <w:widowControl w:val="0"/>
+              <w:kinsoku w:val="0"/>
+              <w:wordWrap/>
+              <w:overflowPunct/>
+              <w:topLinePunct w:val="0"/>
+              <w:autoSpaceDE w:val="0"/>
+              <w:autoSpaceDN w:val="0"/>
+              <w:bidi w:val="0"/>
+              <w:adjustRightInd w:val="0"/>
+              <w:snapToGrid w:val="0"/>
               <w:spacing w:before="199" w:line="220" w:lineRule="auto"/>
               <w:ind w:left="225"/>
+              <w:textAlignment w:val="baseline"/>
               <w:rPr>
                 <w:sz w:val="20"/>
               </w:rPr>
@@ -154,8 +240,22 @@
           <w:p>
             <w:pPr>
               <w:pStyle w:val="31"/>
+              <w:keepNext w:val="0"/>
+              <w:keepLines w:val="0"/>
+              <w:pageBreakBefore w:val="0"/>
+              <w:widowControl w:val="0"/>
+              <w:kinsoku w:val="0"/>
+              <w:wordWrap/>
+              <w:overflowPunct/>
+              <w:topLinePunct w:val="0"/>
+              <w:autoSpaceDE w:val="0"/>
+              <w:autoSpaceDN w:val="0"/>
+              <w:bidi w:val="0"/>
+              <w:adjustRightInd w:val="0"/>
+              <w:snapToGrid w:val="0"/>
               <w:spacing w:before="200" w:line="218" w:lineRule="auto"/>
               <w:ind w:left="108"/>
+              <w:textAlignment w:val="baseline"/>
               <w:rPr>
                 <w:sz w:val="20"/>
               </w:rPr>
@@ -222,8 +322,22 @@
           <w:p>
             <w:pPr>
               <w:pStyle w:val="31"/>
+              <w:keepNext w:val="0"/>
+              <w:keepLines w:val="0"/>
+              <w:pageBreakBefore w:val="0"/>
+              <w:widowControl w:val="0"/>
+              <w:kinsoku w:val="0"/>
+              <w:wordWrap/>
+              <w:overflowPunct/>
+              <w:topLinePunct w:val="0"/>
+              <w:autoSpaceDE w:val="0"/>
+              <w:autoSpaceDN w:val="0"/>
+              <w:bidi w:val="0"/>
+              <w:adjustRightInd w:val="0"/>
+              <w:snapToGrid w:val="0"/>
               <w:spacing w:before="196" w:line="220" w:lineRule="auto"/>
               <w:ind w:left="435"/>
+              <w:textAlignment w:val="baseline"/>
               <w:rPr>
                 <w:sz w:val="20"/>
               </w:rPr>
@@ -245,8 +359,22 @@
           <w:p>
             <w:pPr>
               <w:pStyle w:val="31"/>
+              <w:keepNext w:val="0"/>
+              <w:keepLines w:val="0"/>
+              <w:pageBreakBefore w:val="0"/>
+              <w:widowControl w:val="0"/>
+              <w:kinsoku w:val="0"/>
+              <w:wordWrap/>
+              <w:overflowPunct/>
+              <w:topLinePunct w:val="0"/>
+              <w:autoSpaceDE w:val="0"/>
+              <w:autoSpaceDN w:val="0"/>
+              <w:bidi w:val="0"/>
+              <w:adjustRightInd w:val="0"/>
+              <w:snapToGrid w:val="0"/>
               <w:spacing w:before="197" w:line="219" w:lineRule="auto"/>
               <w:ind w:left="108"/>
+              <w:textAlignment w:val="baseline"/>
               <w:rPr>
                 <w:sz w:val="20"/>
               </w:rPr>
@@ -288,8 +416,22 @@
           <w:p>
             <w:pPr>
               <w:pStyle w:val="31"/>
+              <w:keepNext w:val="0"/>
+              <w:keepLines w:val="0"/>
+              <w:pageBreakBefore w:val="0"/>
+              <w:widowControl w:val="0"/>
+              <w:kinsoku w:val="0"/>
+              <w:wordWrap/>
+              <w:overflowPunct/>
+              <w:topLinePunct w:val="0"/>
+              <w:autoSpaceDE w:val="0"/>
+              <w:autoSpaceDN w:val="0"/>
+              <w:bidi w:val="0"/>
+              <w:adjustRightInd w:val="0"/>
+              <w:snapToGrid w:val="0"/>
               <w:spacing w:before="199" w:line="219" w:lineRule="auto"/>
               <w:ind w:left="435"/>
+              <w:textAlignment w:val="baseline"/>
               <w:rPr>
                 <w:sz w:val="20"/>
               </w:rPr>
@@ -310,8 +452,22 @@
           <w:p>
             <w:pPr>
               <w:pStyle w:val="31"/>
+              <w:keepNext w:val="0"/>
+              <w:keepLines w:val="0"/>
+              <w:pageBreakBefore w:val="0"/>
+              <w:widowControl w:val="0"/>
+              <w:kinsoku w:val="0"/>
+              <w:wordWrap/>
+              <w:overflowPunct/>
+              <w:topLinePunct w:val="0"/>
+              <w:autoSpaceDE w:val="0"/>
+              <w:autoSpaceDN w:val="0"/>
+              <w:bidi w:val="0"/>
+              <w:adjustRightInd w:val="0"/>
+              <w:snapToGrid w:val="0"/>
               <w:spacing w:before="199" w:line="219" w:lineRule="auto"/>
               <w:ind w:left="359"/>
+              <w:textAlignment w:val="baseline"/>
               <w:rPr>
                 <w:sz w:val="20"/>
               </w:rPr>
@@ -332,8 +488,22 @@
           <w:p>
             <w:pPr>
               <w:pStyle w:val="31"/>
+              <w:keepNext w:val="0"/>
+              <w:keepLines w:val="0"/>
+              <w:pageBreakBefore w:val="0"/>
+              <w:widowControl w:val="0"/>
+              <w:kinsoku w:val="0"/>
+              <w:wordWrap/>
+              <w:overflowPunct/>
+              <w:topLinePunct w:val="0"/>
+              <w:autoSpaceDE w:val="0"/>
+              <w:autoSpaceDN w:val="0"/>
+              <w:bidi w:val="0"/>
+              <w:adjustRightInd w:val="0"/>
+              <w:snapToGrid w:val="0"/>
               <w:spacing w:before="199" w:line="219" w:lineRule="auto"/>
               <w:ind w:left="735"/>
+              <w:textAlignment w:val="baseline"/>
               <w:rPr>
                 <w:sz w:val="20"/>
               </w:rPr>
@@ -354,8 +524,22 @@
           <w:p>
             <w:pPr>
               <w:pStyle w:val="31"/>
+              <w:keepNext w:val="0"/>
+              <w:keepLines w:val="0"/>
+              <w:pageBreakBefore w:val="0"/>
+              <w:widowControl w:val="0"/>
+              <w:kinsoku w:val="0"/>
+              <w:wordWrap/>
+              <w:overflowPunct/>
+              <w:topLinePunct w:val="0"/>
+              <w:autoSpaceDE w:val="0"/>
+              <w:autoSpaceDN w:val="0"/>
+              <w:bidi w:val="0"/>
+              <w:adjustRightInd w:val="0"/>
+              <w:snapToGrid w:val="0"/>
               <w:spacing w:before="199" w:line="220" w:lineRule="auto"/>
               <w:ind w:left="575"/>
+              <w:textAlignment w:val="baseline"/>
               <w:rPr>
                 <w:sz w:val="20"/>
               </w:rPr>
@@ -376,8 +560,22 @@
           <w:p>
             <w:pPr>
               <w:pStyle w:val="31"/>
+              <w:keepNext w:val="0"/>
+              <w:keepLines w:val="0"/>
+              <w:pageBreakBefore w:val="0"/>
+              <w:widowControl w:val="0"/>
+              <w:kinsoku w:val="0"/>
+              <w:wordWrap/>
+              <w:overflowPunct/>
+              <w:topLinePunct w:val="0"/>
+              <w:autoSpaceDE w:val="0"/>
+              <w:autoSpaceDN w:val="0"/>
+              <w:bidi w:val="0"/>
+              <w:adjustRightInd w:val="0"/>
+              <w:snapToGrid w:val="0"/>
               <w:spacing w:before="199" w:line="220" w:lineRule="auto"/>
               <w:ind w:left="782"/>
+              <w:textAlignment w:val="baseline"/>
               <w:rPr>
                 <w:sz w:val="20"/>
               </w:rPr>
@@ -419,8 +617,22 @@
           <w:p>
             <w:pPr>
               <w:pStyle w:val="31"/>
+              <w:keepNext w:val="0"/>
+              <w:keepLines w:val="0"/>
+              <w:pageBreakBefore w:val="0"/>
+              <w:widowControl w:val="0"/>
+              <w:kinsoku w:val="0"/>
+              <w:wordWrap/>
+              <w:overflowPunct/>
+              <w:topLinePunct w:val="0"/>
+              <w:autoSpaceDE w:val="0"/>
+              <w:autoSpaceDN w:val="0"/>
+              <w:bidi w:val="0"/>
+              <w:adjustRightInd w:val="0"/>
+              <w:snapToGrid w:val="0"/>
               <w:spacing w:before="163" w:line="239" w:lineRule="auto"/>
               <w:ind w:left="638"/>
+              <w:textAlignment w:val="baseline"/>
               <w:rPr>
                 <w:sz w:val="20"/>
               </w:rPr>
@@ -457,8 +669,22 @@
           <w:p>
             <w:pPr>
               <w:pStyle w:val="31"/>
+              <w:keepNext w:val="0"/>
+              <w:keepLines w:val="0"/>
+              <w:pageBreakBefore w:val="0"/>
+              <w:widowControl w:val="0"/>
+              <w:kinsoku w:val="0"/>
+              <w:wordWrap/>
+              <w:overflowPunct/>
+              <w:topLinePunct w:val="0"/>
+              <w:autoSpaceDE w:val="0"/>
+              <w:autoSpaceDN w:val="0"/>
+              <w:bidi w:val="0"/>
+              <w:adjustRightInd w:val="0"/>
+              <w:snapToGrid w:val="0"/>
               <w:spacing w:before="163"/>
               <w:ind w:left="361"/>
+              <w:textAlignment w:val="baseline"/>
               <w:rPr>
                 <w:sz w:val="20"/>
               </w:rPr>
@@ -495,8 +721,22 @@
           <w:p>
             <w:pPr>
               <w:pStyle w:val="31"/>
+              <w:keepNext w:val="0"/>
+              <w:keepLines w:val="0"/>
+              <w:pageBreakBefore w:val="0"/>
+              <w:widowControl w:val="0"/>
+              <w:kinsoku w:val="0"/>
+              <w:wordWrap/>
+              <w:overflowPunct/>
+              <w:topLinePunct w:val="0"/>
+              <w:autoSpaceDE w:val="0"/>
+              <w:autoSpaceDN w:val="0"/>
+              <w:bidi w:val="0"/>
+              <w:adjustRightInd w:val="0"/>
+              <w:snapToGrid w:val="0"/>
               <w:spacing w:before="133" w:line="219" w:lineRule="auto"/>
               <w:ind w:left="738"/>
+              <w:textAlignment w:val="baseline"/>
               <w:rPr>
                 <w:sz w:val="20"/>
               </w:rPr>
@@ -517,8 +757,22 @@
           <w:p>
             <w:pPr>
               <w:pStyle w:val="31"/>
+              <w:keepNext w:val="0"/>
+              <w:keepLines w:val="0"/>
+              <w:pageBreakBefore w:val="0"/>
+              <w:widowControl w:val="0"/>
+              <w:kinsoku w:val="0"/>
+              <w:wordWrap/>
+              <w:overflowPunct/>
+              <w:topLinePunct w:val="0"/>
+              <w:autoSpaceDE w:val="0"/>
+              <w:autoSpaceDN w:val="0"/>
+              <w:bidi w:val="0"/>
+              <w:adjustRightInd w:val="0"/>
+              <w:snapToGrid w:val="0"/>
               <w:spacing w:before="134" w:line="220" w:lineRule="auto"/>
               <w:ind w:left="480"/>
+              <w:textAlignment w:val="baseline"/>
               <w:rPr>
                 <w:sz w:val="20"/>
                 <w:lang w:eastAsia="zh-CN"/>
@@ -541,8 +795,22 @@
           <w:p>
             <w:pPr>
               <w:pStyle w:val="31"/>
+              <w:keepNext w:val="0"/>
+              <w:keepLines w:val="0"/>
+              <w:pageBreakBefore w:val="0"/>
+              <w:widowControl w:val="0"/>
+              <w:kinsoku w:val="0"/>
+              <w:wordWrap/>
+              <w:overflowPunct/>
+              <w:topLinePunct w:val="0"/>
+              <w:autoSpaceDE w:val="0"/>
+              <w:autoSpaceDN w:val="0"/>
+              <w:bidi w:val="0"/>
+              <w:adjustRightInd w:val="0"/>
+              <w:snapToGrid w:val="0"/>
               <w:spacing w:before="133" w:line="220" w:lineRule="auto"/>
               <w:ind w:left="672"/>
+              <w:textAlignment w:val="baseline"/>
               <w:rPr>
                 <w:sz w:val="20"/>
               </w:rPr>
@@ -584,8 +852,22 @@
           <w:p>
             <w:pPr>
               <w:pStyle w:val="31"/>
+              <w:keepNext w:val="0"/>
+              <w:keepLines w:val="0"/>
+              <w:pageBreakBefore w:val="0"/>
+              <w:widowControl w:val="0"/>
+              <w:kinsoku w:val="0"/>
+              <w:wordWrap/>
+              <w:overflowPunct/>
+              <w:topLinePunct w:val="0"/>
+              <w:autoSpaceDE w:val="0"/>
+              <w:autoSpaceDN w:val="0"/>
+              <w:bidi w:val="0"/>
+              <w:adjustRightInd w:val="0"/>
+              <w:snapToGrid w:val="0"/>
               <w:spacing w:before="164" w:line="239" w:lineRule="auto"/>
               <w:ind w:left="638"/>
+              <w:textAlignment w:val="baseline"/>
               <w:rPr>
                 <w:sz w:val="20"/>
               </w:rPr>
@@ -599,8 +881,22 @@
           <w:p>
             <w:pPr>
               <w:pStyle w:val="31"/>
+              <w:keepNext w:val="0"/>
+              <w:keepLines w:val="0"/>
+              <w:pageBreakBefore w:val="0"/>
+              <w:widowControl w:val="0"/>
+              <w:kinsoku w:val="0"/>
+              <w:wordWrap/>
+              <w:overflowPunct/>
+              <w:topLinePunct w:val="0"/>
+              <w:autoSpaceDE w:val="0"/>
+              <w:autoSpaceDN w:val="0"/>
+              <w:bidi w:val="0"/>
+              <w:adjustRightInd w:val="0"/>
+              <w:snapToGrid w:val="0"/>
               <w:spacing w:before="164"/>
               <w:ind w:left="361"/>
+              <w:textAlignment w:val="baseline"/>
               <w:rPr>
                 <w:sz w:val="20"/>
               </w:rPr>
@@ -614,8 +910,22 @@
           <w:p>
             <w:pPr>
               <w:pStyle w:val="31"/>
+              <w:keepNext w:val="0"/>
+              <w:keepLines w:val="0"/>
+              <w:pageBreakBefore w:val="0"/>
+              <w:widowControl w:val="0"/>
+              <w:kinsoku w:val="0"/>
+              <w:wordWrap/>
+              <w:overflowPunct/>
+              <w:topLinePunct w:val="0"/>
+              <w:autoSpaceDE w:val="0"/>
+              <w:autoSpaceDN w:val="0"/>
+              <w:bidi w:val="0"/>
+              <w:adjustRightInd w:val="0"/>
+              <w:snapToGrid w:val="0"/>
               <w:spacing w:before="134" w:line="219" w:lineRule="auto"/>
               <w:ind w:left="737"/>
+              <w:textAlignment w:val="baseline"/>
               <w:rPr>
                 <w:sz w:val="20"/>
               </w:rPr>
@@ -629,8 +939,22 @@
           <w:p>
             <w:pPr>
               <w:pStyle w:val="31"/>
+              <w:keepNext w:val="0"/>
+              <w:keepLines w:val="0"/>
+              <w:pageBreakBefore w:val="0"/>
+              <w:widowControl w:val="0"/>
+              <w:kinsoku w:val="0"/>
+              <w:wordWrap/>
+              <w:overflowPunct/>
+              <w:topLinePunct w:val="0"/>
+              <w:autoSpaceDE w:val="0"/>
+              <w:autoSpaceDN w:val="0"/>
+              <w:bidi w:val="0"/>
+              <w:adjustRightInd w:val="0"/>
+              <w:snapToGrid w:val="0"/>
               <w:spacing w:before="135" w:line="220" w:lineRule="auto"/>
               <w:ind w:left="480"/>
+              <w:textAlignment w:val="baseline"/>
               <w:rPr>
                 <w:sz w:val="20"/>
               </w:rPr>
@@ -644,8 +968,22 @@
           <w:p>
             <w:pPr>
               <w:pStyle w:val="31"/>
+              <w:keepNext w:val="0"/>
+              <w:keepLines w:val="0"/>
+              <w:pageBreakBefore w:val="0"/>
+              <w:widowControl w:val="0"/>
+              <w:kinsoku w:val="0"/>
+              <w:wordWrap/>
+              <w:overflowPunct/>
+              <w:topLinePunct w:val="0"/>
+              <w:autoSpaceDE w:val="0"/>
+              <w:autoSpaceDN w:val="0"/>
+              <w:bidi w:val="0"/>
+              <w:adjustRightInd w:val="0"/>
+              <w:snapToGrid w:val="0"/>
               <w:spacing w:before="134" w:line="220" w:lineRule="auto"/>
               <w:ind w:left="672"/>
+              <w:textAlignment w:val="baseline"/>
               <w:rPr>
                 <w:sz w:val="20"/>
               </w:rPr>
@@ -663,6 +1001,12 @@
             <w:insideH w:val="single" w:color="000000" w:sz="4" w:space="0"/>
             <w:insideV w:val="single" w:color="000000" w:sz="4" w:space="0"/>
           </w:tblBorders>
+          <w:tblCellMar>
+            <w:top w:w="0" w:type="dxa"/>
+            <w:left w:w="0" w:type="dxa"/>
+            <w:bottom w:w="0" w:type="dxa"/>
+            <w:right w:w="0" w:type="dxa"/>
+          </w:tblCellMar>
         </w:tblPrEx>
         <w:trPr>
           <w:trHeight w:val="474" w:hRule="atLeast"/>
@@ -674,8 +1018,22 @@
           <w:p>
             <w:pPr>
               <w:pStyle w:val="31"/>
+              <w:keepNext w:val="0"/>
+              <w:keepLines w:val="0"/>
+              <w:pageBreakBefore w:val="0"/>
+              <w:widowControl w:val="0"/>
+              <w:kinsoku w:val="0"/>
+              <w:wordWrap/>
+              <w:overflowPunct/>
+              <w:topLinePunct w:val="0"/>
+              <w:autoSpaceDE w:val="0"/>
+              <w:autoSpaceDN w:val="0"/>
+              <w:bidi w:val="0"/>
+              <w:adjustRightInd w:val="0"/>
+              <w:snapToGrid w:val="0"/>
               <w:spacing w:before="165" w:line="239" w:lineRule="auto"/>
               <w:ind w:left="638"/>
+              <w:textAlignment w:val="baseline"/>
               <w:rPr>
                 <w:sz w:val="20"/>
               </w:rPr>
@@ -689,8 +1047,22 @@
           <w:p>
             <w:pPr>
               <w:pStyle w:val="31"/>
+              <w:keepNext w:val="0"/>
+              <w:keepLines w:val="0"/>
+              <w:pageBreakBefore w:val="0"/>
+              <w:widowControl w:val="0"/>
+              <w:kinsoku w:val="0"/>
+              <w:wordWrap/>
+              <w:overflowPunct/>
+              <w:topLinePunct w:val="0"/>
+              <w:autoSpaceDE w:val="0"/>
+              <w:autoSpaceDN w:val="0"/>
+              <w:bidi w:val="0"/>
+              <w:adjustRightInd w:val="0"/>
+              <w:snapToGrid w:val="0"/>
               <w:spacing w:before="165"/>
               <w:ind w:left="361"/>
+              <w:textAlignment w:val="baseline"/>
               <w:rPr>
                 <w:sz w:val="20"/>
               </w:rPr>
@@ -704,8 +1076,22 @@
           <w:p>
             <w:pPr>
               <w:pStyle w:val="31"/>
+              <w:keepNext w:val="0"/>
+              <w:keepLines w:val="0"/>
+              <w:pageBreakBefore w:val="0"/>
+              <w:widowControl w:val="0"/>
+              <w:kinsoku w:val="0"/>
+              <w:wordWrap/>
+              <w:overflowPunct/>
+              <w:topLinePunct w:val="0"/>
+              <w:autoSpaceDE w:val="0"/>
+              <w:autoSpaceDN w:val="0"/>
+              <w:bidi w:val="0"/>
+              <w:adjustRightInd w:val="0"/>
+              <w:snapToGrid w:val="0"/>
               <w:spacing w:before="135" w:line="219" w:lineRule="auto"/>
               <w:ind w:left="737"/>
+              <w:textAlignment w:val="baseline"/>
               <w:rPr>
                 <w:sz w:val="20"/>
               </w:rPr>
@@ -719,8 +1105,22 @@
           <w:p>
             <w:pPr>
               <w:pStyle w:val="31"/>
+              <w:keepNext w:val="0"/>
+              <w:keepLines w:val="0"/>
+              <w:pageBreakBefore w:val="0"/>
+              <w:widowControl w:val="0"/>
+              <w:kinsoku w:val="0"/>
+              <w:wordWrap/>
+              <w:overflowPunct/>
+              <w:topLinePunct w:val="0"/>
+              <w:autoSpaceDE w:val="0"/>
+              <w:autoSpaceDN w:val="0"/>
+              <w:bidi w:val="0"/>
+              <w:adjustRightInd w:val="0"/>
+              <w:snapToGrid w:val="0"/>
               <w:spacing w:before="136" w:line="220" w:lineRule="auto"/>
               <w:ind w:left="480"/>
+              <w:textAlignment w:val="baseline"/>
               <w:rPr>
                 <w:sz w:val="20"/>
               </w:rPr>
@@ -734,8 +1134,22 @@
           <w:p>
             <w:pPr>
               <w:pStyle w:val="31"/>
+              <w:keepNext w:val="0"/>
+              <w:keepLines w:val="0"/>
+              <w:pageBreakBefore w:val="0"/>
+              <w:widowControl w:val="0"/>
+              <w:kinsoku w:val="0"/>
+              <w:wordWrap/>
+              <w:overflowPunct/>
+              <w:topLinePunct w:val="0"/>
+              <w:autoSpaceDE w:val="0"/>
+              <w:autoSpaceDN w:val="0"/>
+              <w:bidi w:val="0"/>
+              <w:adjustRightInd w:val="0"/>
+              <w:snapToGrid w:val="0"/>
               <w:spacing w:before="135" w:line="220" w:lineRule="auto"/>
               <w:ind w:left="672"/>
+              <w:textAlignment w:val="baseline"/>
               <w:rPr>
                 <w:sz w:val="20"/>
               </w:rPr>
@@ -753,6 +1167,12 @@
             <w:insideH w:val="single" w:color="000000" w:sz="4" w:space="0"/>
             <w:insideV w:val="single" w:color="000000" w:sz="4" w:space="0"/>
           </w:tblBorders>
+          <w:tblCellMar>
+            <w:top w:w="0" w:type="dxa"/>
+            <w:left w:w="0" w:type="dxa"/>
+            <w:bottom w:w="0" w:type="dxa"/>
+            <w:right w:w="0" w:type="dxa"/>
+          </w:tblCellMar>
         </w:tblPrEx>
         <w:trPr>
           <w:trHeight w:val="474" w:hRule="atLeast"/>
@@ -764,8 +1184,22 @@
           <w:p>
             <w:pPr>
               <w:pStyle w:val="31"/>
+              <w:keepNext w:val="0"/>
+              <w:keepLines w:val="0"/>
+              <w:pageBreakBefore w:val="0"/>
+              <w:widowControl w:val="0"/>
+              <w:kinsoku w:val="0"/>
+              <w:wordWrap/>
+              <w:overflowPunct/>
+              <w:topLinePunct w:val="0"/>
+              <w:autoSpaceDE w:val="0"/>
+              <w:autoSpaceDN w:val="0"/>
+              <w:bidi w:val="0"/>
+              <w:adjustRightInd w:val="0"/>
+              <w:snapToGrid w:val="0"/>
               <w:spacing w:before="166" w:line="239" w:lineRule="auto"/>
               <w:ind w:left="638"/>
+              <w:textAlignment w:val="baseline"/>
               <w:rPr>
                 <w:sz w:val="20"/>
               </w:rPr>
@@ -779,8 +1213,22 @@
           <w:p>
             <w:pPr>
               <w:pStyle w:val="31"/>
+              <w:keepNext w:val="0"/>
+              <w:keepLines w:val="0"/>
+              <w:pageBreakBefore w:val="0"/>
+              <w:widowControl w:val="0"/>
+              <w:kinsoku w:val="0"/>
+              <w:wordWrap/>
+              <w:overflowPunct/>
+              <w:topLinePunct w:val="0"/>
+              <w:autoSpaceDE w:val="0"/>
+              <w:autoSpaceDN w:val="0"/>
+              <w:bidi w:val="0"/>
+              <w:adjustRightInd w:val="0"/>
+              <w:snapToGrid w:val="0"/>
               <w:spacing w:before="166"/>
               <w:ind w:left="361"/>
+              <w:textAlignment w:val="baseline"/>
               <w:rPr>
                 <w:sz w:val="20"/>
               </w:rPr>
@@ -794,8 +1242,22 @@
           <w:p>
             <w:pPr>
               <w:pStyle w:val="31"/>
+              <w:keepNext w:val="0"/>
+              <w:keepLines w:val="0"/>
+              <w:pageBreakBefore w:val="0"/>
+              <w:widowControl w:val="0"/>
+              <w:kinsoku w:val="0"/>
+              <w:wordWrap/>
+              <w:overflowPunct/>
+              <w:topLinePunct w:val="0"/>
+              <w:autoSpaceDE w:val="0"/>
+              <w:autoSpaceDN w:val="0"/>
+              <w:bidi w:val="0"/>
+              <w:adjustRightInd w:val="0"/>
+              <w:snapToGrid w:val="0"/>
               <w:spacing w:before="136" w:line="219" w:lineRule="auto"/>
               <w:ind w:left="737"/>
+              <w:textAlignment w:val="baseline"/>
               <w:rPr>
                 <w:sz w:val="20"/>
               </w:rPr>
@@ -809,8 +1271,22 @@
           <w:p>
             <w:pPr>
               <w:pStyle w:val="31"/>
+              <w:keepNext w:val="0"/>
+              <w:keepLines w:val="0"/>
+              <w:pageBreakBefore w:val="0"/>
+              <w:widowControl w:val="0"/>
+              <w:kinsoku w:val="0"/>
+              <w:wordWrap/>
+              <w:overflowPunct/>
+              <w:topLinePunct w:val="0"/>
+              <w:autoSpaceDE w:val="0"/>
+              <w:autoSpaceDN w:val="0"/>
+              <w:bidi w:val="0"/>
+              <w:adjustRightInd w:val="0"/>
+              <w:snapToGrid w:val="0"/>
               <w:spacing w:before="137" w:line="220" w:lineRule="auto"/>
               <w:ind w:left="480"/>
+              <w:textAlignment w:val="baseline"/>
               <w:rPr>
                 <w:sz w:val="20"/>
               </w:rPr>
@@ -824,8 +1300,22 @@
           <w:p>
             <w:pPr>
               <w:pStyle w:val="31"/>
+              <w:keepNext w:val="0"/>
+              <w:keepLines w:val="0"/>
+              <w:pageBreakBefore w:val="0"/>
+              <w:widowControl w:val="0"/>
+              <w:kinsoku w:val="0"/>
+              <w:wordWrap/>
+              <w:overflowPunct/>
+              <w:topLinePunct w:val="0"/>
+              <w:autoSpaceDE w:val="0"/>
+              <w:autoSpaceDN w:val="0"/>
+              <w:bidi w:val="0"/>
+              <w:adjustRightInd w:val="0"/>
+              <w:snapToGrid w:val="0"/>
               <w:spacing w:before="136" w:line="220" w:lineRule="auto"/>
               <w:ind w:left="672"/>
+              <w:textAlignment w:val="baseline"/>
               <w:rPr>
                 <w:sz w:val="20"/>
               </w:rPr>
@@ -843,6 +1333,12 @@
             <w:insideH w:val="single" w:color="000000" w:sz="4" w:space="0"/>
             <w:insideV w:val="single" w:color="000000" w:sz="4" w:space="0"/>
           </w:tblBorders>
+          <w:tblCellMar>
+            <w:top w:w="0" w:type="dxa"/>
+            <w:left w:w="0" w:type="dxa"/>
+            <w:bottom w:w="0" w:type="dxa"/>
+            <w:right w:w="0" w:type="dxa"/>
+          </w:tblCellMar>
         </w:tblPrEx>
         <w:trPr>
           <w:trHeight w:val="589" w:hRule="atLeast"/>
@@ -853,6 +1349,20 @@
           </w:tcPr>
           <w:p>
             <w:pPr>
+              <w:keepNext w:val="0"/>
+              <w:keepLines w:val="0"/>
+              <w:pageBreakBefore w:val="0"/>
+              <w:widowControl w:val="0"/>
+              <w:kinsoku w:val="0"/>
+              <w:wordWrap/>
+              <w:overflowPunct/>
+              <w:topLinePunct w:val="0"/>
+              <w:autoSpaceDE w:val="0"/>
+              <w:autoSpaceDN w:val="0"/>
+              <w:bidi w:val="0"/>
+              <w:adjustRightInd w:val="0"/>
+              <w:snapToGrid w:val="0"/>
+              <w:textAlignment w:val="baseline"/>
               <w:rPr>
                 <w:rFonts w:ascii="Times New Roman" w:hAnsi="Times New Roman" w:eastAsia="宋体" w:cs="Times New Roman"/>
                 <w:kern w:val="0"/>
@@ -868,6 +1378,20 @@
           </w:tcPr>
           <w:p>
             <w:pPr>
+              <w:keepNext w:val="0"/>
+              <w:keepLines w:val="0"/>
+              <w:pageBreakBefore w:val="0"/>
+              <w:widowControl w:val="0"/>
+              <w:kinsoku w:val="0"/>
+              <w:wordWrap/>
+              <w:overflowPunct/>
+              <w:topLinePunct w:val="0"/>
+              <w:autoSpaceDE w:val="0"/>
+              <w:autoSpaceDN w:val="0"/>
+              <w:bidi w:val="0"/>
+              <w:adjustRightInd w:val="0"/>
+              <w:snapToGrid w:val="0"/>
+              <w:textAlignment w:val="baseline"/>
               <w:rPr>
                 <w:rFonts w:ascii="Times New Roman" w:hAnsi="Times New Roman" w:eastAsia="宋体" w:cs="Times New Roman"/>
                 <w:kern w:val="0"/>
@@ -883,6 +1407,20 @@
           </w:tcPr>
           <w:p>
             <w:pPr>
+              <w:keepNext w:val="0"/>
+              <w:keepLines w:val="0"/>
+              <w:pageBreakBefore w:val="0"/>
+              <w:widowControl w:val="0"/>
+              <w:kinsoku w:val="0"/>
+              <w:wordWrap/>
+              <w:overflowPunct/>
+              <w:topLinePunct w:val="0"/>
+              <w:autoSpaceDE w:val="0"/>
+              <w:autoSpaceDN w:val="0"/>
+              <w:bidi w:val="0"/>
+              <w:adjustRightInd w:val="0"/>
+              <w:snapToGrid w:val="0"/>
+              <w:textAlignment w:val="baseline"/>
               <w:rPr>
                 <w:rFonts w:ascii="Times New Roman" w:hAnsi="Times New Roman" w:eastAsia="宋体" w:cs="Times New Roman"/>
                 <w:kern w:val="0"/>
@@ -898,6 +1436,20 @@
           </w:tcPr>
           <w:p>
             <w:pPr>
+              <w:keepNext w:val="0"/>
+              <w:keepLines w:val="0"/>
+              <w:pageBreakBefore w:val="0"/>
+              <w:widowControl w:val="0"/>
+              <w:kinsoku w:val="0"/>
+              <w:wordWrap/>
+              <w:overflowPunct/>
+              <w:topLinePunct w:val="0"/>
+              <w:autoSpaceDE w:val="0"/>
+              <w:autoSpaceDN w:val="0"/>
+              <w:bidi w:val="0"/>
+              <w:adjustRightInd w:val="0"/>
+              <w:snapToGrid w:val="0"/>
+              <w:textAlignment w:val="baseline"/>
               <w:rPr>
                 <w:rFonts w:ascii="Times New Roman" w:hAnsi="Times New Roman" w:eastAsia="宋体" w:cs="Times New Roman"/>
                 <w:kern w:val="0"/>
@@ -913,6 +1465,20 @@
           </w:tcPr>
           <w:p>
             <w:pPr>
+              <w:keepNext w:val="0"/>
+              <w:keepLines w:val="0"/>
+              <w:pageBreakBefore w:val="0"/>
+              <w:widowControl w:val="0"/>
+              <w:kinsoku w:val="0"/>
+              <w:wordWrap/>
+              <w:overflowPunct/>
+              <w:topLinePunct w:val="0"/>
+              <w:autoSpaceDE w:val="0"/>
+              <w:autoSpaceDN w:val="0"/>
+              <w:bidi w:val="0"/>
+              <w:adjustRightInd w:val="0"/>
+              <w:snapToGrid w:val="0"/>
+              <w:textAlignment w:val="baseline"/>
               <w:rPr>
                 <w:rFonts w:ascii="Times New Roman" w:hAnsi="Times New Roman" w:eastAsia="宋体" w:cs="Times New Roman"/>
                 <w:kern w:val="0"/>
@@ -926,6 +1492,20 @@
     </w:tbl>
     <w:p>
       <w:pPr>
+        <w:keepNext w:val="0"/>
+        <w:keepLines w:val="0"/>
+        <w:pageBreakBefore w:val="0"/>
+        <w:widowControl w:val="0"/>
+        <w:kinsoku w:val="0"/>
+        <w:wordWrap/>
+        <w:overflowPunct/>
+        <w:topLinePunct w:val="0"/>
+        <w:autoSpaceDE w:val="0"/>
+        <w:autoSpaceDN w:val="0"/>
+        <w:bidi w:val="0"/>
+        <w:adjustRightInd w:val="0"/>
+        <w:snapToGrid w:val="0"/>
+        <w:textAlignment w:val="baseline"/>
         <w:rPr>
           <w:rFonts w:ascii="宋体" w:hAnsi="宋体"/>
         </w:rPr>
@@ -939,7 +1519,21 @@
     </w:p>
     <w:p>
       <w:pPr>
+        <w:keepNext w:val="0"/>
+        <w:keepLines w:val="0"/>
+        <w:pageBreakBefore w:val="0"/>
+        <w:widowControl w:val="0"/>
+        <w:kinsoku w:val="0"/>
+        <w:wordWrap/>
+        <w:overflowPunct/>
+        <w:topLinePunct w:val="0"/>
+        <w:autoSpaceDE w:val="0"/>
+        <w:autoSpaceDN w:val="0"/>
+        <w:bidi w:val="0"/>
+        <w:adjustRightInd w:val="0"/>
+        <w:snapToGrid w:val="0"/>
         <w:jc w:val="center"/>
+        <w:textAlignment w:val="baseline"/>
         <w:rPr>
           <w:rFonts w:ascii="宋体" w:hAnsi="宋体"/>
         </w:rPr>
@@ -964,7 +1558,21 @@
       <w:sdtContent>
         <w:p>
           <w:pPr>
+            <w:keepNext w:val="0"/>
+            <w:keepLines w:val="0"/>
+            <w:pageBreakBefore w:val="0"/>
+            <w:widowControl w:val="0"/>
+            <w:kinsoku w:val="0"/>
+            <w:wordWrap/>
+            <w:overflowPunct/>
+            <w:topLinePunct w:val="0"/>
+            <w:autoSpaceDE w:val="0"/>
+            <w:autoSpaceDN w:val="0"/>
+            <w:bidi w:val="0"/>
+            <w:adjustRightInd w:val="0"/>
+            <w:snapToGrid w:val="0"/>
             <w:jc w:val="center"/>
+            <w:textAlignment w:val="baseline"/>
           </w:pPr>
           <w:r>
             <w:rPr>
@@ -976,9 +1584,23 @@
         <w:p>
           <w:pPr>
             <w:pStyle w:val="17"/>
+            <w:keepNext w:val="0"/>
+            <w:keepLines w:val="0"/>
+            <w:pageBreakBefore w:val="0"/>
+            <w:widowControl w:val="0"/>
             <w:tabs>
               <w:tab w:val="right" w:leader="dot" w:pos="8305"/>
             </w:tabs>
+            <w:kinsoku w:val="0"/>
+            <w:wordWrap/>
+            <w:overflowPunct/>
+            <w:topLinePunct w:val="0"/>
+            <w:autoSpaceDE w:val="0"/>
+            <w:autoSpaceDN w:val="0"/>
+            <w:bidi w:val="0"/>
+            <w:adjustRightInd w:val="0"/>
+            <w:snapToGrid w:val="0"/>
+            <w:textAlignment w:val="baseline"/>
           </w:pPr>
           <w:r>
             <w:fldChar w:fldCharType="begin"/>
@@ -993,7 +1615,7 @@
             <w:fldChar w:fldCharType="begin"/>
           </w:r>
           <w:r>
-            <w:instrText xml:space="preserve"> HYPERLINK \l _Toc34 </w:instrText>
+            <w:instrText xml:space="preserve"> HYPERLINK \l _Toc9259 </w:instrText>
           </w:r>
           <w:r>
             <w:fldChar w:fldCharType="separate"/>
@@ -1008,7 +1630,7 @@
             <w:fldChar w:fldCharType="begin"/>
           </w:r>
           <w:r>
-            <w:instrText xml:space="preserve"> PAGEREF _Toc34 \h </w:instrText>
+            <w:instrText xml:space="preserve"> PAGEREF _Toc9259 \h </w:instrText>
           </w:r>
           <w:r>
             <w:fldChar w:fldCharType="separate"/>
@@ -1026,15 +1648,29 @@
         <w:p>
           <w:pPr>
             <w:pStyle w:val="17"/>
+            <w:keepNext w:val="0"/>
+            <w:keepLines w:val="0"/>
+            <w:pageBreakBefore w:val="0"/>
+            <w:widowControl w:val="0"/>
             <w:tabs>
               <w:tab w:val="right" w:leader="dot" w:pos="8305"/>
             </w:tabs>
+            <w:kinsoku w:val="0"/>
+            <w:wordWrap/>
+            <w:overflowPunct/>
+            <w:topLinePunct w:val="0"/>
+            <w:autoSpaceDE w:val="0"/>
+            <w:autoSpaceDN w:val="0"/>
+            <w:bidi w:val="0"/>
+            <w:adjustRightInd w:val="0"/>
+            <w:snapToGrid w:val="0"/>
+            <w:textAlignment w:val="baseline"/>
           </w:pPr>
           <w:r>
             <w:fldChar w:fldCharType="begin"/>
           </w:r>
           <w:r>
-            <w:instrText xml:space="preserve"> HYPERLINK \l _Toc15067 </w:instrText>
+            <w:instrText xml:space="preserve"> HYPERLINK \l _Toc16496 </w:instrText>
           </w:r>
           <w:r>
             <w:fldChar w:fldCharType="separate"/>
@@ -1049,7 +1685,7 @@
             <w:fldChar w:fldCharType="begin"/>
           </w:r>
           <w:r>
-            <w:instrText xml:space="preserve"> PAGEREF _Toc15067 \h </w:instrText>
+            <w:instrText xml:space="preserve"> PAGEREF _Toc16496 \h </w:instrText>
           </w:r>
           <w:r>
             <w:fldChar w:fldCharType="separate"/>
@@ -1067,15 +1703,29 @@
         <w:p>
           <w:pPr>
             <w:pStyle w:val="17"/>
+            <w:keepNext w:val="0"/>
+            <w:keepLines w:val="0"/>
+            <w:pageBreakBefore w:val="0"/>
+            <w:widowControl w:val="0"/>
             <w:tabs>
               <w:tab w:val="right" w:leader="dot" w:pos="8305"/>
             </w:tabs>
+            <w:kinsoku w:val="0"/>
+            <w:wordWrap/>
+            <w:overflowPunct/>
+            <w:topLinePunct w:val="0"/>
+            <w:autoSpaceDE w:val="0"/>
+            <w:autoSpaceDN w:val="0"/>
+            <w:bidi w:val="0"/>
+            <w:adjustRightInd w:val="0"/>
+            <w:snapToGrid w:val="0"/>
+            <w:textAlignment w:val="baseline"/>
           </w:pPr>
           <w:r>
             <w:fldChar w:fldCharType="begin"/>
           </w:r>
           <w:r>
-            <w:instrText xml:space="preserve"> HYPERLINK \l _Toc2770 </w:instrText>
+            <w:instrText xml:space="preserve"> HYPERLINK \l _Toc21158 </w:instrText>
           </w:r>
           <w:r>
             <w:fldChar w:fldCharType="separate"/>
@@ -1096,7 +1746,7 @@
             <w:fldChar w:fldCharType="begin"/>
           </w:r>
           <w:r>
-            <w:instrText xml:space="preserve"> PAGEREF _Toc2770 \h </w:instrText>
+            <w:instrText xml:space="preserve"> PAGEREF _Toc21158 \h </w:instrText>
           </w:r>
           <w:r>
             <w:fldChar w:fldCharType="separate"/>
@@ -1114,15 +1764,29 @@
         <w:p>
           <w:pPr>
             <w:pStyle w:val="17"/>
+            <w:keepNext w:val="0"/>
+            <w:keepLines w:val="0"/>
+            <w:pageBreakBefore w:val="0"/>
+            <w:widowControl w:val="0"/>
             <w:tabs>
               <w:tab w:val="right" w:leader="dot" w:pos="8305"/>
             </w:tabs>
+            <w:kinsoku w:val="0"/>
+            <w:wordWrap/>
+            <w:overflowPunct/>
+            <w:topLinePunct w:val="0"/>
+            <w:autoSpaceDE w:val="0"/>
+            <w:autoSpaceDN w:val="0"/>
+            <w:bidi w:val="0"/>
+            <w:adjustRightInd w:val="0"/>
+            <w:snapToGrid w:val="0"/>
+            <w:textAlignment w:val="baseline"/>
           </w:pPr>
           <w:r>
             <w:fldChar w:fldCharType="begin"/>
           </w:r>
           <w:r>
-            <w:instrText xml:space="preserve"> HYPERLINK \l _Toc19513 </w:instrText>
+            <w:instrText xml:space="preserve"> HYPERLINK \l _Toc25125 </w:instrText>
           </w:r>
           <w:r>
             <w:fldChar w:fldCharType="separate"/>
@@ -1143,7 +1807,7 @@
             <w:fldChar w:fldCharType="begin"/>
           </w:r>
           <w:r>
-            <w:instrText xml:space="preserve"> PAGEREF _Toc19513 \h </w:instrText>
+            <w:instrText xml:space="preserve"> PAGEREF _Toc25125 \h </w:instrText>
           </w:r>
           <w:r>
             <w:fldChar w:fldCharType="separate"/>
@@ -1161,15 +1825,29 @@
         <w:p>
           <w:pPr>
             <w:pStyle w:val="17"/>
+            <w:keepNext w:val="0"/>
+            <w:keepLines w:val="0"/>
+            <w:pageBreakBefore w:val="0"/>
+            <w:widowControl w:val="0"/>
             <w:tabs>
               <w:tab w:val="right" w:leader="dot" w:pos="8305"/>
             </w:tabs>
+            <w:kinsoku w:val="0"/>
+            <w:wordWrap/>
+            <w:overflowPunct/>
+            <w:topLinePunct w:val="0"/>
+            <w:autoSpaceDE w:val="0"/>
+            <w:autoSpaceDN w:val="0"/>
+            <w:bidi w:val="0"/>
+            <w:adjustRightInd w:val="0"/>
+            <w:snapToGrid w:val="0"/>
+            <w:textAlignment w:val="baseline"/>
           </w:pPr>
           <w:r>
             <w:fldChar w:fldCharType="begin"/>
           </w:r>
           <w:r>
-            <w:instrText xml:space="preserve"> HYPERLINK \l _Toc7946 </w:instrText>
+            <w:instrText xml:space="preserve"> HYPERLINK \l _Toc12213 </w:instrText>
           </w:r>
           <w:r>
             <w:fldChar w:fldCharType="separate"/>
@@ -1190,7 +1868,7 @@
             <w:fldChar w:fldCharType="begin"/>
           </w:r>
           <w:r>
-            <w:instrText xml:space="preserve"> PAGEREF _Toc7946 \h </w:instrText>
+            <w:instrText xml:space="preserve"> PAGEREF _Toc12213 \h </w:instrText>
           </w:r>
           <w:r>
             <w:fldChar w:fldCharType="separate"/>
@@ -1208,15 +1886,29 @@
         <w:p>
           <w:pPr>
             <w:pStyle w:val="18"/>
+            <w:keepNext w:val="0"/>
+            <w:keepLines w:val="0"/>
+            <w:pageBreakBefore w:val="0"/>
+            <w:widowControl w:val="0"/>
             <w:tabs>
               <w:tab w:val="right" w:leader="dot" w:pos="8305"/>
             </w:tabs>
+            <w:kinsoku w:val="0"/>
+            <w:wordWrap/>
+            <w:overflowPunct/>
+            <w:topLinePunct w:val="0"/>
+            <w:autoSpaceDE w:val="0"/>
+            <w:autoSpaceDN w:val="0"/>
+            <w:bidi w:val="0"/>
+            <w:adjustRightInd w:val="0"/>
+            <w:snapToGrid w:val="0"/>
+            <w:textAlignment w:val="baseline"/>
           </w:pPr>
           <w:r>
             <w:fldChar w:fldCharType="begin"/>
           </w:r>
           <w:r>
-            <w:instrText xml:space="preserve"> HYPERLINK \l _Toc8374 </w:instrText>
+            <w:instrText xml:space="preserve"> HYPERLINK \l _Toc10123 </w:instrText>
           </w:r>
           <w:r>
             <w:fldChar w:fldCharType="separate"/>
@@ -1237,7 +1929,7 @@
             <w:fldChar w:fldCharType="begin"/>
           </w:r>
           <w:r>
-            <w:instrText xml:space="preserve"> PAGEREF _Toc8374 \h </w:instrText>
+            <w:instrText xml:space="preserve"> PAGEREF _Toc10123 \h </w:instrText>
           </w:r>
           <w:r>
             <w:fldChar w:fldCharType="separate"/>
@@ -1255,15 +1947,29 @@
         <w:p>
           <w:pPr>
             <w:pStyle w:val="13"/>
+            <w:keepNext w:val="0"/>
+            <w:keepLines w:val="0"/>
+            <w:pageBreakBefore w:val="0"/>
+            <w:widowControl w:val="0"/>
             <w:tabs>
               <w:tab w:val="right" w:leader="dot" w:pos="8305"/>
             </w:tabs>
+            <w:kinsoku w:val="0"/>
+            <w:wordWrap/>
+            <w:overflowPunct/>
+            <w:topLinePunct w:val="0"/>
+            <w:autoSpaceDE w:val="0"/>
+            <w:autoSpaceDN w:val="0"/>
+            <w:bidi w:val="0"/>
+            <w:adjustRightInd w:val="0"/>
+            <w:snapToGrid w:val="0"/>
+            <w:textAlignment w:val="baseline"/>
           </w:pPr>
           <w:r>
             <w:fldChar w:fldCharType="begin"/>
           </w:r>
           <w:r>
-            <w:instrText xml:space="preserve"> HYPERLINK \l _Toc12234 </w:instrText>
+            <w:instrText xml:space="preserve"> HYPERLINK \l _Toc24675 </w:instrText>
           </w:r>
           <w:r>
             <w:fldChar w:fldCharType="separate"/>
@@ -1284,7 +1990,7 @@
             <w:fldChar w:fldCharType="begin"/>
           </w:r>
           <w:r>
-            <w:instrText xml:space="preserve"> PAGEREF _Toc12234 \h </w:instrText>
+            <w:instrText xml:space="preserve"> PAGEREF _Toc24675 \h </w:instrText>
           </w:r>
           <w:r>
             <w:fldChar w:fldCharType="separate"/>
@@ -1302,15 +2008,29 @@
         <w:p>
           <w:pPr>
             <w:pStyle w:val="13"/>
+            <w:keepNext w:val="0"/>
+            <w:keepLines w:val="0"/>
+            <w:pageBreakBefore w:val="0"/>
+            <w:widowControl w:val="0"/>
             <w:tabs>
               <w:tab w:val="right" w:leader="dot" w:pos="8305"/>
             </w:tabs>
+            <w:kinsoku w:val="0"/>
+            <w:wordWrap/>
+            <w:overflowPunct/>
+            <w:topLinePunct w:val="0"/>
+            <w:autoSpaceDE w:val="0"/>
+            <w:autoSpaceDN w:val="0"/>
+            <w:bidi w:val="0"/>
+            <w:adjustRightInd w:val="0"/>
+            <w:snapToGrid w:val="0"/>
+            <w:textAlignment w:val="baseline"/>
           </w:pPr>
           <w:r>
             <w:fldChar w:fldCharType="begin"/>
           </w:r>
           <w:r>
-            <w:instrText xml:space="preserve"> HYPERLINK \l _Toc32506 </w:instrText>
+            <w:instrText xml:space="preserve"> HYPERLINK \l _Toc20226 </w:instrText>
           </w:r>
           <w:r>
             <w:fldChar w:fldCharType="separate"/>
@@ -1331,7 +2051,7 @@
             <w:fldChar w:fldCharType="begin"/>
           </w:r>
           <w:r>
-            <w:instrText xml:space="preserve"> PAGEREF _Toc32506 \h </w:instrText>
+            <w:instrText xml:space="preserve"> PAGEREF _Toc20226 \h </w:instrText>
           </w:r>
           <w:r>
             <w:fldChar w:fldCharType="separate"/>
@@ -1349,15 +2069,29 @@
         <w:p>
           <w:pPr>
             <w:pStyle w:val="13"/>
+            <w:keepNext w:val="0"/>
+            <w:keepLines w:val="0"/>
+            <w:pageBreakBefore w:val="0"/>
+            <w:widowControl w:val="0"/>
             <w:tabs>
               <w:tab w:val="right" w:leader="dot" w:pos="8305"/>
             </w:tabs>
+            <w:kinsoku w:val="0"/>
+            <w:wordWrap/>
+            <w:overflowPunct/>
+            <w:topLinePunct w:val="0"/>
+            <w:autoSpaceDE w:val="0"/>
+            <w:autoSpaceDN w:val="0"/>
+            <w:bidi w:val="0"/>
+            <w:adjustRightInd w:val="0"/>
+            <w:snapToGrid w:val="0"/>
+            <w:textAlignment w:val="baseline"/>
           </w:pPr>
           <w:r>
             <w:fldChar w:fldCharType="begin"/>
           </w:r>
           <w:r>
-            <w:instrText xml:space="preserve"> HYPERLINK \l _Toc12820 </w:instrText>
+            <w:instrText xml:space="preserve"> HYPERLINK \l _Toc2339 </w:instrText>
           </w:r>
           <w:r>
             <w:fldChar w:fldCharType="separate"/>
@@ -1378,7 +2112,7 @@
             <w:fldChar w:fldCharType="begin"/>
           </w:r>
           <w:r>
-            <w:instrText xml:space="preserve"> PAGEREF _Toc12820 \h </w:instrText>
+            <w:instrText xml:space="preserve"> PAGEREF _Toc2339 \h </w:instrText>
           </w:r>
           <w:r>
             <w:fldChar w:fldCharType="separate"/>
@@ -1396,15 +2130,29 @@
         <w:p>
           <w:pPr>
             <w:pStyle w:val="18"/>
+            <w:keepNext w:val="0"/>
+            <w:keepLines w:val="0"/>
+            <w:pageBreakBefore w:val="0"/>
+            <w:widowControl w:val="0"/>
             <w:tabs>
               <w:tab w:val="right" w:leader="dot" w:pos="8305"/>
             </w:tabs>
+            <w:kinsoku w:val="0"/>
+            <w:wordWrap/>
+            <w:overflowPunct/>
+            <w:topLinePunct w:val="0"/>
+            <w:autoSpaceDE w:val="0"/>
+            <w:autoSpaceDN w:val="0"/>
+            <w:bidi w:val="0"/>
+            <w:adjustRightInd w:val="0"/>
+            <w:snapToGrid w:val="0"/>
+            <w:textAlignment w:val="baseline"/>
           </w:pPr>
           <w:r>
             <w:fldChar w:fldCharType="begin"/>
           </w:r>
           <w:r>
-            <w:instrText xml:space="preserve"> HYPERLINK \l _Toc13559 </w:instrText>
+            <w:instrText xml:space="preserve"> HYPERLINK \l _Toc5234 </w:instrText>
           </w:r>
           <w:r>
             <w:fldChar w:fldCharType="separate"/>
@@ -1425,7 +2173,7 @@
             <w:fldChar w:fldCharType="begin"/>
           </w:r>
           <w:r>
-            <w:instrText xml:space="preserve"> PAGEREF _Toc13559 \h </w:instrText>
+            <w:instrText xml:space="preserve"> PAGEREF _Toc5234 \h </w:instrText>
           </w:r>
           <w:r>
             <w:fldChar w:fldCharType="separate"/>
@@ -1443,15 +2191,29 @@
         <w:p>
           <w:pPr>
             <w:pStyle w:val="13"/>
+            <w:keepNext w:val="0"/>
+            <w:keepLines w:val="0"/>
+            <w:pageBreakBefore w:val="0"/>
+            <w:widowControl w:val="0"/>
             <w:tabs>
               <w:tab w:val="right" w:leader="dot" w:pos="8305"/>
             </w:tabs>
+            <w:kinsoku w:val="0"/>
+            <w:wordWrap/>
+            <w:overflowPunct/>
+            <w:topLinePunct w:val="0"/>
+            <w:autoSpaceDE w:val="0"/>
+            <w:autoSpaceDN w:val="0"/>
+            <w:bidi w:val="0"/>
+            <w:adjustRightInd w:val="0"/>
+            <w:snapToGrid w:val="0"/>
+            <w:textAlignment w:val="baseline"/>
           </w:pPr>
           <w:r>
             <w:fldChar w:fldCharType="begin"/>
           </w:r>
           <w:r>
-            <w:instrText xml:space="preserve"> HYPERLINK \l _Toc7464 </w:instrText>
+            <w:instrText xml:space="preserve"> HYPERLINK \l _Toc8800 </w:instrText>
           </w:r>
           <w:r>
             <w:fldChar w:fldCharType="separate"/>
@@ -1472,7 +2234,7 @@
             <w:fldChar w:fldCharType="begin"/>
           </w:r>
           <w:r>
-            <w:instrText xml:space="preserve"> PAGEREF _Toc7464 \h </w:instrText>
+            <w:instrText xml:space="preserve"> PAGEREF _Toc8800 \h </w:instrText>
           </w:r>
           <w:r>
             <w:fldChar w:fldCharType="separate"/>
@@ -1490,15 +2252,29 @@
         <w:p>
           <w:pPr>
             <w:pStyle w:val="13"/>
+            <w:keepNext w:val="0"/>
+            <w:keepLines w:val="0"/>
+            <w:pageBreakBefore w:val="0"/>
+            <w:widowControl w:val="0"/>
             <w:tabs>
               <w:tab w:val="right" w:leader="dot" w:pos="8305"/>
             </w:tabs>
+            <w:kinsoku w:val="0"/>
+            <w:wordWrap/>
+            <w:overflowPunct/>
+            <w:topLinePunct w:val="0"/>
+            <w:autoSpaceDE w:val="0"/>
+            <w:autoSpaceDN w:val="0"/>
+            <w:bidi w:val="0"/>
+            <w:adjustRightInd w:val="0"/>
+            <w:snapToGrid w:val="0"/>
+            <w:textAlignment w:val="baseline"/>
           </w:pPr>
           <w:r>
             <w:fldChar w:fldCharType="begin"/>
           </w:r>
           <w:r>
-            <w:instrText xml:space="preserve"> HYPERLINK \l _Toc442 </w:instrText>
+            <w:instrText xml:space="preserve"> HYPERLINK \l _Toc4668 </w:instrText>
           </w:r>
           <w:r>
             <w:fldChar w:fldCharType="separate"/>
@@ -1510,7 +2286,7 @@
             <w:t xml:space="preserve">3.2.2. </w:t>
           </w:r>
           <w:r>
-            <w:t>人员储备计划</w:t>
+            <w:t>备用数据</w:t>
           </w:r>
           <w:r>
             <w:tab/>
@@ -1519,7 +2295,7 @@
             <w:fldChar w:fldCharType="begin"/>
           </w:r>
           <w:r>
-            <w:instrText xml:space="preserve"> PAGEREF _Toc442 \h </w:instrText>
+            <w:instrText xml:space="preserve"> PAGEREF _Toc4668 \h </w:instrText>
           </w:r>
           <w:r>
             <w:fldChar w:fldCharType="separate"/>
@@ -1537,15 +2313,29 @@
         <w:p>
           <w:pPr>
             <w:pStyle w:val="13"/>
+            <w:keepNext w:val="0"/>
+            <w:keepLines w:val="0"/>
+            <w:pageBreakBefore w:val="0"/>
+            <w:widowControl w:val="0"/>
             <w:tabs>
               <w:tab w:val="right" w:leader="dot" w:pos="8305"/>
             </w:tabs>
+            <w:kinsoku w:val="0"/>
+            <w:wordWrap/>
+            <w:overflowPunct/>
+            <w:topLinePunct w:val="0"/>
+            <w:autoSpaceDE w:val="0"/>
+            <w:autoSpaceDN w:val="0"/>
+            <w:bidi w:val="0"/>
+            <w:adjustRightInd w:val="0"/>
+            <w:snapToGrid w:val="0"/>
+            <w:textAlignment w:val="baseline"/>
           </w:pPr>
           <w:r>
             <w:fldChar w:fldCharType="begin"/>
           </w:r>
           <w:r>
-            <w:instrText xml:space="preserve"> HYPERLINK \l _Toc28030 </w:instrText>
+            <w:instrText xml:space="preserve"> HYPERLINK \l _Toc14885 </w:instrText>
           </w:r>
           <w:r>
             <w:fldChar w:fldCharType="separate"/>
@@ -1557,7 +2347,7 @@
             <w:t xml:space="preserve">3.2.3. </w:t>
           </w:r>
           <w:r>
-            <w:t>备用数据</w:t>
+            <w:t>计划测试</w:t>
           </w:r>
           <w:r>
             <w:tab/>
@@ -1566,13 +2356,13 @@
             <w:fldChar w:fldCharType="begin"/>
           </w:r>
           <w:r>
-            <w:instrText xml:space="preserve"> PAGEREF _Toc28030 \h </w:instrText>
+            <w:instrText xml:space="preserve"> PAGEREF _Toc14885 \h </w:instrText>
           </w:r>
           <w:r>
             <w:fldChar w:fldCharType="separate"/>
           </w:r>
           <w:r>
-            <w:t>9</w:t>
+            <w:t>8</w:t>
           </w:r>
           <w:r>
             <w:fldChar w:fldCharType="end"/>
@@ -1584,15 +2374,29 @@
         <w:p>
           <w:pPr>
             <w:pStyle w:val="13"/>
+            <w:keepNext w:val="0"/>
+            <w:keepLines w:val="0"/>
+            <w:pageBreakBefore w:val="0"/>
+            <w:widowControl w:val="0"/>
             <w:tabs>
               <w:tab w:val="right" w:leader="dot" w:pos="8305"/>
             </w:tabs>
+            <w:kinsoku w:val="0"/>
+            <w:wordWrap/>
+            <w:overflowPunct/>
+            <w:topLinePunct w:val="0"/>
+            <w:autoSpaceDE w:val="0"/>
+            <w:autoSpaceDN w:val="0"/>
+            <w:bidi w:val="0"/>
+            <w:adjustRightInd w:val="0"/>
+            <w:snapToGrid w:val="0"/>
+            <w:textAlignment w:val="baseline"/>
           </w:pPr>
           <w:r>
             <w:fldChar w:fldCharType="begin"/>
           </w:r>
           <w:r>
-            <w:instrText xml:space="preserve"> HYPERLINK \l _Toc19191 </w:instrText>
+            <w:instrText xml:space="preserve"> HYPERLINK \l _Toc20131 </w:instrText>
           </w:r>
           <w:r>
             <w:fldChar w:fldCharType="separate"/>
@@ -1604,7 +2408,7 @@
             <w:t xml:space="preserve">3.2.4. </w:t>
           </w:r>
           <w:r>
-            <w:t>计划测试</w:t>
+            <w:t>计划的培训</w:t>
           </w:r>
           <w:r>
             <w:tab/>
@@ -1613,60 +2417,13 @@
             <w:fldChar w:fldCharType="begin"/>
           </w:r>
           <w:r>
-            <w:instrText xml:space="preserve"> PAGEREF _Toc19191 \h </w:instrText>
+            <w:instrText xml:space="preserve"> PAGEREF _Toc20131 \h </w:instrText>
           </w:r>
           <w:r>
             <w:fldChar w:fldCharType="separate"/>
           </w:r>
           <w:r>
-            <w:t>10</w:t>
-          </w:r>
-          <w:r>
-            <w:fldChar w:fldCharType="end"/>
-          </w:r>
-          <w:r>
-            <w:fldChar w:fldCharType="end"/>
-          </w:r>
-        </w:p>
-        <w:p>
-          <w:pPr>
-            <w:pStyle w:val="13"/>
-            <w:tabs>
-              <w:tab w:val="right" w:leader="dot" w:pos="8305"/>
-            </w:tabs>
-          </w:pPr>
-          <w:r>
-            <w:fldChar w:fldCharType="begin"/>
-          </w:r>
-          <w:r>
-            <w:instrText xml:space="preserve"> HYPERLINK \l _Toc18608 </w:instrText>
-          </w:r>
-          <w:r>
-            <w:fldChar w:fldCharType="separate"/>
-          </w:r>
-          <w:r>
-            <w:rPr>
-              <w:rFonts w:hint="default"/>
-            </w:rPr>
-            <w:t xml:space="preserve">3.2.5. </w:t>
-          </w:r>
-          <w:r>
-            <w:t>计划的培训</w:t>
-          </w:r>
-          <w:r>
-            <w:tab/>
-          </w:r>
-          <w:r>
-            <w:fldChar w:fldCharType="begin"/>
-          </w:r>
-          <w:r>
-            <w:instrText xml:space="preserve"> PAGEREF _Toc18608 \h </w:instrText>
-          </w:r>
-          <w:r>
-            <w:fldChar w:fldCharType="separate"/>
-          </w:r>
-          <w:r>
-            <w:t>11</w:t>
+            <w:t>8</w:t>
           </w:r>
           <w:r>
             <w:fldChar w:fldCharType="end"/>
@@ -1678,15 +2435,29 @@
         <w:p>
           <w:pPr>
             <w:pStyle w:val="17"/>
+            <w:keepNext w:val="0"/>
+            <w:keepLines w:val="0"/>
+            <w:pageBreakBefore w:val="0"/>
+            <w:widowControl w:val="0"/>
             <w:tabs>
               <w:tab w:val="right" w:leader="dot" w:pos="8305"/>
             </w:tabs>
+            <w:kinsoku w:val="0"/>
+            <w:wordWrap/>
+            <w:overflowPunct/>
+            <w:topLinePunct w:val="0"/>
+            <w:autoSpaceDE w:val="0"/>
+            <w:autoSpaceDN w:val="0"/>
+            <w:bidi w:val="0"/>
+            <w:adjustRightInd w:val="0"/>
+            <w:snapToGrid w:val="0"/>
+            <w:textAlignment w:val="baseline"/>
           </w:pPr>
           <w:r>
             <w:fldChar w:fldCharType="begin"/>
           </w:r>
           <w:r>
-            <w:instrText xml:space="preserve"> HYPERLINK \l _Toc25539 </w:instrText>
+            <w:instrText xml:space="preserve"> HYPERLINK \l _Toc21612 </w:instrText>
           </w:r>
           <w:r>
             <w:fldChar w:fldCharType="separate"/>
@@ -1707,13 +2478,13 @@
             <w:fldChar w:fldCharType="begin"/>
           </w:r>
           <w:r>
-            <w:instrText xml:space="preserve"> PAGEREF _Toc25539 \h </w:instrText>
+            <w:instrText xml:space="preserve"> PAGEREF _Toc21612 \h </w:instrText>
           </w:r>
           <w:r>
             <w:fldChar w:fldCharType="separate"/>
           </w:r>
           <w:r>
-            <w:t>11</w:t>
+            <w:t>8</w:t>
           </w:r>
           <w:r>
             <w:fldChar w:fldCharType="end"/>
@@ -1724,52 +2495,21 @@
         </w:p>
         <w:p>
           <w:pPr>
-            <w:pStyle w:val="17"/>
-            <w:tabs>
-              <w:tab w:val="right" w:leader="dot" w:pos="8305"/>
-            </w:tabs>
+            <w:keepNext w:val="0"/>
+            <w:keepLines w:val="0"/>
+            <w:pageBreakBefore w:val="0"/>
+            <w:widowControl w:val="0"/>
+            <w:kinsoku w:val="0"/>
+            <w:wordWrap/>
+            <w:overflowPunct/>
+            <w:topLinePunct w:val="0"/>
+            <w:autoSpaceDE w:val="0"/>
+            <w:autoSpaceDN w:val="0"/>
+            <w:bidi w:val="0"/>
+            <w:adjustRightInd w:val="0"/>
+            <w:snapToGrid w:val="0"/>
+            <w:textAlignment w:val="baseline"/>
           </w:pPr>
-          <w:r>
-            <w:fldChar w:fldCharType="begin"/>
-          </w:r>
-          <w:r>
-            <w:instrText xml:space="preserve"> HYPERLINK \l _Toc4544 </w:instrText>
-          </w:r>
-          <w:r>
-            <w:fldChar w:fldCharType="separate"/>
-          </w:r>
-          <w:r>
-            <w:rPr>
-              <w:rFonts w:hint="default"/>
-            </w:rPr>
-            <w:t xml:space="preserve">5. </w:t>
-          </w:r>
-          <w:r>
-            <w:t>计划修订记录</w:t>
-          </w:r>
-          <w:r>
-            <w:tab/>
-          </w:r>
-          <w:r>
-            <w:fldChar w:fldCharType="begin"/>
-          </w:r>
-          <w:r>
-            <w:instrText xml:space="preserve"> PAGEREF _Toc4544 \h </w:instrText>
-          </w:r>
-          <w:r>
-            <w:fldChar w:fldCharType="separate"/>
-          </w:r>
-          <w:r>
-            <w:t>12</w:t>
-          </w:r>
-          <w:r>
-            <w:fldChar w:fldCharType="end"/>
-          </w:r>
-          <w:r>
-            <w:fldChar w:fldCharType="end"/>
-          </w:r>
-        </w:p>
-        <w:p>
           <w:r>
             <w:fldChar w:fldCharType="end"/>
           </w:r>
@@ -1778,7 +2518,20 @@
     </w:sdt>
     <w:p>
       <w:pPr>
+        <w:keepNext w:val="0"/>
+        <w:keepLines w:val="0"/>
+        <w:pageBreakBefore w:val="0"/>
+        <w:widowControl w:val="0"/>
+        <w:kinsoku w:val="0"/>
+        <w:wordWrap/>
+        <w:overflowPunct/>
+        <w:topLinePunct w:val="0"/>
+        <w:autoSpaceDE w:val="0"/>
+        <w:autoSpaceDN w:val="0"/>
         <w:bidi w:val="0"/>
+        <w:adjustRightInd w:val="0"/>
+        <w:snapToGrid w:val="0"/>
+        <w:textAlignment w:val="baseline"/>
       </w:pPr>
       <w:bookmarkStart w:id="2" w:name="heading_1"/>
       <w:r>
@@ -1788,9 +2541,22 @@
     <w:p>
       <w:pPr>
         <w:pStyle w:val="35"/>
+        <w:keepNext w:val="0"/>
+        <w:keepLines w:val="0"/>
+        <w:pageBreakBefore w:val="0"/>
+        <w:widowControl w:val="0"/>
+        <w:kinsoku w:val="0"/>
+        <w:wordWrap/>
+        <w:overflowPunct/>
+        <w:topLinePunct w:val="0"/>
+        <w:autoSpaceDE w:val="0"/>
+        <w:autoSpaceDN w:val="0"/>
         <w:bidi w:val="0"/>
+        <w:adjustRightInd w:val="0"/>
+        <w:snapToGrid w:val="0"/>
+        <w:textAlignment w:val="baseline"/>
       </w:pPr>
-      <w:bookmarkStart w:id="3" w:name="_Toc2770"/>
+      <w:bookmarkStart w:id="3" w:name="_Toc21158"/>
       <w:r>
         <w:t>目的</w:t>
       </w:r>
@@ -1800,7 +2566,20 @@
     <w:p>
       <w:pPr>
         <w:pStyle w:val="36"/>
+        <w:keepNext w:val="0"/>
+        <w:keepLines w:val="0"/>
+        <w:pageBreakBefore w:val="0"/>
+        <w:widowControl w:val="0"/>
+        <w:kinsoku w:val="0"/>
+        <w:wordWrap/>
+        <w:overflowPunct/>
+        <w:topLinePunct w:val="0"/>
+        <w:autoSpaceDE w:val="0"/>
+        <w:autoSpaceDN w:val="0"/>
         <w:bidi w:val="0"/>
+        <w:adjustRightInd w:val="0"/>
+        <w:snapToGrid w:val="0"/>
+        <w:textAlignment w:val="baseline"/>
       </w:pPr>
       <w:r>
         <w:t>为确保淮安生态新城信息系统（以下简称“项目”）在遭遇重大故障、灾难事件或其他严重影响运维服务的突发事件后，能迅速、有序地恢复系统功能与业务运行，保障甲方各信息化系统的连续性运行，最大限度降低对甲方业务的影响，特制定本连续性计划。</w:t>
@@ -1809,7 +2588,20 @@
     <w:p>
       <w:pPr>
         <w:pStyle w:val="36"/>
+        <w:keepNext w:val="0"/>
+        <w:keepLines w:val="0"/>
+        <w:pageBreakBefore w:val="0"/>
+        <w:widowControl w:val="0"/>
+        <w:kinsoku w:val="0"/>
+        <w:wordWrap/>
+        <w:overflowPunct/>
+        <w:topLinePunct w:val="0"/>
+        <w:autoSpaceDE w:val="0"/>
+        <w:autoSpaceDN w:val="0"/>
         <w:bidi w:val="0"/>
+        <w:adjustRightInd w:val="0"/>
+        <w:snapToGrid w:val="0"/>
+        <w:textAlignment w:val="baseline"/>
       </w:pPr>
       <w:r>
         <w:t>本计划依据《淮安生态新城信息系统运维服务合同》要求编制。</w:t>
@@ -1818,10 +2610,23 @@
     <w:p>
       <w:pPr>
         <w:pStyle w:val="35"/>
+        <w:keepNext w:val="0"/>
+        <w:keepLines w:val="0"/>
+        <w:pageBreakBefore w:val="0"/>
+        <w:widowControl w:val="0"/>
+        <w:kinsoku w:val="0"/>
+        <w:wordWrap/>
+        <w:overflowPunct/>
+        <w:topLinePunct w:val="0"/>
+        <w:autoSpaceDE w:val="0"/>
+        <w:autoSpaceDN w:val="0"/>
         <w:bidi w:val="0"/>
+        <w:adjustRightInd w:val="0"/>
+        <w:snapToGrid w:val="0"/>
+        <w:textAlignment w:val="baseline"/>
       </w:pPr>
       <w:bookmarkStart w:id="4" w:name="heading_2"/>
-      <w:bookmarkStart w:id="5" w:name="_Toc19513"/>
+      <w:bookmarkStart w:id="5" w:name="_Toc25125"/>
       <w:r>
         <w:t>适用范围</w:t>
       </w:r>
@@ -1831,7 +2636,20 @@
     <w:p>
       <w:pPr>
         <w:pStyle w:val="36"/>
+        <w:keepNext w:val="0"/>
+        <w:keepLines w:val="0"/>
+        <w:pageBreakBefore w:val="0"/>
+        <w:widowControl w:val="0"/>
+        <w:kinsoku w:val="0"/>
+        <w:wordWrap/>
+        <w:overflowPunct/>
+        <w:topLinePunct w:val="0"/>
+        <w:autoSpaceDE w:val="0"/>
+        <w:autoSpaceDN w:val="0"/>
         <w:bidi w:val="0"/>
+        <w:adjustRightInd w:val="0"/>
+        <w:snapToGrid w:val="0"/>
+        <w:textAlignment w:val="baseline"/>
       </w:pPr>
       <w:r>
         <w:t>本计划适用于本项目全部运维服务活动遭遇以下灾难性或重大中断事件后的应急响应与恢复处理：</w:t>
@@ -1906,11 +2724,23 @@
           <w:p>
             <w:pPr>
               <w:pStyle w:val="36"/>
-              <w:bidi w:val="0"/>
+              <w:keepNext w:val="0"/>
+              <w:keepLines w:val="0"/>
+              <w:pageBreakBefore w:val="0"/>
+              <w:widowControl w:val="0"/>
+              <w:kinsoku w:val="0"/>
+              <w:wordWrap/>
+              <w:overflowPunct/>
+              <w:topLinePunct w:val="0"/>
+              <w:autoSpaceDE w:val="0"/>
+              <w:autoSpaceDN w:val="0"/>
+              <w:bidi w:val="0"/>
+              <w:adjustRightInd w:val="0"/>
               <w:snapToGrid w:val="0"/>
               <w:spacing w:line="240" w:lineRule="auto"/>
               <w:ind w:left="0" w:leftChars="0" w:right="0" w:rightChars="0" w:firstLine="0" w:firstLineChars="0"/>
               <w:jc w:val="center"/>
+              <w:textAlignment w:val="baseline"/>
               <w:rPr>
                 <w:b/>
               </w:rPr>
@@ -1944,11 +2774,23 @@
           <w:p>
             <w:pPr>
               <w:pStyle w:val="36"/>
-              <w:bidi w:val="0"/>
+              <w:keepNext w:val="0"/>
+              <w:keepLines w:val="0"/>
+              <w:pageBreakBefore w:val="0"/>
+              <w:widowControl w:val="0"/>
+              <w:kinsoku w:val="0"/>
+              <w:wordWrap/>
+              <w:overflowPunct/>
+              <w:topLinePunct w:val="0"/>
+              <w:autoSpaceDE w:val="0"/>
+              <w:autoSpaceDN w:val="0"/>
+              <w:bidi w:val="0"/>
+              <w:adjustRightInd w:val="0"/>
               <w:snapToGrid w:val="0"/>
               <w:spacing w:line="240" w:lineRule="auto"/>
               <w:ind w:left="0" w:leftChars="0" w:right="0" w:rightChars="0" w:firstLine="0" w:firstLineChars="0"/>
               <w:jc w:val="center"/>
+              <w:textAlignment w:val="baseline"/>
               <w:rPr>
                 <w:b/>
               </w:rPr>
@@ -1982,11 +2824,23 @@
           <w:p>
             <w:pPr>
               <w:pStyle w:val="36"/>
-              <w:bidi w:val="0"/>
+              <w:keepNext w:val="0"/>
+              <w:keepLines w:val="0"/>
+              <w:pageBreakBefore w:val="0"/>
+              <w:widowControl w:val="0"/>
+              <w:kinsoku w:val="0"/>
+              <w:wordWrap/>
+              <w:overflowPunct/>
+              <w:topLinePunct w:val="0"/>
+              <w:autoSpaceDE w:val="0"/>
+              <w:autoSpaceDN w:val="0"/>
+              <w:bidi w:val="0"/>
+              <w:adjustRightInd w:val="0"/>
               <w:snapToGrid w:val="0"/>
               <w:spacing w:line="240" w:lineRule="auto"/>
               <w:ind w:left="0" w:leftChars="0" w:right="0" w:rightChars="0" w:firstLine="0" w:firstLineChars="0"/>
               <w:jc w:val="center"/>
+              <w:textAlignment w:val="baseline"/>
               <w:rPr>
                 <w:b/>
               </w:rPr>
@@ -2042,11 +2896,23 @@
           <w:p>
             <w:pPr>
               <w:pStyle w:val="36"/>
-              <w:bidi w:val="0"/>
+              <w:keepNext w:val="0"/>
+              <w:keepLines w:val="0"/>
+              <w:pageBreakBefore w:val="0"/>
+              <w:widowControl w:val="0"/>
+              <w:kinsoku w:val="0"/>
+              <w:wordWrap/>
+              <w:overflowPunct/>
+              <w:topLinePunct w:val="0"/>
+              <w:autoSpaceDE w:val="0"/>
+              <w:autoSpaceDN w:val="0"/>
+              <w:bidi w:val="0"/>
+              <w:adjustRightInd w:val="0"/>
               <w:snapToGrid w:val="0"/>
               <w:spacing w:line="240" w:lineRule="auto"/>
               <w:ind w:left="0" w:leftChars="0" w:right="0" w:rightChars="0" w:firstLine="0" w:firstLineChars="0"/>
               <w:jc w:val="center"/>
+              <w:textAlignment w:val="baseline"/>
             </w:pPr>
             <w:r>
               <w:t>1</w:t>
@@ -2074,11 +2940,23 @@
           <w:p>
             <w:pPr>
               <w:pStyle w:val="36"/>
-              <w:bidi w:val="0"/>
+              <w:keepNext w:val="0"/>
+              <w:keepLines w:val="0"/>
+              <w:pageBreakBefore w:val="0"/>
+              <w:widowControl w:val="0"/>
+              <w:kinsoku w:val="0"/>
+              <w:wordWrap/>
+              <w:overflowPunct/>
+              <w:topLinePunct w:val="0"/>
+              <w:autoSpaceDE w:val="0"/>
+              <w:autoSpaceDN w:val="0"/>
+              <w:bidi w:val="0"/>
+              <w:adjustRightInd w:val="0"/>
               <w:snapToGrid w:val="0"/>
               <w:spacing w:line="240" w:lineRule="auto"/>
               <w:ind w:left="0" w:leftChars="0" w:right="0" w:rightChars="0" w:firstLine="0" w:firstLineChars="0"/>
               <w:jc w:val="center"/>
+              <w:textAlignment w:val="baseline"/>
             </w:pPr>
             <w:r>
               <w:t>核心系统完全不可用</w:t>
@@ -2106,11 +2984,23 @@
           <w:p>
             <w:pPr>
               <w:pStyle w:val="36"/>
-              <w:bidi w:val="0"/>
+              <w:keepNext w:val="0"/>
+              <w:keepLines w:val="0"/>
+              <w:pageBreakBefore w:val="0"/>
+              <w:widowControl w:val="0"/>
+              <w:kinsoku w:val="0"/>
+              <w:wordWrap/>
+              <w:overflowPunct/>
+              <w:topLinePunct w:val="0"/>
+              <w:autoSpaceDE w:val="0"/>
+              <w:autoSpaceDN w:val="0"/>
+              <w:bidi w:val="0"/>
+              <w:adjustRightInd w:val="0"/>
               <w:snapToGrid w:val="0"/>
               <w:spacing w:line="240" w:lineRule="auto"/>
               <w:ind w:left="0" w:leftChars="0" w:right="0" w:rightChars="0" w:firstLine="0" w:firstLineChars="0"/>
               <w:jc w:val="left"/>
+              <w:textAlignment w:val="baseline"/>
             </w:pPr>
             <w:r>
               <w:rPr>
@@ -2167,11 +3057,23 @@
           <w:p>
             <w:pPr>
               <w:pStyle w:val="36"/>
-              <w:bidi w:val="0"/>
+              <w:keepNext w:val="0"/>
+              <w:keepLines w:val="0"/>
+              <w:pageBreakBefore w:val="0"/>
+              <w:widowControl w:val="0"/>
+              <w:kinsoku w:val="0"/>
+              <w:wordWrap/>
+              <w:overflowPunct/>
+              <w:topLinePunct w:val="0"/>
+              <w:autoSpaceDE w:val="0"/>
+              <w:autoSpaceDN w:val="0"/>
+              <w:bidi w:val="0"/>
+              <w:adjustRightInd w:val="0"/>
               <w:snapToGrid w:val="0"/>
               <w:spacing w:line="240" w:lineRule="auto"/>
               <w:ind w:left="0" w:leftChars="0" w:right="0" w:rightChars="0" w:firstLine="0" w:firstLineChars="0"/>
               <w:jc w:val="center"/>
+              <w:textAlignment w:val="baseline"/>
             </w:pPr>
             <w:r>
               <w:t>2</w:t>
@@ -2199,11 +3101,23 @@
           <w:p>
             <w:pPr>
               <w:pStyle w:val="36"/>
-              <w:bidi w:val="0"/>
+              <w:keepNext w:val="0"/>
+              <w:keepLines w:val="0"/>
+              <w:pageBreakBefore w:val="0"/>
+              <w:widowControl w:val="0"/>
+              <w:kinsoku w:val="0"/>
+              <w:wordWrap/>
+              <w:overflowPunct/>
+              <w:topLinePunct w:val="0"/>
+              <w:autoSpaceDE w:val="0"/>
+              <w:autoSpaceDN w:val="0"/>
+              <w:bidi w:val="0"/>
+              <w:adjustRightInd w:val="0"/>
               <w:snapToGrid w:val="0"/>
               <w:spacing w:line="240" w:lineRule="auto"/>
               <w:ind w:left="0" w:leftChars="0" w:right="0" w:rightChars="0" w:firstLine="0" w:firstLineChars="0"/>
               <w:jc w:val="center"/>
+              <w:textAlignment w:val="baseline"/>
             </w:pPr>
             <w:r>
               <w:t>数据中心基础设施故障</w:t>
@@ -2231,11 +3145,23 @@
           <w:p>
             <w:pPr>
               <w:pStyle w:val="36"/>
-              <w:bidi w:val="0"/>
+              <w:keepNext w:val="0"/>
+              <w:keepLines w:val="0"/>
+              <w:pageBreakBefore w:val="0"/>
+              <w:widowControl w:val="0"/>
+              <w:kinsoku w:val="0"/>
+              <w:wordWrap/>
+              <w:overflowPunct/>
+              <w:topLinePunct w:val="0"/>
+              <w:autoSpaceDE w:val="0"/>
+              <w:autoSpaceDN w:val="0"/>
+              <w:bidi w:val="0"/>
+              <w:adjustRightInd w:val="0"/>
               <w:snapToGrid w:val="0"/>
               <w:spacing w:line="240" w:lineRule="auto"/>
               <w:ind w:left="0" w:leftChars="0" w:right="0" w:rightChars="0" w:firstLine="0" w:firstLineChars="0"/>
               <w:jc w:val="left"/>
+              <w:textAlignment w:val="baseline"/>
             </w:pPr>
             <w:r>
               <w:t>电力中断、网络全阻、空调故障导致设备过热等</w:t>
@@ -2285,11 +3211,23 @@
           <w:p>
             <w:pPr>
               <w:pStyle w:val="36"/>
-              <w:bidi w:val="0"/>
+              <w:keepNext w:val="0"/>
+              <w:keepLines w:val="0"/>
+              <w:pageBreakBefore w:val="0"/>
+              <w:widowControl w:val="0"/>
+              <w:kinsoku w:val="0"/>
+              <w:wordWrap/>
+              <w:overflowPunct/>
+              <w:topLinePunct w:val="0"/>
+              <w:autoSpaceDE w:val="0"/>
+              <w:autoSpaceDN w:val="0"/>
+              <w:bidi w:val="0"/>
+              <w:adjustRightInd w:val="0"/>
               <w:snapToGrid w:val="0"/>
               <w:spacing w:line="240" w:lineRule="auto"/>
               <w:ind w:left="0" w:leftChars="0" w:right="0" w:rightChars="0" w:firstLine="0" w:firstLineChars="0"/>
               <w:jc w:val="center"/>
+              <w:textAlignment w:val="baseline"/>
             </w:pPr>
             <w:r>
               <w:t>3</w:t>
@@ -2317,11 +3255,23 @@
           <w:p>
             <w:pPr>
               <w:pStyle w:val="36"/>
-              <w:bidi w:val="0"/>
+              <w:keepNext w:val="0"/>
+              <w:keepLines w:val="0"/>
+              <w:pageBreakBefore w:val="0"/>
+              <w:widowControl w:val="0"/>
+              <w:kinsoku w:val="0"/>
+              <w:wordWrap/>
+              <w:overflowPunct/>
+              <w:topLinePunct w:val="0"/>
+              <w:autoSpaceDE w:val="0"/>
+              <w:autoSpaceDN w:val="0"/>
+              <w:bidi w:val="0"/>
+              <w:adjustRightInd w:val="0"/>
               <w:snapToGrid w:val="0"/>
               <w:spacing w:line="240" w:lineRule="auto"/>
               <w:ind w:left="0" w:leftChars="0" w:right="0" w:rightChars="0" w:firstLine="0" w:firstLineChars="0"/>
               <w:jc w:val="center"/>
+              <w:textAlignment w:val="baseline"/>
             </w:pPr>
             <w:r>
               <w:t>大规模硬件故障</w:t>
@@ -2349,11 +3299,23 @@
           <w:p>
             <w:pPr>
               <w:pStyle w:val="36"/>
-              <w:bidi w:val="0"/>
+              <w:keepNext w:val="0"/>
+              <w:keepLines w:val="0"/>
+              <w:pageBreakBefore w:val="0"/>
+              <w:widowControl w:val="0"/>
+              <w:kinsoku w:val="0"/>
+              <w:wordWrap/>
+              <w:overflowPunct/>
+              <w:topLinePunct w:val="0"/>
+              <w:autoSpaceDE w:val="0"/>
+              <w:autoSpaceDN w:val="0"/>
+              <w:bidi w:val="0"/>
+              <w:adjustRightInd w:val="0"/>
               <w:snapToGrid w:val="0"/>
               <w:spacing w:line="240" w:lineRule="auto"/>
               <w:ind w:left="0" w:leftChars="0" w:right="0" w:rightChars="0" w:firstLine="0" w:firstLineChars="0"/>
               <w:jc w:val="left"/>
+              <w:textAlignment w:val="baseline"/>
             </w:pPr>
             <w:r>
               <w:t>核心交换机集群失效、存储阵列损坏、服务器集群宕机</w:t>
@@ -2403,11 +3365,23 @@
           <w:p>
             <w:pPr>
               <w:pStyle w:val="36"/>
-              <w:bidi w:val="0"/>
+              <w:keepNext w:val="0"/>
+              <w:keepLines w:val="0"/>
+              <w:pageBreakBefore w:val="0"/>
+              <w:widowControl w:val="0"/>
+              <w:kinsoku w:val="0"/>
+              <w:wordWrap/>
+              <w:overflowPunct/>
+              <w:topLinePunct w:val="0"/>
+              <w:autoSpaceDE w:val="0"/>
+              <w:autoSpaceDN w:val="0"/>
+              <w:bidi w:val="0"/>
+              <w:adjustRightInd w:val="0"/>
               <w:snapToGrid w:val="0"/>
               <w:spacing w:line="240" w:lineRule="auto"/>
               <w:ind w:left="0" w:leftChars="0" w:right="0" w:rightChars="0" w:firstLine="0" w:firstLineChars="0"/>
               <w:jc w:val="center"/>
+              <w:textAlignment w:val="baseline"/>
             </w:pPr>
             <w:r>
               <w:t>4</w:t>
@@ -2435,11 +3409,23 @@
           <w:p>
             <w:pPr>
               <w:pStyle w:val="36"/>
-              <w:bidi w:val="0"/>
+              <w:keepNext w:val="0"/>
+              <w:keepLines w:val="0"/>
+              <w:pageBreakBefore w:val="0"/>
+              <w:widowControl w:val="0"/>
+              <w:kinsoku w:val="0"/>
+              <w:wordWrap/>
+              <w:overflowPunct/>
+              <w:topLinePunct w:val="0"/>
+              <w:autoSpaceDE w:val="0"/>
+              <w:autoSpaceDN w:val="0"/>
+              <w:bidi w:val="0"/>
+              <w:adjustRightInd w:val="0"/>
               <w:snapToGrid w:val="0"/>
               <w:spacing w:line="240" w:lineRule="auto"/>
               <w:ind w:left="0" w:leftChars="0" w:right="0" w:rightChars="0" w:firstLine="0" w:firstLineChars="0"/>
               <w:jc w:val="center"/>
+              <w:textAlignment w:val="baseline"/>
             </w:pPr>
             <w:r>
               <w:t>重大软件故障或数据损坏</w:t>
@@ -2467,11 +3453,23 @@
           <w:p>
             <w:pPr>
               <w:pStyle w:val="36"/>
-              <w:bidi w:val="0"/>
+              <w:keepNext w:val="0"/>
+              <w:keepLines w:val="0"/>
+              <w:pageBreakBefore w:val="0"/>
+              <w:widowControl w:val="0"/>
+              <w:kinsoku w:val="0"/>
+              <w:wordWrap/>
+              <w:overflowPunct/>
+              <w:topLinePunct w:val="0"/>
+              <w:autoSpaceDE w:val="0"/>
+              <w:autoSpaceDN w:val="0"/>
+              <w:bidi w:val="0"/>
+              <w:adjustRightInd w:val="0"/>
               <w:snapToGrid w:val="0"/>
               <w:spacing w:line="240" w:lineRule="auto"/>
               <w:ind w:left="0" w:leftChars="0" w:right="0" w:rightChars="0" w:firstLine="0" w:firstLineChars="0"/>
               <w:jc w:val="left"/>
+              <w:textAlignment w:val="baseline"/>
             </w:pPr>
             <w:r>
               <w:t>数据库损坏、应用系统崩溃、配置数据丢失</w:t>
@@ -2521,11 +3519,23 @@
           <w:p>
             <w:pPr>
               <w:pStyle w:val="36"/>
-              <w:bidi w:val="0"/>
+              <w:keepNext w:val="0"/>
+              <w:keepLines w:val="0"/>
+              <w:pageBreakBefore w:val="0"/>
+              <w:widowControl w:val="0"/>
+              <w:kinsoku w:val="0"/>
+              <w:wordWrap/>
+              <w:overflowPunct/>
+              <w:topLinePunct w:val="0"/>
+              <w:autoSpaceDE w:val="0"/>
+              <w:autoSpaceDN w:val="0"/>
+              <w:bidi w:val="0"/>
+              <w:adjustRightInd w:val="0"/>
               <w:snapToGrid w:val="0"/>
               <w:spacing w:line="240" w:lineRule="auto"/>
               <w:ind w:left="0" w:leftChars="0" w:right="0" w:rightChars="0" w:firstLine="0" w:firstLineChars="0"/>
               <w:jc w:val="center"/>
+              <w:textAlignment w:val="baseline"/>
             </w:pPr>
             <w:r>
               <w:t>5</w:t>
@@ -2553,11 +3563,23 @@
           <w:p>
             <w:pPr>
               <w:pStyle w:val="36"/>
-              <w:bidi w:val="0"/>
+              <w:keepNext w:val="0"/>
+              <w:keepLines w:val="0"/>
+              <w:pageBreakBefore w:val="0"/>
+              <w:widowControl w:val="0"/>
+              <w:kinsoku w:val="0"/>
+              <w:wordWrap/>
+              <w:overflowPunct/>
+              <w:topLinePunct w:val="0"/>
+              <w:autoSpaceDE w:val="0"/>
+              <w:autoSpaceDN w:val="0"/>
+              <w:bidi w:val="0"/>
+              <w:adjustRightInd w:val="0"/>
               <w:snapToGrid w:val="0"/>
               <w:spacing w:line="240" w:lineRule="auto"/>
               <w:ind w:left="0" w:leftChars="0" w:right="0" w:rightChars="0" w:firstLine="0" w:firstLineChars="0"/>
               <w:jc w:val="center"/>
+              <w:textAlignment w:val="baseline"/>
             </w:pPr>
             <w:r>
               <w:t>安全事件</w:t>
@@ -2585,11 +3607,23 @@
           <w:p>
             <w:pPr>
               <w:pStyle w:val="36"/>
-              <w:bidi w:val="0"/>
+              <w:keepNext w:val="0"/>
+              <w:keepLines w:val="0"/>
+              <w:pageBreakBefore w:val="0"/>
+              <w:widowControl w:val="0"/>
+              <w:kinsoku w:val="0"/>
+              <w:wordWrap/>
+              <w:overflowPunct/>
+              <w:topLinePunct w:val="0"/>
+              <w:autoSpaceDE w:val="0"/>
+              <w:autoSpaceDN w:val="0"/>
+              <w:bidi w:val="0"/>
+              <w:adjustRightInd w:val="0"/>
               <w:snapToGrid w:val="0"/>
               <w:spacing w:line="240" w:lineRule="auto"/>
               <w:ind w:left="0" w:leftChars="0" w:right="0" w:rightChars="0" w:firstLine="0" w:firstLineChars="0"/>
               <w:jc w:val="left"/>
+              <w:textAlignment w:val="baseline"/>
             </w:pPr>
             <w:r>
               <w:t>勒索病毒攻击、数据泄露、DDoS攻击导致服务中断</w:t>
@@ -2639,11 +3673,23 @@
           <w:p>
             <w:pPr>
               <w:pStyle w:val="36"/>
-              <w:bidi w:val="0"/>
+              <w:keepNext w:val="0"/>
+              <w:keepLines w:val="0"/>
+              <w:pageBreakBefore w:val="0"/>
+              <w:widowControl w:val="0"/>
+              <w:kinsoku w:val="0"/>
+              <w:wordWrap/>
+              <w:overflowPunct/>
+              <w:topLinePunct w:val="0"/>
+              <w:autoSpaceDE w:val="0"/>
+              <w:autoSpaceDN w:val="0"/>
+              <w:bidi w:val="0"/>
+              <w:adjustRightInd w:val="0"/>
               <w:snapToGrid w:val="0"/>
               <w:spacing w:line="240" w:lineRule="auto"/>
               <w:ind w:left="0" w:leftChars="0" w:right="0" w:rightChars="0" w:firstLine="0" w:firstLineChars="0"/>
               <w:jc w:val="center"/>
+              <w:textAlignment w:val="baseline"/>
             </w:pPr>
             <w:r>
               <w:t>6</w:t>
@@ -2671,11 +3717,23 @@
           <w:p>
             <w:pPr>
               <w:pStyle w:val="36"/>
-              <w:bidi w:val="0"/>
+              <w:keepNext w:val="0"/>
+              <w:keepLines w:val="0"/>
+              <w:pageBreakBefore w:val="0"/>
+              <w:widowControl w:val="0"/>
+              <w:kinsoku w:val="0"/>
+              <w:wordWrap/>
+              <w:overflowPunct/>
+              <w:topLinePunct w:val="0"/>
+              <w:autoSpaceDE w:val="0"/>
+              <w:autoSpaceDN w:val="0"/>
+              <w:bidi w:val="0"/>
+              <w:adjustRightInd w:val="0"/>
               <w:snapToGrid w:val="0"/>
               <w:spacing w:line="240" w:lineRule="auto"/>
               <w:ind w:left="0" w:leftChars="0" w:right="0" w:rightChars="0" w:firstLine="0" w:firstLineChars="0"/>
               <w:jc w:val="center"/>
+              <w:textAlignment w:val="baseline"/>
             </w:pPr>
             <w:r>
               <w:t>其他严重事件</w:t>
@@ -2703,11 +3761,23 @@
           <w:p>
             <w:pPr>
               <w:pStyle w:val="36"/>
-              <w:bidi w:val="0"/>
+              <w:keepNext w:val="0"/>
+              <w:keepLines w:val="0"/>
+              <w:pageBreakBefore w:val="0"/>
+              <w:widowControl w:val="0"/>
+              <w:kinsoku w:val="0"/>
+              <w:wordWrap/>
+              <w:overflowPunct/>
+              <w:topLinePunct w:val="0"/>
+              <w:autoSpaceDE w:val="0"/>
+              <w:autoSpaceDN w:val="0"/>
+              <w:bidi w:val="0"/>
+              <w:adjustRightInd w:val="0"/>
               <w:snapToGrid w:val="0"/>
               <w:spacing w:line="240" w:lineRule="auto"/>
               <w:ind w:left="0" w:leftChars="0" w:right="0" w:rightChars="0" w:firstLine="0" w:firstLineChars="0"/>
               <w:jc w:val="left"/>
+              <w:textAlignment w:val="baseline"/>
             </w:pPr>
             <w:r>
               <w:t>认定需启动连续性计划的其他严重事件</w:t>
@@ -2719,10 +3789,23 @@
     <w:p>
       <w:pPr>
         <w:pStyle w:val="35"/>
+        <w:keepNext w:val="0"/>
+        <w:keepLines w:val="0"/>
+        <w:pageBreakBefore w:val="0"/>
+        <w:widowControl w:val="0"/>
+        <w:kinsoku w:val="0"/>
+        <w:wordWrap/>
+        <w:overflowPunct/>
+        <w:topLinePunct w:val="0"/>
+        <w:autoSpaceDE w:val="0"/>
+        <w:autoSpaceDN w:val="0"/>
         <w:bidi w:val="0"/>
+        <w:adjustRightInd w:val="0"/>
+        <w:snapToGrid w:val="0"/>
+        <w:textAlignment w:val="baseline"/>
       </w:pPr>
       <w:bookmarkStart w:id="6" w:name="heading_3"/>
-      <w:bookmarkStart w:id="7" w:name="_Toc7946"/>
+      <w:bookmarkStart w:id="7" w:name="_Toc12213"/>
       <w:r>
         <w:t>连续性计划</w:t>
       </w:r>
@@ -2732,10 +3815,23 @@
     <w:p>
       <w:pPr>
         <w:pStyle w:val="37"/>
+        <w:keepNext w:val="0"/>
+        <w:keepLines w:val="0"/>
+        <w:pageBreakBefore w:val="0"/>
+        <w:widowControl w:val="0"/>
+        <w:kinsoku w:val="0"/>
+        <w:wordWrap/>
+        <w:overflowPunct/>
+        <w:topLinePunct w:val="0"/>
+        <w:autoSpaceDE w:val="0"/>
+        <w:autoSpaceDN w:val="0"/>
         <w:bidi w:val="0"/>
+        <w:adjustRightInd w:val="0"/>
+        <w:snapToGrid w:val="0"/>
+        <w:textAlignment w:val="baseline"/>
       </w:pPr>
       <w:bookmarkStart w:id="8" w:name="heading_4"/>
-      <w:bookmarkStart w:id="9" w:name="_Toc8374"/>
+      <w:bookmarkStart w:id="9" w:name="_Toc10123"/>
       <w:r>
         <w:t>计划的执行</w:t>
       </w:r>
@@ -2745,10 +3841,23 @@
     <w:p>
       <w:pPr>
         <w:pStyle w:val="38"/>
+        <w:keepNext w:val="0"/>
+        <w:keepLines w:val="0"/>
+        <w:pageBreakBefore w:val="0"/>
+        <w:widowControl w:val="0"/>
+        <w:kinsoku w:val="0"/>
+        <w:wordWrap/>
+        <w:overflowPunct/>
+        <w:topLinePunct w:val="0"/>
+        <w:autoSpaceDE w:val="0"/>
+        <w:autoSpaceDN w:val="0"/>
         <w:bidi w:val="0"/>
+        <w:adjustRightInd w:val="0"/>
+        <w:snapToGrid w:val="0"/>
+        <w:textAlignment w:val="baseline"/>
       </w:pPr>
-      <w:bookmarkStart w:id="10" w:name="heading_5"/>
-      <w:bookmarkStart w:id="11" w:name="_Toc12234"/>
+      <w:bookmarkStart w:id="10" w:name="_Toc24675"/>
+      <w:bookmarkStart w:id="11" w:name="heading_5"/>
       <w:r>
         <w:t>启动恢复计划</w:t>
       </w:r>
@@ -2758,7 +3867,20 @@
     <w:p>
       <w:pPr>
         <w:pStyle w:val="36"/>
+        <w:keepNext w:val="0"/>
+        <w:keepLines w:val="0"/>
+        <w:pageBreakBefore w:val="0"/>
+        <w:widowControl w:val="0"/>
+        <w:kinsoku w:val="0"/>
+        <w:wordWrap/>
+        <w:overflowPunct/>
+        <w:topLinePunct w:val="0"/>
+        <w:autoSpaceDE w:val="0"/>
+        <w:autoSpaceDN w:val="0"/>
         <w:bidi w:val="0"/>
+        <w:adjustRightInd w:val="0"/>
+        <w:snapToGrid w:val="0"/>
+        <w:textAlignment w:val="baseline"/>
       </w:pPr>
       <w:r>
         <w:t>当发生可能影响系统连续运行的重大事件时，按以下流程判断并启动本计划：启动条件（满足任一即启动）：</w:t>
@@ -2767,12 +3889,25 @@
     <w:p>
       <w:pPr>
         <w:pStyle w:val="46"/>
+        <w:keepNext w:val="0"/>
+        <w:keepLines w:val="0"/>
+        <w:pageBreakBefore w:val="0"/>
+        <w:widowControl w:val="0"/>
         <w:numPr>
           <w:ilvl w:val="0"/>
           <w:numId w:val="2"/>
         </w:numPr>
+        <w:kinsoku w:val="0"/>
+        <w:wordWrap/>
+        <w:overflowPunct/>
+        <w:topLinePunct w:val="0"/>
+        <w:autoSpaceDE w:val="0"/>
+        <w:autoSpaceDN w:val="0"/>
         <w:bidi w:val="0"/>
+        <w:adjustRightInd w:val="0"/>
+        <w:snapToGrid w:val="0"/>
         <w:ind w:left="425" w:leftChars="0" w:hanging="425" w:firstLineChars="0"/>
+        <w:textAlignment w:val="baseline"/>
       </w:pPr>
       <w:r>
         <w:t>核心业务系统预计恢复时间超过4小时；</w:t>
@@ -2781,12 +3916,25 @@
     <w:p>
       <w:pPr>
         <w:pStyle w:val="46"/>
+        <w:keepNext w:val="0"/>
+        <w:keepLines w:val="0"/>
+        <w:pageBreakBefore w:val="0"/>
+        <w:widowControl w:val="0"/>
         <w:numPr>
           <w:ilvl w:val="0"/>
           <w:numId w:val="2"/>
         </w:numPr>
+        <w:kinsoku w:val="0"/>
+        <w:wordWrap/>
+        <w:overflowPunct/>
+        <w:topLinePunct w:val="0"/>
+        <w:autoSpaceDE w:val="0"/>
+        <w:autoSpaceDN w:val="0"/>
         <w:bidi w:val="0"/>
+        <w:adjustRightInd w:val="0"/>
+        <w:snapToGrid w:val="0"/>
         <w:ind w:left="425" w:leftChars="0" w:hanging="425" w:firstLineChars="0"/>
+        <w:textAlignment w:val="baseline"/>
       </w:pPr>
       <w:r>
         <w:t>发生数据丢失或损坏，需从备份恢复；</w:t>
@@ -2795,12 +3943,25 @@
     <w:p>
       <w:pPr>
         <w:pStyle w:val="46"/>
+        <w:keepNext w:val="0"/>
+        <w:keepLines w:val="0"/>
+        <w:pageBreakBefore w:val="0"/>
+        <w:widowControl w:val="0"/>
         <w:numPr>
           <w:ilvl w:val="0"/>
           <w:numId w:val="2"/>
         </w:numPr>
+        <w:kinsoku w:val="0"/>
+        <w:wordWrap/>
+        <w:overflowPunct/>
+        <w:topLinePunct w:val="0"/>
+        <w:autoSpaceDE w:val="0"/>
+        <w:autoSpaceDN w:val="0"/>
         <w:bidi w:val="0"/>
+        <w:adjustRightInd w:val="0"/>
+        <w:snapToGrid w:val="0"/>
         <w:ind w:left="425" w:leftChars="0" w:hanging="425" w:firstLineChars="0"/>
+        <w:textAlignment w:val="baseline"/>
       </w:pPr>
       <w:r>
         <w:t>关键硬件设备故障且备件更换后仍无法恢复；</w:t>
@@ -2809,12 +3970,25 @@
     <w:p>
       <w:pPr>
         <w:pStyle w:val="46"/>
+        <w:keepNext w:val="0"/>
+        <w:keepLines w:val="0"/>
+        <w:pageBreakBefore w:val="0"/>
+        <w:widowControl w:val="0"/>
         <w:numPr>
           <w:ilvl w:val="0"/>
           <w:numId w:val="2"/>
         </w:numPr>
+        <w:kinsoku w:val="0"/>
+        <w:wordWrap/>
+        <w:overflowPunct/>
+        <w:topLinePunct w:val="0"/>
+        <w:autoSpaceDE w:val="0"/>
+        <w:autoSpaceDN w:val="0"/>
         <w:bidi w:val="0"/>
+        <w:adjustRightInd w:val="0"/>
+        <w:snapToGrid w:val="0"/>
         <w:ind w:left="425" w:leftChars="0" w:hanging="425" w:firstLineChars="0"/>
+        <w:textAlignment w:val="baseline"/>
       </w:pPr>
       <w:r>
         <w:t>发生安全事件导致系统需隔离下线；</w:t>
@@ -2823,12 +3997,25 @@
     <w:p>
       <w:pPr>
         <w:pStyle w:val="46"/>
+        <w:keepNext w:val="0"/>
+        <w:keepLines w:val="0"/>
+        <w:pageBreakBefore w:val="0"/>
+        <w:widowControl w:val="0"/>
         <w:numPr>
           <w:ilvl w:val="0"/>
           <w:numId w:val="2"/>
         </w:numPr>
+        <w:kinsoku w:val="0"/>
+        <w:wordWrap/>
+        <w:overflowPunct/>
+        <w:topLinePunct w:val="0"/>
+        <w:autoSpaceDE w:val="0"/>
+        <w:autoSpaceDN w:val="0"/>
         <w:bidi w:val="0"/>
+        <w:adjustRightInd w:val="0"/>
+        <w:snapToGrid w:val="0"/>
         <w:ind w:left="425" w:leftChars="0" w:hanging="425" w:firstLineChars="0"/>
+        <w:textAlignment w:val="baseline"/>
       </w:pPr>
       <w:r>
         <w:t>副总经理或运维部经理判断需启动的其他情形。</w:t>
@@ -2837,10 +4024,23 @@
     <w:p>
       <w:pPr>
         <w:pStyle w:val="38"/>
+        <w:keepNext w:val="0"/>
+        <w:keepLines w:val="0"/>
+        <w:pageBreakBefore w:val="0"/>
+        <w:widowControl w:val="0"/>
+        <w:kinsoku w:val="0"/>
+        <w:wordWrap/>
+        <w:overflowPunct/>
+        <w:topLinePunct w:val="0"/>
+        <w:autoSpaceDE w:val="0"/>
+        <w:autoSpaceDN w:val="0"/>
         <w:bidi w:val="0"/>
+        <w:adjustRightInd w:val="0"/>
+        <w:snapToGrid w:val="0"/>
+        <w:textAlignment w:val="baseline"/>
       </w:pPr>
-      <w:bookmarkStart w:id="12" w:name="heading_6"/>
-      <w:bookmarkStart w:id="13" w:name="_Toc32506"/>
+      <w:bookmarkStart w:id="12" w:name="_Toc20226"/>
+      <w:bookmarkStart w:id="13" w:name="heading_6"/>
       <w:r>
         <w:t>执行过程</w:t>
       </w:r>
@@ -2850,7 +4050,20 @@
     <w:p>
       <w:pPr>
         <w:pStyle w:val="36"/>
+        <w:keepNext w:val="0"/>
+        <w:keepLines w:val="0"/>
+        <w:pageBreakBefore w:val="0"/>
+        <w:widowControl w:val="0"/>
+        <w:kinsoku w:val="0"/>
+        <w:wordWrap/>
+        <w:overflowPunct/>
+        <w:topLinePunct w:val="0"/>
+        <w:autoSpaceDE w:val="0"/>
+        <w:autoSpaceDN w:val="0"/>
         <w:bidi w:val="0"/>
+        <w:adjustRightInd w:val="0"/>
+        <w:snapToGrid w:val="0"/>
+        <w:textAlignment w:val="baseline"/>
       </w:pPr>
       <w:r>
         <w:t>一旦连续性计划启动，按以下步骤执行：</w:t>
@@ -2926,11 +4139,23 @@
           <w:p>
             <w:pPr>
               <w:pStyle w:val="36"/>
-              <w:bidi w:val="0"/>
+              <w:keepNext w:val="0"/>
+              <w:keepLines w:val="0"/>
+              <w:pageBreakBefore w:val="0"/>
+              <w:widowControl w:val="0"/>
+              <w:kinsoku w:val="0"/>
+              <w:wordWrap/>
+              <w:overflowPunct/>
+              <w:topLinePunct w:val="0"/>
+              <w:autoSpaceDE w:val="0"/>
+              <w:autoSpaceDN w:val="0"/>
+              <w:bidi w:val="0"/>
+              <w:adjustRightInd w:val="0"/>
               <w:snapToGrid w:val="0"/>
               <w:spacing w:line="240" w:lineRule="auto"/>
               <w:ind w:left="0" w:leftChars="0" w:right="0" w:rightChars="0" w:firstLine="0" w:firstLineChars="0"/>
               <w:jc w:val="center"/>
+              <w:textAlignment w:val="baseline"/>
               <w:rPr>
                 <w:b/>
               </w:rPr>
@@ -2964,11 +4189,23 @@
           <w:p>
             <w:pPr>
               <w:pStyle w:val="36"/>
-              <w:bidi w:val="0"/>
+              <w:keepNext w:val="0"/>
+              <w:keepLines w:val="0"/>
+              <w:pageBreakBefore w:val="0"/>
+              <w:widowControl w:val="0"/>
+              <w:kinsoku w:val="0"/>
+              <w:wordWrap/>
+              <w:overflowPunct/>
+              <w:topLinePunct w:val="0"/>
+              <w:autoSpaceDE w:val="0"/>
+              <w:autoSpaceDN w:val="0"/>
+              <w:bidi w:val="0"/>
+              <w:adjustRightInd w:val="0"/>
               <w:snapToGrid w:val="0"/>
               <w:spacing w:line="240" w:lineRule="auto"/>
               <w:ind w:left="0" w:leftChars="0" w:right="0" w:rightChars="0" w:firstLine="0" w:firstLineChars="0"/>
               <w:jc w:val="center"/>
+              <w:textAlignment w:val="baseline"/>
               <w:rPr>
                 <w:b/>
               </w:rPr>
@@ -3002,11 +4239,23 @@
           <w:p>
             <w:pPr>
               <w:pStyle w:val="36"/>
-              <w:bidi w:val="0"/>
+              <w:keepNext w:val="0"/>
+              <w:keepLines w:val="0"/>
+              <w:pageBreakBefore w:val="0"/>
+              <w:widowControl w:val="0"/>
+              <w:kinsoku w:val="0"/>
+              <w:wordWrap/>
+              <w:overflowPunct/>
+              <w:topLinePunct w:val="0"/>
+              <w:autoSpaceDE w:val="0"/>
+              <w:autoSpaceDN w:val="0"/>
+              <w:bidi w:val="0"/>
+              <w:adjustRightInd w:val="0"/>
               <w:snapToGrid w:val="0"/>
               <w:spacing w:line="240" w:lineRule="auto"/>
               <w:ind w:left="0" w:leftChars="0" w:right="0" w:rightChars="0" w:firstLine="0" w:firstLineChars="0"/>
               <w:jc w:val="center"/>
+              <w:textAlignment w:val="baseline"/>
               <w:rPr>
                 <w:b/>
               </w:rPr>
@@ -3040,11 +4289,23 @@
           <w:p>
             <w:pPr>
               <w:pStyle w:val="36"/>
-              <w:bidi w:val="0"/>
+              <w:keepNext w:val="0"/>
+              <w:keepLines w:val="0"/>
+              <w:pageBreakBefore w:val="0"/>
+              <w:widowControl w:val="0"/>
+              <w:kinsoku w:val="0"/>
+              <w:wordWrap/>
+              <w:overflowPunct/>
+              <w:topLinePunct w:val="0"/>
+              <w:autoSpaceDE w:val="0"/>
+              <w:autoSpaceDN w:val="0"/>
+              <w:bidi w:val="0"/>
+              <w:adjustRightInd w:val="0"/>
               <w:snapToGrid w:val="0"/>
               <w:spacing w:line="240" w:lineRule="auto"/>
               <w:ind w:left="0" w:leftChars="0" w:right="0" w:rightChars="0" w:firstLine="0" w:firstLineChars="0"/>
               <w:jc w:val="center"/>
+              <w:textAlignment w:val="baseline"/>
               <w:rPr>
                 <w:b/>
               </w:rPr>
@@ -3099,10 +4360,23 @@
           </w:tcPr>
           <w:p>
             <w:pPr>
+              <w:keepNext w:val="0"/>
+              <w:keepLines w:val="0"/>
+              <w:pageBreakBefore w:val="0"/>
+              <w:widowControl w:val="0"/>
+              <w:kinsoku w:val="0"/>
+              <w:wordWrap/>
+              <w:overflowPunct/>
+              <w:topLinePunct w:val="0"/>
+              <w:autoSpaceDE w:val="0"/>
+              <w:autoSpaceDN w:val="0"/>
+              <w:bidi w:val="0"/>
+              <w:adjustRightInd w:val="0"/>
               <w:snapToGrid w:val="0"/>
               <w:spacing w:before="120" w:after="120" w:line="240" w:lineRule="auto"/>
               <w:ind w:left="0" w:leftChars="0" w:right="0" w:rightChars="0" w:firstLine="0" w:firstLineChars="0"/>
               <w:jc w:val="center"/>
+              <w:textAlignment w:val="baseline"/>
               <w:rPr>
                 <w:rFonts w:ascii="Arial" w:eastAsia="宋体"/>
                 <w:sz w:val="24"/>
@@ -3139,11 +4413,23 @@
           <w:p>
             <w:pPr>
               <w:pStyle w:val="36"/>
-              <w:bidi w:val="0"/>
+              <w:keepNext w:val="0"/>
+              <w:keepLines w:val="0"/>
+              <w:pageBreakBefore w:val="0"/>
+              <w:widowControl w:val="0"/>
+              <w:kinsoku w:val="0"/>
+              <w:wordWrap/>
+              <w:overflowPunct/>
+              <w:topLinePunct w:val="0"/>
+              <w:autoSpaceDE w:val="0"/>
+              <w:autoSpaceDN w:val="0"/>
+              <w:bidi w:val="0"/>
+              <w:adjustRightInd w:val="0"/>
               <w:snapToGrid w:val="0"/>
               <w:spacing w:line="240" w:lineRule="auto"/>
               <w:ind w:left="0" w:leftChars="0" w:right="0" w:rightChars="0" w:firstLine="0" w:firstLineChars="0"/>
               <w:jc w:val="center"/>
+              <w:textAlignment w:val="baseline"/>
               <w:rPr>
                 <w:rFonts w:ascii="Arial" w:eastAsia="宋体"/>
                 <w:sz w:val="24"/>
@@ -3179,11 +4465,23 @@
           <w:p>
             <w:pPr>
               <w:pStyle w:val="36"/>
-              <w:bidi w:val="0"/>
+              <w:keepNext w:val="0"/>
+              <w:keepLines w:val="0"/>
+              <w:pageBreakBefore w:val="0"/>
+              <w:widowControl w:val="0"/>
+              <w:kinsoku w:val="0"/>
+              <w:wordWrap/>
+              <w:overflowPunct/>
+              <w:topLinePunct w:val="0"/>
+              <w:autoSpaceDE w:val="0"/>
+              <w:autoSpaceDN w:val="0"/>
+              <w:bidi w:val="0"/>
+              <w:adjustRightInd w:val="0"/>
               <w:snapToGrid w:val="0"/>
               <w:spacing w:line="240" w:lineRule="auto"/>
               <w:ind w:left="0" w:leftChars="0" w:right="0" w:rightChars="0" w:firstLine="0" w:firstLineChars="0"/>
               <w:jc w:val="left"/>
+              <w:textAlignment w:val="baseline"/>
               <w:rPr>
                 <w:rFonts w:ascii="Arial" w:eastAsia="宋体"/>
                 <w:sz w:val="24"/>
@@ -3219,11 +4517,23 @@
           <w:p>
             <w:pPr>
               <w:pStyle w:val="36"/>
-              <w:bidi w:val="0"/>
+              <w:keepNext w:val="0"/>
+              <w:keepLines w:val="0"/>
+              <w:pageBreakBefore w:val="0"/>
+              <w:widowControl w:val="0"/>
+              <w:kinsoku w:val="0"/>
+              <w:wordWrap/>
+              <w:overflowPunct/>
+              <w:topLinePunct w:val="0"/>
+              <w:autoSpaceDE w:val="0"/>
+              <w:autoSpaceDN w:val="0"/>
+              <w:bidi w:val="0"/>
+              <w:adjustRightInd w:val="0"/>
               <w:snapToGrid w:val="0"/>
               <w:spacing w:line="240" w:lineRule="auto"/>
               <w:ind w:left="0" w:leftChars="0" w:right="0" w:rightChars="0" w:firstLine="0" w:firstLineChars="0"/>
               <w:jc w:val="left"/>
+              <w:textAlignment w:val="baseline"/>
               <w:rPr>
                 <w:rFonts w:ascii="Arial" w:eastAsia="宋体"/>
                 <w:sz w:val="24"/>
@@ -3280,10 +4590,23 @@
           </w:tcPr>
           <w:p>
             <w:pPr>
+              <w:keepNext w:val="0"/>
+              <w:keepLines w:val="0"/>
+              <w:pageBreakBefore w:val="0"/>
+              <w:widowControl w:val="0"/>
+              <w:kinsoku w:val="0"/>
+              <w:wordWrap/>
+              <w:overflowPunct/>
+              <w:topLinePunct w:val="0"/>
+              <w:autoSpaceDE w:val="0"/>
+              <w:autoSpaceDN w:val="0"/>
+              <w:bidi w:val="0"/>
+              <w:adjustRightInd w:val="0"/>
               <w:snapToGrid w:val="0"/>
               <w:spacing w:before="120" w:after="120" w:line="240" w:lineRule="auto"/>
               <w:ind w:left="0" w:leftChars="0" w:right="0" w:rightChars="0" w:firstLine="0" w:firstLineChars="0"/>
               <w:jc w:val="center"/>
+              <w:textAlignment w:val="baseline"/>
               <w:rPr>
                 <w:rFonts w:ascii="Arial" w:eastAsia="宋体"/>
                 <w:sz w:val="24"/>
@@ -3320,11 +4643,23 @@
           <w:p>
             <w:pPr>
               <w:pStyle w:val="36"/>
-              <w:bidi w:val="0"/>
+              <w:keepNext w:val="0"/>
+              <w:keepLines w:val="0"/>
+              <w:pageBreakBefore w:val="0"/>
+              <w:widowControl w:val="0"/>
+              <w:kinsoku w:val="0"/>
+              <w:wordWrap/>
+              <w:overflowPunct/>
+              <w:topLinePunct w:val="0"/>
+              <w:autoSpaceDE w:val="0"/>
+              <w:autoSpaceDN w:val="0"/>
+              <w:bidi w:val="0"/>
+              <w:adjustRightInd w:val="0"/>
               <w:snapToGrid w:val="0"/>
               <w:spacing w:line="240" w:lineRule="auto"/>
               <w:ind w:left="0" w:leftChars="0" w:right="0" w:rightChars="0" w:firstLine="0" w:firstLineChars="0"/>
               <w:jc w:val="center"/>
+              <w:textAlignment w:val="baseline"/>
               <w:rPr>
                 <w:rFonts w:ascii="Arial" w:eastAsia="宋体"/>
                 <w:sz w:val="24"/>
@@ -3360,11 +4695,23 @@
           <w:p>
             <w:pPr>
               <w:pStyle w:val="36"/>
-              <w:bidi w:val="0"/>
+              <w:keepNext w:val="0"/>
+              <w:keepLines w:val="0"/>
+              <w:pageBreakBefore w:val="0"/>
+              <w:widowControl w:val="0"/>
+              <w:kinsoku w:val="0"/>
+              <w:wordWrap/>
+              <w:overflowPunct/>
+              <w:topLinePunct w:val="0"/>
+              <w:autoSpaceDE w:val="0"/>
+              <w:autoSpaceDN w:val="0"/>
+              <w:bidi w:val="0"/>
+              <w:adjustRightInd w:val="0"/>
               <w:snapToGrid w:val="0"/>
               <w:spacing w:line="240" w:lineRule="auto"/>
               <w:ind w:left="0" w:leftChars="0" w:right="0" w:rightChars="0" w:firstLine="0" w:firstLineChars="0"/>
               <w:jc w:val="left"/>
+              <w:textAlignment w:val="baseline"/>
               <w:rPr>
                 <w:rFonts w:ascii="Arial" w:eastAsia="宋体"/>
                 <w:sz w:val="24"/>
@@ -3400,11 +4747,23 @@
           <w:p>
             <w:pPr>
               <w:pStyle w:val="36"/>
-              <w:bidi w:val="0"/>
+              <w:keepNext w:val="0"/>
+              <w:keepLines w:val="0"/>
+              <w:pageBreakBefore w:val="0"/>
+              <w:widowControl w:val="0"/>
+              <w:kinsoku w:val="0"/>
+              <w:wordWrap/>
+              <w:overflowPunct/>
+              <w:topLinePunct w:val="0"/>
+              <w:autoSpaceDE w:val="0"/>
+              <w:autoSpaceDN w:val="0"/>
+              <w:bidi w:val="0"/>
+              <w:adjustRightInd w:val="0"/>
               <w:snapToGrid w:val="0"/>
               <w:spacing w:line="240" w:lineRule="auto"/>
               <w:ind w:left="0" w:leftChars="0" w:right="0" w:rightChars="0" w:firstLine="0" w:firstLineChars="0"/>
               <w:jc w:val="left"/>
+              <w:textAlignment w:val="baseline"/>
               <w:rPr>
                 <w:rFonts w:ascii="Arial" w:eastAsia="宋体"/>
                 <w:sz w:val="24"/>
@@ -3461,10 +4820,23 @@
           </w:tcPr>
           <w:p>
             <w:pPr>
+              <w:keepNext w:val="0"/>
+              <w:keepLines w:val="0"/>
+              <w:pageBreakBefore w:val="0"/>
+              <w:widowControl w:val="0"/>
+              <w:kinsoku w:val="0"/>
+              <w:wordWrap/>
+              <w:overflowPunct/>
+              <w:topLinePunct w:val="0"/>
+              <w:autoSpaceDE w:val="0"/>
+              <w:autoSpaceDN w:val="0"/>
+              <w:bidi w:val="0"/>
+              <w:adjustRightInd w:val="0"/>
               <w:snapToGrid w:val="0"/>
               <w:spacing w:before="120" w:after="120" w:line="240" w:lineRule="auto"/>
               <w:ind w:left="0" w:leftChars="0" w:right="0" w:rightChars="0" w:firstLine="0" w:firstLineChars="0"/>
               <w:jc w:val="center"/>
+              <w:textAlignment w:val="baseline"/>
               <w:rPr>
                 <w:rFonts w:ascii="Arial" w:eastAsia="宋体"/>
                 <w:sz w:val="24"/>
@@ -3501,11 +4873,23 @@
           <w:p>
             <w:pPr>
               <w:pStyle w:val="36"/>
-              <w:bidi w:val="0"/>
+              <w:keepNext w:val="0"/>
+              <w:keepLines w:val="0"/>
+              <w:pageBreakBefore w:val="0"/>
+              <w:widowControl w:val="0"/>
+              <w:kinsoku w:val="0"/>
+              <w:wordWrap/>
+              <w:overflowPunct/>
+              <w:topLinePunct w:val="0"/>
+              <w:autoSpaceDE w:val="0"/>
+              <w:autoSpaceDN w:val="0"/>
+              <w:bidi w:val="0"/>
+              <w:adjustRightInd w:val="0"/>
               <w:snapToGrid w:val="0"/>
               <w:spacing w:line="240" w:lineRule="auto"/>
               <w:ind w:left="0" w:leftChars="0" w:right="0" w:rightChars="0" w:firstLine="0" w:firstLineChars="0"/>
               <w:jc w:val="center"/>
+              <w:textAlignment w:val="baseline"/>
               <w:rPr>
                 <w:rFonts w:ascii="Arial" w:eastAsia="宋体"/>
                 <w:sz w:val="24"/>
@@ -3541,11 +4925,23 @@
           <w:p>
             <w:pPr>
               <w:pStyle w:val="36"/>
-              <w:bidi w:val="0"/>
+              <w:keepNext w:val="0"/>
+              <w:keepLines w:val="0"/>
+              <w:pageBreakBefore w:val="0"/>
+              <w:widowControl w:val="0"/>
+              <w:kinsoku w:val="0"/>
+              <w:wordWrap/>
+              <w:overflowPunct/>
+              <w:topLinePunct w:val="0"/>
+              <w:autoSpaceDE w:val="0"/>
+              <w:autoSpaceDN w:val="0"/>
+              <w:bidi w:val="0"/>
+              <w:adjustRightInd w:val="0"/>
               <w:snapToGrid w:val="0"/>
               <w:spacing w:line="240" w:lineRule="auto"/>
               <w:ind w:left="0" w:leftChars="0" w:right="0" w:rightChars="0" w:firstLine="0" w:firstLineChars="0"/>
               <w:jc w:val="left"/>
+              <w:textAlignment w:val="baseline"/>
               <w:rPr>
                 <w:rFonts w:ascii="Arial" w:eastAsia="宋体"/>
                 <w:sz w:val="24"/>
@@ -3581,11 +4977,23 @@
           <w:p>
             <w:pPr>
               <w:pStyle w:val="36"/>
-              <w:bidi w:val="0"/>
+              <w:keepNext w:val="0"/>
+              <w:keepLines w:val="0"/>
+              <w:pageBreakBefore w:val="0"/>
+              <w:widowControl w:val="0"/>
+              <w:kinsoku w:val="0"/>
+              <w:wordWrap/>
+              <w:overflowPunct/>
+              <w:topLinePunct w:val="0"/>
+              <w:autoSpaceDE w:val="0"/>
+              <w:autoSpaceDN w:val="0"/>
+              <w:bidi w:val="0"/>
+              <w:adjustRightInd w:val="0"/>
               <w:snapToGrid w:val="0"/>
               <w:spacing w:line="240" w:lineRule="auto"/>
               <w:ind w:left="0" w:leftChars="0" w:right="0" w:rightChars="0" w:firstLine="0" w:firstLineChars="0"/>
               <w:jc w:val="left"/>
+              <w:textAlignment w:val="baseline"/>
               <w:rPr>
                 <w:rFonts w:ascii="Arial" w:eastAsia="宋体"/>
                 <w:sz w:val="24"/>
@@ -3642,10 +5050,23 @@
           </w:tcPr>
           <w:p>
             <w:pPr>
+              <w:keepNext w:val="0"/>
+              <w:keepLines w:val="0"/>
+              <w:pageBreakBefore w:val="0"/>
+              <w:widowControl w:val="0"/>
+              <w:kinsoku w:val="0"/>
+              <w:wordWrap/>
+              <w:overflowPunct/>
+              <w:topLinePunct w:val="0"/>
+              <w:autoSpaceDE w:val="0"/>
+              <w:autoSpaceDN w:val="0"/>
+              <w:bidi w:val="0"/>
+              <w:adjustRightInd w:val="0"/>
               <w:snapToGrid w:val="0"/>
               <w:spacing w:before="120" w:after="120" w:line="240" w:lineRule="auto"/>
               <w:ind w:left="0" w:leftChars="0" w:right="0" w:rightChars="0" w:firstLine="0" w:firstLineChars="0"/>
               <w:jc w:val="center"/>
+              <w:textAlignment w:val="baseline"/>
               <w:rPr>
                 <w:rFonts w:ascii="Arial" w:eastAsia="宋体"/>
                 <w:sz w:val="24"/>
@@ -3682,11 +5103,23 @@
           <w:p>
             <w:pPr>
               <w:pStyle w:val="36"/>
-              <w:bidi w:val="0"/>
+              <w:keepNext w:val="0"/>
+              <w:keepLines w:val="0"/>
+              <w:pageBreakBefore w:val="0"/>
+              <w:widowControl w:val="0"/>
+              <w:kinsoku w:val="0"/>
+              <w:wordWrap/>
+              <w:overflowPunct/>
+              <w:topLinePunct w:val="0"/>
+              <w:autoSpaceDE w:val="0"/>
+              <w:autoSpaceDN w:val="0"/>
+              <w:bidi w:val="0"/>
+              <w:adjustRightInd w:val="0"/>
               <w:snapToGrid w:val="0"/>
               <w:spacing w:line="240" w:lineRule="auto"/>
               <w:ind w:left="0" w:leftChars="0" w:right="0" w:rightChars="0" w:firstLine="0" w:firstLineChars="0"/>
               <w:jc w:val="center"/>
+              <w:textAlignment w:val="baseline"/>
               <w:rPr>
                 <w:rFonts w:ascii="Arial" w:eastAsia="宋体"/>
                 <w:sz w:val="24"/>
@@ -3722,11 +5155,23 @@
           <w:p>
             <w:pPr>
               <w:pStyle w:val="36"/>
-              <w:bidi w:val="0"/>
+              <w:keepNext w:val="0"/>
+              <w:keepLines w:val="0"/>
+              <w:pageBreakBefore w:val="0"/>
+              <w:widowControl w:val="0"/>
+              <w:kinsoku w:val="0"/>
+              <w:wordWrap/>
+              <w:overflowPunct/>
+              <w:topLinePunct w:val="0"/>
+              <w:autoSpaceDE w:val="0"/>
+              <w:autoSpaceDN w:val="0"/>
+              <w:bidi w:val="0"/>
+              <w:adjustRightInd w:val="0"/>
               <w:snapToGrid w:val="0"/>
               <w:spacing w:line="240" w:lineRule="auto"/>
               <w:ind w:left="0" w:leftChars="0" w:right="0" w:rightChars="0" w:firstLine="0" w:firstLineChars="0"/>
               <w:jc w:val="left"/>
+              <w:textAlignment w:val="baseline"/>
               <w:rPr>
                 <w:rFonts w:ascii="Arial" w:eastAsia="宋体"/>
                 <w:sz w:val="24"/>
@@ -3762,11 +5207,23 @@
           <w:p>
             <w:pPr>
               <w:pStyle w:val="36"/>
-              <w:bidi w:val="0"/>
+              <w:keepNext w:val="0"/>
+              <w:keepLines w:val="0"/>
+              <w:pageBreakBefore w:val="0"/>
+              <w:widowControl w:val="0"/>
+              <w:kinsoku w:val="0"/>
+              <w:wordWrap/>
+              <w:overflowPunct/>
+              <w:topLinePunct w:val="0"/>
+              <w:autoSpaceDE w:val="0"/>
+              <w:autoSpaceDN w:val="0"/>
+              <w:bidi w:val="0"/>
+              <w:adjustRightInd w:val="0"/>
               <w:snapToGrid w:val="0"/>
               <w:spacing w:line="240" w:lineRule="auto"/>
               <w:ind w:left="0" w:leftChars="0" w:right="0" w:rightChars="0" w:firstLine="0" w:firstLineChars="0"/>
               <w:jc w:val="left"/>
+              <w:textAlignment w:val="baseline"/>
               <w:rPr>
                 <w:rFonts w:ascii="Arial" w:eastAsia="宋体"/>
                 <w:sz w:val="24"/>
@@ -3823,10 +5280,23 @@
           </w:tcPr>
           <w:p>
             <w:pPr>
+              <w:keepNext w:val="0"/>
+              <w:keepLines w:val="0"/>
+              <w:pageBreakBefore w:val="0"/>
+              <w:widowControl w:val="0"/>
+              <w:kinsoku w:val="0"/>
+              <w:wordWrap/>
+              <w:overflowPunct/>
+              <w:topLinePunct w:val="0"/>
+              <w:autoSpaceDE w:val="0"/>
+              <w:autoSpaceDN w:val="0"/>
+              <w:bidi w:val="0"/>
+              <w:adjustRightInd w:val="0"/>
               <w:snapToGrid w:val="0"/>
               <w:spacing w:before="120" w:after="120" w:line="240" w:lineRule="auto"/>
               <w:ind w:left="0" w:leftChars="0" w:right="0" w:rightChars="0" w:firstLine="0" w:firstLineChars="0"/>
               <w:jc w:val="center"/>
+              <w:textAlignment w:val="baseline"/>
               <w:rPr>
                 <w:rFonts w:ascii="Arial" w:eastAsia="宋体"/>
                 <w:sz w:val="24"/>
@@ -3863,11 +5333,23 @@
           <w:p>
             <w:pPr>
               <w:pStyle w:val="36"/>
-              <w:bidi w:val="0"/>
+              <w:keepNext w:val="0"/>
+              <w:keepLines w:val="0"/>
+              <w:pageBreakBefore w:val="0"/>
+              <w:widowControl w:val="0"/>
+              <w:kinsoku w:val="0"/>
+              <w:wordWrap/>
+              <w:overflowPunct/>
+              <w:topLinePunct w:val="0"/>
+              <w:autoSpaceDE w:val="0"/>
+              <w:autoSpaceDN w:val="0"/>
+              <w:bidi w:val="0"/>
+              <w:adjustRightInd w:val="0"/>
               <w:snapToGrid w:val="0"/>
               <w:spacing w:line="240" w:lineRule="auto"/>
               <w:ind w:left="0" w:leftChars="0" w:right="0" w:rightChars="0" w:firstLine="0" w:firstLineChars="0"/>
               <w:jc w:val="center"/>
+              <w:textAlignment w:val="baseline"/>
               <w:rPr>
                 <w:rFonts w:ascii="Arial" w:eastAsia="宋体"/>
                 <w:sz w:val="24"/>
@@ -3903,11 +5385,23 @@
           <w:p>
             <w:pPr>
               <w:pStyle w:val="36"/>
-              <w:bidi w:val="0"/>
+              <w:keepNext w:val="0"/>
+              <w:keepLines w:val="0"/>
+              <w:pageBreakBefore w:val="0"/>
+              <w:widowControl w:val="0"/>
+              <w:kinsoku w:val="0"/>
+              <w:wordWrap/>
+              <w:overflowPunct/>
+              <w:topLinePunct w:val="0"/>
+              <w:autoSpaceDE w:val="0"/>
+              <w:autoSpaceDN w:val="0"/>
+              <w:bidi w:val="0"/>
+              <w:adjustRightInd w:val="0"/>
               <w:snapToGrid w:val="0"/>
               <w:spacing w:line="240" w:lineRule="auto"/>
               <w:ind w:left="0" w:leftChars="0" w:right="0" w:rightChars="0" w:firstLine="0" w:firstLineChars="0"/>
               <w:jc w:val="left"/>
+              <w:textAlignment w:val="baseline"/>
               <w:rPr>
                 <w:rFonts w:ascii="Arial" w:eastAsia="宋体"/>
                 <w:sz w:val="24"/>
@@ -3943,11 +5437,23 @@
           <w:p>
             <w:pPr>
               <w:pStyle w:val="36"/>
-              <w:bidi w:val="0"/>
+              <w:keepNext w:val="0"/>
+              <w:keepLines w:val="0"/>
+              <w:pageBreakBefore w:val="0"/>
+              <w:widowControl w:val="0"/>
+              <w:kinsoku w:val="0"/>
+              <w:wordWrap/>
+              <w:overflowPunct/>
+              <w:topLinePunct w:val="0"/>
+              <w:autoSpaceDE w:val="0"/>
+              <w:autoSpaceDN w:val="0"/>
+              <w:bidi w:val="0"/>
+              <w:adjustRightInd w:val="0"/>
               <w:snapToGrid w:val="0"/>
               <w:spacing w:line="240" w:lineRule="auto"/>
               <w:ind w:left="0" w:leftChars="0" w:right="0" w:rightChars="0" w:firstLine="0" w:firstLineChars="0"/>
               <w:jc w:val="left"/>
+              <w:textAlignment w:val="baseline"/>
               <w:rPr>
                 <w:rFonts w:ascii="Arial" w:eastAsia="宋体"/>
                 <w:sz w:val="24"/>
@@ -4004,10 +5510,23 @@
           </w:tcPr>
           <w:p>
             <w:pPr>
+              <w:keepNext w:val="0"/>
+              <w:keepLines w:val="0"/>
+              <w:pageBreakBefore w:val="0"/>
+              <w:widowControl w:val="0"/>
+              <w:kinsoku w:val="0"/>
+              <w:wordWrap/>
+              <w:overflowPunct/>
+              <w:topLinePunct w:val="0"/>
+              <w:autoSpaceDE w:val="0"/>
+              <w:autoSpaceDN w:val="0"/>
+              <w:bidi w:val="0"/>
+              <w:adjustRightInd w:val="0"/>
               <w:snapToGrid w:val="0"/>
               <w:spacing w:before="120" w:after="120" w:line="240" w:lineRule="auto"/>
               <w:ind w:left="0" w:leftChars="0" w:right="0" w:rightChars="0" w:firstLine="0" w:firstLineChars="0"/>
               <w:jc w:val="center"/>
+              <w:textAlignment w:val="baseline"/>
               <w:rPr>
                 <w:rFonts w:ascii="Arial" w:eastAsia="宋体"/>
                 <w:sz w:val="24"/>
@@ -4044,11 +5563,23 @@
           <w:p>
             <w:pPr>
               <w:pStyle w:val="36"/>
-              <w:bidi w:val="0"/>
+              <w:keepNext w:val="0"/>
+              <w:keepLines w:val="0"/>
+              <w:pageBreakBefore w:val="0"/>
+              <w:widowControl w:val="0"/>
+              <w:kinsoku w:val="0"/>
+              <w:wordWrap/>
+              <w:overflowPunct/>
+              <w:topLinePunct w:val="0"/>
+              <w:autoSpaceDE w:val="0"/>
+              <w:autoSpaceDN w:val="0"/>
+              <w:bidi w:val="0"/>
+              <w:adjustRightInd w:val="0"/>
               <w:snapToGrid w:val="0"/>
               <w:spacing w:line="240" w:lineRule="auto"/>
               <w:ind w:left="0" w:leftChars="0" w:right="0" w:rightChars="0" w:firstLine="0" w:firstLineChars="0"/>
               <w:jc w:val="center"/>
+              <w:textAlignment w:val="baseline"/>
               <w:rPr>
                 <w:rFonts w:ascii="Arial" w:eastAsia="宋体"/>
                 <w:sz w:val="24"/>
@@ -4084,11 +5615,23 @@
           <w:p>
             <w:pPr>
               <w:pStyle w:val="36"/>
-              <w:bidi w:val="0"/>
+              <w:keepNext w:val="0"/>
+              <w:keepLines w:val="0"/>
+              <w:pageBreakBefore w:val="0"/>
+              <w:widowControl w:val="0"/>
+              <w:kinsoku w:val="0"/>
+              <w:wordWrap/>
+              <w:overflowPunct/>
+              <w:topLinePunct w:val="0"/>
+              <w:autoSpaceDE w:val="0"/>
+              <w:autoSpaceDN w:val="0"/>
+              <w:bidi w:val="0"/>
+              <w:adjustRightInd w:val="0"/>
               <w:snapToGrid w:val="0"/>
               <w:spacing w:line="240" w:lineRule="auto"/>
               <w:ind w:left="0" w:leftChars="0" w:right="0" w:rightChars="0" w:firstLine="0" w:firstLineChars="0"/>
               <w:jc w:val="left"/>
+              <w:textAlignment w:val="baseline"/>
               <w:rPr>
                 <w:rFonts w:ascii="Arial" w:eastAsia="宋体"/>
                 <w:sz w:val="24"/>
@@ -4124,11 +5667,23 @@
           <w:p>
             <w:pPr>
               <w:pStyle w:val="36"/>
-              <w:bidi w:val="0"/>
+              <w:keepNext w:val="0"/>
+              <w:keepLines w:val="0"/>
+              <w:pageBreakBefore w:val="0"/>
+              <w:widowControl w:val="0"/>
+              <w:kinsoku w:val="0"/>
+              <w:wordWrap/>
+              <w:overflowPunct/>
+              <w:topLinePunct w:val="0"/>
+              <w:autoSpaceDE w:val="0"/>
+              <w:autoSpaceDN w:val="0"/>
+              <w:bidi w:val="0"/>
+              <w:adjustRightInd w:val="0"/>
               <w:snapToGrid w:val="0"/>
               <w:spacing w:line="240" w:lineRule="auto"/>
               <w:ind w:left="0" w:leftChars="0" w:right="0" w:rightChars="0" w:firstLine="0" w:firstLineChars="0"/>
               <w:jc w:val="left"/>
+              <w:textAlignment w:val="baseline"/>
               <w:rPr>
                 <w:rFonts w:ascii="Arial" w:eastAsia="宋体"/>
                 <w:sz w:val="24"/>
@@ -4185,10 +5740,23 @@
           </w:tcPr>
           <w:p>
             <w:pPr>
+              <w:keepNext w:val="0"/>
+              <w:keepLines w:val="0"/>
+              <w:pageBreakBefore w:val="0"/>
+              <w:widowControl w:val="0"/>
+              <w:kinsoku w:val="0"/>
+              <w:wordWrap/>
+              <w:overflowPunct/>
+              <w:topLinePunct w:val="0"/>
+              <w:autoSpaceDE w:val="0"/>
+              <w:autoSpaceDN w:val="0"/>
+              <w:bidi w:val="0"/>
+              <w:adjustRightInd w:val="0"/>
               <w:snapToGrid w:val="0"/>
               <w:spacing w:before="120" w:after="120" w:line="240" w:lineRule="auto"/>
               <w:ind w:left="0" w:leftChars="0" w:right="0" w:rightChars="0" w:firstLine="0" w:firstLineChars="0"/>
               <w:jc w:val="center"/>
+              <w:textAlignment w:val="baseline"/>
               <w:rPr>
                 <w:rFonts w:ascii="Arial" w:eastAsia="宋体"/>
                 <w:sz w:val="24"/>
@@ -4225,11 +5793,23 @@
           <w:p>
             <w:pPr>
               <w:pStyle w:val="36"/>
-              <w:bidi w:val="0"/>
+              <w:keepNext w:val="0"/>
+              <w:keepLines w:val="0"/>
+              <w:pageBreakBefore w:val="0"/>
+              <w:widowControl w:val="0"/>
+              <w:kinsoku w:val="0"/>
+              <w:wordWrap/>
+              <w:overflowPunct/>
+              <w:topLinePunct w:val="0"/>
+              <w:autoSpaceDE w:val="0"/>
+              <w:autoSpaceDN w:val="0"/>
+              <w:bidi w:val="0"/>
+              <w:adjustRightInd w:val="0"/>
               <w:snapToGrid w:val="0"/>
               <w:spacing w:line="240" w:lineRule="auto"/>
               <w:ind w:left="0" w:leftChars="0" w:right="0" w:rightChars="0" w:firstLine="0" w:firstLineChars="0"/>
               <w:jc w:val="center"/>
+              <w:textAlignment w:val="baseline"/>
               <w:rPr>
                 <w:rFonts w:ascii="Arial" w:eastAsia="宋体"/>
                 <w:sz w:val="24"/>
@@ -4265,11 +5845,23 @@
           <w:p>
             <w:pPr>
               <w:pStyle w:val="36"/>
-              <w:bidi w:val="0"/>
+              <w:keepNext w:val="0"/>
+              <w:keepLines w:val="0"/>
+              <w:pageBreakBefore w:val="0"/>
+              <w:widowControl w:val="0"/>
+              <w:kinsoku w:val="0"/>
+              <w:wordWrap/>
+              <w:overflowPunct/>
+              <w:topLinePunct w:val="0"/>
+              <w:autoSpaceDE w:val="0"/>
+              <w:autoSpaceDN w:val="0"/>
+              <w:bidi w:val="0"/>
+              <w:adjustRightInd w:val="0"/>
               <w:snapToGrid w:val="0"/>
               <w:spacing w:line="240" w:lineRule="auto"/>
               <w:ind w:left="0" w:leftChars="0" w:right="0" w:rightChars="0" w:firstLine="0" w:firstLineChars="0"/>
               <w:jc w:val="left"/>
+              <w:textAlignment w:val="baseline"/>
               <w:rPr>
                 <w:rFonts w:ascii="Arial" w:eastAsia="宋体"/>
                 <w:sz w:val="24"/>
@@ -4305,11 +5897,23 @@
           <w:p>
             <w:pPr>
               <w:pStyle w:val="36"/>
-              <w:bidi w:val="0"/>
+              <w:keepNext w:val="0"/>
+              <w:keepLines w:val="0"/>
+              <w:pageBreakBefore w:val="0"/>
+              <w:widowControl w:val="0"/>
+              <w:kinsoku w:val="0"/>
+              <w:wordWrap/>
+              <w:overflowPunct/>
+              <w:topLinePunct w:val="0"/>
+              <w:autoSpaceDE w:val="0"/>
+              <w:autoSpaceDN w:val="0"/>
+              <w:bidi w:val="0"/>
+              <w:adjustRightInd w:val="0"/>
               <w:snapToGrid w:val="0"/>
               <w:spacing w:line="240" w:lineRule="auto"/>
               <w:ind w:left="0" w:leftChars="0" w:right="0" w:rightChars="0" w:firstLine="0" w:firstLineChars="0"/>
               <w:jc w:val="left"/>
+              <w:textAlignment w:val="baseline"/>
               <w:rPr>
                 <w:rFonts w:ascii="Arial" w:eastAsia="宋体"/>
                 <w:sz w:val="24"/>
@@ -4366,10 +5970,23 @@
           </w:tcPr>
           <w:p>
             <w:pPr>
+              <w:keepNext w:val="0"/>
+              <w:keepLines w:val="0"/>
+              <w:pageBreakBefore w:val="0"/>
+              <w:widowControl w:val="0"/>
+              <w:kinsoku w:val="0"/>
+              <w:wordWrap/>
+              <w:overflowPunct/>
+              <w:topLinePunct w:val="0"/>
+              <w:autoSpaceDE w:val="0"/>
+              <w:autoSpaceDN w:val="0"/>
+              <w:bidi w:val="0"/>
+              <w:adjustRightInd w:val="0"/>
               <w:snapToGrid w:val="0"/>
               <w:spacing w:before="120" w:after="120" w:line="240" w:lineRule="auto"/>
               <w:ind w:left="0" w:leftChars="0" w:right="0" w:rightChars="0" w:firstLine="0" w:firstLineChars="0"/>
               <w:jc w:val="center"/>
+              <w:textAlignment w:val="baseline"/>
               <w:rPr>
                 <w:rFonts w:ascii="Arial" w:eastAsia="宋体"/>
                 <w:sz w:val="24"/>
@@ -4406,11 +6023,23 @@
           <w:p>
             <w:pPr>
               <w:pStyle w:val="36"/>
-              <w:bidi w:val="0"/>
+              <w:keepNext w:val="0"/>
+              <w:keepLines w:val="0"/>
+              <w:pageBreakBefore w:val="0"/>
+              <w:widowControl w:val="0"/>
+              <w:kinsoku w:val="0"/>
+              <w:wordWrap/>
+              <w:overflowPunct/>
+              <w:topLinePunct w:val="0"/>
+              <w:autoSpaceDE w:val="0"/>
+              <w:autoSpaceDN w:val="0"/>
+              <w:bidi w:val="0"/>
+              <w:adjustRightInd w:val="0"/>
               <w:snapToGrid w:val="0"/>
               <w:spacing w:line="240" w:lineRule="auto"/>
               <w:ind w:left="0" w:leftChars="0" w:right="0" w:rightChars="0" w:firstLine="0" w:firstLineChars="0"/>
               <w:jc w:val="center"/>
+              <w:textAlignment w:val="baseline"/>
               <w:rPr>
                 <w:rFonts w:ascii="Arial" w:eastAsia="宋体"/>
                 <w:sz w:val="24"/>
@@ -4446,11 +6075,23 @@
           <w:p>
             <w:pPr>
               <w:pStyle w:val="36"/>
-              <w:bidi w:val="0"/>
+              <w:keepNext w:val="0"/>
+              <w:keepLines w:val="0"/>
+              <w:pageBreakBefore w:val="0"/>
+              <w:widowControl w:val="0"/>
+              <w:kinsoku w:val="0"/>
+              <w:wordWrap/>
+              <w:overflowPunct/>
+              <w:topLinePunct w:val="0"/>
+              <w:autoSpaceDE w:val="0"/>
+              <w:autoSpaceDN w:val="0"/>
+              <w:bidi w:val="0"/>
+              <w:adjustRightInd w:val="0"/>
               <w:snapToGrid w:val="0"/>
               <w:spacing w:line="240" w:lineRule="auto"/>
               <w:ind w:left="0" w:leftChars="0" w:right="0" w:rightChars="0" w:firstLine="0" w:firstLineChars="0"/>
               <w:jc w:val="left"/>
+              <w:textAlignment w:val="baseline"/>
               <w:rPr>
                 <w:rFonts w:ascii="Arial" w:eastAsia="宋体"/>
                 <w:sz w:val="24"/>
@@ -4486,11 +6127,23 @@
           <w:p>
             <w:pPr>
               <w:pStyle w:val="36"/>
-              <w:bidi w:val="0"/>
+              <w:keepNext w:val="0"/>
+              <w:keepLines w:val="0"/>
+              <w:pageBreakBefore w:val="0"/>
+              <w:widowControl w:val="0"/>
+              <w:kinsoku w:val="0"/>
+              <w:wordWrap/>
+              <w:overflowPunct/>
+              <w:topLinePunct w:val="0"/>
+              <w:autoSpaceDE w:val="0"/>
+              <w:autoSpaceDN w:val="0"/>
+              <w:bidi w:val="0"/>
+              <w:adjustRightInd w:val="0"/>
               <w:snapToGrid w:val="0"/>
               <w:spacing w:line="240" w:lineRule="auto"/>
               <w:ind w:left="0" w:leftChars="0" w:right="0" w:rightChars="0" w:firstLine="0" w:firstLineChars="0"/>
               <w:jc w:val="left"/>
+              <w:textAlignment w:val="baseline"/>
               <w:rPr>
                 <w:rFonts w:ascii="Arial" w:eastAsia="宋体"/>
                 <w:sz w:val="24"/>
@@ -4510,10 +6163,23 @@
     <w:p>
       <w:pPr>
         <w:pStyle w:val="38"/>
+        <w:keepNext w:val="0"/>
+        <w:keepLines w:val="0"/>
+        <w:pageBreakBefore w:val="0"/>
+        <w:widowControl w:val="0"/>
+        <w:kinsoku w:val="0"/>
+        <w:wordWrap/>
+        <w:overflowPunct/>
+        <w:topLinePunct w:val="0"/>
+        <w:autoSpaceDE w:val="0"/>
+        <w:autoSpaceDN w:val="0"/>
         <w:bidi w:val="0"/>
+        <w:adjustRightInd w:val="0"/>
+        <w:snapToGrid w:val="0"/>
+        <w:textAlignment w:val="baseline"/>
       </w:pPr>
       <w:bookmarkStart w:id="14" w:name="heading_7"/>
-      <w:bookmarkStart w:id="15" w:name="_Toc12820"/>
+      <w:bookmarkStart w:id="15" w:name="_Toc2339"/>
       <w:r>
         <w:t>灾难恢复计划表</w:t>
       </w:r>
@@ -4590,12 +6256,23 @@
           <w:p>
             <w:pPr>
               <w:pStyle w:val="36"/>
-              <w:keepNext/>
-              <w:bidi w:val="0"/>
+              <w:keepNext w:val="0"/>
+              <w:keepLines w:val="0"/>
+              <w:pageBreakBefore w:val="0"/>
+              <w:widowControl w:val="0"/>
+              <w:kinsoku w:val="0"/>
+              <w:wordWrap/>
+              <w:overflowPunct/>
+              <w:topLinePunct w:val="0"/>
+              <w:autoSpaceDE w:val="0"/>
+              <w:autoSpaceDN w:val="0"/>
+              <w:bidi w:val="0"/>
+              <w:adjustRightInd w:val="0"/>
               <w:snapToGrid w:val="0"/>
               <w:spacing w:line="240" w:lineRule="auto"/>
               <w:ind w:left="0" w:leftChars="0" w:right="0" w:rightChars="0" w:firstLine="0" w:firstLineChars="0"/>
               <w:jc w:val="center"/>
+              <w:textAlignment w:val="baseline"/>
               <w:rPr>
                 <w:b/>
               </w:rPr>
@@ -4629,12 +6306,23 @@
           <w:p>
             <w:pPr>
               <w:pStyle w:val="36"/>
-              <w:keepNext/>
-              <w:bidi w:val="0"/>
+              <w:keepNext w:val="0"/>
+              <w:keepLines w:val="0"/>
+              <w:pageBreakBefore w:val="0"/>
+              <w:widowControl w:val="0"/>
+              <w:kinsoku w:val="0"/>
+              <w:wordWrap/>
+              <w:overflowPunct/>
+              <w:topLinePunct w:val="0"/>
+              <w:autoSpaceDE w:val="0"/>
+              <w:autoSpaceDN w:val="0"/>
+              <w:bidi w:val="0"/>
+              <w:adjustRightInd w:val="0"/>
               <w:snapToGrid w:val="0"/>
               <w:spacing w:line="240" w:lineRule="auto"/>
               <w:ind w:left="0" w:leftChars="0" w:right="0" w:rightChars="0" w:firstLine="0" w:firstLineChars="0"/>
               <w:jc w:val="center"/>
+              <w:textAlignment w:val="baseline"/>
               <w:rPr>
                 <w:b/>
               </w:rPr>
@@ -4668,12 +6356,23 @@
           <w:p>
             <w:pPr>
               <w:pStyle w:val="36"/>
-              <w:keepNext/>
-              <w:bidi w:val="0"/>
+              <w:keepNext w:val="0"/>
+              <w:keepLines w:val="0"/>
+              <w:pageBreakBefore w:val="0"/>
+              <w:widowControl w:val="0"/>
+              <w:kinsoku w:val="0"/>
+              <w:wordWrap/>
+              <w:overflowPunct/>
+              <w:topLinePunct w:val="0"/>
+              <w:autoSpaceDE w:val="0"/>
+              <w:autoSpaceDN w:val="0"/>
+              <w:bidi w:val="0"/>
+              <w:adjustRightInd w:val="0"/>
               <w:snapToGrid w:val="0"/>
               <w:spacing w:line="240" w:lineRule="auto"/>
               <w:ind w:left="0" w:leftChars="0" w:right="0" w:rightChars="0" w:firstLine="0" w:firstLineChars="0"/>
               <w:jc w:val="center"/>
+              <w:textAlignment w:val="baseline"/>
               <w:rPr>
                 <w:b/>
               </w:rPr>
@@ -4707,12 +6406,23 @@
           <w:p>
             <w:pPr>
               <w:pStyle w:val="36"/>
-              <w:keepNext/>
-              <w:bidi w:val="0"/>
+              <w:keepNext w:val="0"/>
+              <w:keepLines w:val="0"/>
+              <w:pageBreakBefore w:val="0"/>
+              <w:widowControl w:val="0"/>
+              <w:kinsoku w:val="0"/>
+              <w:wordWrap/>
+              <w:overflowPunct/>
+              <w:topLinePunct w:val="0"/>
+              <w:autoSpaceDE w:val="0"/>
+              <w:autoSpaceDN w:val="0"/>
+              <w:bidi w:val="0"/>
+              <w:adjustRightInd w:val="0"/>
               <w:snapToGrid w:val="0"/>
               <w:spacing w:line="240" w:lineRule="auto"/>
               <w:ind w:left="0" w:leftChars="0" w:right="0" w:rightChars="0" w:firstLine="0" w:firstLineChars="0"/>
               <w:jc w:val="center"/>
+              <w:textAlignment w:val="baseline"/>
               <w:rPr>
                 <w:b/>
               </w:rPr>
@@ -4767,11 +6477,23 @@
           </w:tcPr>
           <w:p>
             <w:pPr>
-              <w:keepNext/>
+              <w:keepNext w:val="0"/>
+              <w:keepLines w:val="0"/>
+              <w:pageBreakBefore w:val="0"/>
+              <w:widowControl w:val="0"/>
+              <w:kinsoku w:val="0"/>
+              <w:wordWrap/>
+              <w:overflowPunct/>
+              <w:topLinePunct w:val="0"/>
+              <w:autoSpaceDE w:val="0"/>
+              <w:autoSpaceDN w:val="0"/>
+              <w:bidi w:val="0"/>
+              <w:adjustRightInd w:val="0"/>
               <w:snapToGrid w:val="0"/>
               <w:spacing w:before="120" w:after="120" w:line="240" w:lineRule="auto"/>
               <w:ind w:left="0" w:leftChars="0" w:right="0" w:rightChars="0" w:firstLine="0" w:firstLineChars="0"/>
               <w:jc w:val="center"/>
+              <w:textAlignment w:val="baseline"/>
               <w:rPr>
                 <w:rFonts w:ascii="Arial" w:eastAsia="宋体"/>
                 <w:sz w:val="24"/>
@@ -4808,12 +6530,23 @@
           <w:p>
             <w:pPr>
               <w:pStyle w:val="36"/>
-              <w:keepNext/>
-              <w:bidi w:val="0"/>
+              <w:keepNext w:val="0"/>
+              <w:keepLines w:val="0"/>
+              <w:pageBreakBefore w:val="0"/>
+              <w:widowControl w:val="0"/>
+              <w:kinsoku w:val="0"/>
+              <w:wordWrap/>
+              <w:overflowPunct/>
+              <w:topLinePunct w:val="0"/>
+              <w:autoSpaceDE w:val="0"/>
+              <w:autoSpaceDN w:val="0"/>
+              <w:bidi w:val="0"/>
+              <w:adjustRightInd w:val="0"/>
               <w:snapToGrid w:val="0"/>
               <w:spacing w:line="240" w:lineRule="auto"/>
               <w:ind w:left="0" w:leftChars="0" w:right="0" w:rightChars="0" w:firstLine="0" w:firstLineChars="0"/>
               <w:jc w:val="left"/>
+              <w:textAlignment w:val="baseline"/>
               <w:rPr>
                 <w:rFonts w:ascii="Arial" w:eastAsia="宋体"/>
                 <w:sz w:val="24"/>
@@ -4849,12 +6582,23 @@
           <w:p>
             <w:pPr>
               <w:pStyle w:val="36"/>
-              <w:keepNext/>
-              <w:bidi w:val="0"/>
+              <w:keepNext w:val="0"/>
+              <w:keepLines w:val="0"/>
+              <w:pageBreakBefore w:val="0"/>
+              <w:widowControl w:val="0"/>
+              <w:kinsoku w:val="0"/>
+              <w:wordWrap/>
+              <w:overflowPunct/>
+              <w:topLinePunct w:val="0"/>
+              <w:autoSpaceDE w:val="0"/>
+              <w:autoSpaceDN w:val="0"/>
+              <w:bidi w:val="0"/>
+              <w:adjustRightInd w:val="0"/>
               <w:snapToGrid w:val="0"/>
               <w:spacing w:line="240" w:lineRule="auto"/>
               <w:ind w:left="0" w:leftChars="0" w:right="0" w:rightChars="0" w:firstLine="0" w:firstLineChars="0"/>
               <w:jc w:val="left"/>
+              <w:textAlignment w:val="baseline"/>
               <w:rPr>
                 <w:rFonts w:hint="default" w:ascii="Arial" w:eastAsia="宋体"/>
                 <w:sz w:val="24"/>
@@ -4892,12 +6636,23 @@
           <w:p>
             <w:pPr>
               <w:pStyle w:val="36"/>
-              <w:keepNext/>
-              <w:bidi w:val="0"/>
+              <w:keepNext w:val="0"/>
+              <w:keepLines w:val="0"/>
+              <w:pageBreakBefore w:val="0"/>
+              <w:widowControl w:val="0"/>
+              <w:kinsoku w:val="0"/>
+              <w:wordWrap/>
+              <w:overflowPunct/>
+              <w:topLinePunct w:val="0"/>
+              <w:autoSpaceDE w:val="0"/>
+              <w:autoSpaceDN w:val="0"/>
+              <w:bidi w:val="0"/>
+              <w:adjustRightInd w:val="0"/>
               <w:snapToGrid w:val="0"/>
               <w:spacing w:line="240" w:lineRule="auto"/>
               <w:ind w:left="0" w:leftChars="0" w:right="0" w:rightChars="0" w:firstLine="0" w:firstLineChars="0"/>
               <w:jc w:val="left"/>
+              <w:textAlignment w:val="baseline"/>
               <w:rPr>
                 <w:rFonts w:ascii="Arial" w:eastAsia="宋体"/>
                 <w:sz w:val="24"/>
@@ -4954,11 +6709,23 @@
           </w:tcPr>
           <w:p>
             <w:pPr>
-              <w:keepNext/>
+              <w:keepNext w:val="0"/>
+              <w:keepLines w:val="0"/>
+              <w:pageBreakBefore w:val="0"/>
+              <w:widowControl w:val="0"/>
+              <w:kinsoku w:val="0"/>
+              <w:wordWrap/>
+              <w:overflowPunct/>
+              <w:topLinePunct w:val="0"/>
+              <w:autoSpaceDE w:val="0"/>
+              <w:autoSpaceDN w:val="0"/>
+              <w:bidi w:val="0"/>
+              <w:adjustRightInd w:val="0"/>
               <w:snapToGrid w:val="0"/>
               <w:spacing w:before="120" w:after="120" w:line="240" w:lineRule="auto"/>
               <w:ind w:left="0" w:leftChars="0" w:right="0" w:rightChars="0" w:firstLine="0" w:firstLineChars="0"/>
               <w:jc w:val="center"/>
+              <w:textAlignment w:val="baseline"/>
               <w:rPr>
                 <w:rFonts w:ascii="Arial" w:eastAsia="宋体"/>
                 <w:sz w:val="24"/>
@@ -4995,12 +6762,23 @@
           <w:p>
             <w:pPr>
               <w:pStyle w:val="36"/>
-              <w:keepNext/>
-              <w:bidi w:val="0"/>
+              <w:keepNext w:val="0"/>
+              <w:keepLines w:val="0"/>
+              <w:pageBreakBefore w:val="0"/>
+              <w:widowControl w:val="0"/>
+              <w:kinsoku w:val="0"/>
+              <w:wordWrap/>
+              <w:overflowPunct/>
+              <w:topLinePunct w:val="0"/>
+              <w:autoSpaceDE w:val="0"/>
+              <w:autoSpaceDN w:val="0"/>
+              <w:bidi w:val="0"/>
+              <w:adjustRightInd w:val="0"/>
               <w:snapToGrid w:val="0"/>
               <w:spacing w:line="240" w:lineRule="auto"/>
               <w:ind w:left="0" w:leftChars="0" w:right="0" w:rightChars="0" w:firstLine="0" w:firstLineChars="0"/>
               <w:jc w:val="left"/>
+              <w:textAlignment w:val="baseline"/>
               <w:rPr>
                 <w:rFonts w:ascii="Arial" w:eastAsia="宋体"/>
                 <w:sz w:val="24"/>
@@ -5036,12 +6814,23 @@
           <w:p>
             <w:pPr>
               <w:pStyle w:val="36"/>
-              <w:keepNext/>
-              <w:bidi w:val="0"/>
+              <w:keepNext w:val="0"/>
+              <w:keepLines w:val="0"/>
+              <w:pageBreakBefore w:val="0"/>
+              <w:widowControl w:val="0"/>
+              <w:kinsoku w:val="0"/>
+              <w:wordWrap/>
+              <w:overflowPunct/>
+              <w:topLinePunct w:val="0"/>
+              <w:autoSpaceDE w:val="0"/>
+              <w:autoSpaceDN w:val="0"/>
+              <w:bidi w:val="0"/>
+              <w:adjustRightInd w:val="0"/>
               <w:snapToGrid w:val="0"/>
               <w:spacing w:line="240" w:lineRule="auto"/>
               <w:ind w:left="0" w:leftChars="0" w:right="0" w:rightChars="0" w:firstLine="0" w:firstLineChars="0"/>
               <w:jc w:val="left"/>
+              <w:textAlignment w:val="baseline"/>
               <w:rPr>
                 <w:rFonts w:ascii="Arial" w:eastAsia="宋体"/>
                 <w:sz w:val="24"/>
@@ -5077,12 +6866,23 @@
           <w:p>
             <w:pPr>
               <w:pStyle w:val="36"/>
-              <w:keepNext/>
-              <w:bidi w:val="0"/>
+              <w:keepNext w:val="0"/>
+              <w:keepLines w:val="0"/>
+              <w:pageBreakBefore w:val="0"/>
+              <w:widowControl w:val="0"/>
+              <w:kinsoku w:val="0"/>
+              <w:wordWrap/>
+              <w:overflowPunct/>
+              <w:topLinePunct w:val="0"/>
+              <w:autoSpaceDE w:val="0"/>
+              <w:autoSpaceDN w:val="0"/>
+              <w:bidi w:val="0"/>
+              <w:adjustRightInd w:val="0"/>
               <w:snapToGrid w:val="0"/>
               <w:spacing w:line="240" w:lineRule="auto"/>
               <w:ind w:left="0" w:leftChars="0" w:right="0" w:rightChars="0" w:firstLine="0" w:firstLineChars="0"/>
               <w:jc w:val="left"/>
+              <w:textAlignment w:val="baseline"/>
               <w:rPr>
                 <w:rFonts w:ascii="Arial" w:eastAsia="宋体"/>
                 <w:sz w:val="24"/>
@@ -5139,11 +6939,23 @@
           </w:tcPr>
           <w:p>
             <w:pPr>
-              <w:keepNext/>
+              <w:keepNext w:val="0"/>
+              <w:keepLines w:val="0"/>
+              <w:pageBreakBefore w:val="0"/>
+              <w:widowControl w:val="0"/>
+              <w:kinsoku w:val="0"/>
+              <w:wordWrap/>
+              <w:overflowPunct/>
+              <w:topLinePunct w:val="0"/>
+              <w:autoSpaceDE w:val="0"/>
+              <w:autoSpaceDN w:val="0"/>
+              <w:bidi w:val="0"/>
+              <w:adjustRightInd w:val="0"/>
               <w:snapToGrid w:val="0"/>
               <w:spacing w:before="120" w:after="120" w:line="240" w:lineRule="auto"/>
               <w:ind w:left="0" w:leftChars="0" w:right="0" w:rightChars="0" w:firstLine="0" w:firstLineChars="0"/>
               <w:jc w:val="center"/>
+              <w:textAlignment w:val="baseline"/>
               <w:rPr>
                 <w:rFonts w:ascii="Arial" w:eastAsia="宋体"/>
                 <w:sz w:val="24"/>
@@ -5180,12 +6992,23 @@
           <w:p>
             <w:pPr>
               <w:pStyle w:val="36"/>
-              <w:keepNext/>
-              <w:bidi w:val="0"/>
+              <w:keepNext w:val="0"/>
+              <w:keepLines w:val="0"/>
+              <w:pageBreakBefore w:val="0"/>
+              <w:widowControl w:val="0"/>
+              <w:kinsoku w:val="0"/>
+              <w:wordWrap/>
+              <w:overflowPunct/>
+              <w:topLinePunct w:val="0"/>
+              <w:autoSpaceDE w:val="0"/>
+              <w:autoSpaceDN w:val="0"/>
+              <w:bidi w:val="0"/>
+              <w:adjustRightInd w:val="0"/>
               <w:snapToGrid w:val="0"/>
               <w:spacing w:line="240" w:lineRule="auto"/>
               <w:ind w:left="0" w:leftChars="0" w:right="0" w:rightChars="0" w:firstLine="0" w:firstLineChars="0"/>
               <w:jc w:val="left"/>
+              <w:textAlignment w:val="baseline"/>
               <w:rPr>
                 <w:rFonts w:ascii="Arial" w:eastAsia="宋体"/>
                 <w:sz w:val="24"/>
@@ -5221,12 +7044,23 @@
           <w:p>
             <w:pPr>
               <w:pStyle w:val="36"/>
-              <w:keepNext/>
-              <w:bidi w:val="0"/>
+              <w:keepNext w:val="0"/>
+              <w:keepLines w:val="0"/>
+              <w:pageBreakBefore w:val="0"/>
+              <w:widowControl w:val="0"/>
+              <w:kinsoku w:val="0"/>
+              <w:wordWrap/>
+              <w:overflowPunct/>
+              <w:topLinePunct w:val="0"/>
+              <w:autoSpaceDE w:val="0"/>
+              <w:autoSpaceDN w:val="0"/>
+              <w:bidi w:val="0"/>
+              <w:adjustRightInd w:val="0"/>
               <w:snapToGrid w:val="0"/>
               <w:spacing w:line="240" w:lineRule="auto"/>
               <w:ind w:left="0" w:leftChars="0" w:right="0" w:rightChars="0" w:firstLine="0" w:firstLineChars="0"/>
               <w:jc w:val="left"/>
+              <w:textAlignment w:val="baseline"/>
               <w:rPr>
                 <w:rFonts w:ascii="Arial" w:eastAsia="宋体"/>
                 <w:sz w:val="24"/>
@@ -5262,12 +7096,23 @@
           <w:p>
             <w:pPr>
               <w:pStyle w:val="36"/>
-              <w:keepNext/>
-              <w:bidi w:val="0"/>
+              <w:keepNext w:val="0"/>
+              <w:keepLines w:val="0"/>
+              <w:pageBreakBefore w:val="0"/>
+              <w:widowControl w:val="0"/>
+              <w:kinsoku w:val="0"/>
+              <w:wordWrap/>
+              <w:overflowPunct/>
+              <w:topLinePunct w:val="0"/>
+              <w:autoSpaceDE w:val="0"/>
+              <w:autoSpaceDN w:val="0"/>
+              <w:bidi w:val="0"/>
+              <w:adjustRightInd w:val="0"/>
               <w:snapToGrid w:val="0"/>
               <w:spacing w:line="240" w:lineRule="auto"/>
               <w:ind w:left="0" w:leftChars="0" w:right="0" w:rightChars="0" w:firstLine="0" w:firstLineChars="0"/>
               <w:jc w:val="left"/>
+              <w:textAlignment w:val="baseline"/>
               <w:rPr>
                 <w:rFonts w:ascii="Arial" w:eastAsia="宋体"/>
                 <w:sz w:val="24"/>
@@ -5279,183 +7124,6 @@
                 <w:sz w:val="24"/>
               </w:rPr>
               <w:t>《应急响应方案》、通知记录</w:t>
-            </w:r>
-          </w:p>
-        </w:tc>
-      </w:tr>
-      <w:tr>
-        <w:tblPrEx>
-          <w:tblCellMar>
-            <w:top w:w="0" w:type="dxa"/>
-            <w:left w:w="10" w:type="dxa"/>
-            <w:bottom w:w="0" w:type="dxa"/>
-            <w:right w:w="10" w:type="dxa"/>
-          </w:tblCellMar>
-        </w:tblPrEx>
-        <w:trPr>
-          <w:trHeight w:val="0" w:hRule="atLeast"/>
-          <w:jc w:val="center"/>
-        </w:trPr>
-        <w:tc>
-          <w:tcPr>
-            <w:tcW w:w="0" w:type="auto"/>
-            <w:tcBorders>
-              <w:top w:val="single" w:color="auto" w:sz="4" w:space="0"/>
-              <w:left w:val="single" w:color="auto" w:sz="12" w:space="0"/>
-              <w:bottom w:val="nil"/>
-              <w:right w:val="nil"/>
-            </w:tcBorders>
-            <w:noWrap w:val="0"/>
-            <w:tcMar>
-              <w:top w:w="60" w:type="dxa"/>
-              <w:left w:w="120" w:type="dxa"/>
-              <w:bottom w:w="30" w:type="dxa"/>
-              <w:right w:w="120" w:type="dxa"/>
-            </w:tcMar>
-            <w:vAlign w:val="center"/>
-          </w:tcPr>
-          <w:p>
-            <w:pPr>
-              <w:keepNext/>
-              <w:snapToGrid w:val="0"/>
-              <w:spacing w:before="120" w:after="120" w:line="240" w:lineRule="auto"/>
-              <w:ind w:left="0" w:leftChars="0" w:right="0" w:rightChars="0" w:firstLine="0" w:firstLineChars="0"/>
-              <w:jc w:val="center"/>
-              <w:rPr>
-                <w:rFonts w:ascii="Arial" w:eastAsia="宋体"/>
-                <w:sz w:val="24"/>
-              </w:rPr>
-            </w:pPr>
-            <w:r>
-              <w:rPr>
-                <w:rFonts w:ascii="Arial" w:hAnsi="Arial" w:eastAsia="宋体" w:cs="Arial"/>
-                <w:b/>
-                <w:sz w:val="24"/>
-              </w:rPr>
-              <w:t>1小时~4小时内</w:t>
-            </w:r>
-          </w:p>
-        </w:tc>
-        <w:tc>
-          <w:tcPr>
-            <w:tcW w:w="3423" w:type="dxa"/>
-            <w:tcBorders>
-              <w:top w:val="single" w:color="auto" w:sz="4" w:space="0"/>
-              <w:left w:val="single" w:color="auto" w:sz="4" w:space="0"/>
-              <w:bottom w:val="nil"/>
-              <w:right w:val="nil"/>
-            </w:tcBorders>
-            <w:noWrap w:val="0"/>
-            <w:tcMar>
-              <w:top w:w="60" w:type="dxa"/>
-              <w:left w:w="120" w:type="dxa"/>
-              <w:bottom w:w="30" w:type="dxa"/>
-              <w:right w:w="120" w:type="dxa"/>
-            </w:tcMar>
-            <w:vAlign w:val="center"/>
-          </w:tcPr>
-          <w:p>
-            <w:pPr>
-              <w:pStyle w:val="36"/>
-              <w:keepNext/>
-              <w:bidi w:val="0"/>
-              <w:snapToGrid w:val="0"/>
-              <w:spacing w:line="240" w:lineRule="auto"/>
-              <w:ind w:left="0" w:leftChars="0" w:right="0" w:rightChars="0" w:firstLine="0" w:firstLineChars="0"/>
-              <w:jc w:val="left"/>
-              <w:rPr>
-                <w:rFonts w:ascii="Arial" w:eastAsia="宋体"/>
-                <w:sz w:val="24"/>
-              </w:rPr>
-            </w:pPr>
-            <w:r>
-              <w:rPr>
-                <w:rFonts w:ascii="Arial" w:eastAsia="宋体"/>
-                <w:sz w:val="24"/>
-              </w:rPr>
-              <w:t>执行恢复操作：基础设施抢修、硬件更换、数据恢复。</w:t>
-            </w:r>
-          </w:p>
-        </w:tc>
-        <w:tc>
-          <w:tcPr>
-            <w:tcW w:w="1387" w:type="dxa"/>
-            <w:tcBorders>
-              <w:top w:val="single" w:color="auto" w:sz="4" w:space="0"/>
-              <w:left w:val="single" w:color="auto" w:sz="4" w:space="0"/>
-              <w:bottom w:val="nil"/>
-              <w:right w:val="nil"/>
-            </w:tcBorders>
-            <w:noWrap w:val="0"/>
-            <w:tcMar>
-              <w:top w:w="60" w:type="dxa"/>
-              <w:left w:w="120" w:type="dxa"/>
-              <w:bottom w:w="30" w:type="dxa"/>
-              <w:right w:w="120" w:type="dxa"/>
-            </w:tcMar>
-            <w:vAlign w:val="center"/>
-          </w:tcPr>
-          <w:p>
-            <w:pPr>
-              <w:pStyle w:val="36"/>
-              <w:keepNext/>
-              <w:bidi w:val="0"/>
-              <w:snapToGrid w:val="0"/>
-              <w:spacing w:line="240" w:lineRule="auto"/>
-              <w:ind w:left="0" w:leftChars="0" w:right="0" w:rightChars="0" w:firstLine="0" w:firstLineChars="0"/>
-              <w:jc w:val="left"/>
-              <w:rPr>
-                <w:rFonts w:ascii="Arial" w:eastAsia="宋体"/>
-                <w:sz w:val="24"/>
-              </w:rPr>
-            </w:pPr>
-            <w:r>
-              <w:rPr>
-                <w:rFonts w:ascii="Arial" w:eastAsia="宋体"/>
-                <w:sz w:val="24"/>
-              </w:rPr>
-              <w:t>运维部经理</w:t>
-            </w:r>
-          </w:p>
-        </w:tc>
-        <w:tc>
-          <w:tcPr>
-            <w:tcW w:w="2220" w:type="dxa"/>
-            <w:tcBorders>
-              <w:top w:val="single" w:color="auto" w:sz="4" w:space="0"/>
-              <w:left w:val="single" w:color="auto" w:sz="4" w:space="0"/>
-              <w:bottom w:val="nil"/>
-              <w:right w:val="single" w:color="auto" w:sz="12" w:space="0"/>
-            </w:tcBorders>
-            <w:noWrap w:val="0"/>
-            <w:tcMar>
-              <w:top w:w="60" w:type="dxa"/>
-              <w:left w:w="120" w:type="dxa"/>
-              <w:bottom w:w="30" w:type="dxa"/>
-              <w:right w:w="120" w:type="dxa"/>
-            </w:tcMar>
-            <w:vAlign w:val="center"/>
-          </w:tcPr>
-          <w:p>
-            <w:pPr>
-              <w:pStyle w:val="36"/>
-              <w:keepNext/>
-              <w:bidi w:val="0"/>
-              <w:snapToGrid w:val="0"/>
-              <w:spacing w:line="240" w:lineRule="auto"/>
-              <w:ind w:left="0" w:leftChars="0" w:right="0" w:rightChars="0" w:firstLine="0" w:firstLineChars="0"/>
-              <w:jc w:val="left"/>
-              <w:rPr>
-                <w:rFonts w:ascii="Arial" w:eastAsia="宋体"/>
-                <w:sz w:val="24"/>
-              </w:rPr>
-            </w:pPr>
-            <w:r>
-              <w:rPr>
-                <w:rFonts w:ascii="Arial" w:eastAsia="宋体"/>
-                <w:sz w:val="24"/>
-              </w:rPr>
-              <w:t>恢复操作记录、备份恢复验证报告</w:t>
             </w:r>
           </w:p>
         </w:tc>
@@ -5501,11 +7169,23 @@
           </w:tcPr>
           <w:p>
             <w:pPr>
-              <w:keepNext/>
+              <w:keepNext w:val="0"/>
+              <w:keepLines w:val="0"/>
+              <w:pageBreakBefore w:val="0"/>
+              <w:widowControl w:val="0"/>
+              <w:kinsoku w:val="0"/>
+              <w:wordWrap/>
+              <w:overflowPunct/>
+              <w:topLinePunct w:val="0"/>
+              <w:autoSpaceDE w:val="0"/>
+              <w:autoSpaceDN w:val="0"/>
+              <w:bidi w:val="0"/>
+              <w:adjustRightInd w:val="0"/>
               <w:snapToGrid w:val="0"/>
               <w:spacing w:before="120" w:after="120" w:line="240" w:lineRule="auto"/>
               <w:ind w:left="0" w:leftChars="0" w:right="0" w:rightChars="0" w:firstLine="0" w:firstLineChars="0"/>
               <w:jc w:val="center"/>
+              <w:textAlignment w:val="baseline"/>
               <w:rPr>
                 <w:rFonts w:ascii="Arial" w:eastAsia="宋体"/>
                 <w:sz w:val="24"/>
@@ -5517,7 +7197,7 @@
                 <w:b/>
                 <w:sz w:val="24"/>
               </w:rPr>
-              <w:t>4小时~6小时内</w:t>
+              <w:t>1小时~4小时内</w:t>
             </w:r>
           </w:p>
         </w:tc>
@@ -5542,12 +7222,23 @@
           <w:p>
             <w:pPr>
               <w:pStyle w:val="36"/>
-              <w:keepNext/>
-              <w:bidi w:val="0"/>
+              <w:keepNext w:val="0"/>
+              <w:keepLines w:val="0"/>
+              <w:pageBreakBefore w:val="0"/>
+              <w:widowControl w:val="0"/>
+              <w:kinsoku w:val="0"/>
+              <w:wordWrap/>
+              <w:overflowPunct/>
+              <w:topLinePunct w:val="0"/>
+              <w:autoSpaceDE w:val="0"/>
+              <w:autoSpaceDN w:val="0"/>
+              <w:bidi w:val="0"/>
+              <w:adjustRightInd w:val="0"/>
               <w:snapToGrid w:val="0"/>
               <w:spacing w:line="240" w:lineRule="auto"/>
               <w:ind w:left="0" w:leftChars="0" w:right="0" w:rightChars="0" w:firstLine="0" w:firstLineChars="0"/>
               <w:jc w:val="left"/>
+              <w:textAlignment w:val="baseline"/>
               <w:rPr>
                 <w:rFonts w:ascii="Arial" w:eastAsia="宋体"/>
                 <w:sz w:val="24"/>
@@ -5558,14 +7249,7 @@
                 <w:rFonts w:ascii="Arial" w:eastAsia="宋体"/>
                 <w:sz w:val="24"/>
               </w:rPr>
-              <w:t>系统重启，完成核心业务（核心交换机、路由器、服务器</w:t>
-            </w:r>
-            <w:r>
-              <w:rPr>
-                <w:rFonts w:ascii="Arial" w:eastAsia="宋体"/>
-                <w:sz w:val="24"/>
-              </w:rPr>
-              <w:t>）功能测试。</w:t>
+              <w:t>执行恢复操作：基础设施抢修、硬件更换、数据恢复。</w:t>
             </w:r>
           </w:p>
         </w:tc>
@@ -5590,12 +7274,23 @@
           <w:p>
             <w:pPr>
               <w:pStyle w:val="36"/>
-              <w:keepNext/>
-              <w:bidi w:val="0"/>
+              <w:keepNext w:val="0"/>
+              <w:keepLines w:val="0"/>
+              <w:pageBreakBefore w:val="0"/>
+              <w:widowControl w:val="0"/>
+              <w:kinsoku w:val="0"/>
+              <w:wordWrap/>
+              <w:overflowPunct/>
+              <w:topLinePunct w:val="0"/>
+              <w:autoSpaceDE w:val="0"/>
+              <w:autoSpaceDN w:val="0"/>
+              <w:bidi w:val="0"/>
+              <w:adjustRightInd w:val="0"/>
               <w:snapToGrid w:val="0"/>
               <w:spacing w:line="240" w:lineRule="auto"/>
               <w:ind w:left="0" w:leftChars="0" w:right="0" w:rightChars="0" w:firstLine="0" w:firstLineChars="0"/>
               <w:jc w:val="left"/>
+              <w:textAlignment w:val="baseline"/>
               <w:rPr>
                 <w:rFonts w:ascii="Arial" w:eastAsia="宋体"/>
                 <w:sz w:val="24"/>
@@ -5631,12 +7326,23 @@
           <w:p>
             <w:pPr>
               <w:pStyle w:val="36"/>
-              <w:keepNext/>
-              <w:bidi w:val="0"/>
+              <w:keepNext w:val="0"/>
+              <w:keepLines w:val="0"/>
+              <w:pageBreakBefore w:val="0"/>
+              <w:widowControl w:val="0"/>
+              <w:kinsoku w:val="0"/>
+              <w:wordWrap/>
+              <w:overflowPunct/>
+              <w:topLinePunct w:val="0"/>
+              <w:autoSpaceDE w:val="0"/>
+              <w:autoSpaceDN w:val="0"/>
+              <w:bidi w:val="0"/>
+              <w:adjustRightInd w:val="0"/>
               <w:snapToGrid w:val="0"/>
               <w:spacing w:line="240" w:lineRule="auto"/>
               <w:ind w:left="0" w:leftChars="0" w:right="0" w:rightChars="0" w:firstLine="0" w:firstLineChars="0"/>
               <w:jc w:val="left"/>
+              <w:textAlignment w:val="baseline"/>
               <w:rPr>
                 <w:rFonts w:ascii="Arial" w:eastAsia="宋体"/>
                 <w:sz w:val="24"/>
@@ -5647,7 +7353,7 @@
                 <w:rFonts w:ascii="Arial" w:eastAsia="宋体"/>
                 <w:sz w:val="24"/>
               </w:rPr>
-              <w:t>《系统恢复测试报告》</w:t>
+              <w:t>恢复操作记录、备份恢复验证报告</w:t>
             </w:r>
           </w:p>
         </w:tc>
@@ -5693,11 +7399,23 @@
           </w:tcPr>
           <w:p>
             <w:pPr>
-              <w:keepNext/>
+              <w:keepNext w:val="0"/>
+              <w:keepLines w:val="0"/>
+              <w:pageBreakBefore w:val="0"/>
+              <w:widowControl w:val="0"/>
+              <w:kinsoku w:val="0"/>
+              <w:wordWrap/>
+              <w:overflowPunct/>
+              <w:topLinePunct w:val="0"/>
+              <w:autoSpaceDE w:val="0"/>
+              <w:autoSpaceDN w:val="0"/>
+              <w:bidi w:val="0"/>
+              <w:adjustRightInd w:val="0"/>
               <w:snapToGrid w:val="0"/>
               <w:spacing w:before="120" w:after="120" w:line="240" w:lineRule="auto"/>
               <w:ind w:left="0" w:leftChars="0" w:right="0" w:rightChars="0" w:firstLine="0" w:firstLineChars="0"/>
               <w:jc w:val="center"/>
+              <w:textAlignment w:val="baseline"/>
               <w:rPr>
                 <w:rFonts w:ascii="Arial" w:eastAsia="宋体"/>
                 <w:sz w:val="24"/>
@@ -5709,7 +7427,7 @@
                 <w:b/>
                 <w:sz w:val="24"/>
               </w:rPr>
-              <w:t>6小时~8小时内</w:t>
+              <w:t>4小时~6小时内</w:t>
             </w:r>
           </w:p>
         </w:tc>
@@ -5734,12 +7452,23 @@
           <w:p>
             <w:pPr>
               <w:pStyle w:val="36"/>
-              <w:keepNext/>
-              <w:bidi w:val="0"/>
+              <w:keepNext w:val="0"/>
+              <w:keepLines w:val="0"/>
+              <w:pageBreakBefore w:val="0"/>
+              <w:widowControl w:val="0"/>
+              <w:kinsoku w:val="0"/>
+              <w:wordWrap/>
+              <w:overflowPunct/>
+              <w:topLinePunct w:val="0"/>
+              <w:autoSpaceDE w:val="0"/>
+              <w:autoSpaceDN w:val="0"/>
+              <w:bidi w:val="0"/>
+              <w:adjustRightInd w:val="0"/>
               <w:snapToGrid w:val="0"/>
               <w:spacing w:line="240" w:lineRule="auto"/>
               <w:ind w:left="0" w:leftChars="0" w:right="0" w:rightChars="0" w:firstLine="0" w:firstLineChars="0"/>
               <w:jc w:val="left"/>
+              <w:textAlignment w:val="baseline"/>
               <w:rPr>
                 <w:rFonts w:ascii="Arial" w:eastAsia="宋体"/>
                 <w:sz w:val="24"/>
@@ -5750,7 +7479,7 @@
                 <w:rFonts w:ascii="Arial" w:eastAsia="宋体"/>
                 <w:sz w:val="24"/>
               </w:rPr>
-              <w:t>业务全面恢复，系统进入观察期，编写事件初步报告。</w:t>
+              <w:t>系统重启，完成核心业务（核心交换机、路由器、服务器）功能测试。</w:t>
             </w:r>
           </w:p>
         </w:tc>
@@ -5775,12 +7504,23 @@
           <w:p>
             <w:pPr>
               <w:pStyle w:val="36"/>
-              <w:keepNext/>
-              <w:bidi w:val="0"/>
+              <w:keepNext w:val="0"/>
+              <w:keepLines w:val="0"/>
+              <w:pageBreakBefore w:val="0"/>
+              <w:widowControl w:val="0"/>
+              <w:kinsoku w:val="0"/>
+              <w:wordWrap/>
+              <w:overflowPunct/>
+              <w:topLinePunct w:val="0"/>
+              <w:autoSpaceDE w:val="0"/>
+              <w:autoSpaceDN w:val="0"/>
+              <w:bidi w:val="0"/>
+              <w:adjustRightInd w:val="0"/>
               <w:snapToGrid w:val="0"/>
               <w:spacing w:line="240" w:lineRule="auto"/>
               <w:ind w:left="0" w:leftChars="0" w:right="0" w:rightChars="0" w:firstLine="0" w:firstLineChars="0"/>
               <w:jc w:val="left"/>
+              <w:textAlignment w:val="baseline"/>
               <w:rPr>
                 <w:rFonts w:ascii="Arial" w:eastAsia="宋体"/>
                 <w:sz w:val="24"/>
@@ -5791,7 +7531,7 @@
                 <w:rFonts w:ascii="Arial" w:eastAsia="宋体"/>
                 <w:sz w:val="24"/>
               </w:rPr>
-              <w:t>副总经理</w:t>
+              <w:t>运维部经理</w:t>
             </w:r>
           </w:p>
         </w:tc>
@@ -5816,12 +7556,23 @@
           <w:p>
             <w:pPr>
               <w:pStyle w:val="36"/>
-              <w:keepNext/>
-              <w:bidi w:val="0"/>
+              <w:keepNext w:val="0"/>
+              <w:keepLines w:val="0"/>
+              <w:pageBreakBefore w:val="0"/>
+              <w:widowControl w:val="0"/>
+              <w:kinsoku w:val="0"/>
+              <w:wordWrap/>
+              <w:overflowPunct/>
+              <w:topLinePunct w:val="0"/>
+              <w:autoSpaceDE w:val="0"/>
+              <w:autoSpaceDN w:val="0"/>
+              <w:bidi w:val="0"/>
+              <w:adjustRightInd w:val="0"/>
               <w:snapToGrid w:val="0"/>
               <w:spacing w:line="240" w:lineRule="auto"/>
               <w:ind w:left="0" w:leftChars="0" w:right="0" w:rightChars="0" w:firstLine="0" w:firstLineChars="0"/>
               <w:jc w:val="left"/>
+              <w:textAlignment w:val="baseline"/>
               <w:rPr>
                 <w:rFonts w:ascii="Arial" w:eastAsia="宋体"/>
                 <w:sz w:val="24"/>
@@ -5832,7 +7583,7 @@
                 <w:rFonts w:ascii="Arial" w:eastAsia="宋体"/>
                 <w:sz w:val="24"/>
               </w:rPr>
-              <w:t>《业务恢复确认单》、《事件初步报告》</w:t>
+              <w:t>《系统恢复测试报告》</w:t>
             </w:r>
           </w:p>
         </w:tc>
@@ -5860,6 +7611,236 @@
         </w:trPr>
         <w:tc>
           <w:tcPr>
+            <w:tcW w:w="0" w:type="auto"/>
+            <w:tcBorders>
+              <w:top w:val="single" w:color="auto" w:sz="4" w:space="0"/>
+              <w:left w:val="single" w:color="auto" w:sz="12" w:space="0"/>
+              <w:bottom w:val="nil"/>
+              <w:right w:val="nil"/>
+            </w:tcBorders>
+            <w:noWrap w:val="0"/>
+            <w:tcMar>
+              <w:top w:w="60" w:type="dxa"/>
+              <w:left w:w="120" w:type="dxa"/>
+              <w:bottom w:w="30" w:type="dxa"/>
+              <w:right w:w="120" w:type="dxa"/>
+            </w:tcMar>
+            <w:vAlign w:val="center"/>
+          </w:tcPr>
+          <w:p>
+            <w:pPr>
+              <w:keepNext w:val="0"/>
+              <w:keepLines w:val="0"/>
+              <w:pageBreakBefore w:val="0"/>
+              <w:widowControl w:val="0"/>
+              <w:kinsoku w:val="0"/>
+              <w:wordWrap/>
+              <w:overflowPunct/>
+              <w:topLinePunct w:val="0"/>
+              <w:autoSpaceDE w:val="0"/>
+              <w:autoSpaceDN w:val="0"/>
+              <w:bidi w:val="0"/>
+              <w:adjustRightInd w:val="0"/>
+              <w:snapToGrid w:val="0"/>
+              <w:spacing w:before="120" w:after="120" w:line="240" w:lineRule="auto"/>
+              <w:ind w:left="0" w:leftChars="0" w:right="0" w:rightChars="0" w:firstLine="0" w:firstLineChars="0"/>
+              <w:jc w:val="center"/>
+              <w:textAlignment w:val="baseline"/>
+              <w:rPr>
+                <w:rFonts w:ascii="Arial" w:eastAsia="宋体"/>
+                <w:sz w:val="24"/>
+              </w:rPr>
+            </w:pPr>
+            <w:r>
+              <w:rPr>
+                <w:rFonts w:ascii="Arial" w:hAnsi="Arial" w:eastAsia="宋体" w:cs="Arial"/>
+                <w:b/>
+                <w:sz w:val="24"/>
+              </w:rPr>
+              <w:t>6小时~8小时内</w:t>
+            </w:r>
+          </w:p>
+        </w:tc>
+        <w:tc>
+          <w:tcPr>
+            <w:tcW w:w="3423" w:type="dxa"/>
+            <w:tcBorders>
+              <w:top w:val="single" w:color="auto" w:sz="4" w:space="0"/>
+              <w:left w:val="single" w:color="auto" w:sz="4" w:space="0"/>
+              <w:bottom w:val="nil"/>
+              <w:right w:val="nil"/>
+            </w:tcBorders>
+            <w:noWrap w:val="0"/>
+            <w:tcMar>
+              <w:top w:w="60" w:type="dxa"/>
+              <w:left w:w="120" w:type="dxa"/>
+              <w:bottom w:w="30" w:type="dxa"/>
+              <w:right w:w="120" w:type="dxa"/>
+            </w:tcMar>
+            <w:vAlign w:val="center"/>
+          </w:tcPr>
+          <w:p>
+            <w:pPr>
+              <w:pStyle w:val="36"/>
+              <w:keepNext w:val="0"/>
+              <w:keepLines w:val="0"/>
+              <w:pageBreakBefore w:val="0"/>
+              <w:widowControl w:val="0"/>
+              <w:kinsoku w:val="0"/>
+              <w:wordWrap/>
+              <w:overflowPunct/>
+              <w:topLinePunct w:val="0"/>
+              <w:autoSpaceDE w:val="0"/>
+              <w:autoSpaceDN w:val="0"/>
+              <w:bidi w:val="0"/>
+              <w:adjustRightInd w:val="0"/>
+              <w:snapToGrid w:val="0"/>
+              <w:spacing w:line="240" w:lineRule="auto"/>
+              <w:ind w:left="0" w:leftChars="0" w:right="0" w:rightChars="0" w:firstLine="0" w:firstLineChars="0"/>
+              <w:jc w:val="left"/>
+              <w:textAlignment w:val="baseline"/>
+              <w:rPr>
+                <w:rFonts w:ascii="Arial" w:eastAsia="宋体"/>
+                <w:sz w:val="24"/>
+              </w:rPr>
+            </w:pPr>
+            <w:r>
+              <w:rPr>
+                <w:rFonts w:ascii="Arial" w:eastAsia="宋体"/>
+                <w:sz w:val="24"/>
+              </w:rPr>
+              <w:t>业务全面恢复，系统进入观察期，编写事件初步报告。</w:t>
+            </w:r>
+          </w:p>
+        </w:tc>
+        <w:tc>
+          <w:tcPr>
+            <w:tcW w:w="1387" w:type="dxa"/>
+            <w:tcBorders>
+              <w:top w:val="single" w:color="auto" w:sz="4" w:space="0"/>
+              <w:left w:val="single" w:color="auto" w:sz="4" w:space="0"/>
+              <w:bottom w:val="nil"/>
+              <w:right w:val="nil"/>
+            </w:tcBorders>
+            <w:noWrap w:val="0"/>
+            <w:tcMar>
+              <w:top w:w="60" w:type="dxa"/>
+              <w:left w:w="120" w:type="dxa"/>
+              <w:bottom w:w="30" w:type="dxa"/>
+              <w:right w:w="120" w:type="dxa"/>
+            </w:tcMar>
+            <w:vAlign w:val="center"/>
+          </w:tcPr>
+          <w:p>
+            <w:pPr>
+              <w:pStyle w:val="36"/>
+              <w:keepNext w:val="0"/>
+              <w:keepLines w:val="0"/>
+              <w:pageBreakBefore w:val="0"/>
+              <w:widowControl w:val="0"/>
+              <w:kinsoku w:val="0"/>
+              <w:wordWrap/>
+              <w:overflowPunct/>
+              <w:topLinePunct w:val="0"/>
+              <w:autoSpaceDE w:val="0"/>
+              <w:autoSpaceDN w:val="0"/>
+              <w:bidi w:val="0"/>
+              <w:adjustRightInd w:val="0"/>
+              <w:snapToGrid w:val="0"/>
+              <w:spacing w:line="240" w:lineRule="auto"/>
+              <w:ind w:left="0" w:leftChars="0" w:right="0" w:rightChars="0" w:firstLine="0" w:firstLineChars="0"/>
+              <w:jc w:val="left"/>
+              <w:textAlignment w:val="baseline"/>
+              <w:rPr>
+                <w:rFonts w:ascii="Arial" w:eastAsia="宋体"/>
+                <w:sz w:val="24"/>
+              </w:rPr>
+            </w:pPr>
+            <w:r>
+              <w:rPr>
+                <w:rFonts w:ascii="Arial" w:eastAsia="宋体"/>
+                <w:sz w:val="24"/>
+              </w:rPr>
+              <w:t>副总经理</w:t>
+            </w:r>
+          </w:p>
+        </w:tc>
+        <w:tc>
+          <w:tcPr>
+            <w:tcW w:w="2220" w:type="dxa"/>
+            <w:tcBorders>
+              <w:top w:val="single" w:color="auto" w:sz="4" w:space="0"/>
+              <w:left w:val="single" w:color="auto" w:sz="4" w:space="0"/>
+              <w:bottom w:val="nil"/>
+              <w:right w:val="single" w:color="auto" w:sz="12" w:space="0"/>
+            </w:tcBorders>
+            <w:noWrap w:val="0"/>
+            <w:tcMar>
+              <w:top w:w="60" w:type="dxa"/>
+              <w:left w:w="120" w:type="dxa"/>
+              <w:bottom w:w="30" w:type="dxa"/>
+              <w:right w:w="120" w:type="dxa"/>
+            </w:tcMar>
+            <w:vAlign w:val="center"/>
+          </w:tcPr>
+          <w:p>
+            <w:pPr>
+              <w:pStyle w:val="36"/>
+              <w:keepNext w:val="0"/>
+              <w:keepLines w:val="0"/>
+              <w:pageBreakBefore w:val="0"/>
+              <w:widowControl w:val="0"/>
+              <w:kinsoku w:val="0"/>
+              <w:wordWrap/>
+              <w:overflowPunct/>
+              <w:topLinePunct w:val="0"/>
+              <w:autoSpaceDE w:val="0"/>
+              <w:autoSpaceDN w:val="0"/>
+              <w:bidi w:val="0"/>
+              <w:adjustRightInd w:val="0"/>
+              <w:snapToGrid w:val="0"/>
+              <w:spacing w:line="240" w:lineRule="auto"/>
+              <w:ind w:left="0" w:leftChars="0" w:right="0" w:rightChars="0" w:firstLine="0" w:firstLineChars="0"/>
+              <w:jc w:val="left"/>
+              <w:textAlignment w:val="baseline"/>
+              <w:rPr>
+                <w:rFonts w:ascii="Arial" w:eastAsia="宋体"/>
+                <w:sz w:val="24"/>
+              </w:rPr>
+            </w:pPr>
+            <w:r>
+              <w:rPr>
+                <w:rFonts w:ascii="Arial" w:eastAsia="宋体"/>
+                <w:sz w:val="24"/>
+              </w:rPr>
+              <w:t>《业务恢复确认单》、《事件初步报告》</w:t>
+            </w:r>
+          </w:p>
+        </w:tc>
+      </w:tr>
+      <w:tr>
+        <w:tblPrEx>
+          <w:tblBorders>
+            <w:top w:val="none" w:color="auto" w:sz="2" w:space="0"/>
+            <w:left w:val="none" w:color="auto" w:sz="2" w:space="0"/>
+            <w:bottom w:val="none" w:color="auto" w:sz="2" w:space="0"/>
+            <w:right w:val="none" w:color="auto" w:sz="2" w:space="0"/>
+            <w:insideH w:val="none" w:color="auto" w:sz="2" w:space="0"/>
+            <w:insideV w:val="none" w:color="auto" w:sz="2" w:space="0"/>
+          </w:tblBorders>
+          <w:tblCellMar>
+            <w:top w:w="0" w:type="dxa"/>
+            <w:left w:w="10" w:type="dxa"/>
+            <w:bottom w:w="0" w:type="dxa"/>
+            <w:right w:w="10" w:type="dxa"/>
+          </w:tblCellMar>
+        </w:tblPrEx>
+        <w:trPr>
+          <w:trHeight w:val="0" w:hRule="atLeast"/>
+          <w:jc w:val="center"/>
+        </w:trPr>
+        <w:tc>
+          <w:tcPr>
             <w:tcW w:w="1220" w:type="dxa"/>
             <w:tcBorders>
               <w:top w:val="single" w:color="auto" w:sz="4" w:space="0"/>
@@ -5878,11 +7859,23 @@
           </w:tcPr>
           <w:p>
             <w:pPr>
-              <w:keepNext/>
+              <w:keepNext w:val="0"/>
+              <w:keepLines w:val="0"/>
+              <w:pageBreakBefore w:val="0"/>
+              <w:widowControl w:val="0"/>
+              <w:kinsoku w:val="0"/>
+              <w:wordWrap/>
+              <w:overflowPunct/>
+              <w:topLinePunct w:val="0"/>
+              <w:autoSpaceDE w:val="0"/>
+              <w:autoSpaceDN w:val="0"/>
+              <w:bidi w:val="0"/>
+              <w:adjustRightInd w:val="0"/>
               <w:snapToGrid w:val="0"/>
               <w:spacing w:before="120" w:after="120" w:line="240" w:lineRule="auto"/>
               <w:ind w:left="0" w:leftChars="0" w:right="0" w:rightChars="0" w:firstLine="0" w:firstLineChars="0"/>
               <w:jc w:val="center"/>
+              <w:textAlignment w:val="baseline"/>
               <w:rPr>
                 <w:rFonts w:ascii="Arial" w:eastAsia="宋体"/>
                 <w:sz w:val="24"/>
@@ -5919,12 +7912,23 @@
           <w:p>
             <w:pPr>
               <w:pStyle w:val="36"/>
-              <w:keepNext/>
-              <w:bidi w:val="0"/>
+              <w:keepNext w:val="0"/>
+              <w:keepLines w:val="0"/>
+              <w:pageBreakBefore w:val="0"/>
+              <w:widowControl w:val="0"/>
+              <w:kinsoku w:val="0"/>
+              <w:wordWrap/>
+              <w:overflowPunct/>
+              <w:topLinePunct w:val="0"/>
+              <w:autoSpaceDE w:val="0"/>
+              <w:autoSpaceDN w:val="0"/>
+              <w:bidi w:val="0"/>
+              <w:adjustRightInd w:val="0"/>
               <w:snapToGrid w:val="0"/>
               <w:spacing w:line="240" w:lineRule="auto"/>
               <w:ind w:left="0" w:leftChars="0" w:right="0" w:rightChars="0" w:firstLine="0" w:firstLineChars="0"/>
               <w:jc w:val="left"/>
+              <w:textAlignment w:val="baseline"/>
               <w:rPr>
                 <w:rFonts w:ascii="Arial" w:eastAsia="宋体"/>
                 <w:sz w:val="24"/>
@@ -5960,12 +7964,23 @@
           <w:p>
             <w:pPr>
               <w:pStyle w:val="36"/>
-              <w:keepNext/>
-              <w:bidi w:val="0"/>
+              <w:keepNext w:val="0"/>
+              <w:keepLines w:val="0"/>
+              <w:pageBreakBefore w:val="0"/>
+              <w:widowControl w:val="0"/>
+              <w:kinsoku w:val="0"/>
+              <w:wordWrap/>
+              <w:overflowPunct/>
+              <w:topLinePunct w:val="0"/>
+              <w:autoSpaceDE w:val="0"/>
+              <w:autoSpaceDN w:val="0"/>
+              <w:bidi w:val="0"/>
+              <w:adjustRightInd w:val="0"/>
               <w:snapToGrid w:val="0"/>
               <w:spacing w:line="240" w:lineRule="auto"/>
               <w:ind w:left="0" w:leftChars="0" w:right="0" w:rightChars="0" w:firstLine="0" w:firstLineChars="0"/>
               <w:jc w:val="left"/>
+              <w:textAlignment w:val="baseline"/>
               <w:rPr>
                 <w:rFonts w:ascii="Arial" w:eastAsia="宋体"/>
                 <w:sz w:val="24"/>
@@ -6001,12 +8016,23 @@
           <w:p>
             <w:pPr>
               <w:pStyle w:val="36"/>
-              <w:keepNext/>
-              <w:bidi w:val="0"/>
+              <w:keepNext w:val="0"/>
+              <w:keepLines w:val="0"/>
+              <w:pageBreakBefore w:val="0"/>
+              <w:widowControl w:val="0"/>
+              <w:kinsoku w:val="0"/>
+              <w:wordWrap/>
+              <w:overflowPunct/>
+              <w:topLinePunct w:val="0"/>
+              <w:autoSpaceDE w:val="0"/>
+              <w:autoSpaceDN w:val="0"/>
+              <w:bidi w:val="0"/>
+              <w:adjustRightInd w:val="0"/>
               <w:snapToGrid w:val="0"/>
               <w:spacing w:line="240" w:lineRule="auto"/>
               <w:ind w:left="0" w:leftChars="0" w:right="0" w:rightChars="0" w:firstLine="0" w:firstLineChars="0"/>
               <w:jc w:val="left"/>
+              <w:textAlignment w:val="baseline"/>
               <w:rPr>
                 <w:rFonts w:ascii="Arial" w:eastAsia="宋体"/>
                 <w:sz w:val="24"/>
@@ -6025,20 +8051,47 @@
     </w:tbl>
     <w:p>
       <w:pPr>
+        <w:keepNext w:val="0"/>
+        <w:keepLines w:val="0"/>
+        <w:pageBreakBefore w:val="0"/>
+        <w:widowControl w:val="0"/>
         <w:pBdr>
           <w:bottom w:val="single" w:color="DEE0E3" w:sz="2" w:space="0"/>
           <w:between w:val="single" w:color="DEE0E3" w:sz="2" w:space="0"/>
         </w:pBdr>
+        <w:kinsoku w:val="0"/>
+        <w:wordWrap/>
+        <w:overflowPunct/>
+        <w:topLinePunct w:val="0"/>
+        <w:autoSpaceDE w:val="0"/>
+        <w:autoSpaceDN w:val="0"/>
+        <w:bidi w:val="0"/>
+        <w:adjustRightInd w:val="0"/>
+        <w:snapToGrid w:val="0"/>
         <w:spacing w:before="120" w:after="120" w:line="288" w:lineRule="auto"/>
+        <w:textAlignment w:val="baseline"/>
       </w:pPr>
     </w:p>
     <w:p>
       <w:pPr>
         <w:pStyle w:val="37"/>
+        <w:keepNext w:val="0"/>
+        <w:keepLines w:val="0"/>
+        <w:pageBreakBefore w:val="0"/>
+        <w:widowControl w:val="0"/>
+        <w:kinsoku w:val="0"/>
+        <w:wordWrap/>
+        <w:overflowPunct/>
+        <w:topLinePunct w:val="0"/>
+        <w:autoSpaceDE w:val="0"/>
+        <w:autoSpaceDN w:val="0"/>
         <w:bidi w:val="0"/>
+        <w:adjustRightInd w:val="0"/>
+        <w:snapToGrid w:val="0"/>
+        <w:textAlignment w:val="baseline"/>
       </w:pPr>
-      <w:bookmarkStart w:id="16" w:name="heading_8"/>
-      <w:bookmarkStart w:id="17" w:name="_Toc13559"/>
+      <w:bookmarkStart w:id="16" w:name="_Toc5234"/>
+      <w:bookmarkStart w:id="17" w:name="heading_8"/>
       <w:r>
         <w:t>连续性维护内容</w:t>
       </w:r>
@@ -6048,10 +8101,23 @@
     <w:p>
       <w:pPr>
         <w:pStyle w:val="38"/>
+        <w:keepNext w:val="0"/>
+        <w:keepLines w:val="0"/>
+        <w:pageBreakBefore w:val="0"/>
+        <w:widowControl w:val="0"/>
+        <w:kinsoku w:val="0"/>
+        <w:wordWrap/>
+        <w:overflowPunct/>
+        <w:topLinePunct w:val="0"/>
+        <w:autoSpaceDE w:val="0"/>
+        <w:autoSpaceDN w:val="0"/>
         <w:bidi w:val="0"/>
+        <w:adjustRightInd w:val="0"/>
+        <w:snapToGrid w:val="0"/>
+        <w:textAlignment w:val="baseline"/>
       </w:pPr>
       <w:bookmarkStart w:id="18" w:name="heading_9"/>
-      <w:bookmarkStart w:id="19" w:name="_Toc7464"/>
+      <w:bookmarkStart w:id="19" w:name="_Toc8800"/>
       <w:r>
         <w:t>日常维护</w:t>
       </w:r>
@@ -6061,7 +8127,20 @@
     <w:p>
       <w:pPr>
         <w:pStyle w:val="36"/>
+        <w:keepNext w:val="0"/>
+        <w:keepLines w:val="0"/>
+        <w:pageBreakBefore w:val="0"/>
+        <w:widowControl w:val="0"/>
+        <w:kinsoku w:val="0"/>
+        <w:wordWrap/>
+        <w:overflowPunct/>
+        <w:topLinePunct w:val="0"/>
+        <w:autoSpaceDE w:val="0"/>
+        <w:autoSpaceDN w:val="0"/>
         <w:bidi w:val="0"/>
+        <w:adjustRightInd w:val="0"/>
+        <w:snapToGrid w:val="0"/>
+        <w:textAlignment w:val="baseline"/>
       </w:pPr>
       <w:r>
         <w:t>为确保连续性计划的有效性，项目组需执行以下日常维护工作：</w:t>
@@ -6137,12 +8216,23 @@
           <w:p>
             <w:pPr>
               <w:pStyle w:val="36"/>
-              <w:keepNext/>
-              <w:bidi w:val="0"/>
+              <w:keepNext w:val="0"/>
+              <w:keepLines w:val="0"/>
+              <w:pageBreakBefore w:val="0"/>
+              <w:widowControl w:val="0"/>
+              <w:kinsoku w:val="0"/>
+              <w:wordWrap/>
+              <w:overflowPunct/>
+              <w:topLinePunct w:val="0"/>
+              <w:autoSpaceDE w:val="0"/>
+              <w:autoSpaceDN w:val="0"/>
+              <w:bidi w:val="0"/>
+              <w:adjustRightInd w:val="0"/>
               <w:snapToGrid w:val="0"/>
               <w:spacing w:line="240" w:lineRule="auto"/>
               <w:ind w:left="0" w:leftChars="0" w:right="0" w:rightChars="0" w:firstLine="0" w:firstLineChars="0"/>
               <w:jc w:val="center"/>
+              <w:textAlignment w:val="baseline"/>
               <w:rPr>
                 <w:b/>
               </w:rPr>
@@ -6176,12 +8266,23 @@
           <w:p>
             <w:pPr>
               <w:pStyle w:val="36"/>
-              <w:keepNext/>
-              <w:bidi w:val="0"/>
+              <w:keepNext w:val="0"/>
+              <w:keepLines w:val="0"/>
+              <w:pageBreakBefore w:val="0"/>
+              <w:widowControl w:val="0"/>
+              <w:kinsoku w:val="0"/>
+              <w:wordWrap/>
+              <w:overflowPunct/>
+              <w:topLinePunct w:val="0"/>
+              <w:autoSpaceDE w:val="0"/>
+              <w:autoSpaceDN w:val="0"/>
+              <w:bidi w:val="0"/>
+              <w:adjustRightInd w:val="0"/>
               <w:snapToGrid w:val="0"/>
               <w:spacing w:line="240" w:lineRule="auto"/>
               <w:ind w:left="0" w:leftChars="0" w:right="0" w:rightChars="0" w:firstLine="0" w:firstLineChars="0"/>
               <w:jc w:val="center"/>
+              <w:textAlignment w:val="baseline"/>
               <w:rPr>
                 <w:b/>
               </w:rPr>
@@ -6215,12 +8316,23 @@
           <w:p>
             <w:pPr>
               <w:pStyle w:val="36"/>
-              <w:keepNext/>
-              <w:bidi w:val="0"/>
+              <w:keepNext w:val="0"/>
+              <w:keepLines w:val="0"/>
+              <w:pageBreakBefore w:val="0"/>
+              <w:widowControl w:val="0"/>
+              <w:kinsoku w:val="0"/>
+              <w:wordWrap/>
+              <w:overflowPunct/>
+              <w:topLinePunct w:val="0"/>
+              <w:autoSpaceDE w:val="0"/>
+              <w:autoSpaceDN w:val="0"/>
+              <w:bidi w:val="0"/>
+              <w:adjustRightInd w:val="0"/>
               <w:snapToGrid w:val="0"/>
               <w:spacing w:line="240" w:lineRule="auto"/>
               <w:ind w:left="0" w:leftChars="0" w:right="0" w:rightChars="0" w:firstLine="0" w:firstLineChars="0"/>
               <w:jc w:val="center"/>
+              <w:textAlignment w:val="baseline"/>
               <w:rPr>
                 <w:b/>
               </w:rPr>
@@ -6254,12 +8366,23 @@
           <w:p>
             <w:pPr>
               <w:pStyle w:val="36"/>
-              <w:keepNext/>
-              <w:bidi w:val="0"/>
+              <w:keepNext w:val="0"/>
+              <w:keepLines w:val="0"/>
+              <w:pageBreakBefore w:val="0"/>
+              <w:widowControl w:val="0"/>
+              <w:kinsoku w:val="0"/>
+              <w:wordWrap/>
+              <w:overflowPunct/>
+              <w:topLinePunct w:val="0"/>
+              <w:autoSpaceDE w:val="0"/>
+              <w:autoSpaceDN w:val="0"/>
+              <w:bidi w:val="0"/>
+              <w:adjustRightInd w:val="0"/>
               <w:snapToGrid w:val="0"/>
               <w:spacing w:line="240" w:lineRule="auto"/>
               <w:ind w:left="0" w:leftChars="0" w:right="0" w:rightChars="0" w:firstLine="0" w:firstLineChars="0"/>
               <w:jc w:val="center"/>
+              <w:textAlignment w:val="baseline"/>
               <w:rPr>
                 <w:b/>
               </w:rPr>
@@ -6315,12 +8438,23 @@
           <w:p>
             <w:pPr>
               <w:pStyle w:val="36"/>
-              <w:keepNext/>
-              <w:bidi w:val="0"/>
+              <w:keepNext w:val="0"/>
+              <w:keepLines w:val="0"/>
+              <w:pageBreakBefore w:val="0"/>
+              <w:widowControl w:val="0"/>
+              <w:kinsoku w:val="0"/>
+              <w:wordWrap/>
+              <w:overflowPunct/>
+              <w:topLinePunct w:val="0"/>
+              <w:autoSpaceDE w:val="0"/>
+              <w:autoSpaceDN w:val="0"/>
+              <w:bidi w:val="0"/>
+              <w:adjustRightInd w:val="0"/>
               <w:snapToGrid w:val="0"/>
               <w:spacing w:line="240" w:lineRule="auto"/>
               <w:ind w:left="0" w:leftChars="0" w:right="0" w:rightChars="0" w:firstLine="0" w:firstLineChars="0"/>
               <w:jc w:val="center"/>
+              <w:textAlignment w:val="baseline"/>
             </w:pPr>
             <w:r>
               <w:t>确保备用环境（如有）的操作系统、数据库、中间件与生产环境保持版本兼容。</w:t>
@@ -6348,12 +8482,23 @@
           <w:p>
             <w:pPr>
               <w:pStyle w:val="36"/>
-              <w:keepNext/>
-              <w:bidi w:val="0"/>
+              <w:keepNext w:val="0"/>
+              <w:keepLines w:val="0"/>
+              <w:pageBreakBefore w:val="0"/>
+              <w:widowControl w:val="0"/>
+              <w:kinsoku w:val="0"/>
+              <w:wordWrap/>
+              <w:overflowPunct/>
+              <w:topLinePunct w:val="0"/>
+              <w:autoSpaceDE w:val="0"/>
+              <w:autoSpaceDN w:val="0"/>
+              <w:bidi w:val="0"/>
+              <w:adjustRightInd w:val="0"/>
               <w:snapToGrid w:val="0"/>
               <w:spacing w:line="240" w:lineRule="auto"/>
               <w:ind w:left="0" w:leftChars="0" w:right="0" w:rightChars="0" w:firstLine="0" w:firstLineChars="0"/>
               <w:jc w:val="left"/>
+              <w:textAlignment w:val="baseline"/>
             </w:pPr>
             <w:r>
               <w:t>软件运维工程师</w:t>
@@ -6381,12 +8526,23 @@
           <w:p>
             <w:pPr>
               <w:pStyle w:val="36"/>
-              <w:keepNext/>
-              <w:bidi w:val="0"/>
+              <w:keepNext w:val="0"/>
+              <w:keepLines w:val="0"/>
+              <w:pageBreakBefore w:val="0"/>
+              <w:widowControl w:val="0"/>
+              <w:kinsoku w:val="0"/>
+              <w:wordWrap/>
+              <w:overflowPunct/>
+              <w:topLinePunct w:val="0"/>
+              <w:autoSpaceDE w:val="0"/>
+              <w:autoSpaceDN w:val="0"/>
+              <w:bidi w:val="0"/>
+              <w:adjustRightInd w:val="0"/>
               <w:snapToGrid w:val="0"/>
               <w:spacing w:line="240" w:lineRule="auto"/>
               <w:ind w:left="0" w:leftChars="0" w:right="0" w:rightChars="0" w:firstLine="0" w:firstLineChars="0"/>
               <w:jc w:val="left"/>
+              <w:textAlignment w:val="baseline"/>
             </w:pPr>
             <w:r>
               <w:t>每月</w:t>
@@ -6414,12 +8570,23 @@
           <w:p>
             <w:pPr>
               <w:pStyle w:val="36"/>
-              <w:keepNext/>
-              <w:bidi w:val="0"/>
+              <w:keepNext w:val="0"/>
+              <w:keepLines w:val="0"/>
+              <w:pageBreakBefore w:val="0"/>
+              <w:widowControl w:val="0"/>
+              <w:kinsoku w:val="0"/>
+              <w:wordWrap/>
+              <w:overflowPunct/>
+              <w:topLinePunct w:val="0"/>
+              <w:autoSpaceDE w:val="0"/>
+              <w:autoSpaceDN w:val="0"/>
+              <w:bidi w:val="0"/>
+              <w:adjustRightInd w:val="0"/>
               <w:snapToGrid w:val="0"/>
               <w:spacing w:line="240" w:lineRule="auto"/>
               <w:ind w:left="0" w:leftChars="0" w:right="0" w:rightChars="0" w:firstLine="0" w:firstLineChars="0"/>
               <w:jc w:val="left"/>
+              <w:textAlignment w:val="baseline"/>
             </w:pPr>
             <w:r>
               <w:t>《环境一致性检查报告》</w:t>
@@ -6469,12 +8636,23 @@
           <w:p>
             <w:pPr>
               <w:pStyle w:val="36"/>
-              <w:keepNext/>
-              <w:bidi w:val="0"/>
+              <w:keepNext w:val="0"/>
+              <w:keepLines w:val="0"/>
+              <w:pageBreakBefore w:val="0"/>
+              <w:widowControl w:val="0"/>
+              <w:kinsoku w:val="0"/>
+              <w:wordWrap/>
+              <w:overflowPunct/>
+              <w:topLinePunct w:val="0"/>
+              <w:autoSpaceDE w:val="0"/>
+              <w:autoSpaceDN w:val="0"/>
+              <w:bidi w:val="0"/>
+              <w:adjustRightInd w:val="0"/>
               <w:snapToGrid w:val="0"/>
               <w:spacing w:line="240" w:lineRule="auto"/>
               <w:ind w:left="0" w:leftChars="0" w:right="0" w:rightChars="0" w:firstLine="0" w:firstLineChars="0"/>
               <w:jc w:val="center"/>
+              <w:textAlignment w:val="baseline"/>
             </w:pPr>
             <w:r>
               <w:t>定期对生产及备用系统进行安全加固、漏洞扫描与日志清理。</w:t>
@@ -6502,16 +8680,37 @@
           <w:p>
             <w:pPr>
               <w:pStyle w:val="36"/>
-              <w:keepNext/>
-              <w:bidi w:val="0"/>
+              <w:keepNext w:val="0"/>
+              <w:keepLines w:val="0"/>
+              <w:pageBreakBefore w:val="0"/>
+              <w:widowControl w:val="0"/>
+              <w:kinsoku w:val="0"/>
+              <w:wordWrap/>
+              <w:overflowPunct/>
+              <w:topLinePunct w:val="0"/>
+              <w:autoSpaceDE w:val="0"/>
+              <w:autoSpaceDN w:val="0"/>
+              <w:bidi w:val="0"/>
+              <w:adjustRightInd w:val="0"/>
               <w:snapToGrid w:val="0"/>
               <w:spacing w:line="240" w:lineRule="auto"/>
               <w:ind w:left="0" w:leftChars="0" w:right="0" w:rightChars="0" w:firstLine="0" w:firstLineChars="0"/>
               <w:jc w:val="left"/>
-            </w:pPr>
-            <w:r>
-              <w:t>安全检测工程师</w:t>
-            </w:r>
+              <w:textAlignment w:val="baseline"/>
+              <w:rPr>
+                <w:rFonts w:hint="default" w:eastAsia="宋体"/>
+                <w:lang w:val="en-US" w:eastAsia="zh-CN"/>
+              </w:rPr>
+            </w:pPr>
+            <w:r>
+              <w:rPr>
+                <w:rFonts w:hint="eastAsia"/>
+                <w:lang w:val="en-US" w:eastAsia="zh-CN"/>
+              </w:rPr>
+              <w:t>技术支持工程师</w:t>
+            </w:r>
+            <w:bookmarkStart w:id="28" w:name="_GoBack"/>
+            <w:bookmarkEnd w:id="28"/>
           </w:p>
         </w:tc>
         <w:tc>
@@ -6535,12 +8734,23 @@
           <w:p>
             <w:pPr>
               <w:pStyle w:val="36"/>
-              <w:keepNext/>
-              <w:bidi w:val="0"/>
+              <w:keepNext w:val="0"/>
+              <w:keepLines w:val="0"/>
+              <w:pageBreakBefore w:val="0"/>
+              <w:widowControl w:val="0"/>
+              <w:kinsoku w:val="0"/>
+              <w:wordWrap/>
+              <w:overflowPunct/>
+              <w:topLinePunct w:val="0"/>
+              <w:autoSpaceDE w:val="0"/>
+              <w:autoSpaceDN w:val="0"/>
+              <w:bidi w:val="0"/>
+              <w:adjustRightInd w:val="0"/>
               <w:snapToGrid w:val="0"/>
               <w:spacing w:line="240" w:lineRule="auto"/>
               <w:ind w:left="0" w:leftChars="0" w:right="0" w:rightChars="0" w:firstLine="0" w:firstLineChars="0"/>
               <w:jc w:val="left"/>
+              <w:textAlignment w:val="baseline"/>
             </w:pPr>
             <w:r>
               <w:t>每季度</w:t>
@@ -6568,12 +8778,23 @@
           <w:p>
             <w:pPr>
               <w:pStyle w:val="36"/>
-              <w:keepNext/>
-              <w:bidi w:val="0"/>
+              <w:keepNext w:val="0"/>
+              <w:keepLines w:val="0"/>
+              <w:pageBreakBefore w:val="0"/>
+              <w:widowControl w:val="0"/>
+              <w:kinsoku w:val="0"/>
+              <w:wordWrap/>
+              <w:overflowPunct/>
+              <w:topLinePunct w:val="0"/>
+              <w:autoSpaceDE w:val="0"/>
+              <w:autoSpaceDN w:val="0"/>
+              <w:bidi w:val="0"/>
+              <w:adjustRightInd w:val="0"/>
               <w:snapToGrid w:val="0"/>
               <w:spacing w:line="240" w:lineRule="auto"/>
               <w:ind w:left="0" w:leftChars="0" w:right="0" w:rightChars="0" w:firstLine="0" w:firstLineChars="0"/>
               <w:jc w:val="left"/>
+              <w:textAlignment w:val="baseline"/>
             </w:pPr>
             <w:r>
               <w:t>《安全加固记录》</w:t>
@@ -6623,12 +8844,23 @@
           <w:p>
             <w:pPr>
               <w:pStyle w:val="36"/>
-              <w:keepNext/>
-              <w:bidi w:val="0"/>
+              <w:keepNext w:val="0"/>
+              <w:keepLines w:val="0"/>
+              <w:pageBreakBefore w:val="0"/>
+              <w:widowControl w:val="0"/>
+              <w:kinsoku w:val="0"/>
+              <w:wordWrap/>
+              <w:overflowPunct/>
+              <w:topLinePunct w:val="0"/>
+              <w:autoSpaceDE w:val="0"/>
+              <w:autoSpaceDN w:val="0"/>
+              <w:bidi w:val="0"/>
+              <w:adjustRightInd w:val="0"/>
               <w:snapToGrid w:val="0"/>
               <w:spacing w:line="240" w:lineRule="auto"/>
               <w:ind w:left="0" w:leftChars="0" w:right="0" w:rightChars="0" w:firstLine="0" w:firstLineChars="0"/>
               <w:jc w:val="center"/>
+              <w:textAlignment w:val="baseline"/>
             </w:pPr>
             <w:r>
               <w:t>定期检查服务器硬件健康状况，清理冗余数据与临时文件。</w:t>
@@ -6656,12 +8888,23 @@
           <w:p>
             <w:pPr>
               <w:pStyle w:val="36"/>
-              <w:keepNext/>
-              <w:bidi w:val="0"/>
+              <w:keepNext w:val="0"/>
+              <w:keepLines w:val="0"/>
+              <w:pageBreakBefore w:val="0"/>
+              <w:widowControl w:val="0"/>
+              <w:kinsoku w:val="0"/>
+              <w:wordWrap/>
+              <w:overflowPunct/>
+              <w:topLinePunct w:val="0"/>
+              <w:autoSpaceDE w:val="0"/>
+              <w:autoSpaceDN w:val="0"/>
+              <w:bidi w:val="0"/>
+              <w:adjustRightInd w:val="0"/>
               <w:snapToGrid w:val="0"/>
               <w:spacing w:line="240" w:lineRule="auto"/>
               <w:ind w:left="0" w:leftChars="0" w:right="0" w:rightChars="0" w:firstLine="0" w:firstLineChars="0"/>
               <w:jc w:val="left"/>
+              <w:textAlignment w:val="baseline"/>
             </w:pPr>
             <w:r>
               <w:t>基础环境运维工程师</w:t>
@@ -6689,12 +8932,23 @@
           <w:p>
             <w:pPr>
               <w:pStyle w:val="36"/>
-              <w:keepNext/>
-              <w:bidi w:val="0"/>
+              <w:keepNext w:val="0"/>
+              <w:keepLines w:val="0"/>
+              <w:pageBreakBefore w:val="0"/>
+              <w:widowControl w:val="0"/>
+              <w:kinsoku w:val="0"/>
+              <w:wordWrap/>
+              <w:overflowPunct/>
+              <w:topLinePunct w:val="0"/>
+              <w:autoSpaceDE w:val="0"/>
+              <w:autoSpaceDN w:val="0"/>
+              <w:bidi w:val="0"/>
+              <w:adjustRightInd w:val="0"/>
               <w:snapToGrid w:val="0"/>
               <w:spacing w:line="240" w:lineRule="auto"/>
               <w:ind w:left="0" w:leftChars="0" w:right="0" w:rightChars="0" w:firstLine="0" w:firstLineChars="0"/>
               <w:jc w:val="left"/>
+              <w:textAlignment w:val="baseline"/>
             </w:pPr>
             <w:r>
               <w:t>每周</w:t>
@@ -6722,12 +8976,23 @@
           <w:p>
             <w:pPr>
               <w:pStyle w:val="36"/>
-              <w:keepNext/>
-              <w:bidi w:val="0"/>
+              <w:keepNext w:val="0"/>
+              <w:keepLines w:val="0"/>
+              <w:pageBreakBefore w:val="0"/>
+              <w:widowControl w:val="0"/>
+              <w:kinsoku w:val="0"/>
+              <w:wordWrap/>
+              <w:overflowPunct/>
+              <w:topLinePunct w:val="0"/>
+              <w:autoSpaceDE w:val="0"/>
+              <w:autoSpaceDN w:val="0"/>
+              <w:bidi w:val="0"/>
+              <w:adjustRightInd w:val="0"/>
               <w:snapToGrid w:val="0"/>
               <w:spacing w:line="240" w:lineRule="auto"/>
               <w:ind w:left="0" w:leftChars="0" w:right="0" w:rightChars="0" w:firstLine="0" w:firstLineChars="0"/>
               <w:jc w:val="left"/>
+              <w:textAlignment w:val="baseline"/>
             </w:pPr>
             <w:r>
               <w:t>《硬件健康检查报告》</w:t>
@@ -6777,12 +9042,23 @@
           <w:p>
             <w:pPr>
               <w:pStyle w:val="36"/>
-              <w:keepNext/>
-              <w:bidi w:val="0"/>
+              <w:keepNext w:val="0"/>
+              <w:keepLines w:val="0"/>
+              <w:pageBreakBefore w:val="0"/>
+              <w:widowControl w:val="0"/>
+              <w:kinsoku w:val="0"/>
+              <w:wordWrap/>
+              <w:overflowPunct/>
+              <w:topLinePunct w:val="0"/>
+              <w:autoSpaceDE w:val="0"/>
+              <w:autoSpaceDN w:val="0"/>
+              <w:bidi w:val="0"/>
+              <w:adjustRightInd w:val="0"/>
               <w:snapToGrid w:val="0"/>
               <w:spacing w:line="240" w:lineRule="auto"/>
               <w:ind w:left="0" w:leftChars="0" w:right="0" w:rightChars="0" w:firstLine="0" w:firstLineChars="0"/>
               <w:jc w:val="center"/>
+              <w:textAlignment w:val="baseline"/>
             </w:pPr>
             <w:r>
               <w:t>备份恢复测试：从备份中恢复数据至测试环境，验证备份有效性。</w:t>
@@ -6810,12 +9086,23 @@
           <w:p>
             <w:pPr>
               <w:pStyle w:val="36"/>
-              <w:keepNext/>
-              <w:bidi w:val="0"/>
+              <w:keepNext w:val="0"/>
+              <w:keepLines w:val="0"/>
+              <w:pageBreakBefore w:val="0"/>
+              <w:widowControl w:val="0"/>
+              <w:kinsoku w:val="0"/>
+              <w:wordWrap/>
+              <w:overflowPunct/>
+              <w:topLinePunct w:val="0"/>
+              <w:autoSpaceDE w:val="0"/>
+              <w:autoSpaceDN w:val="0"/>
+              <w:bidi w:val="0"/>
+              <w:adjustRightInd w:val="0"/>
               <w:snapToGrid w:val="0"/>
               <w:spacing w:line="240" w:lineRule="auto"/>
               <w:ind w:left="0" w:leftChars="0" w:right="0" w:rightChars="0" w:firstLine="0" w:firstLineChars="0"/>
               <w:jc w:val="left"/>
+              <w:textAlignment w:val="baseline"/>
             </w:pPr>
             <w:r>
               <w:t>数据库工程师</w:t>
@@ -6843,12 +9130,23 @@
           <w:p>
             <w:pPr>
               <w:pStyle w:val="36"/>
-              <w:keepNext/>
-              <w:bidi w:val="0"/>
+              <w:keepNext w:val="0"/>
+              <w:keepLines w:val="0"/>
+              <w:pageBreakBefore w:val="0"/>
+              <w:widowControl w:val="0"/>
+              <w:kinsoku w:val="0"/>
+              <w:wordWrap/>
+              <w:overflowPunct/>
+              <w:topLinePunct w:val="0"/>
+              <w:autoSpaceDE w:val="0"/>
+              <w:autoSpaceDN w:val="0"/>
+              <w:bidi w:val="0"/>
+              <w:adjustRightInd w:val="0"/>
               <w:snapToGrid w:val="0"/>
               <w:spacing w:line="240" w:lineRule="auto"/>
               <w:ind w:left="0" w:leftChars="0" w:right="0" w:rightChars="0" w:firstLine="0" w:firstLineChars="0"/>
               <w:jc w:val="left"/>
+              <w:textAlignment w:val="baseline"/>
             </w:pPr>
             <w:r>
               <w:t>每季度</w:t>
@@ -6876,12 +9174,23 @@
           <w:p>
             <w:pPr>
               <w:pStyle w:val="36"/>
-              <w:keepNext/>
-              <w:bidi w:val="0"/>
+              <w:keepNext w:val="0"/>
+              <w:keepLines w:val="0"/>
+              <w:pageBreakBefore w:val="0"/>
+              <w:widowControl w:val="0"/>
+              <w:kinsoku w:val="0"/>
+              <w:wordWrap/>
+              <w:overflowPunct/>
+              <w:topLinePunct w:val="0"/>
+              <w:autoSpaceDE w:val="0"/>
+              <w:autoSpaceDN w:val="0"/>
+              <w:bidi w:val="0"/>
+              <w:adjustRightInd w:val="0"/>
               <w:snapToGrid w:val="0"/>
               <w:spacing w:line="240" w:lineRule="auto"/>
               <w:ind w:left="0" w:leftChars="0" w:right="0" w:rightChars="0" w:firstLine="0" w:firstLineChars="0"/>
               <w:jc w:val="left"/>
+              <w:textAlignment w:val="baseline"/>
             </w:pPr>
             <w:r>
               <w:t>《备份恢复测试报告》</w:t>
@@ -6931,12 +9240,23 @@
           <w:p>
             <w:pPr>
               <w:pStyle w:val="36"/>
-              <w:keepNext/>
-              <w:bidi w:val="0"/>
+              <w:keepNext w:val="0"/>
+              <w:keepLines w:val="0"/>
+              <w:pageBreakBefore w:val="0"/>
+              <w:widowControl w:val="0"/>
+              <w:kinsoku w:val="0"/>
+              <w:wordWrap/>
+              <w:overflowPunct/>
+              <w:topLinePunct w:val="0"/>
+              <w:autoSpaceDE w:val="0"/>
+              <w:autoSpaceDN w:val="0"/>
+              <w:bidi w:val="0"/>
+              <w:adjustRightInd w:val="0"/>
               <w:snapToGrid w:val="0"/>
               <w:spacing w:line="240" w:lineRule="auto"/>
               <w:ind w:left="0" w:leftChars="0" w:right="0" w:rightChars="0" w:firstLine="0" w:firstLineChars="0"/>
               <w:jc w:val="center"/>
+              <w:textAlignment w:val="baseline"/>
             </w:pPr>
             <w:r>
               <w:t>演练计划制定与更新。</w:t>
@@ -6964,12 +9284,23 @@
           <w:p>
             <w:pPr>
               <w:pStyle w:val="36"/>
-              <w:keepNext/>
-              <w:bidi w:val="0"/>
+              <w:keepNext w:val="0"/>
+              <w:keepLines w:val="0"/>
+              <w:pageBreakBefore w:val="0"/>
+              <w:widowControl w:val="0"/>
+              <w:kinsoku w:val="0"/>
+              <w:wordWrap/>
+              <w:overflowPunct/>
+              <w:topLinePunct w:val="0"/>
+              <w:autoSpaceDE w:val="0"/>
+              <w:autoSpaceDN w:val="0"/>
+              <w:bidi w:val="0"/>
+              <w:adjustRightInd w:val="0"/>
               <w:snapToGrid w:val="0"/>
               <w:spacing w:line="240" w:lineRule="auto"/>
               <w:ind w:left="0" w:leftChars="0" w:right="0" w:rightChars="0" w:firstLine="0" w:firstLineChars="0"/>
               <w:jc w:val="left"/>
+              <w:textAlignment w:val="baseline"/>
             </w:pPr>
             <w:r>
               <w:t>运维部经理</w:t>
@@ -6997,12 +9328,23 @@
           <w:p>
             <w:pPr>
               <w:pStyle w:val="36"/>
-              <w:keepNext/>
-              <w:bidi w:val="0"/>
+              <w:keepNext w:val="0"/>
+              <w:keepLines w:val="0"/>
+              <w:pageBreakBefore w:val="0"/>
+              <w:widowControl w:val="0"/>
+              <w:kinsoku w:val="0"/>
+              <w:wordWrap/>
+              <w:overflowPunct/>
+              <w:topLinePunct w:val="0"/>
+              <w:autoSpaceDE w:val="0"/>
+              <w:autoSpaceDN w:val="0"/>
+              <w:bidi w:val="0"/>
+              <w:adjustRightInd w:val="0"/>
               <w:snapToGrid w:val="0"/>
               <w:spacing w:line="240" w:lineRule="auto"/>
               <w:ind w:left="0" w:leftChars="0" w:right="0" w:rightChars="0" w:firstLine="0" w:firstLineChars="0"/>
               <w:jc w:val="left"/>
+              <w:textAlignment w:val="baseline"/>
             </w:pPr>
             <w:r>
               <w:t>每半年</w:t>
@@ -7030,12 +9372,23 @@
           <w:p>
             <w:pPr>
               <w:pStyle w:val="36"/>
-              <w:keepNext/>
-              <w:bidi w:val="0"/>
+              <w:keepNext w:val="0"/>
+              <w:keepLines w:val="0"/>
+              <w:pageBreakBefore w:val="0"/>
+              <w:widowControl w:val="0"/>
+              <w:kinsoku w:val="0"/>
+              <w:wordWrap/>
+              <w:overflowPunct/>
+              <w:topLinePunct w:val="0"/>
+              <w:autoSpaceDE w:val="0"/>
+              <w:autoSpaceDN w:val="0"/>
+              <w:bidi w:val="0"/>
+              <w:adjustRightInd w:val="0"/>
               <w:snapToGrid w:val="0"/>
               <w:spacing w:line="240" w:lineRule="auto"/>
               <w:ind w:left="0" w:leftChars="0" w:right="0" w:rightChars="0" w:firstLine="0" w:firstLineChars="0"/>
               <w:jc w:val="left"/>
+              <w:textAlignment w:val="baseline"/>
             </w:pPr>
             <w:r>
               <w:t>《演练方案》</w:t>
@@ -7047,10 +9400,23 @@
     <w:p>
       <w:pPr>
         <w:pStyle w:val="38"/>
+        <w:keepNext w:val="0"/>
+        <w:keepLines w:val="0"/>
+        <w:pageBreakBefore w:val="0"/>
+        <w:widowControl w:val="0"/>
+        <w:kinsoku w:val="0"/>
+        <w:wordWrap/>
+        <w:overflowPunct/>
+        <w:topLinePunct w:val="0"/>
+        <w:autoSpaceDE w:val="0"/>
+        <w:autoSpaceDN w:val="0"/>
         <w:bidi w:val="0"/>
+        <w:adjustRightInd w:val="0"/>
+        <w:snapToGrid w:val="0"/>
+        <w:textAlignment w:val="baseline"/>
       </w:pPr>
       <w:bookmarkStart w:id="20" w:name="heading_11"/>
-      <w:bookmarkStart w:id="21" w:name="_Toc28030"/>
+      <w:bookmarkStart w:id="21" w:name="_Toc4668"/>
       <w:r>
         <w:t>备用数据</w:t>
       </w:r>
@@ -7060,7 +9426,20 @@
     <w:p>
       <w:pPr>
         <w:pStyle w:val="36"/>
+        <w:keepNext w:val="0"/>
+        <w:keepLines w:val="0"/>
+        <w:pageBreakBefore w:val="0"/>
+        <w:widowControl w:val="0"/>
+        <w:kinsoku w:val="0"/>
+        <w:wordWrap/>
+        <w:overflowPunct/>
+        <w:topLinePunct w:val="0"/>
+        <w:autoSpaceDE w:val="0"/>
+        <w:autoSpaceDN w:val="0"/>
         <w:bidi w:val="0"/>
+        <w:adjustRightInd w:val="0"/>
+        <w:snapToGrid w:val="0"/>
+        <w:textAlignment w:val="baseline"/>
       </w:pPr>
       <w:r>
         <w:t>依据合同第十一条《数据备份与恢复管理》要求，执行以下备份策略：</w:t>
@@ -7138,11 +9517,23 @@
           <w:p>
             <w:pPr>
               <w:pStyle w:val="36"/>
-              <w:bidi w:val="0"/>
+              <w:keepNext w:val="0"/>
+              <w:keepLines w:val="0"/>
+              <w:pageBreakBefore w:val="0"/>
+              <w:widowControl w:val="0"/>
+              <w:kinsoku w:val="0"/>
+              <w:wordWrap/>
+              <w:overflowPunct/>
+              <w:topLinePunct w:val="0"/>
+              <w:autoSpaceDE w:val="0"/>
+              <w:autoSpaceDN w:val="0"/>
+              <w:bidi w:val="0"/>
+              <w:adjustRightInd w:val="0"/>
               <w:snapToGrid w:val="0"/>
               <w:spacing w:line="240" w:lineRule="auto"/>
               <w:ind w:left="0" w:leftChars="0" w:right="0" w:rightChars="0" w:firstLine="0" w:firstLineChars="0"/>
               <w:jc w:val="center"/>
+              <w:textAlignment w:val="baseline"/>
               <w:rPr>
                 <w:b/>
               </w:rPr>
@@ -7176,11 +9567,23 @@
           <w:p>
             <w:pPr>
               <w:pStyle w:val="36"/>
-              <w:bidi w:val="0"/>
+              <w:keepNext w:val="0"/>
+              <w:keepLines w:val="0"/>
+              <w:pageBreakBefore w:val="0"/>
+              <w:widowControl w:val="0"/>
+              <w:kinsoku w:val="0"/>
+              <w:wordWrap/>
+              <w:overflowPunct/>
+              <w:topLinePunct w:val="0"/>
+              <w:autoSpaceDE w:val="0"/>
+              <w:autoSpaceDN w:val="0"/>
+              <w:bidi w:val="0"/>
+              <w:adjustRightInd w:val="0"/>
               <w:snapToGrid w:val="0"/>
               <w:spacing w:line="240" w:lineRule="auto"/>
               <w:ind w:left="0" w:leftChars="0" w:right="0" w:rightChars="0" w:firstLine="0" w:firstLineChars="0"/>
               <w:jc w:val="center"/>
+              <w:textAlignment w:val="baseline"/>
               <w:rPr>
                 <w:b/>
               </w:rPr>
@@ -7214,11 +9617,23 @@
           <w:p>
             <w:pPr>
               <w:pStyle w:val="36"/>
-              <w:bidi w:val="0"/>
+              <w:keepNext w:val="0"/>
+              <w:keepLines w:val="0"/>
+              <w:pageBreakBefore w:val="0"/>
+              <w:widowControl w:val="0"/>
+              <w:kinsoku w:val="0"/>
+              <w:wordWrap/>
+              <w:overflowPunct/>
+              <w:topLinePunct w:val="0"/>
+              <w:autoSpaceDE w:val="0"/>
+              <w:autoSpaceDN w:val="0"/>
+              <w:bidi w:val="0"/>
+              <w:adjustRightInd w:val="0"/>
               <w:snapToGrid w:val="0"/>
               <w:spacing w:line="240" w:lineRule="auto"/>
               <w:ind w:left="0" w:leftChars="0" w:right="0" w:rightChars="0" w:firstLine="0" w:firstLineChars="0"/>
               <w:jc w:val="center"/>
+              <w:textAlignment w:val="baseline"/>
               <w:rPr>
                 <w:b/>
               </w:rPr>
@@ -7252,11 +9667,23 @@
           <w:p>
             <w:pPr>
               <w:pStyle w:val="36"/>
-              <w:bidi w:val="0"/>
+              <w:keepNext w:val="0"/>
+              <w:keepLines w:val="0"/>
+              <w:pageBreakBefore w:val="0"/>
+              <w:widowControl w:val="0"/>
+              <w:kinsoku w:val="0"/>
+              <w:wordWrap/>
+              <w:overflowPunct/>
+              <w:topLinePunct w:val="0"/>
+              <w:autoSpaceDE w:val="0"/>
+              <w:autoSpaceDN w:val="0"/>
+              <w:bidi w:val="0"/>
+              <w:adjustRightInd w:val="0"/>
               <w:snapToGrid w:val="0"/>
               <w:spacing w:line="240" w:lineRule="auto"/>
               <w:ind w:left="0" w:leftChars="0" w:right="0" w:rightChars="0" w:firstLine="0" w:firstLineChars="0"/>
               <w:jc w:val="center"/>
+              <w:textAlignment w:val="baseline"/>
               <w:rPr>
                 <w:b/>
               </w:rPr>
@@ -7290,11 +9717,23 @@
           <w:p>
             <w:pPr>
               <w:pStyle w:val="36"/>
-              <w:bidi w:val="0"/>
+              <w:keepNext w:val="0"/>
+              <w:keepLines w:val="0"/>
+              <w:pageBreakBefore w:val="0"/>
+              <w:widowControl w:val="0"/>
+              <w:kinsoku w:val="0"/>
+              <w:wordWrap/>
+              <w:overflowPunct/>
+              <w:topLinePunct w:val="0"/>
+              <w:autoSpaceDE w:val="0"/>
+              <w:autoSpaceDN w:val="0"/>
+              <w:bidi w:val="0"/>
+              <w:adjustRightInd w:val="0"/>
               <w:snapToGrid w:val="0"/>
               <w:spacing w:line="240" w:lineRule="auto"/>
               <w:ind w:left="0" w:leftChars="0" w:right="0" w:rightChars="0" w:firstLine="0" w:firstLineChars="0"/>
               <w:jc w:val="center"/>
+              <w:textAlignment w:val="baseline"/>
               <w:rPr>
                 <w:b/>
               </w:rPr>
@@ -7328,11 +9767,23 @@
           <w:p>
             <w:pPr>
               <w:pStyle w:val="36"/>
-              <w:bidi w:val="0"/>
+              <w:keepNext w:val="0"/>
+              <w:keepLines w:val="0"/>
+              <w:pageBreakBefore w:val="0"/>
+              <w:widowControl w:val="0"/>
+              <w:kinsoku w:val="0"/>
+              <w:wordWrap/>
+              <w:overflowPunct/>
+              <w:topLinePunct w:val="0"/>
+              <w:autoSpaceDE w:val="0"/>
+              <w:autoSpaceDN w:val="0"/>
+              <w:bidi w:val="0"/>
+              <w:adjustRightInd w:val="0"/>
               <w:snapToGrid w:val="0"/>
               <w:spacing w:line="240" w:lineRule="auto"/>
               <w:ind w:left="0" w:leftChars="0" w:right="0" w:rightChars="0" w:firstLine="0" w:firstLineChars="0"/>
               <w:jc w:val="center"/>
+              <w:textAlignment w:val="baseline"/>
               <w:rPr>
                 <w:b/>
               </w:rPr>
@@ -7388,11 +9839,23 @@
           <w:p>
             <w:pPr>
               <w:pStyle w:val="36"/>
-              <w:bidi w:val="0"/>
+              <w:keepNext w:val="0"/>
+              <w:keepLines w:val="0"/>
+              <w:pageBreakBefore w:val="0"/>
+              <w:widowControl w:val="0"/>
+              <w:kinsoku w:val="0"/>
+              <w:wordWrap/>
+              <w:overflowPunct/>
+              <w:topLinePunct w:val="0"/>
+              <w:autoSpaceDE w:val="0"/>
+              <w:autoSpaceDN w:val="0"/>
+              <w:bidi w:val="0"/>
+              <w:adjustRightInd w:val="0"/>
               <w:snapToGrid w:val="0"/>
               <w:spacing w:line="240" w:lineRule="auto"/>
               <w:ind w:left="0" w:leftChars="0" w:right="0" w:rightChars="0" w:firstLine="0" w:firstLineChars="0"/>
               <w:jc w:val="center"/>
+              <w:textAlignment w:val="baseline"/>
             </w:pPr>
             <w:r>
               <w:t>全量备份</w:t>
@@ -7420,11 +9883,23 @@
           <w:p>
             <w:pPr>
               <w:pStyle w:val="36"/>
-              <w:bidi w:val="0"/>
+              <w:keepNext w:val="0"/>
+              <w:keepLines w:val="0"/>
+              <w:pageBreakBefore w:val="0"/>
+              <w:widowControl w:val="0"/>
+              <w:kinsoku w:val="0"/>
+              <w:wordWrap/>
+              <w:overflowPunct/>
+              <w:topLinePunct w:val="0"/>
+              <w:autoSpaceDE w:val="0"/>
+              <w:autoSpaceDN w:val="0"/>
+              <w:bidi w:val="0"/>
+              <w:adjustRightInd w:val="0"/>
               <w:snapToGrid w:val="0"/>
               <w:spacing w:line="240" w:lineRule="auto"/>
               <w:ind w:left="0" w:leftChars="0" w:right="0" w:rightChars="0" w:firstLine="0" w:firstLineChars="0"/>
               <w:jc w:val="left"/>
+              <w:textAlignment w:val="baseline"/>
             </w:pPr>
             <w:r>
               <w:t>每周1次</w:t>
@@ -7452,11 +9927,23 @@
           <w:p>
             <w:pPr>
               <w:pStyle w:val="36"/>
-              <w:bidi w:val="0"/>
+              <w:keepNext w:val="0"/>
+              <w:keepLines w:val="0"/>
+              <w:pageBreakBefore w:val="0"/>
+              <w:widowControl w:val="0"/>
+              <w:kinsoku w:val="0"/>
+              <w:wordWrap/>
+              <w:overflowPunct/>
+              <w:topLinePunct w:val="0"/>
+              <w:autoSpaceDE w:val="0"/>
+              <w:autoSpaceDN w:val="0"/>
+              <w:bidi w:val="0"/>
+              <w:adjustRightInd w:val="0"/>
               <w:snapToGrid w:val="0"/>
               <w:spacing w:line="240" w:lineRule="auto"/>
               <w:ind w:left="0" w:leftChars="0" w:right="0" w:rightChars="0" w:firstLine="0" w:firstLineChars="0"/>
               <w:jc w:val="left"/>
+              <w:textAlignment w:val="baseline"/>
             </w:pPr>
             <w:r>
               <w:t>周日 02:00</w:t>
@@ -7484,11 +9971,23 @@
           <w:p>
             <w:pPr>
               <w:pStyle w:val="36"/>
-              <w:bidi w:val="0"/>
+              <w:keepNext w:val="0"/>
+              <w:keepLines w:val="0"/>
+              <w:pageBreakBefore w:val="0"/>
+              <w:widowControl w:val="0"/>
+              <w:kinsoku w:val="0"/>
+              <w:wordWrap/>
+              <w:overflowPunct/>
+              <w:topLinePunct w:val="0"/>
+              <w:autoSpaceDE w:val="0"/>
+              <w:autoSpaceDN w:val="0"/>
+              <w:bidi w:val="0"/>
+              <w:adjustRightInd w:val="0"/>
               <w:snapToGrid w:val="0"/>
               <w:spacing w:line="240" w:lineRule="auto"/>
               <w:ind w:left="0" w:leftChars="0" w:right="0" w:rightChars="0" w:firstLine="0" w:firstLineChars="0"/>
               <w:jc w:val="center"/>
+              <w:textAlignment w:val="baseline"/>
             </w:pPr>
             <w:r>
               <w:t>4周</w:t>
@@ -7516,11 +10015,23 @@
           <w:p>
             <w:pPr>
               <w:pStyle w:val="36"/>
-              <w:bidi w:val="0"/>
+              <w:keepNext w:val="0"/>
+              <w:keepLines w:val="0"/>
+              <w:pageBreakBefore w:val="0"/>
+              <w:widowControl w:val="0"/>
+              <w:kinsoku w:val="0"/>
+              <w:wordWrap/>
+              <w:overflowPunct/>
+              <w:topLinePunct w:val="0"/>
+              <w:autoSpaceDE w:val="0"/>
+              <w:autoSpaceDN w:val="0"/>
+              <w:bidi w:val="0"/>
+              <w:adjustRightInd w:val="0"/>
               <w:snapToGrid w:val="0"/>
               <w:spacing w:line="240" w:lineRule="auto"/>
               <w:ind w:left="0" w:leftChars="0" w:right="0" w:rightChars="0" w:firstLine="0" w:firstLineChars="0"/>
               <w:jc w:val="left"/>
+              <w:textAlignment w:val="baseline"/>
             </w:pPr>
             <w:r>
               <w:t>数据库工程师</w:t>
@@ -7548,11 +10059,23 @@
           <w:p>
             <w:pPr>
               <w:pStyle w:val="36"/>
-              <w:bidi w:val="0"/>
+              <w:keepNext w:val="0"/>
+              <w:keepLines w:val="0"/>
+              <w:pageBreakBefore w:val="0"/>
+              <w:widowControl w:val="0"/>
+              <w:kinsoku w:val="0"/>
+              <w:wordWrap/>
+              <w:overflowPunct/>
+              <w:topLinePunct w:val="0"/>
+              <w:autoSpaceDE w:val="0"/>
+              <w:autoSpaceDN w:val="0"/>
+              <w:bidi w:val="0"/>
+              <w:adjustRightInd w:val="0"/>
               <w:snapToGrid w:val="0"/>
               <w:spacing w:line="240" w:lineRule="auto"/>
               <w:ind w:left="0" w:leftChars="0" w:right="0" w:rightChars="0" w:firstLine="0" w:firstLineChars="0"/>
               <w:jc w:val="center"/>
+              <w:textAlignment w:val="baseline"/>
             </w:pPr>
             <w:r>
               <w:t>陈宇</w:t>
@@ -7602,11 +10125,23 @@
           <w:p>
             <w:pPr>
               <w:pStyle w:val="36"/>
-              <w:bidi w:val="0"/>
+              <w:keepNext w:val="0"/>
+              <w:keepLines w:val="0"/>
+              <w:pageBreakBefore w:val="0"/>
+              <w:widowControl w:val="0"/>
+              <w:kinsoku w:val="0"/>
+              <w:wordWrap/>
+              <w:overflowPunct/>
+              <w:topLinePunct w:val="0"/>
+              <w:autoSpaceDE w:val="0"/>
+              <w:autoSpaceDN w:val="0"/>
+              <w:bidi w:val="0"/>
+              <w:adjustRightInd w:val="0"/>
               <w:snapToGrid w:val="0"/>
               <w:spacing w:line="240" w:lineRule="auto"/>
               <w:ind w:left="0" w:leftChars="0" w:right="0" w:rightChars="0" w:firstLine="0" w:firstLineChars="0"/>
               <w:jc w:val="center"/>
+              <w:textAlignment w:val="baseline"/>
             </w:pPr>
             <w:r>
               <w:t>增量备份</w:t>
@@ -7634,11 +10169,23 @@
           <w:p>
             <w:pPr>
               <w:pStyle w:val="36"/>
-              <w:bidi w:val="0"/>
+              <w:keepNext w:val="0"/>
+              <w:keepLines w:val="0"/>
+              <w:pageBreakBefore w:val="0"/>
+              <w:widowControl w:val="0"/>
+              <w:kinsoku w:val="0"/>
+              <w:wordWrap/>
+              <w:overflowPunct/>
+              <w:topLinePunct w:val="0"/>
+              <w:autoSpaceDE w:val="0"/>
+              <w:autoSpaceDN w:val="0"/>
+              <w:bidi w:val="0"/>
+              <w:adjustRightInd w:val="0"/>
               <w:snapToGrid w:val="0"/>
               <w:spacing w:line="240" w:lineRule="auto"/>
               <w:ind w:left="0" w:leftChars="0" w:right="0" w:rightChars="0" w:firstLine="0" w:firstLineChars="0"/>
               <w:jc w:val="left"/>
+              <w:textAlignment w:val="baseline"/>
             </w:pPr>
             <w:r>
               <w:t>每日1次</w:t>
@@ -7666,11 +10213,23 @@
           <w:p>
             <w:pPr>
               <w:pStyle w:val="36"/>
-              <w:bidi w:val="0"/>
+              <w:keepNext w:val="0"/>
+              <w:keepLines w:val="0"/>
+              <w:pageBreakBefore w:val="0"/>
+              <w:widowControl w:val="0"/>
+              <w:kinsoku w:val="0"/>
+              <w:wordWrap/>
+              <w:overflowPunct/>
+              <w:topLinePunct w:val="0"/>
+              <w:autoSpaceDE w:val="0"/>
+              <w:autoSpaceDN w:val="0"/>
+              <w:bidi w:val="0"/>
+              <w:adjustRightInd w:val="0"/>
               <w:snapToGrid w:val="0"/>
               <w:spacing w:line="240" w:lineRule="auto"/>
               <w:ind w:left="0" w:leftChars="0" w:right="0" w:rightChars="0" w:firstLine="0" w:firstLineChars="0"/>
               <w:jc w:val="left"/>
+              <w:textAlignment w:val="baseline"/>
             </w:pPr>
             <w:r>
               <w:t>每日 02:00</w:t>
@@ -7698,11 +10257,23 @@
           <w:p>
             <w:pPr>
               <w:pStyle w:val="36"/>
-              <w:bidi w:val="0"/>
+              <w:keepNext w:val="0"/>
+              <w:keepLines w:val="0"/>
+              <w:pageBreakBefore w:val="0"/>
+              <w:widowControl w:val="0"/>
+              <w:kinsoku w:val="0"/>
+              <w:wordWrap/>
+              <w:overflowPunct/>
+              <w:topLinePunct w:val="0"/>
+              <w:autoSpaceDE w:val="0"/>
+              <w:autoSpaceDN w:val="0"/>
+              <w:bidi w:val="0"/>
+              <w:adjustRightInd w:val="0"/>
               <w:snapToGrid w:val="0"/>
               <w:spacing w:line="240" w:lineRule="auto"/>
               <w:ind w:left="0" w:leftChars="0" w:right="0" w:rightChars="0" w:firstLine="0" w:firstLineChars="0"/>
               <w:jc w:val="center"/>
+              <w:textAlignment w:val="baseline"/>
             </w:pPr>
             <w:r>
               <w:t>7天</w:t>
@@ -7730,11 +10301,23 @@
           <w:p>
             <w:pPr>
               <w:pStyle w:val="36"/>
-              <w:bidi w:val="0"/>
+              <w:keepNext w:val="0"/>
+              <w:keepLines w:val="0"/>
+              <w:pageBreakBefore w:val="0"/>
+              <w:widowControl w:val="0"/>
+              <w:kinsoku w:val="0"/>
+              <w:wordWrap/>
+              <w:overflowPunct/>
+              <w:topLinePunct w:val="0"/>
+              <w:autoSpaceDE w:val="0"/>
+              <w:autoSpaceDN w:val="0"/>
+              <w:bidi w:val="0"/>
+              <w:adjustRightInd w:val="0"/>
               <w:snapToGrid w:val="0"/>
               <w:spacing w:line="240" w:lineRule="auto"/>
               <w:ind w:left="0" w:leftChars="0" w:right="0" w:rightChars="0" w:firstLine="0" w:firstLineChars="0"/>
               <w:jc w:val="left"/>
+              <w:textAlignment w:val="baseline"/>
             </w:pPr>
             <w:r>
               <w:t>数据库工程师</w:t>
@@ -7762,11 +10345,23 @@
           <w:p>
             <w:pPr>
               <w:pStyle w:val="36"/>
-              <w:bidi w:val="0"/>
+              <w:keepNext w:val="0"/>
+              <w:keepLines w:val="0"/>
+              <w:pageBreakBefore w:val="0"/>
+              <w:widowControl w:val="0"/>
+              <w:kinsoku w:val="0"/>
+              <w:wordWrap/>
+              <w:overflowPunct/>
+              <w:topLinePunct w:val="0"/>
+              <w:autoSpaceDE w:val="0"/>
+              <w:autoSpaceDN w:val="0"/>
+              <w:bidi w:val="0"/>
+              <w:adjustRightInd w:val="0"/>
               <w:snapToGrid w:val="0"/>
               <w:spacing w:line="240" w:lineRule="auto"/>
               <w:ind w:left="0" w:leftChars="0" w:right="0" w:rightChars="0" w:firstLine="0" w:firstLineChars="0"/>
               <w:jc w:val="center"/>
+              <w:textAlignment w:val="baseline"/>
             </w:pPr>
             <w:r>
               <w:t>陈宇</w:t>
@@ -7816,11 +10411,23 @@
           <w:p>
             <w:pPr>
               <w:pStyle w:val="36"/>
-              <w:bidi w:val="0"/>
+              <w:keepNext w:val="0"/>
+              <w:keepLines w:val="0"/>
+              <w:pageBreakBefore w:val="0"/>
+              <w:widowControl w:val="0"/>
+              <w:kinsoku w:val="0"/>
+              <w:wordWrap/>
+              <w:overflowPunct/>
+              <w:topLinePunct w:val="0"/>
+              <w:autoSpaceDE w:val="0"/>
+              <w:autoSpaceDN w:val="0"/>
+              <w:bidi w:val="0"/>
+              <w:adjustRightInd w:val="0"/>
               <w:snapToGrid w:val="0"/>
               <w:spacing w:line="240" w:lineRule="auto"/>
               <w:ind w:left="0" w:leftChars="0" w:right="0" w:rightChars="0" w:firstLine="0" w:firstLineChars="0"/>
               <w:jc w:val="center"/>
+              <w:textAlignment w:val="baseline"/>
             </w:pPr>
             <w:r>
               <w:t>核心数据库备份</w:t>
@@ -7848,11 +10455,23 @@
           <w:p>
             <w:pPr>
               <w:pStyle w:val="36"/>
-              <w:bidi w:val="0"/>
+              <w:keepNext w:val="0"/>
+              <w:keepLines w:val="0"/>
+              <w:pageBreakBefore w:val="0"/>
+              <w:widowControl w:val="0"/>
+              <w:kinsoku w:val="0"/>
+              <w:wordWrap/>
+              <w:overflowPunct/>
+              <w:topLinePunct w:val="0"/>
+              <w:autoSpaceDE w:val="0"/>
+              <w:autoSpaceDN w:val="0"/>
+              <w:bidi w:val="0"/>
+              <w:adjustRightInd w:val="0"/>
               <w:snapToGrid w:val="0"/>
               <w:spacing w:line="240" w:lineRule="auto"/>
               <w:ind w:left="0" w:leftChars="0" w:right="0" w:rightChars="0" w:firstLine="0" w:firstLineChars="0"/>
               <w:jc w:val="left"/>
+              <w:textAlignment w:val="baseline"/>
             </w:pPr>
             <w:r>
               <w:t>每日全量 + 归档日志实时</w:t>
@@ -7880,11 +10499,23 @@
           <w:p>
             <w:pPr>
               <w:pStyle w:val="36"/>
-              <w:bidi w:val="0"/>
+              <w:keepNext w:val="0"/>
+              <w:keepLines w:val="0"/>
+              <w:pageBreakBefore w:val="0"/>
+              <w:widowControl w:val="0"/>
+              <w:kinsoku w:val="0"/>
+              <w:wordWrap/>
+              <w:overflowPunct/>
+              <w:topLinePunct w:val="0"/>
+              <w:autoSpaceDE w:val="0"/>
+              <w:autoSpaceDN w:val="0"/>
+              <w:bidi w:val="0"/>
+              <w:adjustRightInd w:val="0"/>
               <w:snapToGrid w:val="0"/>
               <w:spacing w:line="240" w:lineRule="auto"/>
               <w:ind w:left="0" w:leftChars="0" w:right="0" w:rightChars="0" w:firstLine="0" w:firstLineChars="0"/>
               <w:jc w:val="left"/>
+              <w:textAlignment w:val="baseline"/>
             </w:pPr>
             <w:r>
               <w:t>—</w:t>
@@ -7912,11 +10543,23 @@
           <w:p>
             <w:pPr>
               <w:pStyle w:val="36"/>
-              <w:bidi w:val="0"/>
+              <w:keepNext w:val="0"/>
+              <w:keepLines w:val="0"/>
+              <w:pageBreakBefore w:val="0"/>
+              <w:widowControl w:val="0"/>
+              <w:kinsoku w:val="0"/>
+              <w:wordWrap/>
+              <w:overflowPunct/>
+              <w:topLinePunct w:val="0"/>
+              <w:autoSpaceDE w:val="0"/>
+              <w:autoSpaceDN w:val="0"/>
+              <w:bidi w:val="0"/>
+              <w:adjustRightInd w:val="0"/>
               <w:snapToGrid w:val="0"/>
               <w:spacing w:line="240" w:lineRule="auto"/>
               <w:ind w:left="0" w:leftChars="0" w:right="0" w:rightChars="0" w:firstLine="0" w:firstLineChars="0"/>
               <w:jc w:val="center"/>
+              <w:textAlignment w:val="baseline"/>
             </w:pPr>
             <w:r>
               <w:t>—</w:t>
@@ -7944,11 +10587,23 @@
           <w:p>
             <w:pPr>
               <w:pStyle w:val="36"/>
-              <w:bidi w:val="0"/>
+              <w:keepNext w:val="0"/>
+              <w:keepLines w:val="0"/>
+              <w:pageBreakBefore w:val="0"/>
+              <w:widowControl w:val="0"/>
+              <w:kinsoku w:val="0"/>
+              <w:wordWrap/>
+              <w:overflowPunct/>
+              <w:topLinePunct w:val="0"/>
+              <w:autoSpaceDE w:val="0"/>
+              <w:autoSpaceDN w:val="0"/>
+              <w:bidi w:val="0"/>
+              <w:adjustRightInd w:val="0"/>
               <w:snapToGrid w:val="0"/>
               <w:spacing w:line="240" w:lineRule="auto"/>
               <w:ind w:left="0" w:leftChars="0" w:right="0" w:rightChars="0" w:firstLine="0" w:firstLineChars="0"/>
               <w:jc w:val="left"/>
+              <w:textAlignment w:val="baseline"/>
             </w:pPr>
             <w:r>
               <w:t>数据库工程师</w:t>
@@ -7976,11 +10631,23 @@
           <w:p>
             <w:pPr>
               <w:pStyle w:val="36"/>
-              <w:bidi w:val="0"/>
+              <w:keepNext w:val="0"/>
+              <w:keepLines w:val="0"/>
+              <w:pageBreakBefore w:val="0"/>
+              <w:widowControl w:val="0"/>
+              <w:kinsoku w:val="0"/>
+              <w:wordWrap/>
+              <w:overflowPunct/>
+              <w:topLinePunct w:val="0"/>
+              <w:autoSpaceDE w:val="0"/>
+              <w:autoSpaceDN w:val="0"/>
+              <w:bidi w:val="0"/>
+              <w:adjustRightInd w:val="0"/>
               <w:snapToGrid w:val="0"/>
               <w:spacing w:line="240" w:lineRule="auto"/>
               <w:ind w:left="0" w:leftChars="0" w:right="0" w:rightChars="0" w:firstLine="0" w:firstLineChars="0"/>
               <w:jc w:val="center"/>
+              <w:textAlignment w:val="baseline"/>
             </w:pPr>
             <w:r>
               <w:t>陈宇</w:t>
@@ -8030,11 +10697,23 @@
           <w:p>
             <w:pPr>
               <w:pStyle w:val="36"/>
-              <w:bidi w:val="0"/>
+              <w:keepNext w:val="0"/>
+              <w:keepLines w:val="0"/>
+              <w:pageBreakBefore w:val="0"/>
+              <w:widowControl w:val="0"/>
+              <w:kinsoku w:val="0"/>
+              <w:wordWrap/>
+              <w:overflowPunct/>
+              <w:topLinePunct w:val="0"/>
+              <w:autoSpaceDE w:val="0"/>
+              <w:autoSpaceDN w:val="0"/>
+              <w:bidi w:val="0"/>
+              <w:adjustRightInd w:val="0"/>
               <w:snapToGrid w:val="0"/>
               <w:spacing w:line="240" w:lineRule="auto"/>
               <w:ind w:left="0" w:leftChars="0" w:right="0" w:rightChars="0" w:firstLine="0" w:firstLineChars="0"/>
               <w:jc w:val="center"/>
+              <w:textAlignment w:val="baseline"/>
             </w:pPr>
             <w:r>
               <w:t>异地备份</w:t>
@@ -8062,11 +10741,23 @@
           <w:p>
             <w:pPr>
               <w:pStyle w:val="36"/>
-              <w:bidi w:val="0"/>
+              <w:keepNext w:val="0"/>
+              <w:keepLines w:val="0"/>
+              <w:pageBreakBefore w:val="0"/>
+              <w:widowControl w:val="0"/>
+              <w:kinsoku w:val="0"/>
+              <w:wordWrap/>
+              <w:overflowPunct/>
+              <w:topLinePunct w:val="0"/>
+              <w:autoSpaceDE w:val="0"/>
+              <w:autoSpaceDN w:val="0"/>
+              <w:bidi w:val="0"/>
+              <w:adjustRightInd w:val="0"/>
               <w:snapToGrid w:val="0"/>
               <w:spacing w:line="240" w:lineRule="auto"/>
               <w:ind w:left="0" w:leftChars="0" w:right="0" w:rightChars="0" w:firstLine="0" w:firstLineChars="0"/>
               <w:jc w:val="left"/>
+              <w:textAlignment w:val="baseline"/>
             </w:pPr>
             <w:r>
               <w:t>每日同步</w:t>
@@ -8094,11 +10785,23 @@
           <w:p>
             <w:pPr>
               <w:pStyle w:val="36"/>
-              <w:bidi w:val="0"/>
+              <w:keepNext w:val="0"/>
+              <w:keepLines w:val="0"/>
+              <w:pageBreakBefore w:val="0"/>
+              <w:widowControl w:val="0"/>
+              <w:kinsoku w:val="0"/>
+              <w:wordWrap/>
+              <w:overflowPunct/>
+              <w:topLinePunct w:val="0"/>
+              <w:autoSpaceDE w:val="0"/>
+              <w:autoSpaceDN w:val="0"/>
+              <w:bidi w:val="0"/>
+              <w:adjustRightInd w:val="0"/>
               <w:snapToGrid w:val="0"/>
               <w:spacing w:line="240" w:lineRule="auto"/>
               <w:ind w:left="0" w:leftChars="0" w:right="0" w:rightChars="0" w:firstLine="0" w:firstLineChars="0"/>
               <w:jc w:val="left"/>
+              <w:textAlignment w:val="baseline"/>
             </w:pPr>
             <w:r>
               <w:t>每日 03:00</w:t>
@@ -8126,11 +10829,23 @@
           <w:p>
             <w:pPr>
               <w:pStyle w:val="36"/>
-              <w:bidi w:val="0"/>
+              <w:keepNext w:val="0"/>
+              <w:keepLines w:val="0"/>
+              <w:pageBreakBefore w:val="0"/>
+              <w:widowControl w:val="0"/>
+              <w:kinsoku w:val="0"/>
+              <w:wordWrap/>
+              <w:overflowPunct/>
+              <w:topLinePunct w:val="0"/>
+              <w:autoSpaceDE w:val="0"/>
+              <w:autoSpaceDN w:val="0"/>
+              <w:bidi w:val="0"/>
+              <w:adjustRightInd w:val="0"/>
               <w:snapToGrid w:val="0"/>
               <w:spacing w:line="240" w:lineRule="auto"/>
               <w:ind w:left="0" w:leftChars="0" w:right="0" w:rightChars="0" w:firstLine="0" w:firstLineChars="0"/>
               <w:jc w:val="center"/>
+              <w:textAlignment w:val="baseline"/>
             </w:pPr>
             <w:r>
               <w:t>与本地一致</w:t>
@@ -8158,11 +10873,23 @@
           <w:p>
             <w:pPr>
               <w:pStyle w:val="36"/>
-              <w:bidi w:val="0"/>
+              <w:keepNext w:val="0"/>
+              <w:keepLines w:val="0"/>
+              <w:pageBreakBefore w:val="0"/>
+              <w:widowControl w:val="0"/>
+              <w:kinsoku w:val="0"/>
+              <w:wordWrap/>
+              <w:overflowPunct/>
+              <w:topLinePunct w:val="0"/>
+              <w:autoSpaceDE w:val="0"/>
+              <w:autoSpaceDN w:val="0"/>
+              <w:bidi w:val="0"/>
+              <w:adjustRightInd w:val="0"/>
               <w:snapToGrid w:val="0"/>
               <w:spacing w:line="240" w:lineRule="auto"/>
               <w:ind w:left="0" w:leftChars="0" w:right="0" w:rightChars="0" w:firstLine="0" w:firstLineChars="0"/>
               <w:jc w:val="left"/>
+              <w:textAlignment w:val="baseline"/>
             </w:pPr>
             <w:r>
               <w:t>软件运维工程师</w:t>
@@ -8190,11 +10917,23 @@
           <w:p>
             <w:pPr>
               <w:pStyle w:val="36"/>
-              <w:bidi w:val="0"/>
+              <w:keepNext w:val="0"/>
+              <w:keepLines w:val="0"/>
+              <w:pageBreakBefore w:val="0"/>
+              <w:widowControl w:val="0"/>
+              <w:kinsoku w:val="0"/>
+              <w:wordWrap/>
+              <w:overflowPunct/>
+              <w:topLinePunct w:val="0"/>
+              <w:autoSpaceDE w:val="0"/>
+              <w:autoSpaceDN w:val="0"/>
+              <w:bidi w:val="0"/>
+              <w:adjustRightInd w:val="0"/>
               <w:snapToGrid w:val="0"/>
               <w:spacing w:line="240" w:lineRule="auto"/>
               <w:ind w:left="0" w:leftChars="0" w:right="0" w:rightChars="0" w:firstLine="0" w:firstLineChars="0"/>
               <w:jc w:val="center"/>
+              <w:textAlignment w:val="baseline"/>
             </w:pPr>
             <w:r>
               <w:t>刘洋</w:t>
@@ -8206,7 +10945,20 @@
     <w:p>
       <w:pPr>
         <w:pStyle w:val="36"/>
+        <w:keepNext w:val="0"/>
+        <w:keepLines w:val="0"/>
+        <w:pageBreakBefore w:val="0"/>
+        <w:widowControl w:val="0"/>
+        <w:kinsoku w:val="0"/>
+        <w:wordWrap/>
+        <w:overflowPunct/>
+        <w:topLinePunct w:val="0"/>
+        <w:autoSpaceDE w:val="0"/>
+        <w:autoSpaceDN w:val="0"/>
         <w:bidi w:val="0"/>
+        <w:adjustRightInd w:val="0"/>
+        <w:snapToGrid w:val="0"/>
+        <w:textAlignment w:val="baseline"/>
       </w:pPr>
       <w:r>
         <w:t>存储与安全：</w:t>
@@ -8215,11 +10967,24 @@
     <w:p>
       <w:pPr>
         <w:pStyle w:val="46"/>
+        <w:keepNext w:val="0"/>
+        <w:keepLines w:val="0"/>
+        <w:pageBreakBefore w:val="0"/>
+        <w:widowControl w:val="0"/>
         <w:numPr>
           <w:ilvl w:val="0"/>
           <w:numId w:val="3"/>
         </w:numPr>
+        <w:kinsoku w:val="0"/>
+        <w:wordWrap/>
+        <w:overflowPunct/>
+        <w:topLinePunct w:val="0"/>
+        <w:autoSpaceDE w:val="0"/>
+        <w:autoSpaceDN w:val="0"/>
         <w:bidi w:val="0"/>
+        <w:adjustRightInd w:val="0"/>
+        <w:snapToGrid w:val="0"/>
+        <w:textAlignment w:val="baseline"/>
       </w:pPr>
       <w:r>
         <w:t>备份数据在本地存储的同时，需加密传输并异地保存一份，确保物理隔离。</w:t>
@@ -8228,11 +10993,24 @@
     <w:p>
       <w:pPr>
         <w:pStyle w:val="46"/>
+        <w:keepNext w:val="0"/>
+        <w:keepLines w:val="0"/>
+        <w:pageBreakBefore w:val="0"/>
+        <w:widowControl w:val="0"/>
         <w:numPr>
           <w:ilvl w:val="0"/>
           <w:numId w:val="3"/>
         </w:numPr>
+        <w:kinsoku w:val="0"/>
+        <w:wordWrap/>
+        <w:overflowPunct/>
+        <w:topLinePunct w:val="0"/>
+        <w:autoSpaceDE w:val="0"/>
+        <w:autoSpaceDN w:val="0"/>
         <w:bidi w:val="0"/>
+        <w:adjustRightInd w:val="0"/>
+        <w:snapToGrid w:val="0"/>
+        <w:textAlignment w:val="baseline"/>
       </w:pPr>
       <w:r>
         <w:t>异地备份由软件运维工程师负责执行，质量部经理每季度审计一次。</w:t>
@@ -8241,11 +11019,25 @@
     <w:p>
       <w:pPr>
         <w:pStyle w:val="46"/>
+        <w:keepNext w:val="0"/>
+        <w:keepLines w:val="0"/>
+        <w:pageBreakBefore w:val="0"/>
+        <w:widowControl w:val="0"/>
         <w:numPr>
+          <w:ilvl w:val="0"/>
           <w:numId w:val="0"/>
         </w:numPr>
+        <w:kinsoku w:val="0"/>
+        <w:wordWrap/>
+        <w:overflowPunct/>
+        <w:topLinePunct w:val="0"/>
+        <w:autoSpaceDE w:val="0"/>
+        <w:autoSpaceDN w:val="0"/>
         <w:bidi w:val="0"/>
+        <w:adjustRightInd w:val="0"/>
+        <w:snapToGrid w:val="0"/>
         <w:ind w:leftChars="0"/>
+        <w:textAlignment w:val="baseline"/>
       </w:pPr>
       <w:r>
         <w:t>恢复验证：</w:t>
@@ -8254,11 +11046,24 @@
     <w:p>
       <w:pPr>
         <w:pStyle w:val="46"/>
+        <w:keepNext w:val="0"/>
+        <w:keepLines w:val="0"/>
+        <w:pageBreakBefore w:val="0"/>
+        <w:widowControl w:val="0"/>
         <w:numPr>
           <w:ilvl w:val="0"/>
           <w:numId w:val="4"/>
         </w:numPr>
+        <w:kinsoku w:val="0"/>
+        <w:wordWrap/>
+        <w:overflowPunct/>
+        <w:topLinePunct w:val="0"/>
+        <w:autoSpaceDE w:val="0"/>
+        <w:autoSpaceDN w:val="0"/>
         <w:bidi w:val="0"/>
+        <w:adjustRightInd w:val="0"/>
+        <w:snapToGrid w:val="0"/>
+        <w:textAlignment w:val="baseline"/>
       </w:pPr>
       <w:r>
         <w:t>每季度进行一次备份数据恢复测试，由数据库工程师主导，质量部见证。</w:t>
@@ -8267,11 +11072,24 @@
     <w:p>
       <w:pPr>
         <w:pStyle w:val="46"/>
+        <w:keepNext w:val="0"/>
+        <w:keepLines w:val="0"/>
+        <w:pageBreakBefore w:val="0"/>
+        <w:widowControl w:val="0"/>
         <w:numPr>
           <w:ilvl w:val="0"/>
           <w:numId w:val="4"/>
         </w:numPr>
+        <w:kinsoku w:val="0"/>
+        <w:wordWrap/>
+        <w:overflowPunct/>
+        <w:topLinePunct w:val="0"/>
+        <w:autoSpaceDE w:val="0"/>
+        <w:autoSpaceDN w:val="0"/>
         <w:bidi w:val="0"/>
+        <w:adjustRightInd w:val="0"/>
+        <w:snapToGrid w:val="0"/>
+        <w:textAlignment w:val="baseline"/>
       </w:pPr>
       <w:r>
         <w:t>恢复测试报告由质量管理专员归档备案。</w:t>
@@ -8280,10 +11098,23 @@
     <w:p>
       <w:pPr>
         <w:pStyle w:val="38"/>
+        <w:keepNext w:val="0"/>
+        <w:keepLines w:val="0"/>
+        <w:pageBreakBefore w:val="0"/>
+        <w:widowControl w:val="0"/>
+        <w:kinsoku w:val="0"/>
+        <w:wordWrap/>
+        <w:overflowPunct/>
+        <w:topLinePunct w:val="0"/>
+        <w:autoSpaceDE w:val="0"/>
+        <w:autoSpaceDN w:val="0"/>
         <w:bidi w:val="0"/>
+        <w:adjustRightInd w:val="0"/>
+        <w:snapToGrid w:val="0"/>
+        <w:textAlignment w:val="baseline"/>
       </w:pPr>
       <w:bookmarkStart w:id="22" w:name="heading_12"/>
-      <w:bookmarkStart w:id="23" w:name="_Toc19191"/>
+      <w:bookmarkStart w:id="23" w:name="_Toc14885"/>
       <w:r>
         <w:t>计划测试</w:t>
       </w:r>
@@ -8292,6 +11123,7 @@
     </w:p>
     <w:tbl>
       <w:tblPr>
+        <w:tblStyle w:val="21"/>
         <w:tblW w:w="8521" w:type="dxa"/>
         <w:jc w:val="center"/>
         <w:tblBorders>
@@ -8325,6 +11157,7 @@
             <w:insideH w:val="none" w:color="auto" w:sz="0" w:space="0"/>
             <w:insideV w:val="none" w:color="auto" w:sz="0" w:space="0"/>
           </w:tblBorders>
+          <w:shd w:val="clear" w:color="auto" w:fill="auto"/>
           <w:tblCellMar>
             <w:top w:w="15" w:type="dxa"/>
             <w:left w:w="15" w:type="dxa"/>
@@ -8360,12 +11193,22 @@
             <w:pPr>
               <w:keepNext w:val="0"/>
               <w:keepLines w:val="0"/>
-              <w:widowControl/>
+              <w:pageBreakBefore w:val="0"/>
+              <w:widowControl w:val="0"/>
               <w:suppressLineNumbers w:val="0"/>
+              <w:kinsoku w:val="0"/>
+              <w:wordWrap/>
+              <w:overflowPunct/>
+              <w:topLinePunct w:val="0"/>
+              <w:autoSpaceDE w:val="0"/>
+              <w:autoSpaceDN w:val="0"/>
+              <w:bidi w:val="0"/>
+              <w:adjustRightInd w:val="0"/>
               <w:snapToGrid w:val="0"/>
               <w:spacing w:line="240" w:lineRule="auto"/>
               <w:ind w:left="0" w:leftChars="0" w:right="0" w:rightChars="0" w:firstLine="0" w:firstLineChars="0"/>
               <w:jc w:val="center"/>
+              <w:textAlignment w:val="baseline"/>
               <w:rPr>
                 <w:rFonts w:ascii="Segoe UI" w:hAnsi="Segoe UI" w:eastAsia="Segoe UI" w:cs="Segoe UI"/>
                 <w:b/>
@@ -8391,7 +11234,6 @@
                 <w:kern w:val="0"/>
                 <w:sz w:val="18"/>
                 <w:szCs w:val="18"/>
-                <w:bdr w:val="none" w:color="auto" w:sz="0" w:space="0"/>
                 <w:lang w:val="en-US" w:eastAsia="zh-CN" w:bidi="ar"/>
               </w:rPr>
               <w:t>项目</w:t>
@@ -8421,12 +11263,22 @@
             <w:pPr>
               <w:keepNext w:val="0"/>
               <w:keepLines w:val="0"/>
-              <w:widowControl/>
+              <w:pageBreakBefore w:val="0"/>
+              <w:widowControl w:val="0"/>
               <w:suppressLineNumbers w:val="0"/>
+              <w:kinsoku w:val="0"/>
+              <w:wordWrap/>
+              <w:overflowPunct/>
+              <w:topLinePunct w:val="0"/>
+              <w:autoSpaceDE w:val="0"/>
+              <w:autoSpaceDN w:val="0"/>
+              <w:bidi w:val="0"/>
+              <w:adjustRightInd w:val="0"/>
               <w:snapToGrid w:val="0"/>
               <w:spacing w:line="240" w:lineRule="auto"/>
               <w:ind w:left="0" w:leftChars="0" w:right="0" w:rightChars="0" w:firstLine="0" w:firstLineChars="0"/>
               <w:jc w:val="center"/>
+              <w:textAlignment w:val="baseline"/>
               <w:rPr>
                 <w:rFonts w:hint="default" w:ascii="Segoe UI" w:hAnsi="Segoe UI" w:eastAsia="Segoe UI" w:cs="Segoe UI"/>
                 <w:b/>
@@ -8452,669 +11304,9 @@
                 <w:kern w:val="0"/>
                 <w:sz w:val="18"/>
                 <w:szCs w:val="18"/>
-                <w:bdr w:val="none" w:color="auto" w:sz="0" w:space="0"/>
                 <w:lang w:val="en-US" w:eastAsia="zh-CN" w:bidi="ar"/>
               </w:rPr>
               <w:t>要求</w:t>
-            </w:r>
-          </w:p>
-        </w:tc>
-      </w:tr>
-      <w:tr>
-        <w:tblPrEx>
-          <w:tblBorders>
-            <w:top w:val="none" w:color="auto" w:sz="0" w:space="0"/>
-            <w:left w:val="none" w:color="auto" w:sz="0" w:space="0"/>
-            <w:bottom w:val="none" w:color="auto" w:sz="0" w:space="0"/>
-            <w:right w:val="none" w:color="auto" w:sz="0" w:space="0"/>
-            <w:insideH w:val="none" w:color="auto" w:sz="0" w:space="0"/>
-            <w:insideV w:val="none" w:color="auto" w:sz="0" w:space="0"/>
-          </w:tblBorders>
-          <w:tblCellMar>
-            <w:top w:w="15" w:type="dxa"/>
-            <w:left w:w="15" w:type="dxa"/>
-            <w:bottom w:w="15" w:type="dxa"/>
-            <w:right w:w="15" w:type="dxa"/>
-          </w:tblCellMar>
-        </w:tblPrEx>
-        <w:trPr>
-          <w:trHeight w:val="0" w:hRule="atLeast"/>
-          <w:jc w:val="center"/>
-        </w:trPr>
-        <w:tc>
-          <w:tcPr>
-            <w:tcW w:w="990" w:type="dxa"/>
-            <w:tcBorders>
-              <w:top w:val="single" w:color="auto" w:sz="4" w:space="0"/>
-              <w:left w:val="single" w:color="auto" w:sz="12" w:space="0"/>
-              <w:bottom w:val="nil"/>
-              <w:right w:val="nil"/>
-            </w:tcBorders>
-            <w:shd w:val="clear" w:color="auto" w:fill="auto"/>
-            <w:noWrap w:val="0"/>
-            <w:tcMar>
-              <w:top w:w="120" w:type="dxa"/>
-              <w:left w:w="-1" w:type="dxa"/>
-              <w:bottom w:w="120" w:type="dxa"/>
-              <w:right w:w="192" w:type="dxa"/>
-            </w:tcMar>
-            <w:vAlign w:val="center"/>
-          </w:tcPr>
-          <w:p>
-            <w:pPr>
-              <w:keepNext w:val="0"/>
-              <w:keepLines w:val="0"/>
-              <w:widowControl/>
-              <w:suppressLineNumbers w:val="0"/>
-              <w:snapToGrid w:val="0"/>
-              <w:spacing w:line="240" w:lineRule="auto"/>
-              <w:ind w:left="0" w:leftChars="0" w:right="0" w:rightChars="0" w:firstLine="0" w:firstLineChars="0"/>
-              <w:jc w:val="center"/>
-              <w:rPr>
-                <w:rFonts w:hint="default" w:ascii="Segoe UI" w:hAnsi="Segoe UI" w:eastAsia="Segoe UI" w:cs="Segoe UI"/>
-                <w:i w:val="0"/>
-                <w:iCs w:val="0"/>
-                <w:caps w:val="0"/>
-                <w:color w:val="0F1115"/>
-                <w:spacing w:val="0"/>
-                <w:sz w:val="18"/>
-                <w:szCs w:val="18"/>
-              </w:rPr>
-            </w:pPr>
-            <w:r>
-              <w:rPr>
-                <w:rStyle w:val="24"/>
-                <w:rFonts w:hint="default" w:ascii="Segoe UI" w:hAnsi="Segoe UI" w:eastAsia="Segoe UI" w:cs="Segoe UI"/>
-                <w:b/>
-                <w:bCs/>
-                <w:i w:val="0"/>
-                <w:iCs w:val="0"/>
-                <w:caps w:val="0"/>
-                <w:snapToGrid w:val="0"/>
-                <w:color w:val="0F1115"/>
-                <w:spacing w:val="0"/>
-                <w:kern w:val="0"/>
-                <w:sz w:val="18"/>
-                <w:szCs w:val="18"/>
-                <w:bdr w:val="none" w:color="auto" w:sz="0" w:space="0"/>
-                <w:lang w:val="en-US" w:eastAsia="zh-CN" w:bidi="ar"/>
-              </w:rPr>
-              <w:t>测试频率</w:t>
-            </w:r>
-          </w:p>
-        </w:tc>
-        <w:tc>
-          <w:tcPr>
-            <w:tcW w:w="7531" w:type="dxa"/>
-            <w:tcBorders>
-              <w:top w:val="single" w:color="auto" w:sz="4" w:space="0"/>
-              <w:left w:val="single" w:color="auto" w:sz="4" w:space="0"/>
-              <w:bottom w:val="nil"/>
-              <w:right w:val="single" w:color="auto" w:sz="12" w:space="0"/>
-            </w:tcBorders>
-            <w:shd w:val="clear" w:color="auto" w:fill="auto"/>
-            <w:noWrap w:val="0"/>
-            <w:tcMar>
-              <w:top w:w="120" w:type="dxa"/>
-              <w:left w:w="192" w:type="dxa"/>
-              <w:bottom w:w="120" w:type="dxa"/>
-              <w:right w:w="-1" w:type="dxa"/>
-            </w:tcMar>
-            <w:vAlign w:val="center"/>
-          </w:tcPr>
-          <w:p>
-            <w:pPr>
-              <w:keepNext w:val="0"/>
-              <w:keepLines w:val="0"/>
-              <w:widowControl/>
-              <w:suppressLineNumbers w:val="0"/>
-              <w:snapToGrid w:val="0"/>
-              <w:spacing w:line="240" w:lineRule="auto"/>
-              <w:ind w:left="0" w:leftChars="0" w:right="0" w:rightChars="0" w:firstLine="0" w:firstLineChars="0"/>
-              <w:jc w:val="left"/>
-              <w:rPr>
-                <w:rFonts w:hint="default" w:ascii="Segoe UI" w:hAnsi="Segoe UI" w:eastAsia="Segoe UI" w:cs="Segoe UI"/>
-                <w:i w:val="0"/>
-                <w:iCs w:val="0"/>
-                <w:caps w:val="0"/>
-                <w:color w:val="0F1115"/>
-                <w:spacing w:val="0"/>
-                <w:sz w:val="18"/>
-                <w:szCs w:val="18"/>
-              </w:rPr>
-            </w:pPr>
-            <w:r>
-              <w:rPr>
-                <w:rFonts w:hint="default" w:ascii="Segoe UI" w:hAnsi="Segoe UI" w:eastAsia="Segoe UI" w:cs="Segoe UI"/>
-                <w:i w:val="0"/>
-                <w:iCs w:val="0"/>
-                <w:caps w:val="0"/>
-                <w:snapToGrid w:val="0"/>
-                <w:color w:val="0F1115"/>
-                <w:spacing w:val="0"/>
-                <w:kern w:val="0"/>
-                <w:sz w:val="18"/>
-                <w:szCs w:val="18"/>
-                <w:bdr w:val="none" w:color="auto" w:sz="0" w:space="0"/>
-                <w:lang w:val="en-US" w:eastAsia="zh-CN" w:bidi="ar"/>
-              </w:rPr>
-              <w:t>每年至少组织一次综合性业务连续性演练（合同要求）。2025年度计划执行</w:t>
-            </w:r>
-            <w:r>
-              <w:rPr>
-                <w:rFonts w:hint="eastAsia" w:ascii="Segoe UI" w:hAnsi="Segoe UI" w:eastAsia="Segoe UI" w:cs="Segoe UI"/>
-                <w:i w:val="0"/>
-                <w:iCs w:val="0"/>
-                <w:caps w:val="0"/>
-                <w:snapToGrid w:val="0"/>
-                <w:color w:val="0F1115"/>
-                <w:spacing w:val="0"/>
-                <w:kern w:val="0"/>
-                <w:sz w:val="18"/>
-                <w:szCs w:val="18"/>
-                <w:bdr w:val="none" w:color="auto" w:sz="0" w:space="0"/>
-                <w:lang w:val="en-US" w:eastAsia="zh-CN" w:bidi="ar"/>
-              </w:rPr>
-              <w:t>1</w:t>
-            </w:r>
-            <w:r>
-              <w:rPr>
-                <w:rFonts w:hint="default" w:ascii="Segoe UI" w:hAnsi="Segoe UI" w:eastAsia="Segoe UI" w:cs="Segoe UI"/>
-                <w:i w:val="0"/>
-                <w:iCs w:val="0"/>
-                <w:caps w:val="0"/>
-                <w:snapToGrid w:val="0"/>
-                <w:color w:val="0F1115"/>
-                <w:spacing w:val="0"/>
-                <w:kern w:val="0"/>
-                <w:sz w:val="18"/>
-                <w:szCs w:val="18"/>
-                <w:bdr w:val="none" w:color="auto" w:sz="0" w:space="0"/>
-                <w:lang w:val="en-US" w:eastAsia="zh-CN" w:bidi="ar"/>
-              </w:rPr>
-              <w:t>次。</w:t>
-            </w:r>
-          </w:p>
-        </w:tc>
-      </w:tr>
-      <w:tr>
-        <w:tblPrEx>
-          <w:tblBorders>
-            <w:top w:val="none" w:color="auto" w:sz="0" w:space="0"/>
-            <w:left w:val="none" w:color="auto" w:sz="0" w:space="0"/>
-            <w:bottom w:val="none" w:color="auto" w:sz="0" w:space="0"/>
-            <w:right w:val="none" w:color="auto" w:sz="0" w:space="0"/>
-            <w:insideH w:val="none" w:color="auto" w:sz="0" w:space="0"/>
-            <w:insideV w:val="none" w:color="auto" w:sz="0" w:space="0"/>
-          </w:tblBorders>
-          <w:tblCellMar>
-            <w:top w:w="15" w:type="dxa"/>
-            <w:left w:w="15" w:type="dxa"/>
-            <w:bottom w:w="15" w:type="dxa"/>
-            <w:right w:w="15" w:type="dxa"/>
-          </w:tblCellMar>
-        </w:tblPrEx>
-        <w:trPr>
-          <w:trHeight w:val="0" w:hRule="atLeast"/>
-          <w:jc w:val="center"/>
-        </w:trPr>
-        <w:tc>
-          <w:tcPr>
-            <w:tcW w:w="990" w:type="dxa"/>
-            <w:tcBorders>
-              <w:top w:val="single" w:color="auto" w:sz="4" w:space="0"/>
-              <w:left w:val="single" w:color="auto" w:sz="12" w:space="0"/>
-              <w:bottom w:val="nil"/>
-              <w:right w:val="nil"/>
-            </w:tcBorders>
-            <w:shd w:val="clear" w:color="auto" w:fill="auto"/>
-            <w:noWrap w:val="0"/>
-            <w:tcMar>
-              <w:top w:w="120" w:type="dxa"/>
-              <w:left w:w="-1" w:type="dxa"/>
-              <w:bottom w:w="120" w:type="dxa"/>
-              <w:right w:w="192" w:type="dxa"/>
-            </w:tcMar>
-            <w:vAlign w:val="center"/>
-          </w:tcPr>
-          <w:p>
-            <w:pPr>
-              <w:keepNext w:val="0"/>
-              <w:keepLines w:val="0"/>
-              <w:widowControl/>
-              <w:suppressLineNumbers w:val="0"/>
-              <w:snapToGrid w:val="0"/>
-              <w:spacing w:line="240" w:lineRule="auto"/>
-              <w:ind w:left="0" w:leftChars="0" w:right="0" w:rightChars="0" w:firstLine="0" w:firstLineChars="0"/>
-              <w:jc w:val="center"/>
-              <w:rPr>
-                <w:rFonts w:hint="default" w:ascii="Segoe UI" w:hAnsi="Segoe UI" w:eastAsia="Segoe UI" w:cs="Segoe UI"/>
-                <w:i w:val="0"/>
-                <w:iCs w:val="0"/>
-                <w:caps w:val="0"/>
-                <w:color w:val="0F1115"/>
-                <w:spacing w:val="0"/>
-                <w:sz w:val="18"/>
-                <w:szCs w:val="18"/>
-              </w:rPr>
-            </w:pPr>
-            <w:r>
-              <w:rPr>
-                <w:rStyle w:val="24"/>
-                <w:rFonts w:hint="default" w:ascii="Segoe UI" w:hAnsi="Segoe UI" w:eastAsia="Segoe UI" w:cs="Segoe UI"/>
-                <w:b/>
-                <w:bCs/>
-                <w:i w:val="0"/>
-                <w:iCs w:val="0"/>
-                <w:caps w:val="0"/>
-                <w:snapToGrid w:val="0"/>
-                <w:color w:val="0F1115"/>
-                <w:spacing w:val="0"/>
-                <w:kern w:val="0"/>
-                <w:sz w:val="18"/>
-                <w:szCs w:val="18"/>
-                <w:bdr w:val="none" w:color="auto" w:sz="0" w:space="0"/>
-                <w:lang w:val="en-US" w:eastAsia="zh-CN" w:bidi="ar"/>
-              </w:rPr>
-              <w:t>测试形式</w:t>
-            </w:r>
-          </w:p>
-        </w:tc>
-        <w:tc>
-          <w:tcPr>
-            <w:tcW w:w="7531" w:type="dxa"/>
-            <w:tcBorders>
-              <w:top w:val="single" w:color="auto" w:sz="4" w:space="0"/>
-              <w:left w:val="single" w:color="auto" w:sz="4" w:space="0"/>
-              <w:bottom w:val="nil"/>
-              <w:right w:val="single" w:color="auto" w:sz="12" w:space="0"/>
-            </w:tcBorders>
-            <w:shd w:val="clear" w:color="auto" w:fill="auto"/>
-            <w:noWrap w:val="0"/>
-            <w:tcMar>
-              <w:top w:w="120" w:type="dxa"/>
-              <w:left w:w="192" w:type="dxa"/>
-              <w:bottom w:w="120" w:type="dxa"/>
-              <w:right w:w="-1" w:type="dxa"/>
-            </w:tcMar>
-            <w:vAlign w:val="center"/>
-          </w:tcPr>
-          <w:p>
-            <w:pPr>
-              <w:keepNext w:val="0"/>
-              <w:keepLines w:val="0"/>
-              <w:widowControl/>
-              <w:suppressLineNumbers w:val="0"/>
-              <w:snapToGrid w:val="0"/>
-              <w:spacing w:line="240" w:lineRule="auto"/>
-              <w:ind w:left="0" w:leftChars="0" w:right="0" w:rightChars="0" w:firstLine="0" w:firstLineChars="0"/>
-              <w:jc w:val="left"/>
-              <w:rPr>
-                <w:rFonts w:hint="default" w:ascii="Segoe UI" w:hAnsi="Segoe UI" w:eastAsia="Segoe UI" w:cs="Segoe UI"/>
-                <w:i w:val="0"/>
-                <w:iCs w:val="0"/>
-                <w:caps w:val="0"/>
-                <w:color w:val="0F1115"/>
-                <w:spacing w:val="0"/>
-                <w:sz w:val="18"/>
-                <w:szCs w:val="18"/>
-              </w:rPr>
-            </w:pPr>
-            <w:r>
-              <w:rPr>
-                <w:rFonts w:hint="default" w:ascii="Segoe UI" w:hAnsi="Segoe UI" w:eastAsia="Segoe UI" w:cs="Segoe UI"/>
-                <w:i w:val="0"/>
-                <w:iCs w:val="0"/>
-                <w:caps w:val="0"/>
-                <w:snapToGrid w:val="0"/>
-                <w:color w:val="0F1115"/>
-                <w:spacing w:val="0"/>
-                <w:kern w:val="0"/>
-                <w:sz w:val="18"/>
-                <w:szCs w:val="18"/>
-                <w:bdr w:val="none" w:color="auto" w:sz="0" w:space="0"/>
-                <w:lang w:val="en-US" w:eastAsia="zh-CN" w:bidi="ar"/>
-              </w:rPr>
-              <w:t>可采用桌面推演、模拟故障、部分设备切换等不同形式，每次选择不同主题。</w:t>
-            </w:r>
-          </w:p>
-        </w:tc>
-      </w:tr>
-      <w:tr>
-        <w:tblPrEx>
-          <w:tblBorders>
-            <w:top w:val="none" w:color="auto" w:sz="0" w:space="0"/>
-            <w:left w:val="none" w:color="auto" w:sz="0" w:space="0"/>
-            <w:bottom w:val="none" w:color="auto" w:sz="0" w:space="0"/>
-            <w:right w:val="none" w:color="auto" w:sz="0" w:space="0"/>
-            <w:insideH w:val="none" w:color="auto" w:sz="0" w:space="0"/>
-            <w:insideV w:val="none" w:color="auto" w:sz="0" w:space="0"/>
-          </w:tblBorders>
-          <w:tblCellMar>
-            <w:top w:w="15" w:type="dxa"/>
-            <w:left w:w="15" w:type="dxa"/>
-            <w:bottom w:w="15" w:type="dxa"/>
-            <w:right w:w="15" w:type="dxa"/>
-          </w:tblCellMar>
-        </w:tblPrEx>
-        <w:trPr>
-          <w:trHeight w:val="0" w:hRule="atLeast"/>
-          <w:jc w:val="center"/>
-        </w:trPr>
-        <w:tc>
-          <w:tcPr>
-            <w:tcW w:w="990" w:type="dxa"/>
-            <w:tcBorders>
-              <w:top w:val="single" w:color="auto" w:sz="4" w:space="0"/>
-              <w:left w:val="single" w:color="auto" w:sz="12" w:space="0"/>
-              <w:bottom w:val="nil"/>
-              <w:right w:val="nil"/>
-            </w:tcBorders>
-            <w:shd w:val="clear" w:color="auto" w:fill="auto"/>
-            <w:noWrap w:val="0"/>
-            <w:tcMar>
-              <w:top w:w="120" w:type="dxa"/>
-              <w:left w:w="-1" w:type="dxa"/>
-              <w:bottom w:w="120" w:type="dxa"/>
-              <w:right w:w="192" w:type="dxa"/>
-            </w:tcMar>
-            <w:vAlign w:val="center"/>
-          </w:tcPr>
-          <w:p>
-            <w:pPr>
-              <w:keepNext w:val="0"/>
-              <w:keepLines w:val="0"/>
-              <w:widowControl/>
-              <w:suppressLineNumbers w:val="0"/>
-              <w:snapToGrid w:val="0"/>
-              <w:spacing w:line="240" w:lineRule="auto"/>
-              <w:ind w:left="0" w:leftChars="0" w:right="0" w:rightChars="0" w:firstLine="0" w:firstLineChars="0"/>
-              <w:jc w:val="center"/>
-              <w:rPr>
-                <w:rFonts w:hint="default" w:ascii="Segoe UI" w:hAnsi="Segoe UI" w:eastAsia="Segoe UI" w:cs="Segoe UI"/>
-                <w:i w:val="0"/>
-                <w:iCs w:val="0"/>
-                <w:caps w:val="0"/>
-                <w:color w:val="0F1115"/>
-                <w:spacing w:val="0"/>
-                <w:sz w:val="18"/>
-                <w:szCs w:val="18"/>
-              </w:rPr>
-            </w:pPr>
-            <w:r>
-              <w:rPr>
-                <w:rStyle w:val="24"/>
-                <w:rFonts w:hint="default" w:ascii="Segoe UI" w:hAnsi="Segoe UI" w:eastAsia="Segoe UI" w:cs="Segoe UI"/>
-                <w:b/>
-                <w:bCs/>
-                <w:i w:val="0"/>
-                <w:iCs w:val="0"/>
-                <w:caps w:val="0"/>
-                <w:snapToGrid w:val="0"/>
-                <w:color w:val="0F1115"/>
-                <w:spacing w:val="0"/>
-                <w:kern w:val="0"/>
-                <w:sz w:val="18"/>
-                <w:szCs w:val="18"/>
-                <w:bdr w:val="none" w:color="auto" w:sz="0" w:space="0"/>
-                <w:lang w:val="en-US" w:eastAsia="zh-CN" w:bidi="ar"/>
-              </w:rPr>
-              <w:t>演练主题</w:t>
-            </w:r>
-          </w:p>
-        </w:tc>
-        <w:tc>
-          <w:tcPr>
-            <w:tcW w:w="7531" w:type="dxa"/>
-            <w:tcBorders>
-              <w:top w:val="single" w:color="auto" w:sz="4" w:space="0"/>
-              <w:left w:val="single" w:color="auto" w:sz="4" w:space="0"/>
-              <w:bottom w:val="nil"/>
-              <w:right w:val="single" w:color="auto" w:sz="12" w:space="0"/>
-            </w:tcBorders>
-            <w:shd w:val="clear" w:color="auto" w:fill="auto"/>
-            <w:noWrap w:val="0"/>
-            <w:tcMar>
-              <w:top w:w="120" w:type="dxa"/>
-              <w:left w:w="192" w:type="dxa"/>
-              <w:bottom w:w="120" w:type="dxa"/>
-              <w:right w:w="-1" w:type="dxa"/>
-            </w:tcMar>
-            <w:vAlign w:val="center"/>
-          </w:tcPr>
-          <w:p>
-            <w:pPr>
-              <w:keepNext w:val="0"/>
-              <w:keepLines w:val="0"/>
-              <w:widowControl/>
-              <w:suppressLineNumbers w:val="0"/>
-              <w:snapToGrid w:val="0"/>
-              <w:spacing w:line="240" w:lineRule="auto"/>
-              <w:ind w:left="0" w:leftChars="0" w:right="0" w:rightChars="0" w:firstLine="0" w:firstLineChars="0"/>
-              <w:jc w:val="left"/>
-              <w:rPr>
-                <w:rFonts w:hint="default" w:ascii="Segoe UI" w:hAnsi="Segoe UI" w:eastAsia="Segoe UI" w:cs="Segoe UI"/>
-                <w:i w:val="0"/>
-                <w:iCs w:val="0"/>
-                <w:caps w:val="0"/>
-                <w:color w:val="0F1115"/>
-                <w:spacing w:val="0"/>
-                <w:sz w:val="18"/>
-                <w:szCs w:val="18"/>
-              </w:rPr>
-            </w:pPr>
-            <w:r>
-              <w:rPr>
-                <w:rFonts w:hint="default" w:ascii="Segoe UI" w:hAnsi="Segoe UI" w:eastAsia="Segoe UI" w:cs="Segoe UI"/>
-                <w:i w:val="0"/>
-                <w:iCs w:val="0"/>
-                <w:caps w:val="0"/>
-                <w:snapToGrid w:val="0"/>
-                <w:color w:val="0F1115"/>
-                <w:spacing w:val="0"/>
-                <w:kern w:val="0"/>
-                <w:sz w:val="18"/>
-                <w:szCs w:val="18"/>
-                <w:bdr w:val="none" w:color="auto" w:sz="0" w:space="0"/>
-                <w:lang w:val="en-US" w:eastAsia="zh-CN" w:bidi="ar"/>
-              </w:rPr>
-              <w:t>主题一：核心交换机主备切换演练（</w:t>
-            </w:r>
-            <w:r>
-              <w:rPr>
-                <w:rFonts w:hint="eastAsia" w:ascii="Segoe UI" w:hAnsi="Segoe UI" w:eastAsia="Segoe UI" w:cs="Segoe UI"/>
-                <w:i w:val="0"/>
-                <w:iCs w:val="0"/>
-                <w:caps w:val="0"/>
-                <w:snapToGrid w:val="0"/>
-                <w:color w:val="0F1115"/>
-                <w:spacing w:val="0"/>
-                <w:kern w:val="0"/>
-                <w:sz w:val="18"/>
-                <w:szCs w:val="18"/>
-                <w:bdr w:val="none" w:color="auto" w:sz="0" w:space="0"/>
-                <w:lang w:val="en-US" w:eastAsia="zh-CN" w:bidi="ar"/>
-              </w:rPr>
-              <w:t>12</w:t>
-            </w:r>
-            <w:r>
-              <w:rPr>
-                <w:rFonts w:hint="default" w:ascii="Segoe UI" w:hAnsi="Segoe UI" w:eastAsia="Segoe UI" w:cs="Segoe UI"/>
-                <w:i w:val="0"/>
-                <w:iCs w:val="0"/>
-                <w:caps w:val="0"/>
-                <w:snapToGrid w:val="0"/>
-                <w:color w:val="0F1115"/>
-                <w:spacing w:val="0"/>
-                <w:kern w:val="0"/>
-                <w:sz w:val="18"/>
-                <w:szCs w:val="18"/>
-                <w:bdr w:val="none" w:color="auto" w:sz="0" w:space="0"/>
-                <w:lang w:val="en-US" w:eastAsia="zh-CN" w:bidi="ar"/>
-              </w:rPr>
-              <w:t>月）</w:t>
-            </w:r>
-            <w:bookmarkStart w:id="28" w:name="_GoBack"/>
-            <w:bookmarkEnd w:id="28"/>
-            <w:r>
-              <w:rPr>
-                <w:rFonts w:hint="default" w:ascii="Segoe UI" w:hAnsi="Segoe UI" w:eastAsia="Segoe UI" w:cs="Segoe UI"/>
-                <w:i w:val="0"/>
-                <w:iCs w:val="0"/>
-                <w:caps w:val="0"/>
-                <w:snapToGrid w:val="0"/>
-                <w:color w:val="0F1115"/>
-                <w:spacing w:val="0"/>
-                <w:kern w:val="0"/>
-                <w:sz w:val="18"/>
-                <w:szCs w:val="18"/>
-                <w:bdr w:val="none" w:color="auto" w:sz="0" w:space="0"/>
-                <w:lang w:val="en-US" w:eastAsia="zh-CN" w:bidi="ar"/>
-              </w:rPr>
-              <w:t>。</w:t>
-            </w:r>
-          </w:p>
-        </w:tc>
-      </w:tr>
-      <w:tr>
-        <w:tblPrEx>
-          <w:tblBorders>
-            <w:top w:val="none" w:color="auto" w:sz="0" w:space="0"/>
-            <w:left w:val="none" w:color="auto" w:sz="0" w:space="0"/>
-            <w:bottom w:val="none" w:color="auto" w:sz="0" w:space="0"/>
-            <w:right w:val="none" w:color="auto" w:sz="0" w:space="0"/>
-            <w:insideH w:val="none" w:color="auto" w:sz="0" w:space="0"/>
-            <w:insideV w:val="none" w:color="auto" w:sz="0" w:space="0"/>
-          </w:tblBorders>
-          <w:tblCellMar>
-            <w:top w:w="15" w:type="dxa"/>
-            <w:left w:w="15" w:type="dxa"/>
-            <w:bottom w:w="15" w:type="dxa"/>
-            <w:right w:w="15" w:type="dxa"/>
-          </w:tblCellMar>
-        </w:tblPrEx>
-        <w:trPr>
-          <w:trHeight w:val="0" w:hRule="atLeast"/>
-          <w:jc w:val="center"/>
-        </w:trPr>
-        <w:tc>
-          <w:tcPr>
-            <w:tcW w:w="990" w:type="dxa"/>
-            <w:tcBorders>
-              <w:top w:val="single" w:color="auto" w:sz="4" w:space="0"/>
-              <w:left w:val="single" w:color="auto" w:sz="12" w:space="0"/>
-              <w:bottom w:val="nil"/>
-              <w:right w:val="nil"/>
-            </w:tcBorders>
-            <w:shd w:val="clear" w:color="auto" w:fill="auto"/>
-            <w:noWrap w:val="0"/>
-            <w:tcMar>
-              <w:top w:w="120" w:type="dxa"/>
-              <w:left w:w="-1" w:type="dxa"/>
-              <w:bottom w:w="120" w:type="dxa"/>
-              <w:right w:w="192" w:type="dxa"/>
-            </w:tcMar>
-            <w:vAlign w:val="center"/>
-          </w:tcPr>
-          <w:p>
-            <w:pPr>
-              <w:keepNext w:val="0"/>
-              <w:keepLines w:val="0"/>
-              <w:widowControl/>
-              <w:suppressLineNumbers w:val="0"/>
-              <w:snapToGrid w:val="0"/>
-              <w:spacing w:line="240" w:lineRule="auto"/>
-              <w:ind w:left="0" w:leftChars="0" w:right="0" w:rightChars="0" w:firstLine="0" w:firstLineChars="0"/>
-              <w:jc w:val="center"/>
-              <w:rPr>
-                <w:rFonts w:hint="default" w:ascii="Segoe UI" w:hAnsi="Segoe UI" w:eastAsia="Segoe UI" w:cs="Segoe UI"/>
-                <w:i w:val="0"/>
-                <w:iCs w:val="0"/>
-                <w:caps w:val="0"/>
-                <w:color w:val="0F1115"/>
-                <w:spacing w:val="0"/>
-                <w:sz w:val="18"/>
-                <w:szCs w:val="18"/>
-              </w:rPr>
-            </w:pPr>
-            <w:r>
-              <w:rPr>
-                <w:rStyle w:val="24"/>
-                <w:rFonts w:hint="default" w:ascii="Segoe UI" w:hAnsi="Segoe UI" w:eastAsia="Segoe UI" w:cs="Segoe UI"/>
-                <w:b/>
-                <w:bCs/>
-                <w:i w:val="0"/>
-                <w:iCs w:val="0"/>
-                <w:caps w:val="0"/>
-                <w:snapToGrid w:val="0"/>
-                <w:color w:val="0F1115"/>
-                <w:spacing w:val="0"/>
-                <w:kern w:val="0"/>
-                <w:sz w:val="18"/>
-                <w:szCs w:val="18"/>
-                <w:bdr w:val="none" w:color="auto" w:sz="0" w:space="0"/>
-                <w:lang w:val="en-US" w:eastAsia="zh-CN" w:bidi="ar"/>
-              </w:rPr>
-              <w:t>审批流程</w:t>
-            </w:r>
-          </w:p>
-        </w:tc>
-        <w:tc>
-          <w:tcPr>
-            <w:tcW w:w="7531" w:type="dxa"/>
-            <w:tcBorders>
-              <w:top w:val="single" w:color="auto" w:sz="4" w:space="0"/>
-              <w:left w:val="single" w:color="auto" w:sz="4" w:space="0"/>
-              <w:bottom w:val="nil"/>
-              <w:right w:val="single" w:color="auto" w:sz="12" w:space="0"/>
-            </w:tcBorders>
-            <w:shd w:val="clear" w:color="auto" w:fill="auto"/>
-            <w:noWrap w:val="0"/>
-            <w:tcMar>
-              <w:top w:w="120" w:type="dxa"/>
-              <w:left w:w="192" w:type="dxa"/>
-              <w:bottom w:w="120" w:type="dxa"/>
-              <w:right w:w="-1" w:type="dxa"/>
-            </w:tcMar>
-            <w:vAlign w:val="center"/>
-          </w:tcPr>
-          <w:p>
-            <w:pPr>
-              <w:keepNext w:val="0"/>
-              <w:keepLines w:val="0"/>
-              <w:widowControl/>
-              <w:suppressLineNumbers w:val="0"/>
-              <w:snapToGrid w:val="0"/>
-              <w:spacing w:line="240" w:lineRule="auto"/>
-              <w:ind w:left="0" w:leftChars="0" w:right="0" w:rightChars="0" w:firstLine="0" w:firstLineChars="0"/>
-              <w:jc w:val="left"/>
-              <w:rPr>
-                <w:rFonts w:hint="default" w:ascii="Segoe UI" w:hAnsi="Segoe UI" w:eastAsia="Segoe UI" w:cs="Segoe UI"/>
-                <w:i w:val="0"/>
-                <w:iCs w:val="0"/>
-                <w:caps w:val="0"/>
-                <w:color w:val="0F1115"/>
-                <w:spacing w:val="0"/>
-                <w:sz w:val="18"/>
-                <w:szCs w:val="18"/>
-              </w:rPr>
-            </w:pPr>
-            <w:r>
-              <w:rPr>
-                <w:rFonts w:hint="default" w:ascii="Segoe UI" w:hAnsi="Segoe UI" w:eastAsia="Segoe UI" w:cs="Segoe UI"/>
-                <w:i w:val="0"/>
-                <w:iCs w:val="0"/>
-                <w:caps w:val="0"/>
-                <w:snapToGrid w:val="0"/>
-                <w:color w:val="0F1115"/>
-                <w:spacing w:val="0"/>
-                <w:kern w:val="0"/>
-                <w:sz w:val="18"/>
-                <w:szCs w:val="18"/>
-                <w:bdr w:val="none" w:color="auto" w:sz="0" w:space="0"/>
-                <w:lang w:val="en-US" w:eastAsia="zh-CN" w:bidi="ar"/>
-              </w:rPr>
-              <w:t>演练计划需报公司管理层及甲方相关负责人批准后实施。</w:t>
             </w:r>
           </w:p>
         </w:tc>
@@ -9164,12 +11356,22 @@
             <w:pPr>
               <w:keepNext w:val="0"/>
               <w:keepLines w:val="0"/>
-              <w:widowControl/>
+              <w:pageBreakBefore w:val="0"/>
+              <w:widowControl w:val="0"/>
               <w:suppressLineNumbers w:val="0"/>
+              <w:kinsoku w:val="0"/>
+              <w:wordWrap/>
+              <w:overflowPunct/>
+              <w:topLinePunct w:val="0"/>
+              <w:autoSpaceDE w:val="0"/>
+              <w:autoSpaceDN w:val="0"/>
+              <w:bidi w:val="0"/>
+              <w:adjustRightInd w:val="0"/>
               <w:snapToGrid w:val="0"/>
               <w:spacing w:line="240" w:lineRule="auto"/>
               <w:ind w:left="0" w:leftChars="0" w:right="0" w:rightChars="0" w:firstLine="0" w:firstLineChars="0"/>
               <w:jc w:val="center"/>
+              <w:textAlignment w:val="baseline"/>
               <w:rPr>
                 <w:rFonts w:hint="default" w:ascii="Segoe UI" w:hAnsi="Segoe UI" w:eastAsia="Segoe UI" w:cs="Segoe UI"/>
                 <w:i w:val="0"/>
@@ -9196,10 +11398,9 @@
                 <w:kern w:val="0"/>
                 <w:sz w:val="18"/>
                 <w:szCs w:val="18"/>
-                <w:bdr w:val="none" w:color="auto" w:sz="0" w:space="0"/>
                 <w:lang w:val="en-US" w:eastAsia="zh-CN" w:bidi="ar"/>
               </w:rPr>
-              <w:t>记录要求</w:t>
+              <w:t>测试频率</w:t>
             </w:r>
           </w:p>
         </w:tc>
@@ -9226,12 +11427,22 @@
             <w:pPr>
               <w:keepNext w:val="0"/>
               <w:keepLines w:val="0"/>
-              <w:widowControl/>
+              <w:pageBreakBefore w:val="0"/>
+              <w:widowControl w:val="0"/>
               <w:suppressLineNumbers w:val="0"/>
+              <w:kinsoku w:val="0"/>
+              <w:wordWrap/>
+              <w:overflowPunct/>
+              <w:topLinePunct w:val="0"/>
+              <w:autoSpaceDE w:val="0"/>
+              <w:autoSpaceDN w:val="0"/>
+              <w:bidi w:val="0"/>
+              <w:adjustRightInd w:val="0"/>
               <w:snapToGrid w:val="0"/>
               <w:spacing w:line="240" w:lineRule="auto"/>
               <w:ind w:left="0" w:leftChars="0" w:right="0" w:rightChars="0" w:firstLine="0" w:firstLineChars="0"/>
               <w:jc w:val="left"/>
+              <w:textAlignment w:val="baseline"/>
               <w:rPr>
                 <w:rFonts w:hint="default" w:ascii="Segoe UI" w:hAnsi="Segoe UI" w:eastAsia="Segoe UI" w:cs="Segoe UI"/>
                 <w:i w:val="0"/>
@@ -9255,10 +11466,41 @@
                 <w:kern w:val="0"/>
                 <w:sz w:val="18"/>
                 <w:szCs w:val="18"/>
-                <w:bdr w:val="none" w:color="auto" w:sz="0" w:space="0"/>
                 <w:lang w:val="en-US" w:eastAsia="zh-CN" w:bidi="ar"/>
               </w:rPr>
-              <w:t>演练过程需详细记录，演练结束后需形成《连续性演练总结报告》，分析不足并制定改进措施。</w:t>
+              <w:t>每年至少组织一次综合性业务连续性演练（合同要求）。2025年度计划执行</w:t>
+            </w:r>
+            <w:r>
+              <w:rPr>
+                <w:rFonts w:hint="eastAsia" w:ascii="Segoe UI" w:hAnsi="Segoe UI" w:eastAsia="Segoe UI" w:cs="Segoe UI"/>
+                <w:i w:val="0"/>
+                <w:iCs w:val="0"/>
+                <w:caps w:val="0"/>
+                <w:snapToGrid w:val="0"/>
+                <w:color w:val="0F1115"/>
+                <w:spacing w:val="0"/>
+                <w:kern w:val="0"/>
+                <w:sz w:val="18"/>
+                <w:szCs w:val="18"/>
+                <w:lang w:val="en-US" w:eastAsia="zh-CN" w:bidi="ar"/>
+              </w:rPr>
+              <w:t>1</w:t>
+            </w:r>
+            <w:r>
+              <w:rPr>
+                <w:rFonts w:hint="default" w:ascii="Segoe UI" w:hAnsi="Segoe UI" w:eastAsia="Segoe UI" w:cs="Segoe UI"/>
+                <w:i w:val="0"/>
+                <w:iCs w:val="0"/>
+                <w:caps w:val="0"/>
+                <w:snapToGrid w:val="0"/>
+                <w:color w:val="0F1115"/>
+                <w:spacing w:val="0"/>
+                <w:kern w:val="0"/>
+                <w:sz w:val="18"/>
+                <w:szCs w:val="18"/>
+                <w:lang w:val="en-US" w:eastAsia="zh-CN" w:bidi="ar"/>
+              </w:rPr>
+              <w:t>次。</w:t>
             </w:r>
           </w:p>
         </w:tc>
@@ -9273,6 +11515,7 @@
             <w:insideH w:val="none" w:color="auto" w:sz="0" w:space="0"/>
             <w:insideV w:val="none" w:color="auto" w:sz="0" w:space="0"/>
           </w:tblBorders>
+          <w:shd w:val="clear" w:color="auto" w:fill="auto"/>
           <w:tblCellMar>
             <w:top w:w="15" w:type="dxa"/>
             <w:left w:w="15" w:type="dxa"/>
@@ -9290,7 +11533,7 @@
             <w:tcBorders>
               <w:top w:val="single" w:color="auto" w:sz="4" w:space="0"/>
               <w:left w:val="single" w:color="auto" w:sz="12" w:space="0"/>
-              <w:bottom w:val="single" w:color="auto" w:sz="12" w:space="0"/>
+              <w:bottom w:val="nil"/>
               <w:right w:val="nil"/>
             </w:tcBorders>
             <w:shd w:val="clear" w:color="auto" w:fill="auto"/>
@@ -9307,12 +11550,22 @@
             <w:pPr>
               <w:keepNext w:val="0"/>
               <w:keepLines w:val="0"/>
-              <w:widowControl/>
+              <w:pageBreakBefore w:val="0"/>
+              <w:widowControl w:val="0"/>
               <w:suppressLineNumbers w:val="0"/>
+              <w:kinsoku w:val="0"/>
+              <w:wordWrap/>
+              <w:overflowPunct/>
+              <w:topLinePunct w:val="0"/>
+              <w:autoSpaceDE w:val="0"/>
+              <w:autoSpaceDN w:val="0"/>
+              <w:bidi w:val="0"/>
+              <w:adjustRightInd w:val="0"/>
               <w:snapToGrid w:val="0"/>
               <w:spacing w:line="240" w:lineRule="auto"/>
               <w:ind w:left="0" w:leftChars="0" w:right="0" w:rightChars="0" w:firstLine="0" w:firstLineChars="0"/>
               <w:jc w:val="center"/>
+              <w:textAlignment w:val="baseline"/>
               <w:rPr>
                 <w:rFonts w:hint="default" w:ascii="Segoe UI" w:hAnsi="Segoe UI" w:eastAsia="Segoe UI" w:cs="Segoe UI"/>
                 <w:i w:val="0"/>
@@ -9339,10 +11592,9 @@
                 <w:kern w:val="0"/>
                 <w:sz w:val="18"/>
                 <w:szCs w:val="18"/>
-                <w:bdr w:val="none" w:color="auto" w:sz="0" w:space="0"/>
                 <w:lang w:val="en-US" w:eastAsia="zh-CN" w:bidi="ar"/>
               </w:rPr>
-              <w:t>归档责任</w:t>
+              <w:t>测试形式</w:t>
             </w:r>
           </w:p>
         </w:tc>
@@ -9352,7 +11604,7 @@
             <w:tcBorders>
               <w:top w:val="single" w:color="auto" w:sz="4" w:space="0"/>
               <w:left w:val="single" w:color="auto" w:sz="4" w:space="0"/>
-              <w:bottom w:val="single" w:color="auto" w:sz="12" w:space="0"/>
+              <w:bottom w:val="nil"/>
               <w:right w:val="single" w:color="auto" w:sz="12" w:space="0"/>
             </w:tcBorders>
             <w:shd w:val="clear" w:color="auto" w:fill="auto"/>
@@ -9369,12 +11621,22 @@
             <w:pPr>
               <w:keepNext w:val="0"/>
               <w:keepLines w:val="0"/>
-              <w:widowControl/>
+              <w:pageBreakBefore w:val="0"/>
+              <w:widowControl w:val="0"/>
               <w:suppressLineNumbers w:val="0"/>
+              <w:kinsoku w:val="0"/>
+              <w:wordWrap/>
+              <w:overflowPunct/>
+              <w:topLinePunct w:val="0"/>
+              <w:autoSpaceDE w:val="0"/>
+              <w:autoSpaceDN w:val="0"/>
+              <w:bidi w:val="0"/>
+              <w:adjustRightInd w:val="0"/>
               <w:snapToGrid w:val="0"/>
               <w:spacing w:line="240" w:lineRule="auto"/>
               <w:ind w:left="0" w:leftChars="0" w:right="0" w:rightChars="0" w:firstLine="0" w:firstLineChars="0"/>
               <w:jc w:val="left"/>
+              <w:textAlignment w:val="baseline"/>
               <w:rPr>
                 <w:rFonts w:hint="default" w:ascii="Segoe UI" w:hAnsi="Segoe UI" w:eastAsia="Segoe UI" w:cs="Segoe UI"/>
                 <w:i w:val="0"/>
@@ -9400,6 +11662,686 @@
                 <w:szCs w:val="18"/>
                 <w:lang w:val="en-US" w:eastAsia="zh-CN" w:bidi="ar"/>
               </w:rPr>
+              <w:t>可采用桌面推演、模拟故障、部分设备切换等不同形式，每次选择不同主题。</w:t>
+            </w:r>
+          </w:p>
+        </w:tc>
+      </w:tr>
+      <w:tr>
+        <w:tblPrEx>
+          <w:tblBorders>
+            <w:top w:val="none" w:color="auto" w:sz="0" w:space="0"/>
+            <w:left w:val="none" w:color="auto" w:sz="0" w:space="0"/>
+            <w:bottom w:val="none" w:color="auto" w:sz="0" w:space="0"/>
+            <w:right w:val="none" w:color="auto" w:sz="0" w:space="0"/>
+            <w:insideH w:val="none" w:color="auto" w:sz="0" w:space="0"/>
+            <w:insideV w:val="none" w:color="auto" w:sz="0" w:space="0"/>
+          </w:tblBorders>
+          <w:shd w:val="clear" w:color="auto" w:fill="auto"/>
+          <w:tblCellMar>
+            <w:top w:w="15" w:type="dxa"/>
+            <w:left w:w="15" w:type="dxa"/>
+            <w:bottom w:w="15" w:type="dxa"/>
+            <w:right w:w="15" w:type="dxa"/>
+          </w:tblCellMar>
+        </w:tblPrEx>
+        <w:trPr>
+          <w:trHeight w:val="0" w:hRule="atLeast"/>
+          <w:jc w:val="center"/>
+        </w:trPr>
+        <w:tc>
+          <w:tcPr>
+            <w:tcW w:w="990" w:type="dxa"/>
+            <w:tcBorders>
+              <w:top w:val="single" w:color="auto" w:sz="4" w:space="0"/>
+              <w:left w:val="single" w:color="auto" w:sz="12" w:space="0"/>
+              <w:bottom w:val="nil"/>
+              <w:right w:val="nil"/>
+            </w:tcBorders>
+            <w:shd w:val="clear" w:color="auto" w:fill="auto"/>
+            <w:noWrap w:val="0"/>
+            <w:tcMar>
+              <w:top w:w="120" w:type="dxa"/>
+              <w:left w:w="-1" w:type="dxa"/>
+              <w:bottom w:w="120" w:type="dxa"/>
+              <w:right w:w="192" w:type="dxa"/>
+            </w:tcMar>
+            <w:vAlign w:val="center"/>
+          </w:tcPr>
+          <w:p>
+            <w:pPr>
+              <w:keepNext w:val="0"/>
+              <w:keepLines w:val="0"/>
+              <w:pageBreakBefore w:val="0"/>
+              <w:widowControl w:val="0"/>
+              <w:suppressLineNumbers w:val="0"/>
+              <w:kinsoku w:val="0"/>
+              <w:wordWrap/>
+              <w:overflowPunct/>
+              <w:topLinePunct w:val="0"/>
+              <w:autoSpaceDE w:val="0"/>
+              <w:autoSpaceDN w:val="0"/>
+              <w:bidi w:val="0"/>
+              <w:adjustRightInd w:val="0"/>
+              <w:snapToGrid w:val="0"/>
+              <w:spacing w:line="240" w:lineRule="auto"/>
+              <w:ind w:left="0" w:leftChars="0" w:right="0" w:rightChars="0" w:firstLine="0" w:firstLineChars="0"/>
+              <w:jc w:val="center"/>
+              <w:textAlignment w:val="baseline"/>
+              <w:rPr>
+                <w:rFonts w:hint="default" w:ascii="Segoe UI" w:hAnsi="Segoe UI" w:eastAsia="Segoe UI" w:cs="Segoe UI"/>
+                <w:i w:val="0"/>
+                <w:iCs w:val="0"/>
+                <w:caps w:val="0"/>
+                <w:color w:val="0F1115"/>
+                <w:spacing w:val="0"/>
+                <w:sz w:val="18"/>
+                <w:szCs w:val="18"/>
+              </w:rPr>
+            </w:pPr>
+            <w:r>
+              <w:rPr>
+                <w:rStyle w:val="24"/>
+                <w:rFonts w:hint="default" w:ascii="Segoe UI" w:hAnsi="Segoe UI" w:eastAsia="Segoe UI" w:cs="Segoe UI"/>
+                <w:b/>
+                <w:bCs/>
+                <w:i w:val="0"/>
+                <w:iCs w:val="0"/>
+                <w:caps w:val="0"/>
+                <w:snapToGrid w:val="0"/>
+                <w:color w:val="0F1115"/>
+                <w:spacing w:val="0"/>
+                <w:kern w:val="0"/>
+                <w:sz w:val="18"/>
+                <w:szCs w:val="18"/>
+                <w:lang w:val="en-US" w:eastAsia="zh-CN" w:bidi="ar"/>
+              </w:rPr>
+              <w:t>演练主题</w:t>
+            </w:r>
+          </w:p>
+        </w:tc>
+        <w:tc>
+          <w:tcPr>
+            <w:tcW w:w="7531" w:type="dxa"/>
+            <w:tcBorders>
+              <w:top w:val="single" w:color="auto" w:sz="4" w:space="0"/>
+              <w:left w:val="single" w:color="auto" w:sz="4" w:space="0"/>
+              <w:bottom w:val="nil"/>
+              <w:right w:val="single" w:color="auto" w:sz="12" w:space="0"/>
+            </w:tcBorders>
+            <w:shd w:val="clear" w:color="auto" w:fill="auto"/>
+            <w:noWrap w:val="0"/>
+            <w:tcMar>
+              <w:top w:w="120" w:type="dxa"/>
+              <w:left w:w="192" w:type="dxa"/>
+              <w:bottom w:w="120" w:type="dxa"/>
+              <w:right w:w="-1" w:type="dxa"/>
+            </w:tcMar>
+            <w:vAlign w:val="center"/>
+          </w:tcPr>
+          <w:p>
+            <w:pPr>
+              <w:keepNext w:val="0"/>
+              <w:keepLines w:val="0"/>
+              <w:pageBreakBefore w:val="0"/>
+              <w:widowControl w:val="0"/>
+              <w:suppressLineNumbers w:val="0"/>
+              <w:kinsoku w:val="0"/>
+              <w:wordWrap/>
+              <w:overflowPunct/>
+              <w:topLinePunct w:val="0"/>
+              <w:autoSpaceDE w:val="0"/>
+              <w:autoSpaceDN w:val="0"/>
+              <w:bidi w:val="0"/>
+              <w:adjustRightInd w:val="0"/>
+              <w:snapToGrid w:val="0"/>
+              <w:spacing w:line="240" w:lineRule="auto"/>
+              <w:ind w:left="0" w:leftChars="0" w:right="0" w:rightChars="0" w:firstLine="0" w:firstLineChars="0"/>
+              <w:jc w:val="left"/>
+              <w:textAlignment w:val="baseline"/>
+              <w:rPr>
+                <w:rFonts w:hint="default" w:ascii="Segoe UI" w:hAnsi="Segoe UI" w:eastAsia="Segoe UI" w:cs="Segoe UI"/>
+                <w:i w:val="0"/>
+                <w:iCs w:val="0"/>
+                <w:caps w:val="0"/>
+                <w:color w:val="0F1115"/>
+                <w:spacing w:val="0"/>
+                <w:sz w:val="18"/>
+                <w:szCs w:val="18"/>
+              </w:rPr>
+            </w:pPr>
+            <w:r>
+              <w:rPr>
+                <w:rFonts w:hint="default" w:ascii="Segoe UI" w:hAnsi="Segoe UI" w:eastAsia="Segoe UI" w:cs="Segoe UI"/>
+                <w:i w:val="0"/>
+                <w:iCs w:val="0"/>
+                <w:caps w:val="0"/>
+                <w:snapToGrid w:val="0"/>
+                <w:color w:val="0F1115"/>
+                <w:spacing w:val="0"/>
+                <w:kern w:val="0"/>
+                <w:sz w:val="18"/>
+                <w:szCs w:val="18"/>
+                <w:lang w:val="en-US" w:eastAsia="zh-CN" w:bidi="ar"/>
+              </w:rPr>
+              <w:t>主题一：核心交换机主备切换演练（</w:t>
+            </w:r>
+            <w:r>
+              <w:rPr>
+                <w:rFonts w:hint="eastAsia" w:ascii="Segoe UI" w:hAnsi="Segoe UI" w:eastAsia="Segoe UI" w:cs="Segoe UI"/>
+                <w:i w:val="0"/>
+                <w:iCs w:val="0"/>
+                <w:caps w:val="0"/>
+                <w:snapToGrid w:val="0"/>
+                <w:color w:val="0F1115"/>
+                <w:spacing w:val="0"/>
+                <w:kern w:val="0"/>
+                <w:sz w:val="18"/>
+                <w:szCs w:val="18"/>
+                <w:lang w:val="en-US" w:eastAsia="zh-CN" w:bidi="ar"/>
+              </w:rPr>
+              <w:t>12</w:t>
+            </w:r>
+            <w:r>
+              <w:rPr>
+                <w:rFonts w:hint="default" w:ascii="Segoe UI" w:hAnsi="Segoe UI" w:eastAsia="Segoe UI" w:cs="Segoe UI"/>
+                <w:i w:val="0"/>
+                <w:iCs w:val="0"/>
+                <w:caps w:val="0"/>
+                <w:snapToGrid w:val="0"/>
+                <w:color w:val="0F1115"/>
+                <w:spacing w:val="0"/>
+                <w:kern w:val="0"/>
+                <w:sz w:val="18"/>
+                <w:szCs w:val="18"/>
+                <w:lang w:val="en-US" w:eastAsia="zh-CN" w:bidi="ar"/>
+              </w:rPr>
+              <w:t>月）。</w:t>
+            </w:r>
+          </w:p>
+        </w:tc>
+      </w:tr>
+      <w:tr>
+        <w:tblPrEx>
+          <w:tblBorders>
+            <w:top w:val="none" w:color="auto" w:sz="0" w:space="0"/>
+            <w:left w:val="none" w:color="auto" w:sz="0" w:space="0"/>
+            <w:bottom w:val="none" w:color="auto" w:sz="0" w:space="0"/>
+            <w:right w:val="none" w:color="auto" w:sz="0" w:space="0"/>
+            <w:insideH w:val="none" w:color="auto" w:sz="0" w:space="0"/>
+            <w:insideV w:val="none" w:color="auto" w:sz="0" w:space="0"/>
+          </w:tblBorders>
+          <w:shd w:val="clear" w:color="auto" w:fill="auto"/>
+          <w:tblCellMar>
+            <w:top w:w="15" w:type="dxa"/>
+            <w:left w:w="15" w:type="dxa"/>
+            <w:bottom w:w="15" w:type="dxa"/>
+            <w:right w:w="15" w:type="dxa"/>
+          </w:tblCellMar>
+        </w:tblPrEx>
+        <w:trPr>
+          <w:trHeight w:val="0" w:hRule="atLeast"/>
+          <w:jc w:val="center"/>
+        </w:trPr>
+        <w:tc>
+          <w:tcPr>
+            <w:tcW w:w="990" w:type="dxa"/>
+            <w:tcBorders>
+              <w:top w:val="single" w:color="auto" w:sz="4" w:space="0"/>
+              <w:left w:val="single" w:color="auto" w:sz="12" w:space="0"/>
+              <w:bottom w:val="nil"/>
+              <w:right w:val="nil"/>
+            </w:tcBorders>
+            <w:shd w:val="clear" w:color="auto" w:fill="auto"/>
+            <w:noWrap w:val="0"/>
+            <w:tcMar>
+              <w:top w:w="120" w:type="dxa"/>
+              <w:left w:w="-1" w:type="dxa"/>
+              <w:bottom w:w="120" w:type="dxa"/>
+              <w:right w:w="192" w:type="dxa"/>
+            </w:tcMar>
+            <w:vAlign w:val="center"/>
+          </w:tcPr>
+          <w:p>
+            <w:pPr>
+              <w:keepNext w:val="0"/>
+              <w:keepLines w:val="0"/>
+              <w:pageBreakBefore w:val="0"/>
+              <w:widowControl w:val="0"/>
+              <w:suppressLineNumbers w:val="0"/>
+              <w:kinsoku w:val="0"/>
+              <w:wordWrap/>
+              <w:overflowPunct/>
+              <w:topLinePunct w:val="0"/>
+              <w:autoSpaceDE w:val="0"/>
+              <w:autoSpaceDN w:val="0"/>
+              <w:bidi w:val="0"/>
+              <w:adjustRightInd w:val="0"/>
+              <w:snapToGrid w:val="0"/>
+              <w:spacing w:line="240" w:lineRule="auto"/>
+              <w:ind w:left="0" w:leftChars="0" w:right="0" w:rightChars="0" w:firstLine="0" w:firstLineChars="0"/>
+              <w:jc w:val="center"/>
+              <w:textAlignment w:val="baseline"/>
+              <w:rPr>
+                <w:rFonts w:hint="default" w:ascii="Segoe UI" w:hAnsi="Segoe UI" w:eastAsia="Segoe UI" w:cs="Segoe UI"/>
+                <w:i w:val="0"/>
+                <w:iCs w:val="0"/>
+                <w:caps w:val="0"/>
+                <w:color w:val="0F1115"/>
+                <w:spacing w:val="0"/>
+                <w:sz w:val="18"/>
+                <w:szCs w:val="18"/>
+              </w:rPr>
+            </w:pPr>
+            <w:r>
+              <w:rPr>
+                <w:rStyle w:val="24"/>
+                <w:rFonts w:hint="default" w:ascii="Segoe UI" w:hAnsi="Segoe UI" w:eastAsia="Segoe UI" w:cs="Segoe UI"/>
+                <w:b/>
+                <w:bCs/>
+                <w:i w:val="0"/>
+                <w:iCs w:val="0"/>
+                <w:caps w:val="0"/>
+                <w:snapToGrid w:val="0"/>
+                <w:color w:val="0F1115"/>
+                <w:spacing w:val="0"/>
+                <w:kern w:val="0"/>
+                <w:sz w:val="18"/>
+                <w:szCs w:val="18"/>
+                <w:lang w:val="en-US" w:eastAsia="zh-CN" w:bidi="ar"/>
+              </w:rPr>
+              <w:t>审批流程</w:t>
+            </w:r>
+          </w:p>
+        </w:tc>
+        <w:tc>
+          <w:tcPr>
+            <w:tcW w:w="7531" w:type="dxa"/>
+            <w:tcBorders>
+              <w:top w:val="single" w:color="auto" w:sz="4" w:space="0"/>
+              <w:left w:val="single" w:color="auto" w:sz="4" w:space="0"/>
+              <w:bottom w:val="nil"/>
+              <w:right w:val="single" w:color="auto" w:sz="12" w:space="0"/>
+            </w:tcBorders>
+            <w:shd w:val="clear" w:color="auto" w:fill="auto"/>
+            <w:noWrap w:val="0"/>
+            <w:tcMar>
+              <w:top w:w="120" w:type="dxa"/>
+              <w:left w:w="192" w:type="dxa"/>
+              <w:bottom w:w="120" w:type="dxa"/>
+              <w:right w:w="-1" w:type="dxa"/>
+            </w:tcMar>
+            <w:vAlign w:val="center"/>
+          </w:tcPr>
+          <w:p>
+            <w:pPr>
+              <w:keepNext w:val="0"/>
+              <w:keepLines w:val="0"/>
+              <w:pageBreakBefore w:val="0"/>
+              <w:widowControl w:val="0"/>
+              <w:suppressLineNumbers w:val="0"/>
+              <w:kinsoku w:val="0"/>
+              <w:wordWrap/>
+              <w:overflowPunct/>
+              <w:topLinePunct w:val="0"/>
+              <w:autoSpaceDE w:val="0"/>
+              <w:autoSpaceDN w:val="0"/>
+              <w:bidi w:val="0"/>
+              <w:adjustRightInd w:val="0"/>
+              <w:snapToGrid w:val="0"/>
+              <w:spacing w:line="240" w:lineRule="auto"/>
+              <w:ind w:left="0" w:leftChars="0" w:right="0" w:rightChars="0" w:firstLine="0" w:firstLineChars="0"/>
+              <w:jc w:val="left"/>
+              <w:textAlignment w:val="baseline"/>
+              <w:rPr>
+                <w:rFonts w:hint="default" w:ascii="Segoe UI" w:hAnsi="Segoe UI" w:eastAsia="Segoe UI" w:cs="Segoe UI"/>
+                <w:i w:val="0"/>
+                <w:iCs w:val="0"/>
+                <w:caps w:val="0"/>
+                <w:color w:val="0F1115"/>
+                <w:spacing w:val="0"/>
+                <w:sz w:val="18"/>
+                <w:szCs w:val="18"/>
+              </w:rPr>
+            </w:pPr>
+            <w:r>
+              <w:rPr>
+                <w:rFonts w:hint="default" w:ascii="Segoe UI" w:hAnsi="Segoe UI" w:eastAsia="Segoe UI" w:cs="Segoe UI"/>
+                <w:i w:val="0"/>
+                <w:iCs w:val="0"/>
+                <w:caps w:val="0"/>
+                <w:snapToGrid w:val="0"/>
+                <w:color w:val="0F1115"/>
+                <w:spacing w:val="0"/>
+                <w:kern w:val="0"/>
+                <w:sz w:val="18"/>
+                <w:szCs w:val="18"/>
+                <w:lang w:val="en-US" w:eastAsia="zh-CN" w:bidi="ar"/>
+              </w:rPr>
+              <w:t>演练计划需报公司管理层及甲方相关负责人批准后实施。</w:t>
+            </w:r>
+          </w:p>
+        </w:tc>
+      </w:tr>
+      <w:tr>
+        <w:tblPrEx>
+          <w:tblBorders>
+            <w:top w:val="none" w:color="auto" w:sz="0" w:space="0"/>
+            <w:left w:val="none" w:color="auto" w:sz="0" w:space="0"/>
+            <w:bottom w:val="none" w:color="auto" w:sz="0" w:space="0"/>
+            <w:right w:val="none" w:color="auto" w:sz="0" w:space="0"/>
+            <w:insideH w:val="none" w:color="auto" w:sz="0" w:space="0"/>
+            <w:insideV w:val="none" w:color="auto" w:sz="0" w:space="0"/>
+          </w:tblBorders>
+          <w:shd w:val="clear" w:color="auto" w:fill="auto"/>
+          <w:tblCellMar>
+            <w:top w:w="15" w:type="dxa"/>
+            <w:left w:w="15" w:type="dxa"/>
+            <w:bottom w:w="15" w:type="dxa"/>
+            <w:right w:w="15" w:type="dxa"/>
+          </w:tblCellMar>
+        </w:tblPrEx>
+        <w:trPr>
+          <w:trHeight w:val="0" w:hRule="atLeast"/>
+          <w:jc w:val="center"/>
+        </w:trPr>
+        <w:tc>
+          <w:tcPr>
+            <w:tcW w:w="990" w:type="dxa"/>
+            <w:tcBorders>
+              <w:top w:val="single" w:color="auto" w:sz="4" w:space="0"/>
+              <w:left w:val="single" w:color="auto" w:sz="12" w:space="0"/>
+              <w:bottom w:val="nil"/>
+              <w:right w:val="nil"/>
+            </w:tcBorders>
+            <w:shd w:val="clear" w:color="auto" w:fill="auto"/>
+            <w:noWrap w:val="0"/>
+            <w:tcMar>
+              <w:top w:w="120" w:type="dxa"/>
+              <w:left w:w="-1" w:type="dxa"/>
+              <w:bottom w:w="120" w:type="dxa"/>
+              <w:right w:w="192" w:type="dxa"/>
+            </w:tcMar>
+            <w:vAlign w:val="center"/>
+          </w:tcPr>
+          <w:p>
+            <w:pPr>
+              <w:keepNext w:val="0"/>
+              <w:keepLines w:val="0"/>
+              <w:pageBreakBefore w:val="0"/>
+              <w:widowControl w:val="0"/>
+              <w:suppressLineNumbers w:val="0"/>
+              <w:kinsoku w:val="0"/>
+              <w:wordWrap/>
+              <w:overflowPunct/>
+              <w:topLinePunct w:val="0"/>
+              <w:autoSpaceDE w:val="0"/>
+              <w:autoSpaceDN w:val="0"/>
+              <w:bidi w:val="0"/>
+              <w:adjustRightInd w:val="0"/>
+              <w:snapToGrid w:val="0"/>
+              <w:spacing w:line="240" w:lineRule="auto"/>
+              <w:ind w:left="0" w:leftChars="0" w:right="0" w:rightChars="0" w:firstLine="0" w:firstLineChars="0"/>
+              <w:jc w:val="center"/>
+              <w:textAlignment w:val="baseline"/>
+              <w:rPr>
+                <w:rFonts w:hint="default" w:ascii="Segoe UI" w:hAnsi="Segoe UI" w:eastAsia="Segoe UI" w:cs="Segoe UI"/>
+                <w:i w:val="0"/>
+                <w:iCs w:val="0"/>
+                <w:caps w:val="0"/>
+                <w:color w:val="0F1115"/>
+                <w:spacing w:val="0"/>
+                <w:sz w:val="18"/>
+                <w:szCs w:val="18"/>
+              </w:rPr>
+            </w:pPr>
+            <w:r>
+              <w:rPr>
+                <w:rStyle w:val="24"/>
+                <w:rFonts w:hint="default" w:ascii="Segoe UI" w:hAnsi="Segoe UI" w:eastAsia="Segoe UI" w:cs="Segoe UI"/>
+                <w:b/>
+                <w:bCs/>
+                <w:i w:val="0"/>
+                <w:iCs w:val="0"/>
+                <w:caps w:val="0"/>
+                <w:snapToGrid w:val="0"/>
+                <w:color w:val="0F1115"/>
+                <w:spacing w:val="0"/>
+                <w:kern w:val="0"/>
+                <w:sz w:val="18"/>
+                <w:szCs w:val="18"/>
+                <w:lang w:val="en-US" w:eastAsia="zh-CN" w:bidi="ar"/>
+              </w:rPr>
+              <w:t>记录要求</w:t>
+            </w:r>
+          </w:p>
+        </w:tc>
+        <w:tc>
+          <w:tcPr>
+            <w:tcW w:w="7531" w:type="dxa"/>
+            <w:tcBorders>
+              <w:top w:val="single" w:color="auto" w:sz="4" w:space="0"/>
+              <w:left w:val="single" w:color="auto" w:sz="4" w:space="0"/>
+              <w:bottom w:val="nil"/>
+              <w:right w:val="single" w:color="auto" w:sz="12" w:space="0"/>
+            </w:tcBorders>
+            <w:shd w:val="clear" w:color="auto" w:fill="auto"/>
+            <w:noWrap w:val="0"/>
+            <w:tcMar>
+              <w:top w:w="120" w:type="dxa"/>
+              <w:left w:w="192" w:type="dxa"/>
+              <w:bottom w:w="120" w:type="dxa"/>
+              <w:right w:w="-1" w:type="dxa"/>
+            </w:tcMar>
+            <w:vAlign w:val="center"/>
+          </w:tcPr>
+          <w:p>
+            <w:pPr>
+              <w:keepNext w:val="0"/>
+              <w:keepLines w:val="0"/>
+              <w:pageBreakBefore w:val="0"/>
+              <w:widowControl w:val="0"/>
+              <w:suppressLineNumbers w:val="0"/>
+              <w:kinsoku w:val="0"/>
+              <w:wordWrap/>
+              <w:overflowPunct/>
+              <w:topLinePunct w:val="0"/>
+              <w:autoSpaceDE w:val="0"/>
+              <w:autoSpaceDN w:val="0"/>
+              <w:bidi w:val="0"/>
+              <w:adjustRightInd w:val="0"/>
+              <w:snapToGrid w:val="0"/>
+              <w:spacing w:line="240" w:lineRule="auto"/>
+              <w:ind w:left="0" w:leftChars="0" w:right="0" w:rightChars="0" w:firstLine="0" w:firstLineChars="0"/>
+              <w:jc w:val="left"/>
+              <w:textAlignment w:val="baseline"/>
+              <w:rPr>
+                <w:rFonts w:hint="default" w:ascii="Segoe UI" w:hAnsi="Segoe UI" w:eastAsia="Segoe UI" w:cs="Segoe UI"/>
+                <w:i w:val="0"/>
+                <w:iCs w:val="0"/>
+                <w:caps w:val="0"/>
+                <w:color w:val="0F1115"/>
+                <w:spacing w:val="0"/>
+                <w:sz w:val="18"/>
+                <w:szCs w:val="18"/>
+              </w:rPr>
+            </w:pPr>
+            <w:r>
+              <w:rPr>
+                <w:rFonts w:hint="default" w:ascii="Segoe UI" w:hAnsi="Segoe UI" w:eastAsia="Segoe UI" w:cs="Segoe UI"/>
+                <w:i w:val="0"/>
+                <w:iCs w:val="0"/>
+                <w:caps w:val="0"/>
+                <w:snapToGrid w:val="0"/>
+                <w:color w:val="0F1115"/>
+                <w:spacing w:val="0"/>
+                <w:kern w:val="0"/>
+                <w:sz w:val="18"/>
+                <w:szCs w:val="18"/>
+                <w:lang w:val="en-US" w:eastAsia="zh-CN" w:bidi="ar"/>
+              </w:rPr>
+              <w:t>演练过程需详细记录，演练结束后需形成《连续性演练总结报告》，分析不足并制定改进措施。</w:t>
+            </w:r>
+          </w:p>
+        </w:tc>
+      </w:tr>
+      <w:tr>
+        <w:tblPrEx>
+          <w:tblBorders>
+            <w:top w:val="none" w:color="auto" w:sz="0" w:space="0"/>
+            <w:left w:val="none" w:color="auto" w:sz="0" w:space="0"/>
+            <w:bottom w:val="none" w:color="auto" w:sz="0" w:space="0"/>
+            <w:right w:val="none" w:color="auto" w:sz="0" w:space="0"/>
+            <w:insideH w:val="none" w:color="auto" w:sz="0" w:space="0"/>
+            <w:insideV w:val="none" w:color="auto" w:sz="0" w:space="0"/>
+          </w:tblBorders>
+          <w:shd w:val="clear" w:color="auto" w:fill="auto"/>
+          <w:tblCellMar>
+            <w:top w:w="15" w:type="dxa"/>
+            <w:left w:w="15" w:type="dxa"/>
+            <w:bottom w:w="15" w:type="dxa"/>
+            <w:right w:w="15" w:type="dxa"/>
+          </w:tblCellMar>
+        </w:tblPrEx>
+        <w:trPr>
+          <w:trHeight w:val="0" w:hRule="atLeast"/>
+          <w:jc w:val="center"/>
+        </w:trPr>
+        <w:tc>
+          <w:tcPr>
+            <w:tcW w:w="990" w:type="dxa"/>
+            <w:tcBorders>
+              <w:top w:val="single" w:color="auto" w:sz="4" w:space="0"/>
+              <w:left w:val="single" w:color="auto" w:sz="12" w:space="0"/>
+              <w:bottom w:val="single" w:color="auto" w:sz="12" w:space="0"/>
+              <w:right w:val="nil"/>
+            </w:tcBorders>
+            <w:shd w:val="clear" w:color="auto" w:fill="auto"/>
+            <w:noWrap w:val="0"/>
+            <w:tcMar>
+              <w:top w:w="120" w:type="dxa"/>
+              <w:left w:w="-1" w:type="dxa"/>
+              <w:bottom w:w="120" w:type="dxa"/>
+              <w:right w:w="192" w:type="dxa"/>
+            </w:tcMar>
+            <w:vAlign w:val="center"/>
+          </w:tcPr>
+          <w:p>
+            <w:pPr>
+              <w:keepNext w:val="0"/>
+              <w:keepLines w:val="0"/>
+              <w:pageBreakBefore w:val="0"/>
+              <w:widowControl w:val="0"/>
+              <w:suppressLineNumbers w:val="0"/>
+              <w:kinsoku w:val="0"/>
+              <w:wordWrap/>
+              <w:overflowPunct/>
+              <w:topLinePunct w:val="0"/>
+              <w:autoSpaceDE w:val="0"/>
+              <w:autoSpaceDN w:val="0"/>
+              <w:bidi w:val="0"/>
+              <w:adjustRightInd w:val="0"/>
+              <w:snapToGrid w:val="0"/>
+              <w:spacing w:line="240" w:lineRule="auto"/>
+              <w:ind w:left="0" w:leftChars="0" w:right="0" w:rightChars="0" w:firstLine="0" w:firstLineChars="0"/>
+              <w:jc w:val="center"/>
+              <w:textAlignment w:val="baseline"/>
+              <w:rPr>
+                <w:rFonts w:hint="default" w:ascii="Segoe UI" w:hAnsi="Segoe UI" w:eastAsia="Segoe UI" w:cs="Segoe UI"/>
+                <w:i w:val="0"/>
+                <w:iCs w:val="0"/>
+                <w:caps w:val="0"/>
+                <w:color w:val="0F1115"/>
+                <w:spacing w:val="0"/>
+                <w:sz w:val="18"/>
+                <w:szCs w:val="18"/>
+              </w:rPr>
+            </w:pPr>
+            <w:r>
+              <w:rPr>
+                <w:rStyle w:val="24"/>
+                <w:rFonts w:hint="default" w:ascii="Segoe UI" w:hAnsi="Segoe UI" w:eastAsia="Segoe UI" w:cs="Segoe UI"/>
+                <w:b/>
+                <w:bCs/>
+                <w:i w:val="0"/>
+                <w:iCs w:val="0"/>
+                <w:caps w:val="0"/>
+                <w:snapToGrid w:val="0"/>
+                <w:color w:val="0F1115"/>
+                <w:spacing w:val="0"/>
+                <w:kern w:val="0"/>
+                <w:sz w:val="18"/>
+                <w:szCs w:val="18"/>
+                <w:lang w:val="en-US" w:eastAsia="zh-CN" w:bidi="ar"/>
+              </w:rPr>
+              <w:t>归档责任</w:t>
+            </w:r>
+          </w:p>
+        </w:tc>
+        <w:tc>
+          <w:tcPr>
+            <w:tcW w:w="7531" w:type="dxa"/>
+            <w:tcBorders>
+              <w:top w:val="single" w:color="auto" w:sz="4" w:space="0"/>
+              <w:left w:val="single" w:color="auto" w:sz="4" w:space="0"/>
+              <w:bottom w:val="single" w:color="auto" w:sz="12" w:space="0"/>
+              <w:right w:val="single" w:color="auto" w:sz="12" w:space="0"/>
+            </w:tcBorders>
+            <w:shd w:val="clear" w:color="auto" w:fill="auto"/>
+            <w:noWrap w:val="0"/>
+            <w:tcMar>
+              <w:top w:w="120" w:type="dxa"/>
+              <w:left w:w="192" w:type="dxa"/>
+              <w:bottom w:w="120" w:type="dxa"/>
+              <w:right w:w="-1" w:type="dxa"/>
+            </w:tcMar>
+            <w:vAlign w:val="center"/>
+          </w:tcPr>
+          <w:p>
+            <w:pPr>
+              <w:keepNext w:val="0"/>
+              <w:keepLines w:val="0"/>
+              <w:pageBreakBefore w:val="0"/>
+              <w:widowControl w:val="0"/>
+              <w:suppressLineNumbers w:val="0"/>
+              <w:kinsoku w:val="0"/>
+              <w:wordWrap/>
+              <w:overflowPunct/>
+              <w:topLinePunct w:val="0"/>
+              <w:autoSpaceDE w:val="0"/>
+              <w:autoSpaceDN w:val="0"/>
+              <w:bidi w:val="0"/>
+              <w:adjustRightInd w:val="0"/>
+              <w:snapToGrid w:val="0"/>
+              <w:spacing w:line="240" w:lineRule="auto"/>
+              <w:ind w:left="0" w:leftChars="0" w:right="0" w:rightChars="0" w:firstLine="0" w:firstLineChars="0"/>
+              <w:jc w:val="left"/>
+              <w:textAlignment w:val="baseline"/>
+              <w:rPr>
+                <w:rFonts w:hint="default" w:ascii="Segoe UI" w:hAnsi="Segoe UI" w:eastAsia="Segoe UI" w:cs="Segoe UI"/>
+                <w:i w:val="0"/>
+                <w:iCs w:val="0"/>
+                <w:caps w:val="0"/>
+                <w:color w:val="0F1115"/>
+                <w:spacing w:val="0"/>
+                <w:sz w:val="18"/>
+                <w:szCs w:val="18"/>
+              </w:rPr>
+            </w:pPr>
+            <w:r>
+              <w:rPr>
+                <w:rFonts w:hint="default" w:ascii="Segoe UI" w:hAnsi="Segoe UI" w:eastAsia="Segoe UI" w:cs="Segoe UI"/>
+                <w:i w:val="0"/>
+                <w:iCs w:val="0"/>
+                <w:caps w:val="0"/>
+                <w:snapToGrid w:val="0"/>
+                <w:color w:val="0F1115"/>
+                <w:spacing w:val="0"/>
+                <w:kern w:val="0"/>
+                <w:sz w:val="18"/>
+                <w:szCs w:val="18"/>
+                <w:lang w:val="en-US" w:eastAsia="zh-CN" w:bidi="ar"/>
+              </w:rPr>
               <w:t>由质量管理专员负责归档备案。</w:t>
             </w:r>
           </w:p>
@@ -9409,10 +12351,23 @@
     <w:p>
       <w:pPr>
         <w:pStyle w:val="38"/>
+        <w:keepNext w:val="0"/>
+        <w:keepLines w:val="0"/>
+        <w:pageBreakBefore w:val="0"/>
+        <w:widowControl w:val="0"/>
+        <w:kinsoku w:val="0"/>
+        <w:wordWrap/>
+        <w:overflowPunct/>
+        <w:topLinePunct w:val="0"/>
+        <w:autoSpaceDE w:val="0"/>
+        <w:autoSpaceDN w:val="0"/>
         <w:bidi w:val="0"/>
+        <w:adjustRightInd w:val="0"/>
+        <w:snapToGrid w:val="0"/>
+        <w:textAlignment w:val="baseline"/>
       </w:pPr>
       <w:bookmarkStart w:id="24" w:name="heading_13"/>
-      <w:bookmarkStart w:id="25" w:name="_Toc18608"/>
+      <w:bookmarkStart w:id="25" w:name="_Toc20131"/>
       <w:r>
         <w:t>计划的培训</w:t>
       </w:r>
@@ -9457,6 +12412,12 @@
             <w:insideH w:val="none" w:color="auto" w:sz="2" w:space="0"/>
             <w:insideV w:val="none" w:color="auto" w:sz="2" w:space="0"/>
           </w:tblBorders>
+          <w:tblCellMar>
+            <w:top w:w="0" w:type="dxa"/>
+            <w:left w:w="10" w:type="dxa"/>
+            <w:bottom w:w="0" w:type="dxa"/>
+            <w:right w:w="10" w:type="dxa"/>
+          </w:tblCellMar>
         </w:tblPrEx>
         <w:trPr>
           <w:trHeight w:val="0" w:hRule="atLeast"/>
@@ -9484,11 +12445,23 @@
           <w:p>
             <w:pPr>
               <w:pStyle w:val="36"/>
-              <w:bidi w:val="0"/>
+              <w:keepNext w:val="0"/>
+              <w:keepLines w:val="0"/>
+              <w:pageBreakBefore w:val="0"/>
+              <w:widowControl w:val="0"/>
+              <w:kinsoku w:val="0"/>
+              <w:wordWrap/>
+              <w:overflowPunct/>
+              <w:topLinePunct w:val="0"/>
+              <w:autoSpaceDE w:val="0"/>
+              <w:autoSpaceDN w:val="0"/>
+              <w:bidi w:val="0"/>
+              <w:adjustRightInd w:val="0"/>
               <w:snapToGrid w:val="0"/>
               <w:spacing w:line="240" w:lineRule="auto"/>
               <w:ind w:left="0" w:leftChars="0" w:right="0" w:rightChars="0" w:firstLine="0" w:firstLineChars="0"/>
               <w:jc w:val="center"/>
+              <w:textAlignment w:val="baseline"/>
               <w:rPr>
                 <w:b/>
               </w:rPr>
@@ -9522,11 +12495,23 @@
           <w:p>
             <w:pPr>
               <w:pStyle w:val="36"/>
-              <w:bidi w:val="0"/>
+              <w:keepNext w:val="0"/>
+              <w:keepLines w:val="0"/>
+              <w:pageBreakBefore w:val="0"/>
+              <w:widowControl w:val="0"/>
+              <w:kinsoku w:val="0"/>
+              <w:wordWrap/>
+              <w:overflowPunct/>
+              <w:topLinePunct w:val="0"/>
+              <w:autoSpaceDE w:val="0"/>
+              <w:autoSpaceDN w:val="0"/>
+              <w:bidi w:val="0"/>
+              <w:adjustRightInd w:val="0"/>
               <w:snapToGrid w:val="0"/>
               <w:spacing w:line="240" w:lineRule="auto"/>
               <w:ind w:left="0" w:leftChars="0" w:right="0" w:rightChars="0" w:firstLine="0" w:firstLineChars="0"/>
               <w:jc w:val="center"/>
+              <w:textAlignment w:val="baseline"/>
               <w:rPr>
                 <w:b/>
               </w:rPr>
@@ -9560,11 +12545,23 @@
           <w:p>
             <w:pPr>
               <w:pStyle w:val="36"/>
-              <w:bidi w:val="0"/>
+              <w:keepNext w:val="0"/>
+              <w:keepLines w:val="0"/>
+              <w:pageBreakBefore w:val="0"/>
+              <w:widowControl w:val="0"/>
+              <w:kinsoku w:val="0"/>
+              <w:wordWrap/>
+              <w:overflowPunct/>
+              <w:topLinePunct w:val="0"/>
+              <w:autoSpaceDE w:val="0"/>
+              <w:autoSpaceDN w:val="0"/>
+              <w:bidi w:val="0"/>
+              <w:adjustRightInd w:val="0"/>
               <w:snapToGrid w:val="0"/>
               <w:spacing w:line="240" w:lineRule="auto"/>
               <w:ind w:left="0" w:leftChars="0" w:right="0" w:rightChars="0" w:firstLine="0" w:firstLineChars="0"/>
               <w:jc w:val="center"/>
+              <w:textAlignment w:val="baseline"/>
               <w:rPr>
                 <w:b/>
               </w:rPr>
@@ -9598,11 +12595,23 @@
           <w:p>
             <w:pPr>
               <w:pStyle w:val="36"/>
-              <w:bidi w:val="0"/>
+              <w:keepNext w:val="0"/>
+              <w:keepLines w:val="0"/>
+              <w:pageBreakBefore w:val="0"/>
+              <w:widowControl w:val="0"/>
+              <w:kinsoku w:val="0"/>
+              <w:wordWrap/>
+              <w:overflowPunct/>
+              <w:topLinePunct w:val="0"/>
+              <w:autoSpaceDE w:val="0"/>
+              <w:autoSpaceDN w:val="0"/>
+              <w:bidi w:val="0"/>
+              <w:adjustRightInd w:val="0"/>
               <w:snapToGrid w:val="0"/>
               <w:spacing w:line="240" w:lineRule="auto"/>
               <w:ind w:left="0" w:leftChars="0" w:right="0" w:rightChars="0" w:firstLine="0" w:firstLineChars="0"/>
               <w:jc w:val="center"/>
+              <w:textAlignment w:val="baseline"/>
               <w:rPr>
                 <w:b/>
               </w:rPr>
@@ -9636,11 +12645,23 @@
           <w:p>
             <w:pPr>
               <w:pStyle w:val="36"/>
-              <w:bidi w:val="0"/>
+              <w:keepNext w:val="0"/>
+              <w:keepLines w:val="0"/>
+              <w:pageBreakBefore w:val="0"/>
+              <w:widowControl w:val="0"/>
+              <w:kinsoku w:val="0"/>
+              <w:wordWrap/>
+              <w:overflowPunct/>
+              <w:topLinePunct w:val="0"/>
+              <w:autoSpaceDE w:val="0"/>
+              <w:autoSpaceDN w:val="0"/>
+              <w:bidi w:val="0"/>
+              <w:adjustRightInd w:val="0"/>
               <w:snapToGrid w:val="0"/>
               <w:spacing w:line="240" w:lineRule="auto"/>
               <w:ind w:left="0" w:leftChars="0" w:right="0" w:rightChars="0" w:firstLine="0" w:firstLineChars="0"/>
               <w:jc w:val="center"/>
+              <w:textAlignment w:val="baseline"/>
               <w:rPr>
                 <w:b/>
               </w:rPr>
@@ -9696,11 +12717,23 @@
           <w:p>
             <w:pPr>
               <w:pStyle w:val="36"/>
-              <w:bidi w:val="0"/>
+              <w:keepNext w:val="0"/>
+              <w:keepLines w:val="0"/>
+              <w:pageBreakBefore w:val="0"/>
+              <w:widowControl w:val="0"/>
+              <w:kinsoku w:val="0"/>
+              <w:wordWrap/>
+              <w:overflowPunct/>
+              <w:topLinePunct w:val="0"/>
+              <w:autoSpaceDE w:val="0"/>
+              <w:autoSpaceDN w:val="0"/>
+              <w:bidi w:val="0"/>
+              <w:adjustRightInd w:val="0"/>
               <w:snapToGrid w:val="0"/>
               <w:spacing w:line="240" w:lineRule="auto"/>
               <w:ind w:left="0" w:leftChars="0" w:right="0" w:rightChars="0" w:firstLine="0" w:firstLineChars="0"/>
               <w:jc w:val="center"/>
+              <w:textAlignment w:val="baseline"/>
             </w:pPr>
             <w:r>
               <w:t>全员培训</w:t>
@@ -9728,11 +12761,23 @@
           <w:p>
             <w:pPr>
               <w:pStyle w:val="36"/>
-              <w:bidi w:val="0"/>
+              <w:keepNext w:val="0"/>
+              <w:keepLines w:val="0"/>
+              <w:pageBreakBefore w:val="0"/>
+              <w:widowControl w:val="0"/>
+              <w:kinsoku w:val="0"/>
+              <w:wordWrap/>
+              <w:overflowPunct/>
+              <w:topLinePunct w:val="0"/>
+              <w:autoSpaceDE w:val="0"/>
+              <w:autoSpaceDN w:val="0"/>
+              <w:bidi w:val="0"/>
+              <w:adjustRightInd w:val="0"/>
               <w:snapToGrid w:val="0"/>
               <w:spacing w:line="240" w:lineRule="auto"/>
               <w:ind w:left="0" w:leftChars="0" w:right="0" w:rightChars="0" w:firstLine="0" w:firstLineChars="0"/>
               <w:jc w:val="center"/>
+              <w:textAlignment w:val="baseline"/>
             </w:pPr>
             <w:r>
               <w:t>项目组全体成员（运维、开发、管理）</w:t>
@@ -9760,11 +12805,23 @@
           <w:p>
             <w:pPr>
               <w:pStyle w:val="36"/>
-              <w:bidi w:val="0"/>
+              <w:keepNext w:val="0"/>
+              <w:keepLines w:val="0"/>
+              <w:pageBreakBefore w:val="0"/>
+              <w:widowControl w:val="0"/>
+              <w:kinsoku w:val="0"/>
+              <w:wordWrap/>
+              <w:overflowPunct/>
+              <w:topLinePunct w:val="0"/>
+              <w:autoSpaceDE w:val="0"/>
+              <w:autoSpaceDN w:val="0"/>
+              <w:bidi w:val="0"/>
+              <w:adjustRightInd w:val="0"/>
               <w:snapToGrid w:val="0"/>
               <w:spacing w:line="240" w:lineRule="auto"/>
               <w:ind w:left="0" w:leftChars="0" w:right="0" w:rightChars="0" w:firstLine="0" w:firstLineChars="0"/>
               <w:jc w:val="left"/>
+              <w:textAlignment w:val="baseline"/>
             </w:pPr>
             <w:r>
               <w:t>每年至少1次</w:t>
@@ -9792,11 +12849,23 @@
           <w:p>
             <w:pPr>
               <w:pStyle w:val="36"/>
-              <w:bidi w:val="0"/>
+              <w:keepNext w:val="0"/>
+              <w:keepLines w:val="0"/>
+              <w:pageBreakBefore w:val="0"/>
+              <w:widowControl w:val="0"/>
+              <w:kinsoku w:val="0"/>
+              <w:wordWrap/>
+              <w:overflowPunct/>
+              <w:topLinePunct w:val="0"/>
+              <w:autoSpaceDE w:val="0"/>
+              <w:autoSpaceDN w:val="0"/>
+              <w:bidi w:val="0"/>
+              <w:adjustRightInd w:val="0"/>
               <w:snapToGrid w:val="0"/>
               <w:spacing w:line="240" w:lineRule="auto"/>
               <w:ind w:left="0" w:leftChars="0" w:right="0" w:rightChars="0" w:firstLine="0" w:firstLineChars="0"/>
               <w:jc w:val="left"/>
+              <w:textAlignment w:val="baseline"/>
             </w:pPr>
             <w:r>
               <w:t>综合部经理</w:t>
@@ -9824,11 +12893,23 @@
           <w:p>
             <w:pPr>
               <w:pStyle w:val="36"/>
-              <w:bidi w:val="0"/>
+              <w:keepNext w:val="0"/>
+              <w:keepLines w:val="0"/>
+              <w:pageBreakBefore w:val="0"/>
+              <w:widowControl w:val="0"/>
+              <w:kinsoku w:val="0"/>
+              <w:wordWrap/>
+              <w:overflowPunct/>
+              <w:topLinePunct w:val="0"/>
+              <w:autoSpaceDE w:val="0"/>
+              <w:autoSpaceDN w:val="0"/>
+              <w:bidi w:val="0"/>
+              <w:adjustRightInd w:val="0"/>
               <w:snapToGrid w:val="0"/>
               <w:spacing w:line="240" w:lineRule="auto"/>
               <w:ind w:left="0" w:leftChars="0" w:right="0" w:rightChars="0" w:firstLine="0" w:firstLineChars="0"/>
               <w:jc w:val="center"/>
+              <w:textAlignment w:val="baseline"/>
             </w:pPr>
             <w:r>
               <w:t>唐雪珊</w:t>
@@ -9878,11 +12959,23 @@
           <w:p>
             <w:pPr>
               <w:pStyle w:val="36"/>
-              <w:bidi w:val="0"/>
+              <w:keepNext w:val="0"/>
+              <w:keepLines w:val="0"/>
+              <w:pageBreakBefore w:val="0"/>
+              <w:widowControl w:val="0"/>
+              <w:kinsoku w:val="0"/>
+              <w:wordWrap/>
+              <w:overflowPunct/>
+              <w:topLinePunct w:val="0"/>
+              <w:autoSpaceDE w:val="0"/>
+              <w:autoSpaceDN w:val="0"/>
+              <w:bidi w:val="0"/>
+              <w:adjustRightInd w:val="0"/>
               <w:snapToGrid w:val="0"/>
               <w:spacing w:line="240" w:lineRule="auto"/>
               <w:ind w:left="0" w:leftChars="0" w:right="0" w:rightChars="0" w:firstLine="0" w:firstLineChars="0"/>
               <w:jc w:val="center"/>
+              <w:textAlignment w:val="baseline"/>
             </w:pPr>
             <w:r>
               <w:t>新员工培训</w:t>
@@ -9910,11 +13003,23 @@
           <w:p>
             <w:pPr>
               <w:pStyle w:val="36"/>
-              <w:bidi w:val="0"/>
+              <w:keepNext w:val="0"/>
+              <w:keepLines w:val="0"/>
+              <w:pageBreakBefore w:val="0"/>
+              <w:widowControl w:val="0"/>
+              <w:kinsoku w:val="0"/>
+              <w:wordWrap/>
+              <w:overflowPunct/>
+              <w:topLinePunct w:val="0"/>
+              <w:autoSpaceDE w:val="0"/>
+              <w:autoSpaceDN w:val="0"/>
+              <w:bidi w:val="0"/>
+              <w:adjustRightInd w:val="0"/>
               <w:snapToGrid w:val="0"/>
               <w:spacing w:line="240" w:lineRule="auto"/>
               <w:ind w:left="0" w:leftChars="0" w:right="0" w:rightChars="0" w:firstLine="0" w:firstLineChars="0"/>
               <w:jc w:val="center"/>
+              <w:textAlignment w:val="baseline"/>
             </w:pPr>
             <w:r>
               <w:t>新入职员工</w:t>
@@ -9942,11 +13047,23 @@
           <w:p>
             <w:pPr>
               <w:pStyle w:val="36"/>
-              <w:bidi w:val="0"/>
+              <w:keepNext w:val="0"/>
+              <w:keepLines w:val="0"/>
+              <w:pageBreakBefore w:val="0"/>
+              <w:widowControl w:val="0"/>
+              <w:kinsoku w:val="0"/>
+              <w:wordWrap/>
+              <w:overflowPunct/>
+              <w:topLinePunct w:val="0"/>
+              <w:autoSpaceDE w:val="0"/>
+              <w:autoSpaceDN w:val="0"/>
+              <w:bidi w:val="0"/>
+              <w:adjustRightInd w:val="0"/>
               <w:snapToGrid w:val="0"/>
               <w:spacing w:line="240" w:lineRule="auto"/>
               <w:ind w:left="0" w:leftChars="0" w:right="0" w:rightChars="0" w:firstLine="0" w:firstLineChars="0"/>
               <w:jc w:val="left"/>
+              <w:textAlignment w:val="baseline"/>
             </w:pPr>
             <w:r>
               <w:t>入职后1周内</w:t>
@@ -9974,11 +13091,23 @@
           <w:p>
             <w:pPr>
               <w:pStyle w:val="36"/>
-              <w:bidi w:val="0"/>
+              <w:keepNext w:val="0"/>
+              <w:keepLines w:val="0"/>
+              <w:pageBreakBefore w:val="0"/>
+              <w:widowControl w:val="0"/>
+              <w:kinsoku w:val="0"/>
+              <w:wordWrap/>
+              <w:overflowPunct/>
+              <w:topLinePunct w:val="0"/>
+              <w:autoSpaceDE w:val="0"/>
+              <w:autoSpaceDN w:val="0"/>
+              <w:bidi w:val="0"/>
+              <w:adjustRightInd w:val="0"/>
               <w:snapToGrid w:val="0"/>
               <w:spacing w:line="240" w:lineRule="auto"/>
               <w:ind w:left="0" w:leftChars="0" w:right="0" w:rightChars="0" w:firstLine="0" w:firstLineChars="0"/>
               <w:jc w:val="left"/>
+              <w:textAlignment w:val="baseline"/>
             </w:pPr>
             <w:r>
               <w:t>人事专员</w:t>
@@ -10006,11 +13135,23 @@
           <w:p>
             <w:pPr>
               <w:pStyle w:val="36"/>
-              <w:bidi w:val="0"/>
+              <w:keepNext w:val="0"/>
+              <w:keepLines w:val="0"/>
+              <w:pageBreakBefore w:val="0"/>
+              <w:widowControl w:val="0"/>
+              <w:kinsoku w:val="0"/>
+              <w:wordWrap/>
+              <w:overflowPunct/>
+              <w:topLinePunct w:val="0"/>
+              <w:autoSpaceDE w:val="0"/>
+              <w:autoSpaceDN w:val="0"/>
+              <w:bidi w:val="0"/>
+              <w:adjustRightInd w:val="0"/>
               <w:snapToGrid w:val="0"/>
               <w:spacing w:line="240" w:lineRule="auto"/>
               <w:ind w:left="0" w:leftChars="0" w:right="0" w:rightChars="0" w:firstLine="0" w:firstLineChars="0"/>
               <w:jc w:val="center"/>
+              <w:textAlignment w:val="baseline"/>
             </w:pPr>
             <w:r>
               <w:t>唐雪珊</w:t>
@@ -10060,11 +13201,23 @@
           <w:p>
             <w:pPr>
               <w:pStyle w:val="36"/>
-              <w:bidi w:val="0"/>
+              <w:keepNext w:val="0"/>
+              <w:keepLines w:val="0"/>
+              <w:pageBreakBefore w:val="0"/>
+              <w:widowControl w:val="0"/>
+              <w:kinsoku w:val="0"/>
+              <w:wordWrap/>
+              <w:overflowPunct/>
+              <w:topLinePunct w:val="0"/>
+              <w:autoSpaceDE w:val="0"/>
+              <w:autoSpaceDN w:val="0"/>
+              <w:bidi w:val="0"/>
+              <w:adjustRightInd w:val="0"/>
               <w:snapToGrid w:val="0"/>
               <w:spacing w:line="240" w:lineRule="auto"/>
               <w:ind w:left="0" w:leftChars="0" w:right="0" w:rightChars="0" w:firstLine="0" w:firstLineChars="0"/>
               <w:jc w:val="center"/>
+              <w:textAlignment w:val="baseline"/>
             </w:pPr>
             <w:r>
               <w:t>更新培训</w:t>
@@ -10092,11 +13245,23 @@
           <w:p>
             <w:pPr>
               <w:pStyle w:val="36"/>
-              <w:bidi w:val="0"/>
+              <w:keepNext w:val="0"/>
+              <w:keepLines w:val="0"/>
+              <w:pageBreakBefore w:val="0"/>
+              <w:widowControl w:val="0"/>
+              <w:kinsoku w:val="0"/>
+              <w:wordWrap/>
+              <w:overflowPunct/>
+              <w:topLinePunct w:val="0"/>
+              <w:autoSpaceDE w:val="0"/>
+              <w:autoSpaceDN w:val="0"/>
+              <w:bidi w:val="0"/>
+              <w:adjustRightInd w:val="0"/>
               <w:snapToGrid w:val="0"/>
               <w:spacing w:line="240" w:lineRule="auto"/>
               <w:ind w:left="0" w:leftChars="0" w:right="0" w:rightChars="0" w:firstLine="0" w:firstLineChars="0"/>
               <w:jc w:val="center"/>
+              <w:textAlignment w:val="baseline"/>
             </w:pPr>
             <w:r>
               <w:t>全体相关人员</w:t>
@@ -10124,11 +13289,23 @@
           <w:p>
             <w:pPr>
               <w:pStyle w:val="36"/>
-              <w:bidi w:val="0"/>
+              <w:keepNext w:val="0"/>
+              <w:keepLines w:val="0"/>
+              <w:pageBreakBefore w:val="0"/>
+              <w:widowControl w:val="0"/>
+              <w:kinsoku w:val="0"/>
+              <w:wordWrap/>
+              <w:overflowPunct/>
+              <w:topLinePunct w:val="0"/>
+              <w:autoSpaceDE w:val="0"/>
+              <w:autoSpaceDN w:val="0"/>
+              <w:bidi w:val="0"/>
+              <w:adjustRightInd w:val="0"/>
               <w:snapToGrid w:val="0"/>
               <w:spacing w:line="240" w:lineRule="auto"/>
               <w:ind w:left="0" w:leftChars="0" w:right="0" w:rightChars="0" w:firstLine="0" w:firstLineChars="0"/>
               <w:jc w:val="left"/>
+              <w:textAlignment w:val="baseline"/>
             </w:pPr>
             <w:r>
               <w:t>计划重大修订后2周内</w:t>
@@ -10156,11 +13333,23 @@
           <w:p>
             <w:pPr>
               <w:pStyle w:val="36"/>
-              <w:bidi w:val="0"/>
+              <w:keepNext w:val="0"/>
+              <w:keepLines w:val="0"/>
+              <w:pageBreakBefore w:val="0"/>
+              <w:widowControl w:val="0"/>
+              <w:kinsoku w:val="0"/>
+              <w:wordWrap/>
+              <w:overflowPunct/>
+              <w:topLinePunct w:val="0"/>
+              <w:autoSpaceDE w:val="0"/>
+              <w:autoSpaceDN w:val="0"/>
+              <w:bidi w:val="0"/>
+              <w:adjustRightInd w:val="0"/>
               <w:snapToGrid w:val="0"/>
               <w:spacing w:line="240" w:lineRule="auto"/>
               <w:ind w:left="0" w:leftChars="0" w:right="0" w:rightChars="0" w:firstLine="0" w:firstLineChars="0"/>
               <w:jc w:val="left"/>
+              <w:textAlignment w:val="baseline"/>
             </w:pPr>
             <w:r>
               <w:t>运维部经理</w:t>
@@ -10188,11 +13377,23 @@
           <w:p>
             <w:pPr>
               <w:pStyle w:val="36"/>
-              <w:bidi w:val="0"/>
+              <w:keepNext w:val="0"/>
+              <w:keepLines w:val="0"/>
+              <w:pageBreakBefore w:val="0"/>
+              <w:widowControl w:val="0"/>
+              <w:kinsoku w:val="0"/>
+              <w:wordWrap/>
+              <w:overflowPunct/>
+              <w:topLinePunct w:val="0"/>
+              <w:autoSpaceDE w:val="0"/>
+              <w:autoSpaceDN w:val="0"/>
+              <w:bidi w:val="0"/>
+              <w:adjustRightInd w:val="0"/>
               <w:snapToGrid w:val="0"/>
               <w:spacing w:line="240" w:lineRule="auto"/>
               <w:ind w:left="0" w:leftChars="0" w:right="0" w:rightChars="0" w:firstLine="0" w:firstLineChars="0"/>
               <w:jc w:val="center"/>
+              <w:textAlignment w:val="baseline"/>
             </w:pPr>
             <w:r>
               <w:t>王朋</w:t>
@@ -10204,7 +13405,20 @@
     <w:p>
       <w:pPr>
         <w:pStyle w:val="36"/>
+        <w:keepNext w:val="0"/>
+        <w:keepLines w:val="0"/>
+        <w:pageBreakBefore w:val="0"/>
+        <w:widowControl w:val="0"/>
+        <w:kinsoku w:val="0"/>
+        <w:wordWrap/>
+        <w:overflowPunct/>
+        <w:topLinePunct w:val="0"/>
+        <w:autoSpaceDE w:val="0"/>
+        <w:autoSpaceDN w:val="0"/>
         <w:bidi w:val="0"/>
+        <w:adjustRightInd w:val="0"/>
+        <w:snapToGrid w:val="0"/>
+        <w:textAlignment w:val="baseline"/>
       </w:pPr>
       <w:r>
         <w:t>培训要求：</w:t>
@@ -10213,11 +13427,24 @@
     <w:p>
       <w:pPr>
         <w:pStyle w:val="46"/>
+        <w:keepNext w:val="0"/>
+        <w:keepLines w:val="0"/>
+        <w:pageBreakBefore w:val="0"/>
+        <w:widowControl w:val="0"/>
         <w:numPr>
           <w:ilvl w:val="0"/>
           <w:numId w:val="5"/>
         </w:numPr>
+        <w:kinsoku w:val="0"/>
+        <w:wordWrap/>
+        <w:overflowPunct/>
+        <w:topLinePunct w:val="0"/>
+        <w:autoSpaceDE w:val="0"/>
+        <w:autoSpaceDN w:val="0"/>
         <w:bidi w:val="0"/>
+        <w:adjustRightInd w:val="0"/>
+        <w:snapToGrid w:val="0"/>
+        <w:textAlignment w:val="baseline"/>
       </w:pPr>
       <w:r>
         <w:t>所有培训需保存签到表、培训材料及考核记录。</w:t>
@@ -10226,11 +13453,24 @@
     <w:p>
       <w:pPr>
         <w:pStyle w:val="46"/>
+        <w:keepNext w:val="0"/>
+        <w:keepLines w:val="0"/>
+        <w:pageBreakBefore w:val="0"/>
+        <w:widowControl w:val="0"/>
         <w:numPr>
           <w:ilvl w:val="0"/>
           <w:numId w:val="5"/>
         </w:numPr>
+        <w:kinsoku w:val="0"/>
+        <w:wordWrap/>
+        <w:overflowPunct/>
+        <w:topLinePunct w:val="0"/>
+        <w:autoSpaceDE w:val="0"/>
+        <w:autoSpaceDN w:val="0"/>
         <w:bidi w:val="0"/>
+        <w:adjustRightInd w:val="0"/>
+        <w:snapToGrid w:val="0"/>
+        <w:textAlignment w:val="baseline"/>
       </w:pPr>
       <w:r>
         <w:t>培训考核通过率须达到100%，未通过者需补训。</w:t>
@@ -10239,11 +13479,24 @@
     <w:p>
       <w:pPr>
         <w:pStyle w:val="46"/>
+        <w:keepNext w:val="0"/>
+        <w:keepLines w:val="0"/>
+        <w:pageBreakBefore w:val="0"/>
+        <w:widowControl w:val="0"/>
         <w:numPr>
           <w:ilvl w:val="0"/>
           <w:numId w:val="5"/>
         </w:numPr>
+        <w:kinsoku w:val="0"/>
+        <w:wordWrap/>
+        <w:overflowPunct/>
+        <w:topLinePunct w:val="0"/>
+        <w:autoSpaceDE w:val="0"/>
+        <w:autoSpaceDN w:val="0"/>
         <w:bidi w:val="0"/>
+        <w:adjustRightInd w:val="0"/>
+        <w:snapToGrid w:val="0"/>
+        <w:textAlignment w:val="baseline"/>
       </w:pPr>
       <w:r>
         <w:t>培训记录由人事专员归档，质量部定期审计。</w:t>
@@ -10251,20 +13504,47 @@
     </w:p>
     <w:p>
       <w:pPr>
+        <w:keepNext w:val="0"/>
+        <w:keepLines w:val="0"/>
+        <w:pageBreakBefore w:val="0"/>
+        <w:widowControl w:val="0"/>
         <w:pBdr>
           <w:bottom w:val="single" w:color="DEE0E3" w:sz="2" w:space="0"/>
           <w:between w:val="single" w:color="DEE0E3" w:sz="2" w:space="0"/>
         </w:pBdr>
+        <w:kinsoku w:val="0"/>
+        <w:wordWrap/>
+        <w:overflowPunct/>
+        <w:topLinePunct w:val="0"/>
+        <w:autoSpaceDE w:val="0"/>
+        <w:autoSpaceDN w:val="0"/>
+        <w:bidi w:val="0"/>
+        <w:adjustRightInd w:val="0"/>
+        <w:snapToGrid w:val="0"/>
         <w:spacing w:before="120" w:after="120" w:line="288" w:lineRule="auto"/>
+        <w:textAlignment w:val="baseline"/>
       </w:pPr>
     </w:p>
     <w:p>
       <w:pPr>
         <w:pStyle w:val="35"/>
+        <w:keepNext w:val="0"/>
+        <w:keepLines w:val="0"/>
+        <w:pageBreakBefore w:val="0"/>
+        <w:widowControl w:val="0"/>
+        <w:kinsoku w:val="0"/>
+        <w:wordWrap/>
+        <w:overflowPunct/>
+        <w:topLinePunct w:val="0"/>
+        <w:autoSpaceDE w:val="0"/>
+        <w:autoSpaceDN w:val="0"/>
         <w:bidi w:val="0"/>
+        <w:adjustRightInd w:val="0"/>
+        <w:snapToGrid w:val="0"/>
+        <w:textAlignment w:val="baseline"/>
       </w:pPr>
-      <w:bookmarkStart w:id="26" w:name="heading_14"/>
-      <w:bookmarkStart w:id="27" w:name="_Toc25539"/>
+      <w:bookmarkStart w:id="26" w:name="_Toc21612"/>
+      <w:bookmarkStart w:id="27" w:name="heading_14"/>
       <w:r>
         <w:t>应急联系方式</w:t>
       </w:r>
@@ -10341,11 +13621,23 @@
           <w:p>
             <w:pPr>
               <w:pStyle w:val="36"/>
-              <w:bidi w:val="0"/>
+              <w:keepNext w:val="0"/>
+              <w:keepLines w:val="0"/>
+              <w:pageBreakBefore w:val="0"/>
+              <w:widowControl w:val="0"/>
+              <w:kinsoku w:val="0"/>
+              <w:wordWrap/>
+              <w:overflowPunct/>
+              <w:topLinePunct w:val="0"/>
+              <w:autoSpaceDE w:val="0"/>
+              <w:autoSpaceDN w:val="0"/>
+              <w:bidi w:val="0"/>
+              <w:adjustRightInd w:val="0"/>
               <w:snapToGrid w:val="0"/>
               <w:spacing w:line="240" w:lineRule="auto"/>
               <w:ind w:left="0" w:leftChars="0" w:right="0" w:rightChars="0" w:firstLine="0" w:firstLineChars="0"/>
               <w:jc w:val="center"/>
+              <w:textAlignment w:val="baseline"/>
               <w:rPr>
                 <w:b/>
               </w:rPr>
@@ -10379,11 +13671,23 @@
           <w:p>
             <w:pPr>
               <w:pStyle w:val="36"/>
-              <w:bidi w:val="0"/>
+              <w:keepNext w:val="0"/>
+              <w:keepLines w:val="0"/>
+              <w:pageBreakBefore w:val="0"/>
+              <w:widowControl w:val="0"/>
+              <w:kinsoku w:val="0"/>
+              <w:wordWrap/>
+              <w:overflowPunct/>
+              <w:topLinePunct w:val="0"/>
+              <w:autoSpaceDE w:val="0"/>
+              <w:autoSpaceDN w:val="0"/>
+              <w:bidi w:val="0"/>
+              <w:adjustRightInd w:val="0"/>
               <w:snapToGrid w:val="0"/>
               <w:spacing w:line="240" w:lineRule="auto"/>
               <w:ind w:left="0" w:leftChars="0" w:right="0" w:rightChars="0" w:firstLine="0" w:firstLineChars="0"/>
               <w:jc w:val="center"/>
+              <w:textAlignment w:val="baseline"/>
               <w:rPr>
                 <w:b/>
               </w:rPr>
@@ -10417,11 +13721,23 @@
           <w:p>
             <w:pPr>
               <w:pStyle w:val="36"/>
-              <w:bidi w:val="0"/>
+              <w:keepNext w:val="0"/>
+              <w:keepLines w:val="0"/>
+              <w:pageBreakBefore w:val="0"/>
+              <w:widowControl w:val="0"/>
+              <w:kinsoku w:val="0"/>
+              <w:wordWrap/>
+              <w:overflowPunct/>
+              <w:topLinePunct w:val="0"/>
+              <w:autoSpaceDE w:val="0"/>
+              <w:autoSpaceDN w:val="0"/>
+              <w:bidi w:val="0"/>
+              <w:adjustRightInd w:val="0"/>
               <w:snapToGrid w:val="0"/>
               <w:spacing w:line="240" w:lineRule="auto"/>
               <w:ind w:left="0" w:leftChars="0" w:right="0" w:rightChars="0" w:firstLine="0" w:firstLineChars="0"/>
               <w:jc w:val="center"/>
+              <w:textAlignment w:val="baseline"/>
               <w:rPr>
                 <w:b/>
               </w:rPr>
@@ -10455,11 +13771,23 @@
           <w:p>
             <w:pPr>
               <w:pStyle w:val="36"/>
-              <w:bidi w:val="0"/>
+              <w:keepNext w:val="0"/>
+              <w:keepLines w:val="0"/>
+              <w:pageBreakBefore w:val="0"/>
+              <w:widowControl w:val="0"/>
+              <w:kinsoku w:val="0"/>
+              <w:wordWrap/>
+              <w:overflowPunct/>
+              <w:topLinePunct w:val="0"/>
+              <w:autoSpaceDE w:val="0"/>
+              <w:autoSpaceDN w:val="0"/>
+              <w:bidi w:val="0"/>
+              <w:adjustRightInd w:val="0"/>
               <w:snapToGrid w:val="0"/>
               <w:spacing w:line="240" w:lineRule="auto"/>
               <w:ind w:left="0" w:leftChars="0" w:right="0" w:rightChars="0" w:firstLine="0" w:firstLineChars="0"/>
               <w:jc w:val="center"/>
+              <w:textAlignment w:val="baseline"/>
               <w:rPr>
                 <w:b/>
               </w:rPr>
@@ -10515,11 +13843,23 @@
           <w:p>
             <w:pPr>
               <w:pStyle w:val="36"/>
-              <w:bidi w:val="0"/>
+              <w:keepNext w:val="0"/>
+              <w:keepLines w:val="0"/>
+              <w:pageBreakBefore w:val="0"/>
+              <w:widowControl w:val="0"/>
+              <w:kinsoku w:val="0"/>
+              <w:wordWrap/>
+              <w:overflowPunct/>
+              <w:topLinePunct w:val="0"/>
+              <w:autoSpaceDE w:val="0"/>
+              <w:autoSpaceDN w:val="0"/>
+              <w:bidi w:val="0"/>
+              <w:adjustRightInd w:val="0"/>
               <w:snapToGrid w:val="0"/>
               <w:spacing w:line="240" w:lineRule="auto"/>
               <w:ind w:left="0" w:leftChars="0" w:right="0" w:rightChars="0" w:firstLine="0" w:firstLineChars="0"/>
               <w:jc w:val="center"/>
+              <w:textAlignment w:val="baseline"/>
             </w:pPr>
             <w:r>
               <w:t>应急总指挥</w:t>
@@ -10547,11 +13887,23 @@
           <w:p>
             <w:pPr>
               <w:pStyle w:val="36"/>
-              <w:bidi w:val="0"/>
+              <w:keepNext w:val="0"/>
+              <w:keepLines w:val="0"/>
+              <w:pageBreakBefore w:val="0"/>
+              <w:widowControl w:val="0"/>
+              <w:kinsoku w:val="0"/>
+              <w:wordWrap/>
+              <w:overflowPunct/>
+              <w:topLinePunct w:val="0"/>
+              <w:autoSpaceDE w:val="0"/>
+              <w:autoSpaceDN w:val="0"/>
+              <w:bidi w:val="0"/>
+              <w:adjustRightInd w:val="0"/>
               <w:snapToGrid w:val="0"/>
               <w:spacing w:line="240" w:lineRule="auto"/>
               <w:ind w:left="0" w:leftChars="0" w:right="0" w:rightChars="0" w:firstLine="0" w:firstLineChars="0"/>
               <w:jc w:val="left"/>
+              <w:textAlignment w:val="baseline"/>
             </w:pPr>
             <w:r>
               <w:t>副总经理</w:t>
@@ -10579,11 +13931,23 @@
           <w:p>
             <w:pPr>
               <w:pStyle w:val="36"/>
-              <w:bidi w:val="0"/>
+              <w:keepNext w:val="0"/>
+              <w:keepLines w:val="0"/>
+              <w:pageBreakBefore w:val="0"/>
+              <w:widowControl w:val="0"/>
+              <w:kinsoku w:val="0"/>
+              <w:wordWrap/>
+              <w:overflowPunct/>
+              <w:topLinePunct w:val="0"/>
+              <w:autoSpaceDE w:val="0"/>
+              <w:autoSpaceDN w:val="0"/>
+              <w:bidi w:val="0"/>
+              <w:adjustRightInd w:val="0"/>
               <w:snapToGrid w:val="0"/>
               <w:spacing w:line="240" w:lineRule="auto"/>
               <w:ind w:left="0" w:leftChars="0" w:right="0" w:rightChars="0" w:firstLine="0" w:firstLineChars="0"/>
               <w:jc w:val="center"/>
+              <w:textAlignment w:val="baseline"/>
             </w:pPr>
             <w:r>
               <w:t>张广麟</w:t>
@@ -10611,11 +13975,23 @@
           <w:p>
             <w:pPr>
               <w:pStyle w:val="36"/>
-              <w:bidi w:val="0"/>
+              <w:keepNext w:val="0"/>
+              <w:keepLines w:val="0"/>
+              <w:pageBreakBefore w:val="0"/>
+              <w:widowControl w:val="0"/>
+              <w:kinsoku w:val="0"/>
+              <w:wordWrap/>
+              <w:overflowPunct/>
+              <w:topLinePunct w:val="0"/>
+              <w:autoSpaceDE w:val="0"/>
+              <w:autoSpaceDN w:val="0"/>
+              <w:bidi w:val="0"/>
+              <w:adjustRightInd w:val="0"/>
               <w:snapToGrid w:val="0"/>
               <w:spacing w:line="240" w:lineRule="auto"/>
               <w:ind w:left="0" w:leftChars="0" w:right="0" w:rightChars="0" w:firstLine="0" w:firstLineChars="0"/>
               <w:jc w:val="left"/>
+              <w:textAlignment w:val="baseline"/>
             </w:pPr>
             <w:r>
               <w:t>史晓玲</w:t>
@@ -10665,11 +14041,23 @@
           <w:p>
             <w:pPr>
               <w:pStyle w:val="36"/>
-              <w:bidi w:val="0"/>
+              <w:keepNext w:val="0"/>
+              <w:keepLines w:val="0"/>
+              <w:pageBreakBefore w:val="0"/>
+              <w:widowControl w:val="0"/>
+              <w:kinsoku w:val="0"/>
+              <w:wordWrap/>
+              <w:overflowPunct/>
+              <w:topLinePunct w:val="0"/>
+              <w:autoSpaceDE w:val="0"/>
+              <w:autoSpaceDN w:val="0"/>
+              <w:bidi w:val="0"/>
+              <w:adjustRightInd w:val="0"/>
               <w:snapToGrid w:val="0"/>
               <w:spacing w:line="240" w:lineRule="auto"/>
               <w:ind w:left="0" w:leftChars="0" w:right="0" w:rightChars="0" w:firstLine="0" w:firstLineChars="0"/>
               <w:jc w:val="center"/>
+              <w:textAlignment w:val="baseline"/>
             </w:pPr>
             <w:r>
               <w:t>运维执行负责人</w:t>
@@ -10697,11 +14085,23 @@
           <w:p>
             <w:pPr>
               <w:pStyle w:val="36"/>
-              <w:bidi w:val="0"/>
+              <w:keepNext w:val="0"/>
+              <w:keepLines w:val="0"/>
+              <w:pageBreakBefore w:val="0"/>
+              <w:widowControl w:val="0"/>
+              <w:kinsoku w:val="0"/>
+              <w:wordWrap/>
+              <w:overflowPunct/>
+              <w:topLinePunct w:val="0"/>
+              <w:autoSpaceDE w:val="0"/>
+              <w:autoSpaceDN w:val="0"/>
+              <w:bidi w:val="0"/>
+              <w:adjustRightInd w:val="0"/>
               <w:snapToGrid w:val="0"/>
               <w:spacing w:line="240" w:lineRule="auto"/>
               <w:ind w:left="0" w:leftChars="0" w:right="0" w:rightChars="0" w:firstLine="0" w:firstLineChars="0"/>
               <w:jc w:val="left"/>
+              <w:textAlignment w:val="baseline"/>
             </w:pPr>
             <w:r>
               <w:t>运维部经理</w:t>
@@ -10729,11 +14129,23 @@
           <w:p>
             <w:pPr>
               <w:pStyle w:val="36"/>
-              <w:bidi w:val="0"/>
+              <w:keepNext w:val="0"/>
+              <w:keepLines w:val="0"/>
+              <w:pageBreakBefore w:val="0"/>
+              <w:widowControl w:val="0"/>
+              <w:kinsoku w:val="0"/>
+              <w:wordWrap/>
+              <w:overflowPunct/>
+              <w:topLinePunct w:val="0"/>
+              <w:autoSpaceDE w:val="0"/>
+              <w:autoSpaceDN w:val="0"/>
+              <w:bidi w:val="0"/>
+              <w:adjustRightInd w:val="0"/>
               <w:snapToGrid w:val="0"/>
               <w:spacing w:line="240" w:lineRule="auto"/>
               <w:ind w:left="0" w:leftChars="0" w:right="0" w:rightChars="0" w:firstLine="0" w:firstLineChars="0"/>
               <w:jc w:val="center"/>
+              <w:textAlignment w:val="baseline"/>
             </w:pPr>
             <w:r>
               <w:t>王朋</w:t>
@@ -10761,11 +14173,23 @@
           <w:p>
             <w:pPr>
               <w:pStyle w:val="36"/>
-              <w:bidi w:val="0"/>
+              <w:keepNext w:val="0"/>
+              <w:keepLines w:val="0"/>
+              <w:pageBreakBefore w:val="0"/>
+              <w:widowControl w:val="0"/>
+              <w:kinsoku w:val="0"/>
+              <w:wordWrap/>
+              <w:overflowPunct/>
+              <w:topLinePunct w:val="0"/>
+              <w:autoSpaceDE w:val="0"/>
+              <w:autoSpaceDN w:val="0"/>
+              <w:bidi w:val="0"/>
+              <w:adjustRightInd w:val="0"/>
               <w:snapToGrid w:val="0"/>
               <w:spacing w:line="240" w:lineRule="auto"/>
               <w:ind w:left="0" w:leftChars="0" w:right="0" w:rightChars="0" w:firstLine="0" w:firstLineChars="0"/>
               <w:jc w:val="left"/>
+              <w:textAlignment w:val="baseline"/>
             </w:pPr>
             <w:r>
               <w:t>李伟</w:t>
@@ -10815,11 +14239,23 @@
           <w:p>
             <w:pPr>
               <w:pStyle w:val="36"/>
-              <w:bidi w:val="0"/>
+              <w:keepNext w:val="0"/>
+              <w:keepLines w:val="0"/>
+              <w:pageBreakBefore w:val="0"/>
+              <w:widowControl w:val="0"/>
+              <w:kinsoku w:val="0"/>
+              <w:wordWrap/>
+              <w:overflowPunct/>
+              <w:topLinePunct w:val="0"/>
+              <w:autoSpaceDE w:val="0"/>
+              <w:autoSpaceDN w:val="0"/>
+              <w:bidi w:val="0"/>
+              <w:adjustRightInd w:val="0"/>
               <w:snapToGrid w:val="0"/>
               <w:spacing w:line="240" w:lineRule="auto"/>
               <w:ind w:left="0" w:leftChars="0" w:right="0" w:rightChars="0" w:firstLine="0" w:firstLineChars="0"/>
               <w:jc w:val="center"/>
+              <w:textAlignment w:val="baseline"/>
             </w:pPr>
             <w:r>
               <w:t>服务台</w:t>
@@ -10847,11 +14283,23 @@
           <w:p>
             <w:pPr>
               <w:pStyle w:val="36"/>
-              <w:bidi w:val="0"/>
+              <w:keepNext w:val="0"/>
+              <w:keepLines w:val="0"/>
+              <w:pageBreakBefore w:val="0"/>
+              <w:widowControl w:val="0"/>
+              <w:kinsoku w:val="0"/>
+              <w:wordWrap/>
+              <w:overflowPunct/>
+              <w:topLinePunct w:val="0"/>
+              <w:autoSpaceDE w:val="0"/>
+              <w:autoSpaceDN w:val="0"/>
+              <w:bidi w:val="0"/>
+              <w:adjustRightInd w:val="0"/>
               <w:snapToGrid w:val="0"/>
               <w:spacing w:line="240" w:lineRule="auto"/>
               <w:ind w:left="0" w:leftChars="0" w:right="0" w:rightChars="0" w:firstLine="0" w:firstLineChars="0"/>
               <w:jc w:val="left"/>
+              <w:textAlignment w:val="baseline"/>
             </w:pPr>
             <w:r>
               <w:t>服务台经理</w:t>
@@ -10879,11 +14327,23 @@
           <w:p>
             <w:pPr>
               <w:pStyle w:val="36"/>
-              <w:bidi w:val="0"/>
+              <w:keepNext w:val="0"/>
+              <w:keepLines w:val="0"/>
+              <w:pageBreakBefore w:val="0"/>
+              <w:widowControl w:val="0"/>
+              <w:kinsoku w:val="0"/>
+              <w:wordWrap/>
+              <w:overflowPunct/>
+              <w:topLinePunct w:val="0"/>
+              <w:autoSpaceDE w:val="0"/>
+              <w:autoSpaceDN w:val="0"/>
+              <w:bidi w:val="0"/>
+              <w:adjustRightInd w:val="0"/>
               <w:snapToGrid w:val="0"/>
               <w:spacing w:line="240" w:lineRule="auto"/>
               <w:ind w:left="0" w:leftChars="0" w:right="0" w:rightChars="0" w:firstLine="0" w:firstLineChars="0"/>
               <w:jc w:val="center"/>
+              <w:textAlignment w:val="baseline"/>
             </w:pPr>
             <w:r>
               <w:t>徐丽</w:t>
@@ -10911,11 +14371,23 @@
           <w:p>
             <w:pPr>
               <w:pStyle w:val="36"/>
-              <w:bidi w:val="0"/>
+              <w:keepNext w:val="0"/>
+              <w:keepLines w:val="0"/>
+              <w:pageBreakBefore w:val="0"/>
+              <w:widowControl w:val="0"/>
+              <w:kinsoku w:val="0"/>
+              <w:wordWrap/>
+              <w:overflowPunct/>
+              <w:topLinePunct w:val="0"/>
+              <w:autoSpaceDE w:val="0"/>
+              <w:autoSpaceDN w:val="0"/>
+              <w:bidi w:val="0"/>
+              <w:adjustRightInd w:val="0"/>
               <w:snapToGrid w:val="0"/>
               <w:spacing w:line="240" w:lineRule="auto"/>
               <w:ind w:left="0" w:leftChars="0" w:right="0" w:rightChars="0" w:firstLine="0" w:firstLineChars="0"/>
               <w:jc w:val="left"/>
+              <w:textAlignment w:val="baseline"/>
             </w:pPr>
             <w:r>
               <w:t>郑爽</w:t>
@@ -10927,7 +14399,21 @@
     <w:p>
       <w:pPr>
         <w:pStyle w:val="20"/>
+        <w:keepNext w:val="0"/>
+        <w:keepLines w:val="0"/>
+        <w:pageBreakBefore w:val="0"/>
+        <w:widowControl w:val="0"/>
+        <w:kinsoku w:val="0"/>
+        <w:wordWrap/>
+        <w:overflowPunct/>
+        <w:topLinePunct w:val="0"/>
+        <w:autoSpaceDE w:val="0"/>
+        <w:autoSpaceDN w:val="0"/>
+        <w:bidi w:val="0"/>
+        <w:adjustRightInd w:val="0"/>
+        <w:snapToGrid w:val="0"/>
         <w:jc w:val="both"/>
+        <w:textAlignment w:val="baseline"/>
       </w:pPr>
     </w:p>
     <w:sectPr>
